--- a/企业AI培训_交付包/初级课程_完整交付包/04_授课讲义/企业版_授课讲义.docx
+++ b/企业AI培训_交付包/初级课程_完整交付包/04_授课讲义/企业版_授课讲义.docx
@@ -103,7 +103,7 @@
         <w:rPr>
           <w:rFonts w:hint="eastAsia"/>
         </w:rPr>
-        <w:t xml:space="preserve">企业版》45</w:t>
+        <w:t xml:space="preserve">企业版》48</w:t>
       </w:r>
       <w:r>
         <w:t xml:space="preserve"> </w:t>
@@ -166,70 +166,129 @@
         <w:rPr>
           <w:rFonts w:hint="eastAsia"/>
         </w:rPr>
-        <w:t xml:space="preserve">版本：v3.0（2026-09-01）——面向企业全面重构：PPT</w:t>
-      </w:r>
-      <w:r>
-        <w:t xml:space="preserve"> 38 → 45 </w:t>
-      </w:r>
-      <w:r>
-        <w:rPr>
-          <w:rFonts w:hint="eastAsia"/>
-        </w:rPr>
-        <w:t xml:space="preserve">页。新增</w:t>
-      </w:r>
-      <w:r>
-        <w:t xml:space="preserve"> 6 </w:t>
-      </w:r>
-      <w:r>
-        <w:rPr>
-          <w:rFonts w:hint="eastAsia"/>
-        </w:rPr>
-        <w:t xml:space="preserve">页：P16「AI</w:t>
-      </w:r>
-      <w:r>
-        <w:t xml:space="preserve"> </w:t>
-      </w:r>
-      <w:r>
-        <w:rPr>
-          <w:rFonts w:hint="eastAsia"/>
-        </w:rPr>
-        <w:t xml:space="preserve">的”大脑”有多大：参数」、P17「MoE</w:t>
-      </w:r>
-      <w:r>
-        <w:t xml:space="preserve"> </w:t>
-      </w:r>
-      <w:r>
-        <w:rPr>
-          <w:rFonts w:hint="eastAsia"/>
-        </w:rPr>
-        <w:t xml:space="preserve">混合专家」、P23「进阶：4</w:t>
-      </w:r>
-      <w:r>
-        <w:t xml:space="preserve"> </w:t>
-      </w:r>
-      <w:r>
-        <w:rPr>
-          <w:rFonts w:hint="eastAsia"/>
-        </w:rPr>
-        <w:t xml:space="preserve">招更听话」、P26「2026</w:t>
-      </w:r>
-      <w:r>
-        <w:t xml:space="preserve"> </w:t>
-      </w:r>
-      <w:r>
-        <w:rPr>
-          <w:rFonts w:hint="eastAsia"/>
-        </w:rPr>
-        <w:t xml:space="preserve">国产五强」、P27「国外标杆速览」、P28「AI</w:t>
-      </w:r>
-      <w:r>
-        <w:t xml:space="preserve"> </w:t>
-      </w:r>
-      <w:r>
-        <w:rPr>
-          <w:rFonts w:hint="eastAsia"/>
-        </w:rPr>
-        <w:t xml:space="preserve">到底花多少钱」、P43「落地</w:t>
+        <w:t xml:space="preserve">版本：v3.2（2026-09-04）——面向企业全面重构</w:t>
+      </w:r>
+      <w:r>
+        <w:t xml:space="preserve"> + </w:t>
+      </w:r>
+      <w:r>
+        <w:rPr>
+          <w:rFonts w:hint="eastAsia"/>
+        </w:rPr>
+        <w:t xml:space="preserve">小白友好增强：PPT</w:t>
+      </w:r>
+      <w:r>
+        <w:t xml:space="preserve"> </w:t>
+      </w:r>
+      <w:r>
+        <w:rPr>
+          <w:rFonts w:hint="eastAsia"/>
+        </w:rPr>
+        <w:t xml:space="preserve">现</w:t>
+      </w:r>
+      <w:r>
+        <w:t xml:space="preserve"> </w:t>
+      </w:r>
+      <w:r>
+        <w:rPr>
+          <w:b/>
+          <w:bCs/>
+        </w:rPr>
+        <w:t xml:space="preserve">48 </w:t>
+      </w:r>
+      <w:r>
+        <w:rPr>
+          <w:rFonts w:hint="eastAsia"/>
+          <w:b/>
+          <w:bCs/>
+        </w:rPr>
+        <w:t xml:space="preserve">页</w:t>
+      </w:r>
+      <w:r>
+        <w:t xml:space="preserve"> </w:t>
+      </w:r>
+      <w:r>
+        <w:t xml:space="preserve">7 </w:t>
+      </w:r>
+      <w:r>
+        <w:rPr>
+          <w:rFonts w:hint="eastAsia"/>
+        </w:rPr>
+        <w:t xml:space="preserve">章。v3.0（2026-09-01）38→44</w:t>
+      </w:r>
+      <w:r>
+        <w:t xml:space="preserve"> </w:t>
+      </w:r>
+      <w:r>
+        <w:rPr>
+          <w:rFonts w:hint="eastAsia"/>
+        </w:rPr>
+        <w:t xml:space="preserve">页企业重构（新增参数/MoE/进阶4招/国外标杆/成本/落地90天，国产五强升级）；v3.1（2026-09-04）新增</w:t>
+      </w:r>
+      <w:r>
+        <w:t xml:space="preserve"> </w:t>
+      </w:r>
+      <w:r>
+        <w:rPr>
+          <w:rFonts w:hint="eastAsia"/>
+        </w:rPr>
+        <w:t xml:space="preserve">P2「主流名词速览」12词（44→45）；</w:t>
+      </w:r>
+      <w:r>
+        <w:rPr>
+          <w:rFonts w:hint="eastAsia"/>
+          <w:b/>
+          <w:bCs/>
+        </w:rPr>
+        <w:t xml:space="preserve">v3.2（2026-09-04）再增</w:t>
+      </w:r>
+      <w:r>
+        <w:rPr>
+          <w:b/>
+          <w:bCs/>
+        </w:rPr>
+        <w:t xml:space="preserve"> 3 </w:t>
+      </w:r>
+      <w:r>
+        <w:rPr>
+          <w:rFonts w:hint="eastAsia"/>
+          <w:b/>
+          <w:bCs/>
+        </w:rPr>
+        <w:t xml:space="preserve">页</w:t>
+      </w:r>
+      <w:r>
+        <w:rPr>
+          <w:rFonts w:hint="eastAsia"/>
+        </w:rPr>
+        <w:t xml:space="preserve">：P29「AI到底省多少事」+</w:t>
+      </w:r>
+      <w:r>
+        <w:t xml:space="preserve"> </w:t>
+      </w:r>
+      <w:r>
+        <w:rPr>
+          <w:rFonts w:hint="eastAsia"/>
+        </w:rPr>
+        <w:t xml:space="preserve">P41「3个真实翻车案例」+</w:t>
+      </w:r>
+      <w:r>
+        <w:t xml:space="preserve"> </w:t>
+      </w:r>
+      <w:r>
+        <w:rPr>
+          <w:rFonts w:hint="eastAsia"/>
+        </w:rPr>
+        <w:t xml:space="preserve">P45「翻车演练」（45→48）。内容更新至</w:t>
+      </w:r>
+      <w:r>
+        <w:t xml:space="preserve"> 2026-09 </w:t>
+      </w:r>
+      <w:r>
+        <w:rPr>
+          <w:rFonts w:hint="eastAsia"/>
+        </w:rPr>
+        <w:t xml:space="preserve">模型格局；示例全部企业场景；含</w:t>
       </w:r>
       <w:r>
         <w:t xml:space="preserve"> 90 </w:t>
@@ -238,43 +297,25 @@
         <w:rPr>
           <w:rFonts w:hint="eastAsia"/>
         </w:rPr>
-        <w:t xml:space="preserve">天计划」。内容更新至</w:t>
-      </w:r>
-      <w:r>
-        <w:t xml:space="preserve"> 2026-09 </w:t>
-      </w:r>
-      <w:r>
-        <w:rPr>
-          <w:rFonts w:hint="eastAsia"/>
-        </w:rPr>
-        <w:t xml:space="preserve">模型格局（DeepSeek</w:t>
-      </w:r>
-      <w:r>
-        <w:t xml:space="preserve"> V4 / Kimi K3 / Qwen3.8-Max / GLM-5.2 / GPT-5.6 / Claude Fable 5 &amp; Opus 5 / Gemini 3 / Grok </w:t>
-      </w:r>
-      <w:r>
-        <w:rPr>
-          <w:rFonts w:hint="eastAsia"/>
-        </w:rPr>
-        <w:t xml:space="preserve">4.6）；示例全部切换为企业场景（周报/纪要/数据/合同/方案/营销）；新增</w:t>
-      </w:r>
-      <w:r>
-        <w:t xml:space="preserve"> 90 </w:t>
-      </w:r>
-      <w:r>
-        <w:rPr>
-          <w:rFonts w:hint="eastAsia"/>
-        </w:rPr>
-        <w:t xml:space="preserve">天落地计划（AI</w:t>
-      </w:r>
-      <w:r>
-        <w:t xml:space="preserve"> Champion </w:t>
-      </w:r>
-      <w:r>
-        <w:rPr>
-          <w:rFonts w:hint="eastAsia"/>
-        </w:rPr>
-        <w:t xml:space="preserve">机制）与课前准备清单。</w:t>
+        <w:t xml:space="preserve">天落地计划</w:t>
+      </w:r>
+      <w:r>
+        <w:t xml:space="preserve"> + </w:t>
+      </w:r>
+      <w:r>
+        <w:rPr>
+          <w:rFonts w:hint="eastAsia"/>
+        </w:rPr>
+        <w:t xml:space="preserve">课前准备清单</w:t>
+      </w:r>
+      <w:r>
+        <w:t xml:space="preserve"> + </w:t>
+      </w:r>
+      <w:r>
+        <w:rPr>
+          <w:rFonts w:hint="eastAsia"/>
+        </w:rPr>
+        <w:t xml:space="preserve">提示词现场教学模板。</w:t>
       </w:r>
       <w:r>
         <w:t xml:space="preserve"> </w:t>
@@ -620,7 +661,7 @@
         <w:rPr>
           <w:rFonts w:hint="eastAsia"/>
         </w:rPr>
-        <w:t xml:space="preserve">天落地计划（P43）就是保障。</w:t>
+        <w:t xml:space="preserve">天落地计划（P46）就是保障。</w:t>
       </w:r>
     </w:p>
     <w:p>
@@ -657,7 +698,7 @@
         <w:rPr>
           <w:rFonts w:hint="eastAsia"/>
         </w:rPr>
-        <w:t xml:space="preserve">预传脱敏材料，完整演练一遍演示（P31）；②</w:t>
+        <w:t xml:space="preserve">预传脱敏材料，完整演练一遍演示（P32）；②</w:t>
       </w:r>
       <w:r>
         <w:t xml:space="preserve"> </w:t>
@@ -8885,13 +8926,22 @@
               <w:t xml:space="preserve">到底花多少钱（新增）、P29</w:t>
             </w:r>
             <w:r>
-              <w:t xml:space="preserve"> </w:t>
-            </w:r>
-            <w:r>
-              <w:rPr>
-                <w:rFonts w:hint="eastAsia"/>
-              </w:rPr>
-              <w:t xml:space="preserve">三步上手+岗位场景、P30</w:t>
+              <w:t xml:space="preserve"> AI </w:t>
+            </w:r>
+            <w:r>
+              <w:rPr>
+                <w:rFonts w:hint="eastAsia"/>
+              </w:rPr>
+              <w:t xml:space="preserve">到底省多少事（新增）、P30</w:t>
+            </w:r>
+            <w:r>
+              <w:t xml:space="preserve"> </w:t>
+            </w:r>
+            <w:r>
+              <w:rPr>
+                <w:rFonts w:hint="eastAsia"/>
+              </w:rPr>
+              <w:t xml:space="preserve">三步上手+岗位场景、P31</w:t>
             </w:r>
             <w:r>
               <w:t xml:space="preserve"> WorkBuddy </w:t>
@@ -8900,7 +8950,7 @@
               <w:rPr>
                 <w:rFonts w:hint="eastAsia"/>
               </w:rPr>
-              <w:t xml:space="preserve">能力、P31</w:t>
+              <w:t xml:space="preserve">能力、P32</w:t>
             </w:r>
             <w:r>
               <w:t xml:space="preserve"> WorkBuddy </w:t>
@@ -8909,16 +8959,16 @@
               <w:rPr>
                 <w:rFonts w:hint="eastAsia"/>
               </w:rPr>
-              <w:t xml:space="preserve">现场演示、P32</w:t>
-            </w:r>
-            <w:r>
-              <w:t xml:space="preserve"> </w:t>
-            </w:r>
-            <w:r>
-              <w:rPr>
-                <w:rFonts w:hint="eastAsia"/>
-              </w:rPr>
-              <w:t xml:space="preserve">三红线、P33</w:t>
+              <w:t xml:space="preserve">现场演示、P33</w:t>
+            </w:r>
+            <w:r>
+              <w:t xml:space="preserve"> </w:t>
+            </w:r>
+            <w:r>
+              <w:rPr>
+                <w:rFonts w:hint="eastAsia"/>
+              </w:rPr>
+              <w:t xml:space="preserve">三红线、P34</w:t>
             </w:r>
             <w:r>
               <w:t xml:space="preserve"> AI </w:t>
@@ -9003,7 +9053,7 @@
               <w:t xml:space="preserve">分钟</w:t>
             </w:r>
             <w:r>
-              <w:t xml:space="preserve"> + P29 </w:t>
+              <w:t xml:space="preserve"> + P30 </w:t>
             </w:r>
             <w:r>
               <w:rPr>
@@ -9012,7 +9062,7 @@
               <w:t xml:space="preserve">三步上手</w:t>
             </w:r>
             <w:r>
-              <w:t xml:space="preserve"> + P31 </w:t>
+              <w:t xml:space="preserve"> + P32 </w:t>
             </w:r>
             <w:r>
               <w:rPr>
@@ -10791,7 +10841,7 @@
               <w:rPr>
                 <w:rFonts w:hint="eastAsia"/>
               </w:rPr>
-              <w:t xml:space="preserve">【三步上手法——P29</w:t>
+              <w:t xml:space="preserve">【三步上手法——P30</w:t>
             </w:r>
             <w:r>
               <w:t xml:space="preserve"> </w:t>
@@ -10959,7 +11009,7 @@
               <w:rPr>
                 <w:rFonts w:hint="eastAsia"/>
               </w:rPr>
-              <w:t xml:space="preserve">【五岗位场景——P29</w:t>
+              <w:t xml:space="preserve">【五岗位场景——P30</w:t>
             </w:r>
             <w:r>
               <w:t xml:space="preserve"> </w:t>
@@ -11236,7 +11286,7 @@
                 <w:b/>
                 <w:bCs/>
               </w:rPr>
-              <w:t xml:space="preserve">工作助手——P30，本节灵魂，约</w:t>
+              <w:t xml:space="preserve">工作助手——P31，本节灵魂，约</w:t>
             </w:r>
             <w:r>
               <w:rPr>
@@ -11509,7 +11559,7 @@
               <w:rPr>
                 <w:rFonts w:hint="eastAsia"/>
               </w:rPr>
-              <w:t xml:space="preserve">上手就三步（P30</w:t>
+              <w:t xml:space="preserve">上手就三步（P31</w:t>
             </w:r>
             <w:r>
               <w:t xml:space="preserve"> </w:t>
@@ -11584,7 +11634,7 @@
               <w:rPr>
                 <w:rFonts w:hint="eastAsia"/>
               </w:rPr>
-              <w:t xml:space="preserve">现场演示——P31，10</w:t>
+              <w:t xml:space="preserve">现场演示——P32，10</w:t>
             </w:r>
             <w:r>
               <w:t xml:space="preserve"> </w:t>
@@ -12135,28 +12185,22 @@
               <w:pStyle w:val="Compact"/>
             </w:pPr>
             <w:r>
-              <w:rPr>
-                <w:rFonts w:hint="eastAsia"/>
-              </w:rPr>
-              <w:t xml:space="preserve">【工具选择三红线——P32，本章收口，也是第</w:t>
-            </w:r>
-            <w:r>
-              <w:t xml:space="preserve"> 7 </w:t>
-            </w:r>
-            <w:r>
-              <w:rPr>
-                <w:rFonts w:hint="eastAsia"/>
-              </w:rPr>
-              <w:t xml:space="preserve">章的预演】</w:t>
-            </w:r>
-            <w:r>
-              <w:t xml:space="preserve"> </w:t>
-            </w:r>
-            <w:r>
-              <w:rPr>
-                <w:rFonts w:hint="eastAsia"/>
-              </w:rPr>
-              <w:t xml:space="preserve">红线一：</w:t>
+              <w:t xml:space="preserve">【AI </w:t>
+            </w:r>
+            <w:r>
+              <w:rPr>
+                <w:rFonts w:hint="eastAsia"/>
+              </w:rPr>
+              <w:t xml:space="preserve">到底省多少事——P29，本次新增页，算给老板听】成本讲清了”花多少”，这一页讲”省多少”——这是你回去跟老板汇报时最好用的那一页。还是算账，但算的是省下的时间：</w:t>
+            </w:r>
+            <w:r>
+              <w:t xml:space="preserve"> </w:t>
+            </w:r>
+            <w:r>
+              <w:t xml:space="preserve">-</w:t>
+            </w:r>
+            <w:r>
+              <w:t xml:space="preserve"> </w:t>
             </w:r>
             <w:r>
               <w:rPr>
@@ -12164,38 +12208,14 @@
                 <w:b/>
                 <w:bCs/>
               </w:rPr>
-              <w:t xml:space="preserve">敏感数据不进公网</w:t>
+              <w:t xml:space="preserve">行政</w:t>
             </w:r>
             <w:r>
               <w:rPr>
                 <w:b/>
                 <w:bCs/>
               </w:rPr>
-              <w:t xml:space="preserve"> AI</w:t>
-            </w:r>
-            <w:r>
-              <w:rPr>
-                <w:rFonts w:hint="eastAsia"/>
-              </w:rPr>
-              <w:t xml:space="preserve">——客户信息、员工信息、未公开数据，一个字节都别贴未批准的工具。这就是”影子</w:t>
-            </w:r>
-            <w:r>
-              <w:t xml:space="preserve"> </w:t>
-            </w:r>
-            <w:r>
-              <w:rPr>
-                <w:rFonts w:hint="eastAsia"/>
-              </w:rPr>
-              <w:t xml:space="preserve">AI”红线。</w:t>
-            </w:r>
-            <w:r>
-              <w:t xml:space="preserve"> </w:t>
-            </w:r>
-            <w:r>
-              <w:rPr>
-                <w:rFonts w:hint="eastAsia"/>
-              </w:rPr>
-              <w:t xml:space="preserve">红线二：</w:t>
+              <w:t xml:space="preserve"> · </w:t>
             </w:r>
             <w:r>
               <w:rPr>
@@ -12203,22 +12223,58 @@
                 <w:b/>
                 <w:bCs/>
               </w:rPr>
-              <w:t xml:space="preserve">用前先问一句</w:t>
-            </w:r>
-            <w:r>
-              <w:rPr>
-                <w:rFonts w:hint="eastAsia"/>
-              </w:rPr>
-              <w:t xml:space="preserve">——你的数据会被拿去训练吗？有企业版吗？谁有权访问？先查规则，再上手。</w:t>
-            </w:r>
-            <w:r>
-              <w:t xml:space="preserve"> </w:t>
-            </w:r>
-            <w:r>
-              <w:rPr>
-                <w:rFonts w:hint="eastAsia"/>
-              </w:rPr>
-              <w:t xml:space="preserve">红线三：</w:t>
+              <w:t xml:space="preserve">纪要</w:t>
+            </w:r>
+            <w:r>
+              <w:rPr>
+                <w:rFonts w:hint="eastAsia"/>
+              </w:rPr>
+              <w:t xml:space="preserve">：AI</w:t>
+            </w:r>
+            <w:r>
+              <w:t xml:space="preserve"> </w:t>
+            </w:r>
+            <w:r>
+              <w:rPr>
+                <w:rFonts w:hint="eastAsia"/>
+              </w:rPr>
+              <w:t xml:space="preserve">出初稿</w:t>
+            </w:r>
+            <w:r>
+              <w:t xml:space="preserve"> 2 </w:t>
+            </w:r>
+            <w:r>
+              <w:rPr>
+                <w:rFonts w:hint="eastAsia"/>
+              </w:rPr>
+              <w:t xml:space="preserve">分钟，你</w:t>
+            </w:r>
+            <w:r>
+              <w:t xml:space="preserve"> 3 </w:t>
+            </w:r>
+            <w:r>
+              <w:rPr>
+                <w:rFonts w:hint="eastAsia"/>
+              </w:rPr>
+              <w:t xml:space="preserve">分钟终审——省</w:t>
+            </w:r>
+            <w:r>
+              <w:t xml:space="preserve"> 30 </w:t>
+            </w:r>
+            <w:r>
+              <w:rPr>
+                <w:rFonts w:hint="eastAsia"/>
+              </w:rPr>
+              <w:t xml:space="preserve">分钟/天。</w:t>
+            </w:r>
+            <w:r>
+              <w:t xml:space="preserve"> </w:t>
+            </w:r>
+            <w:r>
+              <w:t xml:space="preserve">-</w:t>
+            </w:r>
+            <w:r>
+              <w:t xml:space="preserve"> </w:t>
             </w:r>
             <w:r>
               <w:rPr>
@@ -12226,37 +12282,64 @@
                 <w:b/>
                 <w:bCs/>
               </w:rPr>
-              <w:t xml:space="preserve">关键结果人做终审</w:t>
-            </w:r>
-            <w:r>
-              <w:rPr>
-                <w:rFonts w:hint="eastAsia"/>
-              </w:rPr>
-              <w:t xml:space="preserve">——涉及钱、合规、对外发布的输出，最后一步永远是人：核对、拍板、担责。</w:t>
-            </w:r>
-            <w:r>
-              <w:t xml:space="preserve"> </w:t>
-            </w:r>
-            <w:r>
-              <w:rPr>
-                <w:rFonts w:hint="eastAsia"/>
-              </w:rPr>
-              <w:t xml:space="preserve">一句话收口（课堂试一下）：</w:t>
-            </w:r>
-            <w:r>
-              <w:rPr>
-                <w:rFonts w:hint="eastAsia"/>
+              <w:t xml:space="preserve">业务</w:t>
+            </w:r>
+            <w:r>
+              <w:rPr>
                 <w:b/>
                 <w:bCs/>
               </w:rPr>
-              <w:t xml:space="preserve">给</w:t>
-            </w:r>
-            <w:r>
-              <w:rPr>
+              <w:t xml:space="preserve"> · </w:t>
+            </w:r>
+            <w:r>
+              <w:rPr>
+                <w:rFonts w:hint="eastAsia"/>
                 <w:b/>
                 <w:bCs/>
               </w:rPr>
-              <w:t xml:space="preserve"> 6 </w:t>
+              <w:t xml:space="preserve">跟进话术</w:t>
+            </w:r>
+            <w:r>
+              <w:rPr>
+                <w:rFonts w:hint="eastAsia"/>
+              </w:rPr>
+              <w:t xml:space="preserve">：10</w:t>
+            </w:r>
+            <w:r>
+              <w:t xml:space="preserve"> </w:t>
+            </w:r>
+            <w:r>
+              <w:rPr>
+                <w:rFonts w:hint="eastAsia"/>
+              </w:rPr>
+              <w:t xml:space="preserve">条客户跟进，AI</w:t>
+            </w:r>
+            <w:r>
+              <w:t xml:space="preserve"> </w:t>
+            </w:r>
+            <w:r>
+              <w:rPr>
+                <w:rFonts w:hint="eastAsia"/>
+              </w:rPr>
+              <w:t xml:space="preserve">出初稿——省</w:t>
+            </w:r>
+            <w:r>
+              <w:t xml:space="preserve"> 1 </w:t>
+            </w:r>
+            <w:r>
+              <w:rPr>
+                <w:rFonts w:hint="eastAsia"/>
+              </w:rPr>
+              <w:t xml:space="preserve">小时/天。</w:t>
+            </w:r>
+            <w:r>
+              <w:t xml:space="preserve"> </w:t>
+            </w:r>
+            <w:r>
+              <w:t xml:space="preserve">-</w:t>
+            </w:r>
+            <w:r>
+              <w:t xml:space="preserve"> </w:t>
             </w:r>
             <w:r>
               <w:rPr>
@@ -12264,7 +12347,274 @@
                 <w:b/>
                 <w:bCs/>
               </w:rPr>
-              <w:t xml:space="preserve">个工具清单，每人说：哪个你敢拿办公用、哪个不敢，为什么。</w:t>
+              <w:t xml:space="preserve">技术</w:t>
+            </w:r>
+            <w:r>
+              <w:rPr>
+                <w:b/>
+                <w:bCs/>
+              </w:rPr>
+              <w:t xml:space="preserve"> · </w:t>
+            </w:r>
+            <w:r>
+              <w:rPr>
+                <w:rFonts w:hint="eastAsia"/>
+                <w:b/>
+                <w:bCs/>
+              </w:rPr>
+              <w:t xml:space="preserve">文档初稿</w:t>
+            </w:r>
+            <w:r>
+              <w:rPr>
+                <w:rFonts w:hint="eastAsia"/>
+              </w:rPr>
+              <w:t xml:space="preserve">：接口文档/纪要</w:t>
+            </w:r>
+            <w:r>
+              <w:t xml:space="preserve"> AI </w:t>
+            </w:r>
+            <w:r>
+              <w:rPr>
+                <w:rFonts w:hint="eastAsia"/>
+              </w:rPr>
+              <w:t xml:space="preserve">初稿</w:t>
+            </w:r>
+            <w:r>
+              <w:t xml:space="preserve"> + </w:t>
+            </w:r>
+            <w:r>
+              <w:rPr>
+                <w:rFonts w:hint="eastAsia"/>
+              </w:rPr>
+              <w:t xml:space="preserve">人终审——省</w:t>
+            </w:r>
+            <w:r>
+              <w:t xml:space="preserve"> 2 </w:t>
+            </w:r>
+            <w:r>
+              <w:rPr>
+                <w:rFonts w:hint="eastAsia"/>
+              </w:rPr>
+              <w:t xml:space="preserve">小时/天。</w:t>
+            </w:r>
+            <w:r>
+              <w:t xml:space="preserve"> </w:t>
+            </w:r>
+            <w:r>
+              <w:t xml:space="preserve">-</w:t>
+            </w:r>
+            <w:r>
+              <w:t xml:space="preserve"> </w:t>
+            </w:r>
+            <w:r>
+              <w:rPr>
+                <w:rFonts w:hint="eastAsia"/>
+                <w:b/>
+                <w:bCs/>
+              </w:rPr>
+              <w:t xml:space="preserve">市场</w:t>
+            </w:r>
+            <w:r>
+              <w:rPr>
+                <w:b/>
+                <w:bCs/>
+              </w:rPr>
+              <w:t xml:space="preserve"> · </w:t>
+            </w:r>
+            <w:r>
+              <w:rPr>
+                <w:rFonts w:hint="eastAsia"/>
+                <w:b/>
+                <w:bCs/>
+              </w:rPr>
+              <w:t xml:space="preserve">文案变体</w:t>
+            </w:r>
+            <w:r>
+              <w:rPr>
+                <w:rFonts w:hint="eastAsia"/>
+              </w:rPr>
+              <w:t xml:space="preserve">：一次出</w:t>
+            </w:r>
+            <w:r>
+              <w:t xml:space="preserve"> 3 </w:t>
+            </w:r>
+            <w:r>
+              <w:rPr>
+                <w:rFonts w:hint="eastAsia"/>
+              </w:rPr>
+              <w:t xml:space="preserve">版文案挑最好的——省</w:t>
+            </w:r>
+            <w:r>
+              <w:t xml:space="preserve"> 1 </w:t>
+            </w:r>
+            <w:r>
+              <w:rPr>
+                <w:rFonts w:hint="eastAsia"/>
+              </w:rPr>
+              <w:t xml:space="preserve">小时/天。</w:t>
+            </w:r>
+            <w:r>
+              <w:t xml:space="preserve"> </w:t>
+            </w:r>
+            <w:r>
+              <w:rPr>
+                <w:rFonts w:hint="eastAsia"/>
+              </w:rPr>
+              <w:t xml:space="preserve">加起来，一个行政岗每天省</w:t>
+            </w:r>
+            <w:r>
+              <w:t xml:space="preserve"> 30 </w:t>
+            </w:r>
+            <w:r>
+              <w:rPr>
+                <w:rFonts w:hint="eastAsia"/>
+              </w:rPr>
+              <w:t xml:space="preserve">分钟：</w:t>
+            </w:r>
+            <w:r>
+              <w:rPr>
+                <w:b/>
+                <w:bCs/>
+              </w:rPr>
+              <w:t xml:space="preserve">30 </w:t>
+            </w:r>
+            <w:r>
+              <w:rPr>
+                <w:rFonts w:hint="eastAsia"/>
+                <w:b/>
+                <w:bCs/>
+              </w:rPr>
+              <w:t xml:space="preserve">分钟</w:t>
+            </w:r>
+            <w:r>
+              <w:rPr>
+                <w:b/>
+                <w:bCs/>
+              </w:rPr>
+              <w:t xml:space="preserve"> × 22 </w:t>
+            </w:r>
+            <w:r>
+              <w:rPr>
+                <w:rFonts w:hint="eastAsia"/>
+                <w:b/>
+                <w:bCs/>
+              </w:rPr>
+              <w:t xml:space="preserve">天</w:t>
+            </w:r>
+            <w:r>
+              <w:rPr>
+                <w:b/>
+                <w:bCs/>
+              </w:rPr>
+              <w:t xml:space="preserve"> ≈ </w:t>
+            </w:r>
+            <w:r>
+              <w:rPr>
+                <w:rFonts w:hint="eastAsia"/>
+                <w:b/>
+                <w:bCs/>
+              </w:rPr>
+              <w:t xml:space="preserve">每月</w:t>
+            </w:r>
+            <w:r>
+              <w:rPr>
+                <w:b/>
+                <w:bCs/>
+              </w:rPr>
+              <w:t xml:space="preserve"> 11 </w:t>
+            </w:r>
+            <w:r>
+              <w:rPr>
+                <w:rFonts w:hint="eastAsia"/>
+                <w:b/>
+                <w:bCs/>
+              </w:rPr>
+              <w:t xml:space="preserve">小时</w:t>
+            </w:r>
+            <w:r>
+              <w:rPr>
+                <w:b/>
+                <w:bCs/>
+              </w:rPr>
+              <w:t xml:space="preserve"> ≈ </w:t>
+            </w:r>
+            <w:r>
+              <w:rPr>
+                <w:rFonts w:hint="eastAsia"/>
+                <w:b/>
+                <w:bCs/>
+              </w:rPr>
+              <w:t xml:space="preserve">多出近一个工作日。</w:t>
+            </w:r>
+            <w:r>
+              <w:t xml:space="preserve"> </w:t>
+            </w:r>
+            <w:r>
+              <w:t xml:space="preserve">10 </w:t>
+            </w:r>
+            <w:r>
+              <w:rPr>
+                <w:rFonts w:hint="eastAsia"/>
+              </w:rPr>
+              <w:t xml:space="preserve">人团队，相当于每月多出一个人。</w:t>
+            </w:r>
+            <w:r>
+              <w:t xml:space="preserve"> </w:t>
+            </w:r>
+            <w:r>
+              <w:rPr>
+                <w:rFonts w:hint="eastAsia"/>
+                <w:b/>
+                <w:bCs/>
+              </w:rPr>
+              <w:t xml:space="preserve">这就是</w:t>
+            </w:r>
+            <w:r>
+              <w:rPr>
+                <w:b/>
+                <w:bCs/>
+              </w:rPr>
+              <w:t xml:space="preserve"> AI </w:t>
+            </w:r>
+            <w:r>
+              <w:rPr>
+                <w:rFonts w:hint="eastAsia"/>
+                <w:b/>
+                <w:bCs/>
+              </w:rPr>
+              <w:t xml:space="preserve">立项的汇报口径</w:t>
+            </w:r>
+            <w:r>
+              <w:rPr>
+                <w:rFonts w:hint="eastAsia"/>
+              </w:rPr>
+              <w:t xml:space="preserve">：不讲”AI</w:t>
+            </w:r>
+            <w:r>
+              <w:t xml:space="preserve"> </w:t>
+            </w:r>
+            <w:r>
+              <w:rPr>
+                <w:rFonts w:hint="eastAsia"/>
+              </w:rPr>
+              <w:t xml:space="preserve">多厉害”，讲”我们每月多出来一个工作日”。老板要的是这个数。</w:t>
+            </w:r>
+            <w:r>
+              <w:t xml:space="preserve"> </w:t>
+            </w:r>
+            <w:r>
+              <w:rPr>
+                <w:rFonts w:hint="eastAsia"/>
+              </w:rPr>
+              <w:t xml:space="preserve">口诀：</w:t>
+            </w:r>
+            <w:r>
+              <w:rPr>
+                <w:rFonts w:hint="eastAsia"/>
+                <w:b/>
+                <w:bCs/>
+              </w:rPr>
+              <w:t xml:space="preserve">省的是加班，赚的是时间。</w:t>
             </w:r>
           </w:p>
         </w:tc>
@@ -12277,67 +12627,28 @@
               <w:pStyle w:val="Compact"/>
             </w:pPr>
             <w:r>
-              <w:t xml:space="preserve">【AI </w:t>
-            </w:r>
-            <w:r>
-              <w:rPr>
-                <w:rFonts w:hint="eastAsia"/>
-              </w:rPr>
-              <w:t xml:space="preserve">还能创作：图</w:t>
-            </w:r>
-            <w:r>
-              <w:t xml:space="preserve"> / </w:t>
-            </w:r>
-            <w:r>
-              <w:rPr>
-                <w:rFonts w:hint="eastAsia"/>
-              </w:rPr>
-              <w:t xml:space="preserve">视频</w:t>
-            </w:r>
-            <w:r>
-              <w:t xml:space="preserve"> / </w:t>
-            </w:r>
-            <w:r>
-              <w:rPr>
-                <w:rFonts w:hint="eastAsia"/>
-              </w:rPr>
-              <w:t xml:space="preserve">声音——P33，市场岗最爱，约</w:t>
-            </w:r>
-            <w:r>
-              <w:t xml:space="preserve"> 10 </w:t>
-            </w:r>
-            <w:r>
-              <w:rPr>
-                <w:rFonts w:hint="eastAsia"/>
-              </w:rPr>
-              <w:t xml:space="preserve">分钟】工具讲完，最后给大家看</w:t>
-            </w:r>
-            <w:r>
-              <w:t xml:space="preserve"> AI </w:t>
-            </w:r>
-            <w:r>
-              <w:rPr>
-                <w:rFonts w:hint="eastAsia"/>
-              </w:rPr>
-              <w:t xml:space="preserve">的”创作面”——文字之外，它还会画图、拍片、配音，三样逐个</w:t>
-            </w:r>
-            <w:r>
-              <w:t xml:space="preserve"> 30 </w:t>
-            </w:r>
-            <w:r>
-              <w:rPr>
-                <w:rFonts w:hint="eastAsia"/>
-              </w:rPr>
-              <w:t xml:space="preserve">秒：</w:t>
-            </w:r>
-            <w:r>
-              <w:t xml:space="preserve"> </w:t>
-            </w:r>
-            <w:r>
-              <w:t xml:space="preserve">-</w:t>
-            </w:r>
-            <w:r>
-              <w:t xml:space="preserve"> </w:t>
+              <w:rPr>
+                <w:rFonts w:hint="eastAsia"/>
+              </w:rPr>
+              <w:t xml:space="preserve">【工具选择三红线——P33，本章收口，也是第</w:t>
+            </w:r>
+            <w:r>
+              <w:t xml:space="preserve"> 7 </w:t>
+            </w:r>
+            <w:r>
+              <w:rPr>
+                <w:rFonts w:hint="eastAsia"/>
+              </w:rPr>
+              <w:t xml:space="preserve">章的预演】</w:t>
+            </w:r>
+            <w:r>
+              <w:t xml:space="preserve"> </w:t>
+            </w:r>
+            <w:r>
+              <w:rPr>
+                <w:rFonts w:hint="eastAsia"/>
+              </w:rPr>
+              <w:t xml:space="preserve">红线一：</w:t>
             </w:r>
             <w:r>
               <w:rPr>
@@ -12345,28 +12656,61 @@
                 <w:b/>
                 <w:bCs/>
               </w:rPr>
-              <w:t xml:space="preserve">会出图</w:t>
-            </w:r>
-            <w:r>
-              <w:rPr>
-                <w:rFonts w:hint="eastAsia"/>
-              </w:rPr>
-              <w:t xml:space="preserve">：产品海报、活动配图、宣传图。用法就一句话：把画面说清楚——</w:t>
-            </w:r>
-            <w:r>
-              <w:rPr>
-                <w:rFonts w:hint="eastAsia"/>
+              <w:t xml:space="preserve">敏感数据不进公网</w:t>
+            </w:r>
+            <w:r>
+              <w:rPr>
                 <w:b/>
                 <w:bCs/>
               </w:rPr>
-              <w:t xml:space="preserve">主体</w:t>
-            </w:r>
-            <w:r>
-              <w:rPr>
+              <w:t xml:space="preserve"> AI</w:t>
+            </w:r>
+            <w:r>
+              <w:rPr>
+                <w:rFonts w:hint="eastAsia"/>
+              </w:rPr>
+              <w:t xml:space="preserve">——客户信息、员工信息、未公开数据，一个字节都别贴未批准的工具。这就是”影子</w:t>
+            </w:r>
+            <w:r>
+              <w:t xml:space="preserve"> </w:t>
+            </w:r>
+            <w:r>
+              <w:rPr>
+                <w:rFonts w:hint="eastAsia"/>
+              </w:rPr>
+              <w:t xml:space="preserve">AI”红线。</w:t>
+            </w:r>
+            <w:r>
+              <w:t xml:space="preserve"> </w:t>
+            </w:r>
+            <w:r>
+              <w:rPr>
+                <w:rFonts w:hint="eastAsia"/>
+              </w:rPr>
+              <w:t xml:space="preserve">红线二：</w:t>
+            </w:r>
+            <w:r>
+              <w:rPr>
+                <w:rFonts w:hint="eastAsia"/>
                 <w:b/>
                 <w:bCs/>
               </w:rPr>
-              <w:t xml:space="preserve"> + </w:t>
+              <w:t xml:space="preserve">用前先问一句</w:t>
+            </w:r>
+            <w:r>
+              <w:rPr>
+                <w:rFonts w:hint="eastAsia"/>
+              </w:rPr>
+              <w:t xml:space="preserve">——你的数据会被拿去训练吗？有企业版吗？谁有权访问？先查规则，再上手。</w:t>
+            </w:r>
+            <w:r>
+              <w:t xml:space="preserve"> </w:t>
+            </w:r>
+            <w:r>
+              <w:rPr>
+                <w:rFonts w:hint="eastAsia"/>
+              </w:rPr>
+              <w:t xml:space="preserve">红线三：</w:t>
             </w:r>
             <w:r>
               <w:rPr>
@@ -12374,67 +12718,37 @@
                 <w:b/>
                 <w:bCs/>
               </w:rPr>
-              <w:t xml:space="preserve">风格</w:t>
-            </w:r>
-            <w:r>
-              <w:rPr>
+              <w:t xml:space="preserve">关键结果人做终审</w:t>
+            </w:r>
+            <w:r>
+              <w:rPr>
+                <w:rFonts w:hint="eastAsia"/>
+              </w:rPr>
+              <w:t xml:space="preserve">——涉及钱、合规、对外发布的输出，最后一步永远是人：核对、拍板、担责。</w:t>
+            </w:r>
+            <w:r>
+              <w:t xml:space="preserve"> </w:t>
+            </w:r>
+            <w:r>
+              <w:rPr>
+                <w:rFonts w:hint="eastAsia"/>
+              </w:rPr>
+              <w:t xml:space="preserve">一句话收口（课堂试一下）：</w:t>
+            </w:r>
+            <w:r>
+              <w:rPr>
+                <w:rFonts w:hint="eastAsia"/>
                 <w:b/>
                 <w:bCs/>
               </w:rPr>
-              <w:t xml:space="preserve"> + </w:t>
-            </w:r>
-            <w:r>
-              <w:rPr>
-                <w:rFonts w:hint="eastAsia"/>
+              <w:t xml:space="preserve">给</w:t>
+            </w:r>
+            <w:r>
+              <w:rPr>
                 <w:b/>
                 <w:bCs/>
               </w:rPr>
-              <w:t xml:space="preserve">用途</w:t>
-            </w:r>
-            <w:r>
-              <w:rPr>
-                <w:rFonts w:hint="eastAsia"/>
-              </w:rPr>
-              <w:t xml:space="preserve">（</w:t>
-            </w:r>
-            <w:r>
-              <w:rPr>
-                <w:rFonts w:hint="eastAsia"/>
-              </w:rPr>
-              <w:t xml:space="preserve">“国潮风海报，产品上新，大气”</w:t>
-            </w:r>
-            <w:r>
-              <w:rPr>
-                <w:rFonts w:hint="eastAsia"/>
-              </w:rPr>
-              <w:t xml:space="preserve">），2</w:t>
-            </w:r>
-            <w:r>
-              <w:t xml:space="preserve"> </w:t>
-            </w:r>
-            <w:r>
-              <w:rPr>
-                <w:rFonts w:hint="eastAsia"/>
-              </w:rPr>
-              <w:t xml:space="preserve">分钟出图。工具：即梦</w:t>
-            </w:r>
-            <w:r>
-              <w:t xml:space="preserve"> AI / </w:t>
-            </w:r>
-            <w:r>
-              <w:rPr>
-                <w:rFonts w:hint="eastAsia"/>
-              </w:rPr>
-              <w:t xml:space="preserve">可灵（有免费额度）。</w:t>
-            </w:r>
-            <w:r>
-              <w:t xml:space="preserve"> </w:t>
-            </w:r>
-            <w:r>
-              <w:t xml:space="preserve">-</w:t>
-            </w:r>
-            <w:r>
-              <w:t xml:space="preserve"> </w:t>
+              <w:t xml:space="preserve"> 6 </w:t>
             </w:r>
             <w:r>
               <w:rPr>
@@ -12442,89 +12756,7 @@
                 <w:b/>
                 <w:bCs/>
               </w:rPr>
-              <w:t xml:space="preserve">会出视频</w:t>
-            </w:r>
-            <w:r>
-              <w:rPr>
-                <w:rFonts w:hint="eastAsia"/>
-              </w:rPr>
-              <w:t xml:space="preserve">：产品预告、活动短视频。一段文字描述</w:t>
-            </w:r>
-            <w:r>
-              <w:t xml:space="preserve"> + </w:t>
-            </w:r>
-            <w:r>
-              <w:rPr>
-                <w:rFonts w:hint="eastAsia"/>
-              </w:rPr>
-              <w:t xml:space="preserve">一张图，生成</w:t>
-            </w:r>
-            <w:r>
-              <w:t xml:space="preserve"> 5-15 </w:t>
-            </w:r>
-            <w:r>
-              <w:rPr>
-                <w:rFonts w:hint="eastAsia"/>
-              </w:rPr>
-              <w:t xml:space="preserve">秒小视频。</w:t>
-            </w:r>
-            <w:r>
-              <w:rPr>
-                <w:rFonts w:hint="eastAsia"/>
-                <w:b/>
-                <w:bCs/>
-              </w:rPr>
-              <w:t xml:space="preserve">提醒：模板式，别指望大片</w:t>
-            </w:r>
-            <w:r>
-              <w:rPr>
-                <w:rFonts w:hint="eastAsia"/>
-              </w:rPr>
-              <w:t xml:space="preserve">——够用就好。工具：可灵</w:t>
-            </w:r>
-            <w:r>
-              <w:t xml:space="preserve"> / </w:t>
-            </w:r>
-            <w:r>
-              <w:rPr>
-                <w:rFonts w:hint="eastAsia"/>
-              </w:rPr>
-              <w:t xml:space="preserve">即梦</w:t>
-            </w:r>
-            <w:r>
-              <w:t xml:space="preserve"> / Vidu。</w:t>
-            </w:r>
-            <w:r>
-              <w:t xml:space="preserve"> </w:t>
-            </w:r>
-            <w:r>
-              <w:t xml:space="preserve">-</w:t>
-            </w:r>
-            <w:r>
-              <w:t xml:space="preserve"> </w:t>
-            </w:r>
-            <w:r>
-              <w:rPr>
-                <w:rFonts w:hint="eastAsia"/>
-                <w:b/>
-                <w:bCs/>
-              </w:rPr>
-              <w:t xml:space="preserve">会出声音</w:t>
-            </w:r>
-            <w:r>
-              <w:rPr>
-                <w:rFonts w:hint="eastAsia"/>
-              </w:rPr>
-              <w:t xml:space="preserve">：产品、通知配音，口播稿朗读。粘贴口播稿、选个音色，直接出音频——省掉录音棚。工具：讯飞配音</w:t>
-            </w:r>
-            <w:r>
-              <w:t xml:space="preserve"> / </w:t>
-            </w:r>
-            <w:r>
-              <w:rPr>
-                <w:rFonts w:hint="eastAsia"/>
-              </w:rPr>
-              <w:t xml:space="preserve">剪映。</w:t>
+              <w:t xml:space="preserve">个工具清单，每人说：哪个你敢拿办公用、哪个不敢，为什么。</w:t>
             </w:r>
           </w:p>
         </w:tc>
@@ -12537,45 +12769,254 @@
               <w:pStyle w:val="Compact"/>
             </w:pPr>
             <w:r>
+              <w:t xml:space="preserve">【AI </w:t>
+            </w:r>
+            <w:r>
+              <w:rPr>
+                <w:rFonts w:hint="eastAsia"/>
+              </w:rPr>
+              <w:t xml:space="preserve">还能创作：图</w:t>
+            </w:r>
+            <w:r>
+              <w:t xml:space="preserve"> / </w:t>
+            </w:r>
+            <w:r>
+              <w:rPr>
+                <w:rFonts w:hint="eastAsia"/>
+              </w:rPr>
+              <w:t xml:space="preserve">视频</w:t>
+            </w:r>
+            <w:r>
+              <w:t xml:space="preserve"> / </w:t>
+            </w:r>
+            <w:r>
+              <w:rPr>
+                <w:rFonts w:hint="eastAsia"/>
+              </w:rPr>
+              <w:t xml:space="preserve">声音——P34，市场岗最爱，约</w:t>
+            </w:r>
+            <w:r>
+              <w:t xml:space="preserve"> 10 </w:t>
+            </w:r>
+            <w:r>
+              <w:rPr>
+                <w:rFonts w:hint="eastAsia"/>
+              </w:rPr>
+              <w:t xml:space="preserve">分钟】工具讲完，最后给大家看</w:t>
+            </w:r>
+            <w:r>
+              <w:t xml:space="preserve"> AI </w:t>
+            </w:r>
+            <w:r>
+              <w:rPr>
+                <w:rFonts w:hint="eastAsia"/>
+              </w:rPr>
+              <w:t xml:space="preserve">的”创作面”——文字之外，它还会画图、拍片、配音，三样逐个</w:t>
+            </w:r>
+            <w:r>
+              <w:t xml:space="preserve"> 30 </w:t>
+            </w:r>
+            <w:r>
+              <w:rPr>
+                <w:rFonts w:hint="eastAsia"/>
+              </w:rPr>
+              <w:t xml:space="preserve">秒：</w:t>
+            </w:r>
+            <w:r>
+              <w:t xml:space="preserve"> </w:t>
+            </w:r>
+            <w:r>
+              <w:t xml:space="preserve">-</w:t>
+            </w:r>
+            <w:r>
+              <w:t xml:space="preserve"> </w:t>
+            </w:r>
+            <w:r>
               <w:rPr>
                 <w:rFonts w:hint="eastAsia"/>
                 <w:b/>
                 <w:bCs/>
               </w:rPr>
-              <w:t xml:space="preserve">红线（必讲，一字不能省）：真人形象</w:t>
-            </w:r>
-            <w:r>
-              <w:rPr>
+              <w:t xml:space="preserve">会出图</w:t>
+            </w:r>
+            <w:r>
+              <w:rPr>
+                <w:rFonts w:hint="eastAsia"/>
+              </w:rPr>
+              <w:t xml:space="preserve">：产品海报、活动配图、宣传图。用法就一句话：把画面说清楚——</w:t>
+            </w:r>
+            <w:r>
+              <w:rPr>
+                <w:rFonts w:hint="eastAsia"/>
                 <w:b/>
                 <w:bCs/>
               </w:rPr>
-              <w:t xml:space="preserve"> / </w:t>
-            </w:r>
-            <w:r>
-              <w:rPr>
-                <w:rFonts w:hint="eastAsia"/>
+              <w:t xml:space="preserve">主体</w:t>
+            </w:r>
+            <w:r>
+              <w:rPr>
                 <w:b/>
                 <w:bCs/>
               </w:rPr>
-              <w:t xml:space="preserve">声音，未经本人同意，不能使用。</w:t>
-            </w:r>
-            <w:r>
-              <w:t xml:space="preserve"> </w:t>
-            </w:r>
-            <w:r>
-              <w:rPr>
-                <w:rFonts w:hint="eastAsia"/>
-              </w:rPr>
-              <w:t xml:space="preserve">用</w:t>
-            </w:r>
-            <w:r>
-              <w:t xml:space="preserve"> AI </w:t>
-            </w:r>
-            <w:r>
-              <w:rPr>
-                <w:rFonts w:hint="eastAsia"/>
-              </w:rPr>
-              <w:t xml:space="preserve">生成或克隆某个人的脸、某个人声音做宣传——踩的是肖像权和声音权益，出了事责任在公司、在你。</w:t>
+              <w:t xml:space="preserve"> + </w:t>
+            </w:r>
+            <w:r>
+              <w:rPr>
+                <w:rFonts w:hint="eastAsia"/>
+                <w:b/>
+                <w:bCs/>
+              </w:rPr>
+              <w:t xml:space="preserve">风格</w:t>
+            </w:r>
+            <w:r>
+              <w:rPr>
+                <w:b/>
+                <w:bCs/>
+              </w:rPr>
+              <w:t xml:space="preserve"> + </w:t>
+            </w:r>
+            <w:r>
+              <w:rPr>
+                <w:rFonts w:hint="eastAsia"/>
+                <w:b/>
+                <w:bCs/>
+              </w:rPr>
+              <w:t xml:space="preserve">用途</w:t>
+            </w:r>
+            <w:r>
+              <w:rPr>
+                <w:rFonts w:hint="eastAsia"/>
+              </w:rPr>
+              <w:t xml:space="preserve">（</w:t>
+            </w:r>
+            <w:r>
+              <w:rPr>
+                <w:rFonts w:hint="eastAsia"/>
+              </w:rPr>
+              <w:t xml:space="preserve">“国潮风海报，产品上新，大气”</w:t>
+            </w:r>
+            <w:r>
+              <w:rPr>
+                <w:rFonts w:hint="eastAsia"/>
+              </w:rPr>
+              <w:t xml:space="preserve">），2</w:t>
+            </w:r>
+            <w:r>
+              <w:t xml:space="preserve"> </w:t>
+            </w:r>
+            <w:r>
+              <w:rPr>
+                <w:rFonts w:hint="eastAsia"/>
+              </w:rPr>
+              <w:t xml:space="preserve">分钟出图。工具：即梦</w:t>
+            </w:r>
+            <w:r>
+              <w:t xml:space="preserve"> AI / </w:t>
+            </w:r>
+            <w:r>
+              <w:rPr>
+                <w:rFonts w:hint="eastAsia"/>
+              </w:rPr>
+              <w:t xml:space="preserve">可灵（有免费额度）。</w:t>
+            </w:r>
+            <w:r>
+              <w:t xml:space="preserve"> </w:t>
+            </w:r>
+            <w:r>
+              <w:t xml:space="preserve">-</w:t>
+            </w:r>
+            <w:r>
+              <w:t xml:space="preserve"> </w:t>
+            </w:r>
+            <w:r>
+              <w:rPr>
+                <w:rFonts w:hint="eastAsia"/>
+                <w:b/>
+                <w:bCs/>
+              </w:rPr>
+              <w:t xml:space="preserve">会出视频</w:t>
+            </w:r>
+            <w:r>
+              <w:rPr>
+                <w:rFonts w:hint="eastAsia"/>
+              </w:rPr>
+              <w:t xml:space="preserve">：产品预告、活动短视频。一段文字描述</w:t>
+            </w:r>
+            <w:r>
+              <w:t xml:space="preserve"> + </w:t>
+            </w:r>
+            <w:r>
+              <w:rPr>
+                <w:rFonts w:hint="eastAsia"/>
+              </w:rPr>
+              <w:t xml:space="preserve">一张图，生成</w:t>
+            </w:r>
+            <w:r>
+              <w:t xml:space="preserve"> 5-15 </w:t>
+            </w:r>
+            <w:r>
+              <w:rPr>
+                <w:rFonts w:hint="eastAsia"/>
+              </w:rPr>
+              <w:t xml:space="preserve">秒小视频。</w:t>
+            </w:r>
+            <w:r>
+              <w:rPr>
+                <w:rFonts w:hint="eastAsia"/>
+                <w:b/>
+                <w:bCs/>
+              </w:rPr>
+              <w:t xml:space="preserve">提醒：模板式，别指望大片</w:t>
+            </w:r>
+            <w:r>
+              <w:rPr>
+                <w:rFonts w:hint="eastAsia"/>
+              </w:rPr>
+              <w:t xml:space="preserve">——够用就好。工具：可灵</w:t>
+            </w:r>
+            <w:r>
+              <w:t xml:space="preserve"> / </w:t>
+            </w:r>
+            <w:r>
+              <w:rPr>
+                <w:rFonts w:hint="eastAsia"/>
+              </w:rPr>
+              <w:t xml:space="preserve">即梦</w:t>
+            </w:r>
+            <w:r>
+              <w:t xml:space="preserve"> / Vidu。</w:t>
+            </w:r>
+            <w:r>
+              <w:t xml:space="preserve"> </w:t>
+            </w:r>
+            <w:r>
+              <w:t xml:space="preserve">-</w:t>
+            </w:r>
+            <w:r>
+              <w:t xml:space="preserve"> </w:t>
+            </w:r>
+            <w:r>
+              <w:rPr>
+                <w:rFonts w:hint="eastAsia"/>
+                <w:b/>
+                <w:bCs/>
+              </w:rPr>
+              <w:t xml:space="preserve">会出声音</w:t>
+            </w:r>
+            <w:r>
+              <w:rPr>
+                <w:rFonts w:hint="eastAsia"/>
+              </w:rPr>
+              <w:t xml:space="preserve">：产品、通知配音，口播稿朗读。粘贴口播稿、选个音色，直接出音频——省掉录音棚。工具：讯飞配音</w:t>
+            </w:r>
+            <w:r>
+              <w:t xml:space="preserve"> / </w:t>
+            </w:r>
+            <w:r>
+              <w:rPr>
+                <w:rFonts w:hint="eastAsia"/>
+              </w:rPr>
+              <w:t xml:space="preserve">剪映。</w:t>
             </w:r>
           </w:p>
         </w:tc>
@@ -12590,60 +13031,17 @@
             <w:r>
               <w:rPr>
                 <w:rFonts w:hint="eastAsia"/>
-              </w:rPr>
-              <w:t xml:space="preserve">【关系收口·三句话】</w:t>
-            </w:r>
-            <w:r>
-              <w:rPr>
-                <w:rFonts w:hint="eastAsia"/>
                 <w:b/>
                 <w:bCs/>
               </w:rPr>
-              <w:t xml:space="preserve">这跟我什么关系？</w:t>
-            </w:r>
-            <w:r>
-              <w:t xml:space="preserve"> </w:t>
-            </w:r>
-            <w:r>
-              <w:rPr>
-                <w:rFonts w:hint="eastAsia"/>
-              </w:rPr>
-              <w:t xml:space="preserve">工具你手里早就有了，这节课就是告诉你打开哪个用、并让你亲眼看到</w:t>
-            </w:r>
-            <w:r>
-              <w:t xml:space="preserve"> AI </w:t>
-            </w:r>
-            <w:r>
-              <w:rPr>
-                <w:rFonts w:hint="eastAsia"/>
-              </w:rPr>
-              <w:t xml:space="preserve">从头干到尾。</w:t>
-            </w:r>
-            <w:r>
-              <w:rPr>
-                <w:rFonts w:hint="eastAsia"/>
+              <w:t xml:space="preserve">红线（必讲，一字不能省）：真人形象</w:t>
+            </w:r>
+            <w:r>
+              <w:rPr>
                 <w:b/>
                 <w:bCs/>
               </w:rPr>
-              <w:t xml:space="preserve">我不写代码能咋用？</w:t>
-            </w:r>
-            <w:r>
-              <w:t xml:space="preserve"> </w:t>
-            </w:r>
-            <w:r>
-              <w:rPr>
-                <w:rFonts w:hint="eastAsia"/>
-              </w:rPr>
-              <w:t xml:space="preserve">六类工具全是”聊天</w:t>
-            </w:r>
-            <w:r>
-              <w:t xml:space="preserve"> + </w:t>
-            </w:r>
-            <w:r>
-              <w:rPr>
-                <w:rFonts w:hint="eastAsia"/>
-              </w:rPr>
-              <w:t xml:space="preserve">传文件”，零代码。</w:t>
+              <w:t xml:space="preserve"> / </w:t>
             </w:r>
             <w:r>
               <w:rPr>
@@ -12651,61 +13049,25 @@
                 <w:b/>
                 <w:bCs/>
               </w:rPr>
-              <w:t xml:space="preserve">用了能省多少事？</w:t>
-            </w:r>
-            <w:r>
-              <w:t xml:space="preserve"> </w:t>
-            </w:r>
-            <w:r>
-              <w:rPr>
-                <w:rFonts w:hint="eastAsia"/>
-              </w:rPr>
-              <w:t xml:space="preserve">做一份</w:t>
-            </w:r>
-            <w:r>
-              <w:t xml:space="preserve"> PPT </w:t>
-            </w:r>
-            <w:r>
-              <w:rPr>
-                <w:rFonts w:hint="eastAsia"/>
-              </w:rPr>
-              <w:t xml:space="preserve">从</w:t>
-            </w:r>
-            <w:r>
-              <w:t xml:space="preserve"> 2 </w:t>
-            </w:r>
-            <w:r>
-              <w:rPr>
-                <w:rFonts w:hint="eastAsia"/>
-              </w:rPr>
-              <w:t xml:space="preserve">小时变</w:t>
-            </w:r>
-            <w:r>
-              <w:t xml:space="preserve"> 10 </w:t>
-            </w:r>
-            <w:r>
-              <w:rPr>
-                <w:rFonts w:hint="eastAsia"/>
-              </w:rPr>
-              <w:t xml:space="preserve">分钟验收、数据表</w:t>
-            </w:r>
-            <w:r>
-              <w:t xml:space="preserve"> 1 </w:t>
-            </w:r>
-            <w:r>
-              <w:rPr>
-                <w:rFonts w:hint="eastAsia"/>
-              </w:rPr>
-              <w:t xml:space="preserve">小时变</w:t>
-            </w:r>
-            <w:r>
-              <w:t xml:space="preserve"> 30 </w:t>
-            </w:r>
-            <w:r>
-              <w:rPr>
-                <w:rFonts w:hint="eastAsia"/>
-              </w:rPr>
-              <w:t xml:space="preserve">秒——而且你省下的时间，够你干一件真正值钱的事。</w:t>
+              <w:t xml:space="preserve">声音，未经本人同意，不能使用。</w:t>
+            </w:r>
+            <w:r>
+              <w:t xml:space="preserve"> </w:t>
+            </w:r>
+            <w:r>
+              <w:rPr>
+                <w:rFonts w:hint="eastAsia"/>
+              </w:rPr>
+              <w:t xml:space="preserve">用</w:t>
+            </w:r>
+            <w:r>
+              <w:t xml:space="preserve"> AI </w:t>
+            </w:r>
+            <w:r>
+              <w:rPr>
+                <w:rFonts w:hint="eastAsia"/>
+              </w:rPr>
+              <w:t xml:space="preserve">生成或克隆某个人的脸、某个人声音做宣传——踩的是肖像权和声音权益，出了事责任在公司、在你。</w:t>
             </w:r>
           </w:p>
         </w:tc>
@@ -12718,34 +13080,106 @@
               <w:pStyle w:val="Compact"/>
             </w:pPr>
             <w:r>
-              <w:t xml:space="preserve">### 3. </w:t>
-            </w:r>
-            <w:r>
-              <w:rPr>
-                <w:rFonts w:hint="eastAsia"/>
-              </w:rPr>
-              <w:t xml:space="preserve">课堂互动</w:t>
-            </w:r>
-            <w:r>
-              <w:t xml:space="preserve"> / </w:t>
-            </w:r>
-            <w:r>
-              <w:rPr>
-                <w:rFonts w:hint="eastAsia"/>
-              </w:rPr>
-              <w:t xml:space="preserve">实操</w:t>
-            </w:r>
-            <w:r>
-              <w:t xml:space="preserve"> </w:t>
-            </w:r>
-            <w:r>
-              <w:t xml:space="preserve">- </w:t>
-            </w:r>
-            <w:r>
-              <w:rPr>
-                <w:rFonts w:hint="eastAsia"/>
-              </w:rPr>
-              <w:t xml:space="preserve">现场跟练（必做）：学员用批准的工具完成</w:t>
+              <w:rPr>
+                <w:rFonts w:hint="eastAsia"/>
+              </w:rPr>
+              <w:t xml:space="preserve">【关系收口·三句话】</w:t>
+            </w:r>
+            <w:r>
+              <w:rPr>
+                <w:rFonts w:hint="eastAsia"/>
+                <w:b/>
+                <w:bCs/>
+              </w:rPr>
+              <w:t xml:space="preserve">这跟我什么关系？</w:t>
+            </w:r>
+            <w:r>
+              <w:t xml:space="preserve"> </w:t>
+            </w:r>
+            <w:r>
+              <w:rPr>
+                <w:rFonts w:hint="eastAsia"/>
+              </w:rPr>
+              <w:t xml:space="preserve">工具你手里早就有了，这节课就是告诉你打开哪个用、并让你亲眼看到</w:t>
+            </w:r>
+            <w:r>
+              <w:t xml:space="preserve"> AI </w:t>
+            </w:r>
+            <w:r>
+              <w:rPr>
+                <w:rFonts w:hint="eastAsia"/>
+              </w:rPr>
+              <w:t xml:space="preserve">从头干到尾。</w:t>
+            </w:r>
+            <w:r>
+              <w:rPr>
+                <w:rFonts w:hint="eastAsia"/>
+                <w:b/>
+                <w:bCs/>
+              </w:rPr>
+              <w:t xml:space="preserve">我不写代码能咋用？</w:t>
+            </w:r>
+            <w:r>
+              <w:t xml:space="preserve"> </w:t>
+            </w:r>
+            <w:r>
+              <w:rPr>
+                <w:rFonts w:hint="eastAsia"/>
+              </w:rPr>
+              <w:t xml:space="preserve">六类工具全是”聊天</w:t>
+            </w:r>
+            <w:r>
+              <w:t xml:space="preserve"> + </w:t>
+            </w:r>
+            <w:r>
+              <w:rPr>
+                <w:rFonts w:hint="eastAsia"/>
+              </w:rPr>
+              <w:t xml:space="preserve">传文件”，零代码。</w:t>
+            </w:r>
+            <w:r>
+              <w:rPr>
+                <w:rFonts w:hint="eastAsia"/>
+                <w:b/>
+                <w:bCs/>
+              </w:rPr>
+              <w:t xml:space="preserve">用了能省多少事？</w:t>
+            </w:r>
+            <w:r>
+              <w:t xml:space="preserve"> </w:t>
+            </w:r>
+            <w:r>
+              <w:rPr>
+                <w:rFonts w:hint="eastAsia"/>
+              </w:rPr>
+              <w:t xml:space="preserve">做一份</w:t>
+            </w:r>
+            <w:r>
+              <w:t xml:space="preserve"> PPT </w:t>
+            </w:r>
+            <w:r>
+              <w:rPr>
+                <w:rFonts w:hint="eastAsia"/>
+              </w:rPr>
+              <w:t xml:space="preserve">从</w:t>
+            </w:r>
+            <w:r>
+              <w:t xml:space="preserve"> 2 </w:t>
+            </w:r>
+            <w:r>
+              <w:rPr>
+                <w:rFonts w:hint="eastAsia"/>
+              </w:rPr>
+              <w:t xml:space="preserve">小时变</w:t>
+            </w:r>
+            <w:r>
+              <w:t xml:space="preserve"> 10 </w:t>
+            </w:r>
+            <w:r>
+              <w:rPr>
+                <w:rFonts w:hint="eastAsia"/>
+              </w:rPr>
+              <w:t xml:space="preserve">分钟验收、数据表</w:t>
             </w:r>
             <w:r>
               <w:t xml:space="preserve"> 1 </w:t>
@@ -12754,109 +13188,16 @@
               <w:rPr>
                 <w:rFonts w:hint="eastAsia"/>
               </w:rPr>
-              <w:t xml:space="preserve">个小任务（五岗位任选其一），截图发班级群。</w:t>
-            </w:r>
-            <w:r>
-              <w:t xml:space="preserve"> </w:t>
-            </w:r>
-            <w:r>
-              <w:t xml:space="preserve">- </w:t>
-            </w:r>
-            <w:r>
-              <w:rPr>
-                <w:rFonts w:hint="eastAsia"/>
-              </w:rPr>
-              <w:t xml:space="preserve">愿望墙认领：从第</w:t>
-            </w:r>
-            <w:r>
-              <w:t xml:space="preserve"> 1 </w:t>
-            </w:r>
-            <w:r>
-              <w:rPr>
-                <w:rFonts w:hint="eastAsia"/>
-              </w:rPr>
-              <w:t xml:space="preserve">章的”愿望墙”便签里抽</w:t>
-            </w:r>
-            <w:r>
-              <w:t xml:space="preserve"> 3 </w:t>
-            </w:r>
-            <w:r>
-              <w:rPr>
-                <w:rFonts w:hint="eastAsia"/>
-              </w:rPr>
-              <w:t xml:space="preserve">张，点名”这件事用今天哪个工具、哪个场景能做”。</w:t>
-            </w:r>
-            <w:r>
-              <w:t xml:space="preserve"> </w:t>
-            </w:r>
-            <w:r>
-              <w:t xml:space="preserve">- </w:t>
-            </w:r>
-            <w:r>
-              <w:rPr>
-                <w:rFonts w:hint="eastAsia"/>
-              </w:rPr>
-              <w:t xml:space="preserve">快问快答（新增页验收）：</w:t>
-            </w:r>
-            <w:r>
-              <w:rPr>
-                <w:rFonts w:hint="eastAsia"/>
-              </w:rPr>
-              <w:t xml:space="preserve">“国产五强里，哪个是</w:t>
-            </w:r>
-            <w:r>
-              <w:t xml:space="preserve"> Agent </w:t>
-            </w:r>
-            <w:r>
-              <w:rPr>
-                <w:rFonts w:hint="eastAsia"/>
-              </w:rPr>
-              <w:t xml:space="preserve">之王？”</w:t>
-            </w:r>
-            <w:r>
-              <w:rPr>
-                <w:rFonts w:hint="eastAsia"/>
-              </w:rPr>
-              <w:t xml:space="preserve">（Kimi</w:t>
-            </w:r>
-            <w:r>
-              <w:t xml:space="preserve"> </w:t>
-            </w:r>
-            <w:r>
-              <w:rPr>
-                <w:rFonts w:hint="eastAsia"/>
-              </w:rPr>
-              <w:t xml:space="preserve">K3）</w:t>
-            </w:r>
-            <w:r>
-              <w:rPr>
-                <w:rFonts w:hint="eastAsia"/>
-              </w:rPr>
-              <w:t xml:space="preserve">“每天用</w:t>
-            </w:r>
-            <w:r>
-              <w:t xml:space="preserve"> 1 </w:t>
-            </w:r>
-            <w:r>
-              <w:rPr>
-                <w:rFonts w:hint="eastAsia"/>
-              </w:rPr>
-              <w:t xml:space="preserve">小时</w:t>
-            </w:r>
-            <w:r>
-              <w:t xml:space="preserve"> </w:t>
-            </w:r>
-            <w:r>
-              <w:rPr>
-                <w:rFonts w:hint="eastAsia"/>
-              </w:rPr>
-              <w:t xml:space="preserve">AI，大概花多少钱？”</w:t>
-            </w:r>
-            <w:r>
-              <w:rPr>
-                <w:rFonts w:hint="eastAsia"/>
-              </w:rPr>
-              <w:t xml:space="preserve">（少于一杯奶茶）</w:t>
+              <w:t xml:space="preserve">小时变</w:t>
+            </w:r>
+            <w:r>
+              <w:t xml:space="preserve"> 30 </w:t>
+            </w:r>
+            <w:r>
+              <w:rPr>
+                <w:rFonts w:hint="eastAsia"/>
+              </w:rPr>
+              <w:t xml:space="preserve">秒——而且你省下的时间，够你干一件真正值钱的事。</w:t>
             </w:r>
           </w:p>
         </w:tc>
@@ -12869,13 +13210,13 @@
               <w:pStyle w:val="Compact"/>
             </w:pPr>
             <w:r>
-              <w:t xml:space="preserve">### 4. </w:t>
-            </w:r>
-            <w:r>
-              <w:rPr>
-                <w:rFonts w:hint="eastAsia"/>
-              </w:rPr>
-              <w:t xml:space="preserve">板书</w:t>
+              <w:t xml:space="preserve">### 3. </w:t>
+            </w:r>
+            <w:r>
+              <w:rPr>
+                <w:rFonts w:hint="eastAsia"/>
+              </w:rPr>
+              <w:t xml:space="preserve">课堂互动</w:t>
             </w:r>
             <w:r>
               <w:t xml:space="preserve"> / </w:t>
@@ -12884,208 +13225,19 @@
               <w:rPr>
                 <w:rFonts w:hint="eastAsia"/>
               </w:rPr>
-              <w:t xml:space="preserve">幻灯片要点</w:t>
-            </w:r>
-            <w:r>
-              <w:t xml:space="preserve"> </w:t>
-            </w:r>
-            <w:r>
-              <w:t xml:space="preserve">- P25 </w:t>
-            </w:r>
-            <w:r>
-              <w:rPr>
-                <w:rFonts w:hint="eastAsia"/>
-              </w:rPr>
-              <w:t xml:space="preserve">六大类工具一张表｜金句：1</w:t>
-            </w:r>
-            <w:r>
-              <w:t xml:space="preserve"> </w:t>
-            </w:r>
-            <w:r>
-              <w:rPr>
-                <w:rFonts w:hint="eastAsia"/>
-              </w:rPr>
-              <w:t xml:space="preserve">个聊天</w:t>
-            </w:r>
-            <w:r>
-              <w:t xml:space="preserve"> + 1 </w:t>
-            </w:r>
-            <w:r>
-              <w:rPr>
-                <w:rFonts w:hint="eastAsia"/>
-              </w:rPr>
-              <w:t xml:space="preserve">个办公</w:t>
-            </w:r>
-            <w:r>
-              <w:t xml:space="preserve"> + 1 </w:t>
-            </w:r>
-            <w:r>
-              <w:rPr>
-                <w:rFonts w:hint="eastAsia"/>
-              </w:rPr>
-              <w:t xml:space="preserve">个智能体，先覆盖</w:t>
-            </w:r>
-            <w:r>
-              <w:t xml:space="preserve"> 90% </w:t>
-            </w:r>
-            <w:r>
-              <w:rPr>
-                <w:rFonts w:hint="eastAsia"/>
-              </w:rPr>
-              <w:t xml:space="preserve">日常</w:t>
-            </w:r>
-            <w:r>
-              <w:t xml:space="preserve"> </w:t>
-            </w:r>
-            <w:r>
-              <w:t xml:space="preserve">- P26 </w:t>
-            </w:r>
-            <w:r>
-              <w:rPr>
-                <w:rFonts w:hint="eastAsia"/>
-              </w:rPr>
-              <w:t xml:space="preserve">国产五强：DeepSeek</w:t>
-            </w:r>
-            <w:r>
-              <w:t xml:space="preserve"> </w:t>
-            </w:r>
-            <w:r>
-              <w:rPr>
-                <w:rFonts w:hint="eastAsia"/>
-              </w:rPr>
-              <w:t xml:space="preserve">推理省钱</w:t>
-            </w:r>
-            <w:r>
-              <w:t xml:space="preserve"> / Kimi Agent </w:t>
-            </w:r>
-            <w:r>
-              <w:rPr>
-                <w:rFonts w:hint="eastAsia"/>
-              </w:rPr>
-              <w:t xml:space="preserve">之王</w:t>
-            </w:r>
-            <w:r>
-              <w:t xml:space="preserve"> / </w:t>
-            </w:r>
-            <w:r>
-              <w:rPr>
-                <w:rFonts w:hint="eastAsia"/>
-              </w:rPr>
-              <w:t xml:space="preserve">通义多模态全</w:t>
-            </w:r>
-            <w:r>
-              <w:t xml:space="preserve"> / </w:t>
-            </w:r>
-            <w:r>
-              <w:rPr>
-                <w:rFonts w:hint="eastAsia"/>
-              </w:rPr>
-              <w:t xml:space="preserve">豆包门槛最低</w:t>
-            </w:r>
-            <w:r>
-              <w:t xml:space="preserve"> / </w:t>
-            </w:r>
-            <w:r>
-              <w:rPr>
-                <w:rFonts w:hint="eastAsia"/>
-              </w:rPr>
-              <w:t xml:space="preserve">智谱长文本代码｜金句：先定</w:t>
-            </w:r>
-            <w:r>
-              <w:t xml:space="preserve"> 1-2 </w:t>
-            </w:r>
-            <w:r>
-              <w:rPr>
-                <w:rFonts w:hint="eastAsia"/>
-              </w:rPr>
-              <w:t xml:space="preserve">个主力用出手感</w:t>
-            </w:r>
-            <w:r>
-              <w:t xml:space="preserve"> </w:t>
-            </w:r>
-            <w:r>
-              <w:t xml:space="preserve">- P27 </w:t>
-            </w:r>
-            <w:r>
-              <w:rPr>
-                <w:rFonts w:hint="eastAsia"/>
-              </w:rPr>
-              <w:t xml:space="preserve">国外标杆：GPT-5.6</w:t>
-            </w:r>
-            <w:r>
-              <w:t xml:space="preserve"> </w:t>
-            </w:r>
-            <w:r>
-              <w:rPr>
-                <w:rFonts w:hint="eastAsia"/>
-              </w:rPr>
-              <w:t xml:space="preserve">三档</w:t>
-            </w:r>
-            <w:r>
-              <w:t xml:space="preserve"> / Claude </w:t>
-            </w:r>
-            <w:r>
-              <w:rPr>
-                <w:rFonts w:hint="eastAsia"/>
-              </w:rPr>
-              <w:t xml:space="preserve">编码安全</w:t>
-            </w:r>
-            <w:r>
-              <w:t xml:space="preserve"> / Gemini 200 </w:t>
-            </w:r>
-            <w:r>
-              <w:rPr>
-                <w:rFonts w:hint="eastAsia"/>
-              </w:rPr>
-              <w:t xml:space="preserve">万上下文</w:t>
-            </w:r>
-            <w:r>
-              <w:t xml:space="preserve"> / Grok </w:t>
-            </w:r>
-            <w:r>
-              <w:rPr>
-                <w:rFonts w:hint="eastAsia"/>
-              </w:rPr>
-              <w:t xml:space="preserve">懂时事｜金句：国外强生态安全，国产强价格开源——按场景选，别站队</w:t>
-            </w:r>
-            <w:r>
-              <w:t xml:space="preserve"> </w:t>
-            </w:r>
-            <w:r>
-              <w:t xml:space="preserve">- P28 </w:t>
-            </w:r>
-            <w:r>
-              <w:rPr>
-                <w:rFonts w:hint="eastAsia"/>
-              </w:rPr>
-              <w:t xml:space="preserve">成本：100</w:t>
-            </w:r>
-            <w:r>
-              <w:t xml:space="preserve"> </w:t>
-            </w:r>
-            <w:r>
-              <w:rPr>
-                <w:rFonts w:hint="eastAsia"/>
-              </w:rPr>
-              <w:t xml:space="preserve">万</w:t>
-            </w:r>
-            <w:r>
-              <w:t xml:space="preserve"> token ≈ 70 </w:t>
-            </w:r>
-            <w:r>
-              <w:rPr>
-                <w:rFonts w:hint="eastAsia"/>
-              </w:rPr>
-              <w:t xml:space="preserve">万字｜V4</w:t>
-            </w:r>
-            <w:r>
-              <w:t xml:space="preserve"> </w:t>
-            </w:r>
-            <w:r>
-              <w:rPr>
-                <w:rFonts w:hint="eastAsia"/>
-              </w:rPr>
-              <w:t xml:space="preserve">$1.32/$3.96｜每天</w:t>
+              <w:t xml:space="preserve">实操</w:t>
+            </w:r>
+            <w:r>
+              <w:t xml:space="preserve"> </w:t>
+            </w:r>
+            <w:r>
+              <w:t xml:space="preserve">- </w:t>
+            </w:r>
+            <w:r>
+              <w:rPr>
+                <w:rFonts w:hint="eastAsia"/>
+              </w:rPr>
+              <w:t xml:space="preserve">现场跟练（必做）：学员用批准的工具完成</w:t>
             </w:r>
             <w:r>
               <w:t xml:space="preserve"> 1 </w:t>
@@ -13094,112 +13246,109 @@
               <w:rPr>
                 <w:rFonts w:hint="eastAsia"/>
               </w:rPr>
+              <w:t xml:space="preserve">个小任务（五岗位任选其一），截图发班级群。</w:t>
+            </w:r>
+            <w:r>
+              <w:t xml:space="preserve"> </w:t>
+            </w:r>
+            <w:r>
+              <w:t xml:space="preserve">- </w:t>
+            </w:r>
+            <w:r>
+              <w:rPr>
+                <w:rFonts w:hint="eastAsia"/>
+              </w:rPr>
+              <w:t xml:space="preserve">愿望墙认领：从第</w:t>
+            </w:r>
+            <w:r>
+              <w:t xml:space="preserve"> 1 </w:t>
+            </w:r>
+            <w:r>
+              <w:rPr>
+                <w:rFonts w:hint="eastAsia"/>
+              </w:rPr>
+              <w:t xml:space="preserve">章的”愿望墙”便签里抽</w:t>
+            </w:r>
+            <w:r>
+              <w:t xml:space="preserve"> 3 </w:t>
+            </w:r>
+            <w:r>
+              <w:rPr>
+                <w:rFonts w:hint="eastAsia"/>
+              </w:rPr>
+              <w:t xml:space="preserve">张，点名”这件事用今天哪个工具、哪个场景能做”。</w:t>
+            </w:r>
+            <w:r>
+              <w:t xml:space="preserve"> </w:t>
+            </w:r>
+            <w:r>
+              <w:t xml:space="preserve">- </w:t>
+            </w:r>
+            <w:r>
+              <w:rPr>
+                <w:rFonts w:hint="eastAsia"/>
+              </w:rPr>
+              <w:t xml:space="preserve">快问快答（新增页验收）：</w:t>
+            </w:r>
+            <w:r>
+              <w:rPr>
+                <w:rFonts w:hint="eastAsia"/>
+              </w:rPr>
+              <w:t xml:space="preserve">“国产五强里，哪个是</w:t>
+            </w:r>
+            <w:r>
+              <w:t xml:space="preserve"> Agent </w:t>
+            </w:r>
+            <w:r>
+              <w:rPr>
+                <w:rFonts w:hint="eastAsia"/>
+              </w:rPr>
+              <w:t xml:space="preserve">之王？”</w:t>
+            </w:r>
+            <w:r>
+              <w:rPr>
+                <w:rFonts w:hint="eastAsia"/>
+              </w:rPr>
+              <w:t xml:space="preserve">（Kimi</w:t>
+            </w:r>
+            <w:r>
+              <w:t xml:space="preserve"> </w:t>
+            </w:r>
+            <w:r>
+              <w:rPr>
+                <w:rFonts w:hint="eastAsia"/>
+              </w:rPr>
+              <w:t xml:space="preserve">K3）</w:t>
+            </w:r>
+            <w:r>
+              <w:rPr>
+                <w:rFonts w:hint="eastAsia"/>
+              </w:rPr>
+              <w:t xml:space="preserve">“每天用</w:t>
+            </w:r>
+            <w:r>
+              <w:t xml:space="preserve"> 1 </w:t>
+            </w:r>
+            <w:r>
+              <w:rPr>
+                <w:rFonts w:hint="eastAsia"/>
+              </w:rPr>
               <w:t xml:space="preserve">小时</w:t>
             </w:r>
             <w:r>
-              <w:t xml:space="preserve"> &lt; </w:t>
-            </w:r>
-            <w:r>
-              <w:rPr>
-                <w:rFonts w:hint="eastAsia"/>
-              </w:rPr>
-              <w:t xml:space="preserve">一杯奶茶｜金句：先算账，再谈落地</w:t>
-            </w:r>
-            <w:r>
-              <w:t xml:space="preserve"> </w:t>
-            </w:r>
-            <w:r>
-              <w:t xml:space="preserve">- P29 </w:t>
-            </w:r>
-            <w:r>
-              <w:rPr>
-                <w:rFonts w:hint="eastAsia"/>
-              </w:rPr>
-              <w:t xml:space="preserve">三步上手：注册→首聊带任务→迭代修正｜五岗位场景</w:t>
-            </w:r>
-            <w:r>
-              <w:t xml:space="preserve"> </w:t>
-            </w:r>
-            <w:r>
-              <w:t xml:space="preserve">- P30 WorkBuddy </w:t>
-            </w:r>
-            <w:r>
-              <w:rPr>
-                <w:rFonts w:hint="eastAsia"/>
-              </w:rPr>
-              <w:t xml:space="preserve">五大能力</w:t>
-            </w:r>
-            <w:r>
-              <w:t xml:space="preserve"> + </w:t>
-            </w:r>
-            <w:r>
-              <w:rPr>
-                <w:rFonts w:hint="eastAsia"/>
-              </w:rPr>
-              <w:t xml:space="preserve">上手三步｜金句：关键不是会多少功能，是敢把一件事完整地交给它</w:t>
-            </w:r>
-            <w:r>
-              <w:t xml:space="preserve"> </w:t>
-            </w:r>
-            <w:r>
-              <w:t xml:space="preserve">- P31 </w:t>
-            </w:r>
-            <w:r>
-              <w:rPr>
-                <w:rFonts w:hint="eastAsia"/>
-              </w:rPr>
-              <w:t xml:space="preserve">现场演示：一句话派活</w:t>
-            </w:r>
-            <w:r>
-              <w:t xml:space="preserve"> / </w:t>
-            </w:r>
-            <w:r>
-              <w:rPr>
-                <w:rFonts w:hint="eastAsia"/>
-              </w:rPr>
-              <w:t xml:space="preserve">看三个地方</w:t>
-            </w:r>
-            <w:r>
-              <w:t xml:space="preserve"> / </w:t>
-            </w:r>
-            <w:r>
-              <w:rPr>
-                <w:rFonts w:hint="eastAsia"/>
-              </w:rPr>
-              <w:t xml:space="preserve">上手三步｜演示纪律：脱敏数据</w:t>
-            </w:r>
-            <w:r>
-              <w:t xml:space="preserve"> + </w:t>
-            </w:r>
-            <w:r>
-              <w:rPr>
-                <w:rFonts w:hint="eastAsia"/>
-              </w:rPr>
-              <w:t xml:space="preserve">人做终审</w:t>
-            </w:r>
-            <w:r>
-              <w:t xml:space="preserve"> </w:t>
-            </w:r>
-            <w:r>
-              <w:t xml:space="preserve">- P32 </w:t>
-            </w:r>
-            <w:r>
-              <w:rPr>
-                <w:rFonts w:hint="eastAsia"/>
-              </w:rPr>
-              <w:t xml:space="preserve">工具选择三红线｜金句：用得快，但不能快到越线</w:t>
-            </w:r>
-            <w:r>
-              <w:t xml:space="preserve"> </w:t>
-            </w:r>
-            <w:r>
-              <w:t xml:space="preserve">- P33 AI </w:t>
-            </w:r>
-            <w:r>
-              <w:rPr>
-                <w:rFonts w:hint="eastAsia"/>
-              </w:rPr>
-              <w:t xml:space="preserve">创作：出图/出视频/出声音｜金句：主体+风格+用途；红线：真人形象声音未经授权不能用</w:t>
+              <w:t xml:space="preserve"> </w:t>
+            </w:r>
+            <w:r>
+              <w:rPr>
+                <w:rFonts w:hint="eastAsia"/>
+              </w:rPr>
+              <w:t xml:space="preserve">AI，大概花多少钱？”</w:t>
+            </w:r>
+            <w:r>
+              <w:rPr>
+                <w:rFonts w:hint="eastAsia"/>
+              </w:rPr>
+              <w:t xml:space="preserve">（少于一杯奶茶）</w:t>
             </w:r>
           </w:p>
         </w:tc>
@@ -13212,240 +13361,223 @@
               <w:pStyle w:val="Compact"/>
             </w:pPr>
             <w:r>
-              <w:t xml:space="preserve">### 5. </w:t>
-            </w:r>
-            <w:r>
-              <w:rPr>
-                <w:rFonts w:hint="eastAsia"/>
-              </w:rPr>
-              <w:t xml:space="preserve">常见误区</w:t>
-            </w:r>
-            <w:r>
-              <w:t xml:space="preserve"> &amp; </w:t>
-            </w:r>
-            <w:r>
-              <w:rPr>
-                <w:rFonts w:hint="eastAsia"/>
-              </w:rPr>
-              <w:t xml:space="preserve">答疑预案</w:t>
-            </w:r>
-            <w:r>
-              <w:t xml:space="preserve"> </w:t>
-            </w:r>
-            <w:r>
-              <w:t xml:space="preserve">-</w:t>
-            </w:r>
-            <w:r>
-              <w:t xml:space="preserve"> </w:t>
-            </w:r>
-            <w:r>
-              <w:rPr>
-                <w:rFonts w:hint="eastAsia"/>
-                <w:b/>
-                <w:bCs/>
-              </w:rPr>
-              <w:t xml:space="preserve">学员问</w:t>
-            </w:r>
-            <w:r>
-              <w:rPr>
-                <w:rFonts w:hint="eastAsia"/>
-              </w:rPr>
-              <w:t xml:space="preserve">：</w:t>
-            </w:r>
-            <w:r>
-              <w:rPr>
-                <w:rFonts w:hint="eastAsia"/>
-              </w:rPr>
-              <w:t xml:space="preserve">“我自己手机的</w:t>
-            </w:r>
-            <w:r>
-              <w:t xml:space="preserve"> </w:t>
-            </w:r>
-            <w:r>
-              <w:rPr>
-                <w:rFonts w:hint="eastAsia"/>
-              </w:rPr>
-              <w:t xml:space="preserve">AI，处理公司数据行不行？”</w:t>
-            </w:r>
-            <w:r>
-              <w:t xml:space="preserve"> </w:t>
-            </w:r>
-            <w:r>
-              <w:t xml:space="preserve">→ </w:t>
-            </w:r>
-            <w:r>
-              <w:rPr>
-                <w:rFonts w:hint="eastAsia"/>
-              </w:rPr>
-              <w:t xml:space="preserve">答：不行，这是红线——敏感数据不进未批准的</w:t>
-            </w:r>
-            <w:r>
-              <w:t xml:space="preserve"> AI </w:t>
-            </w:r>
-            <w:r>
-              <w:rPr>
-                <w:rFonts w:hint="eastAsia"/>
-              </w:rPr>
-              <w:t xml:space="preserve">工具。为什么，第</w:t>
-            </w:r>
-            <w:r>
-              <w:t xml:space="preserve"> 7 </w:t>
-            </w:r>
-            <w:r>
-              <w:rPr>
-                <w:rFonts w:hint="eastAsia"/>
-              </w:rPr>
-              <w:t xml:space="preserve">章细讲，今天先立规矩。</w:t>
-            </w:r>
-            <w:r>
-              <w:t xml:space="preserve"> </w:t>
-            </w:r>
-            <w:r>
-              <w:t xml:space="preserve">-</w:t>
-            </w:r>
-            <w:r>
-              <w:t xml:space="preserve"> </w:t>
-            </w:r>
-            <w:r>
-              <w:rPr>
-                <w:rFonts w:hint="eastAsia"/>
-                <w:b/>
-                <w:bCs/>
-              </w:rPr>
-              <w:t xml:space="preserve">学员问</w:t>
-            </w:r>
-            <w:r>
-              <w:rPr>
-                <w:rFonts w:hint="eastAsia"/>
-              </w:rPr>
-              <w:t xml:space="preserve">：</w:t>
-            </w:r>
-            <w:r>
-              <w:rPr>
-                <w:rFonts w:hint="eastAsia"/>
-              </w:rPr>
-              <w:t xml:space="preserve">“这么多工具，单位批的是哪个？”</w:t>
-            </w:r>
-            <w:r>
-              <w:t xml:space="preserve"> </w:t>
-            </w:r>
-            <w:r>
-              <w:t xml:space="preserve">→ </w:t>
-            </w:r>
-            <w:r>
-              <w:rPr>
-                <w:rFonts w:hint="eastAsia"/>
-              </w:rPr>
-              <w:t xml:space="preserve">答：以单位《AI</w:t>
-            </w:r>
-            <w:r>
-              <w:t xml:space="preserve"> </w:t>
-            </w:r>
-            <w:r>
-              <w:rPr>
-                <w:rFonts w:hint="eastAsia"/>
-              </w:rPr>
-              <w:t xml:space="preserve">使用规范》为准；没有规范就先问信息部门再用，别自己注册完就干。</w:t>
-            </w:r>
-            <w:r>
-              <w:t xml:space="preserve"> </w:t>
-            </w:r>
-            <w:r>
-              <w:t xml:space="preserve">-</w:t>
-            </w:r>
-            <w:r>
-              <w:t xml:space="preserve"> </w:t>
-            </w:r>
-            <w:r>
-              <w:rPr>
-                <w:rFonts w:hint="eastAsia"/>
-                <w:b/>
-                <w:bCs/>
-              </w:rPr>
-              <w:t xml:space="preserve">学员问</w:t>
-            </w:r>
-            <w:r>
-              <w:rPr>
-                <w:rFonts w:hint="eastAsia"/>
-              </w:rPr>
-              <w:t xml:space="preserve">：</w:t>
-            </w:r>
-            <w:r>
-              <w:rPr>
-                <w:rFonts w:hint="eastAsia"/>
-              </w:rPr>
-              <w:t xml:space="preserve">“国产和国外到底差多少？”</w:t>
-            </w:r>
-            <w:r>
-              <w:t xml:space="preserve"> </w:t>
-            </w:r>
-            <w:r>
-              <w:t xml:space="preserve">→ </w:t>
-            </w:r>
-            <w:r>
-              <w:rPr>
-                <w:rFonts w:hint="eastAsia"/>
-              </w:rPr>
-              <w:t xml:space="preserve">答：旗舰能力差距在缩小，国外强在生态和安全合规，国产强在价格、开源和中文。日常办公任务，国产主力完全够；高安全、深集成场景再考虑国外旗舰。</w:t>
-            </w:r>
-            <w:r>
-              <w:t xml:space="preserve"> </w:t>
-            </w:r>
-            <w:r>
-              <w:t xml:space="preserve">-</w:t>
-            </w:r>
-            <w:r>
-              <w:t xml:space="preserve"> </w:t>
-            </w:r>
-            <w:r>
-              <w:rPr>
-                <w:rFonts w:hint="eastAsia"/>
-                <w:b/>
-                <w:bCs/>
-              </w:rPr>
-              <w:t xml:space="preserve">学员问</w:t>
-            </w:r>
-            <w:r>
-              <w:rPr>
-                <w:rFonts w:hint="eastAsia"/>
-              </w:rPr>
-              <w:t xml:space="preserve">：</w:t>
-            </w:r>
-            <w:r>
-              <w:rPr>
-                <w:rFonts w:hint="eastAsia"/>
-              </w:rPr>
-              <w:t xml:space="preserve">“单位要花多少钱上</w:t>
-            </w:r>
-            <w:r>
-              <w:t xml:space="preserve"> </w:t>
-            </w:r>
-            <w:r>
-              <w:rPr>
-                <w:rFonts w:hint="eastAsia"/>
-              </w:rPr>
-              <w:t xml:space="preserve">AI？”</w:t>
-            </w:r>
-            <w:r>
-              <w:t xml:space="preserve"> </w:t>
-            </w:r>
-            <w:r>
-              <w:t xml:space="preserve">→ </w:t>
-            </w:r>
-            <w:r>
-              <w:rPr>
-                <w:rFonts w:hint="eastAsia"/>
-              </w:rPr>
-              <w:t xml:space="preserve">答：先花</w:t>
-            </w:r>
-            <w:r>
-              <w:t xml:space="preserve"> 0 </w:t>
-            </w:r>
-            <w:r>
-              <w:rPr>
-                <w:rFonts w:hint="eastAsia"/>
-              </w:rPr>
-              <w:t xml:space="preserve">元——免费档练手。主力任务按量付费，每天</w:t>
+              <w:t xml:space="preserve">### 4. </w:t>
+            </w:r>
+            <w:r>
+              <w:rPr>
+                <w:rFonts w:hint="eastAsia"/>
+              </w:rPr>
+              <w:t xml:space="preserve">板书</w:t>
+            </w:r>
+            <w:r>
+              <w:t xml:space="preserve"> / </w:t>
+            </w:r>
+            <w:r>
+              <w:rPr>
+                <w:rFonts w:hint="eastAsia"/>
+              </w:rPr>
+              <w:t xml:space="preserve">幻灯片要点</w:t>
+            </w:r>
+            <w:r>
+              <w:t xml:space="preserve"> </w:t>
+            </w:r>
+            <w:r>
+              <w:t xml:space="preserve">- P25 </w:t>
+            </w:r>
+            <w:r>
+              <w:rPr>
+                <w:rFonts w:hint="eastAsia"/>
+              </w:rPr>
+              <w:t xml:space="preserve">六大类工具一张表｜金句：1</w:t>
+            </w:r>
+            <w:r>
+              <w:t xml:space="preserve"> </w:t>
+            </w:r>
+            <w:r>
+              <w:rPr>
+                <w:rFonts w:hint="eastAsia"/>
+              </w:rPr>
+              <w:t xml:space="preserve">个聊天</w:t>
+            </w:r>
+            <w:r>
+              <w:t xml:space="preserve"> + 1 </w:t>
+            </w:r>
+            <w:r>
+              <w:rPr>
+                <w:rFonts w:hint="eastAsia"/>
+              </w:rPr>
+              <w:t xml:space="preserve">个办公</w:t>
+            </w:r>
+            <w:r>
+              <w:t xml:space="preserve"> + 1 </w:t>
+            </w:r>
+            <w:r>
+              <w:rPr>
+                <w:rFonts w:hint="eastAsia"/>
+              </w:rPr>
+              <w:t xml:space="preserve">个智能体，先覆盖</w:t>
+            </w:r>
+            <w:r>
+              <w:t xml:space="preserve"> 90% </w:t>
+            </w:r>
+            <w:r>
+              <w:rPr>
+                <w:rFonts w:hint="eastAsia"/>
+              </w:rPr>
+              <w:t xml:space="preserve">日常</w:t>
+            </w:r>
+            <w:r>
+              <w:t xml:space="preserve"> </w:t>
+            </w:r>
+            <w:r>
+              <w:t xml:space="preserve">- P26 </w:t>
+            </w:r>
+            <w:r>
+              <w:rPr>
+                <w:rFonts w:hint="eastAsia"/>
+              </w:rPr>
+              <w:t xml:space="preserve">国产五强：DeepSeek</w:t>
+            </w:r>
+            <w:r>
+              <w:t xml:space="preserve"> </w:t>
+            </w:r>
+            <w:r>
+              <w:rPr>
+                <w:rFonts w:hint="eastAsia"/>
+              </w:rPr>
+              <w:t xml:space="preserve">推理省钱</w:t>
+            </w:r>
+            <w:r>
+              <w:t xml:space="preserve"> / Kimi Agent </w:t>
+            </w:r>
+            <w:r>
+              <w:rPr>
+                <w:rFonts w:hint="eastAsia"/>
+              </w:rPr>
+              <w:t xml:space="preserve">之王</w:t>
+            </w:r>
+            <w:r>
+              <w:t xml:space="preserve"> / </w:t>
+            </w:r>
+            <w:r>
+              <w:rPr>
+                <w:rFonts w:hint="eastAsia"/>
+              </w:rPr>
+              <w:t xml:space="preserve">通义多模态全</w:t>
+            </w:r>
+            <w:r>
+              <w:t xml:space="preserve"> / </w:t>
+            </w:r>
+            <w:r>
+              <w:rPr>
+                <w:rFonts w:hint="eastAsia"/>
+              </w:rPr>
+              <w:t xml:space="preserve">豆包门槛最低</w:t>
+            </w:r>
+            <w:r>
+              <w:t xml:space="preserve"> / </w:t>
+            </w:r>
+            <w:r>
+              <w:rPr>
+                <w:rFonts w:hint="eastAsia"/>
+              </w:rPr>
+              <w:t xml:space="preserve">智谱长文本代码｜金句：先定</w:t>
+            </w:r>
+            <w:r>
+              <w:t xml:space="preserve"> 1-2 </w:t>
+            </w:r>
+            <w:r>
+              <w:rPr>
+                <w:rFonts w:hint="eastAsia"/>
+              </w:rPr>
+              <w:t xml:space="preserve">个主力用出手感</w:t>
+            </w:r>
+            <w:r>
+              <w:t xml:space="preserve"> </w:t>
+            </w:r>
+            <w:r>
+              <w:t xml:space="preserve">- P27 </w:t>
+            </w:r>
+            <w:r>
+              <w:rPr>
+                <w:rFonts w:hint="eastAsia"/>
+              </w:rPr>
+              <w:t xml:space="preserve">国外标杆：GPT-5.6</w:t>
+            </w:r>
+            <w:r>
+              <w:t xml:space="preserve"> </w:t>
+            </w:r>
+            <w:r>
+              <w:rPr>
+                <w:rFonts w:hint="eastAsia"/>
+              </w:rPr>
+              <w:t xml:space="preserve">三档</w:t>
+            </w:r>
+            <w:r>
+              <w:t xml:space="preserve"> / Claude </w:t>
+            </w:r>
+            <w:r>
+              <w:rPr>
+                <w:rFonts w:hint="eastAsia"/>
+              </w:rPr>
+              <w:t xml:space="preserve">编码安全</w:t>
+            </w:r>
+            <w:r>
+              <w:t xml:space="preserve"> / Gemini 200 </w:t>
+            </w:r>
+            <w:r>
+              <w:rPr>
+                <w:rFonts w:hint="eastAsia"/>
+              </w:rPr>
+              <w:t xml:space="preserve">万上下文</w:t>
+            </w:r>
+            <w:r>
+              <w:t xml:space="preserve"> / Grok </w:t>
+            </w:r>
+            <w:r>
+              <w:rPr>
+                <w:rFonts w:hint="eastAsia"/>
+              </w:rPr>
+              <w:t xml:space="preserve">懂时事｜金句：国外强生态安全，国产强价格开源——按场景选，别站队</w:t>
+            </w:r>
+            <w:r>
+              <w:t xml:space="preserve"> </w:t>
+            </w:r>
+            <w:r>
+              <w:t xml:space="preserve">- P28 </w:t>
+            </w:r>
+            <w:r>
+              <w:rPr>
+                <w:rFonts w:hint="eastAsia"/>
+              </w:rPr>
+              <w:t xml:space="preserve">成本：100</w:t>
+            </w:r>
+            <w:r>
+              <w:t xml:space="preserve"> </w:t>
+            </w:r>
+            <w:r>
+              <w:rPr>
+                <w:rFonts w:hint="eastAsia"/>
+              </w:rPr>
+              <w:t xml:space="preserve">万</w:t>
+            </w:r>
+            <w:r>
+              <w:t xml:space="preserve"> token ≈ 70 </w:t>
+            </w:r>
+            <w:r>
+              <w:rPr>
+                <w:rFonts w:hint="eastAsia"/>
+              </w:rPr>
+              <w:t xml:space="preserve">万字｜V4</w:t>
+            </w:r>
+            <w:r>
+              <w:t xml:space="preserve"> </w:t>
+            </w:r>
+            <w:r>
+              <w:rPr>
+                <w:rFonts w:hint="eastAsia"/>
+              </w:rPr>
+              <w:t xml:space="preserve">$1.32/$3.96｜每天</w:t>
             </w:r>
             <w:r>
               <w:t xml:space="preserve"> 1 </w:t>
@@ -13454,122 +13586,112 @@
               <w:rPr>
                 <w:rFonts w:hint="eastAsia"/>
               </w:rPr>
-              <w:t xml:space="preserve">小时不到一杯奶茶。先算账，再谈落地。</w:t>
-            </w:r>
-            <w:r>
-              <w:t xml:space="preserve"> </w:t>
-            </w:r>
-            <w:r>
-              <w:t xml:space="preserve">-</w:t>
-            </w:r>
-            <w:r>
-              <w:t xml:space="preserve"> </w:t>
-            </w:r>
-            <w:r>
-              <w:rPr>
-                <w:rFonts w:hint="eastAsia"/>
-                <w:b/>
-                <w:bCs/>
-              </w:rPr>
-              <w:t xml:space="preserve">学员问</w:t>
-            </w:r>
-            <w:r>
-              <w:rPr>
-                <w:rFonts w:hint="eastAsia"/>
-              </w:rPr>
-              <w:t xml:space="preserve">：</w:t>
-            </w:r>
-            <w:r>
-              <w:t xml:space="preserve">“WorkBuddy </w:t>
-            </w:r>
-            <w:r>
-              <w:rPr>
-                <w:rFonts w:hint="eastAsia"/>
-              </w:rPr>
-              <w:t xml:space="preserve">做错了数字怎么办？”</w:t>
-            </w:r>
-            <w:r>
-              <w:t xml:space="preserve"> </w:t>
-            </w:r>
-            <w:r>
-              <w:t xml:space="preserve">→ </w:t>
-            </w:r>
-            <w:r>
-              <w:rPr>
-                <w:rFonts w:hint="eastAsia"/>
-              </w:rPr>
-              <w:t xml:space="preserve">答：正常，AI</w:t>
-            </w:r>
-            <w:r>
-              <w:t xml:space="preserve"> </w:t>
-            </w:r>
-            <w:r>
-              <w:rPr>
-                <w:rFonts w:hint="eastAsia"/>
-              </w:rPr>
-              <w:t xml:space="preserve">读表也会错——所以关键数字你自己核一遍，这就是三红线第三条”人做终审”。演示里我改的那</w:t>
-            </w:r>
-            <w:r>
-              <w:t xml:space="preserve"> 30 </w:t>
-            </w:r>
-            <w:r>
-              <w:rPr>
-                <w:rFonts w:hint="eastAsia"/>
-              </w:rPr>
-              <w:t xml:space="preserve">秒，就是终审。</w:t>
-            </w:r>
-            <w:r>
-              <w:t xml:space="preserve"> </w:t>
-            </w:r>
-            <w:r>
-              <w:t xml:space="preserve">-</w:t>
-            </w:r>
-            <w:r>
-              <w:t xml:space="preserve"> </w:t>
-            </w:r>
-            <w:r>
-              <w:rPr>
-                <w:rFonts w:hint="eastAsia"/>
-                <w:b/>
-                <w:bCs/>
-              </w:rPr>
-              <w:t xml:space="preserve">学员问</w:t>
-            </w:r>
-            <w:r>
-              <w:rPr>
-                <w:rFonts w:hint="eastAsia"/>
-              </w:rPr>
-              <w:t xml:space="preserve">：</w:t>
-            </w:r>
-            <w:r>
-              <w:rPr>
-                <w:rFonts w:hint="eastAsia"/>
-              </w:rPr>
-              <w:t xml:space="preserve">“演示的时候它会不会翻车？”</w:t>
-            </w:r>
-            <w:r>
-              <w:t xml:space="preserve"> </w:t>
-            </w:r>
-            <w:r>
-              <w:t xml:space="preserve">→ </w:t>
-            </w:r>
-            <w:r>
-              <w:rPr>
-                <w:rFonts w:hint="eastAsia"/>
-              </w:rPr>
-              <w:t xml:space="preserve">答：讲师预案——演示前联调过；真翻车了正好是教学素材：</w:t>
-            </w:r>
-            <w:r>
-              <w:rPr>
-                <w:rFonts w:hint="eastAsia"/>
-              </w:rPr>
-              <w:t xml:space="preserve">“看，它也会卡，所以关键交付物必须人来验收。”</w:t>
-            </w:r>
-            <w:r>
-              <w:rPr>
-                <w:rFonts w:hint="eastAsia"/>
-              </w:rPr>
-              <w:t xml:space="preserve">翻车不丢人，不验收才丢人。</w:t>
+              <w:t xml:space="preserve">小时</w:t>
+            </w:r>
+            <w:r>
+              <w:t xml:space="preserve"> &lt; </w:t>
+            </w:r>
+            <w:r>
+              <w:rPr>
+                <w:rFonts w:hint="eastAsia"/>
+              </w:rPr>
+              <w:t xml:space="preserve">一杯奶茶｜金句：先算账，再谈落地</w:t>
+            </w:r>
+            <w:r>
+              <w:t xml:space="preserve"> </w:t>
+            </w:r>
+            <w:r>
+              <w:t xml:space="preserve">- P30 </w:t>
+            </w:r>
+            <w:r>
+              <w:rPr>
+                <w:rFonts w:hint="eastAsia"/>
+              </w:rPr>
+              <w:t xml:space="preserve">三步上手：注册→首聊带任务→迭代修正｜五岗位场景</w:t>
+            </w:r>
+            <w:r>
+              <w:t xml:space="preserve"> </w:t>
+            </w:r>
+            <w:r>
+              <w:t xml:space="preserve">- P31 WorkBuddy </w:t>
+            </w:r>
+            <w:r>
+              <w:rPr>
+                <w:rFonts w:hint="eastAsia"/>
+              </w:rPr>
+              <w:t xml:space="preserve">五大能力</w:t>
+            </w:r>
+            <w:r>
+              <w:t xml:space="preserve"> + </w:t>
+            </w:r>
+            <w:r>
+              <w:rPr>
+                <w:rFonts w:hint="eastAsia"/>
+              </w:rPr>
+              <w:t xml:space="preserve">上手三步｜金句：关键不是会多少功能，是敢把一件事完整地交给它</w:t>
+            </w:r>
+            <w:r>
+              <w:t xml:space="preserve"> </w:t>
+            </w:r>
+            <w:r>
+              <w:t xml:space="preserve">- P32 </w:t>
+            </w:r>
+            <w:r>
+              <w:rPr>
+                <w:rFonts w:hint="eastAsia"/>
+              </w:rPr>
+              <w:t xml:space="preserve">现场演示：一句话派活</w:t>
+            </w:r>
+            <w:r>
+              <w:t xml:space="preserve"> / </w:t>
+            </w:r>
+            <w:r>
+              <w:rPr>
+                <w:rFonts w:hint="eastAsia"/>
+              </w:rPr>
+              <w:t xml:space="preserve">看三个地方</w:t>
+            </w:r>
+            <w:r>
+              <w:t xml:space="preserve"> / </w:t>
+            </w:r>
+            <w:r>
+              <w:rPr>
+                <w:rFonts w:hint="eastAsia"/>
+              </w:rPr>
+              <w:t xml:space="preserve">上手三步｜演示纪律：脱敏数据</w:t>
+            </w:r>
+            <w:r>
+              <w:t xml:space="preserve"> + </w:t>
+            </w:r>
+            <w:r>
+              <w:rPr>
+                <w:rFonts w:hint="eastAsia"/>
+              </w:rPr>
+              <w:t xml:space="preserve">人做终审</w:t>
+            </w:r>
+            <w:r>
+              <w:t xml:space="preserve"> </w:t>
+            </w:r>
+            <w:r>
+              <w:t xml:space="preserve">- P33 </w:t>
+            </w:r>
+            <w:r>
+              <w:rPr>
+                <w:rFonts w:hint="eastAsia"/>
+              </w:rPr>
+              <w:t xml:space="preserve">工具选择三红线｜金句：用得快，但不能快到越线</w:t>
+            </w:r>
+            <w:r>
+              <w:t xml:space="preserve"> </w:t>
+            </w:r>
+            <w:r>
+              <w:t xml:space="preserve">- P34 AI </w:t>
+            </w:r>
+            <w:r>
+              <w:rPr>
+                <w:rFonts w:hint="eastAsia"/>
+              </w:rPr>
+              <w:t xml:space="preserve">创作：出图/出视频/出声音｜金句：主体+风格+用途；红线：真人形象声音未经授权不能用</w:t>
             </w:r>
           </w:p>
         </w:tc>
@@ -13582,6 +13704,376 @@
               <w:pStyle w:val="Compact"/>
             </w:pPr>
             <w:r>
+              <w:t xml:space="preserve">### 5. </w:t>
+            </w:r>
+            <w:r>
+              <w:rPr>
+                <w:rFonts w:hint="eastAsia"/>
+              </w:rPr>
+              <w:t xml:space="preserve">常见误区</w:t>
+            </w:r>
+            <w:r>
+              <w:t xml:space="preserve"> &amp; </w:t>
+            </w:r>
+            <w:r>
+              <w:rPr>
+                <w:rFonts w:hint="eastAsia"/>
+              </w:rPr>
+              <w:t xml:space="preserve">答疑预案</w:t>
+            </w:r>
+            <w:r>
+              <w:t xml:space="preserve"> </w:t>
+            </w:r>
+            <w:r>
+              <w:t xml:space="preserve">-</w:t>
+            </w:r>
+            <w:r>
+              <w:t xml:space="preserve"> </w:t>
+            </w:r>
+            <w:r>
+              <w:rPr>
+                <w:rFonts w:hint="eastAsia"/>
+                <w:b/>
+                <w:bCs/>
+              </w:rPr>
+              <w:t xml:space="preserve">学员问</w:t>
+            </w:r>
+            <w:r>
+              <w:rPr>
+                <w:rFonts w:hint="eastAsia"/>
+              </w:rPr>
+              <w:t xml:space="preserve">：</w:t>
+            </w:r>
+            <w:r>
+              <w:rPr>
+                <w:rFonts w:hint="eastAsia"/>
+              </w:rPr>
+              <w:t xml:space="preserve">“我自己手机的</w:t>
+            </w:r>
+            <w:r>
+              <w:t xml:space="preserve"> </w:t>
+            </w:r>
+            <w:r>
+              <w:rPr>
+                <w:rFonts w:hint="eastAsia"/>
+              </w:rPr>
+              <w:t xml:space="preserve">AI，处理公司数据行不行？”</w:t>
+            </w:r>
+            <w:r>
+              <w:t xml:space="preserve"> </w:t>
+            </w:r>
+            <w:r>
+              <w:t xml:space="preserve">→ </w:t>
+            </w:r>
+            <w:r>
+              <w:rPr>
+                <w:rFonts w:hint="eastAsia"/>
+              </w:rPr>
+              <w:t xml:space="preserve">答：不行，这是红线——敏感数据不进未批准的</w:t>
+            </w:r>
+            <w:r>
+              <w:t xml:space="preserve"> AI </w:t>
+            </w:r>
+            <w:r>
+              <w:rPr>
+                <w:rFonts w:hint="eastAsia"/>
+              </w:rPr>
+              <w:t xml:space="preserve">工具。为什么，第</w:t>
+            </w:r>
+            <w:r>
+              <w:t xml:space="preserve"> 7 </w:t>
+            </w:r>
+            <w:r>
+              <w:rPr>
+                <w:rFonts w:hint="eastAsia"/>
+              </w:rPr>
+              <w:t xml:space="preserve">章细讲，今天先立规矩。</w:t>
+            </w:r>
+            <w:r>
+              <w:t xml:space="preserve"> </w:t>
+            </w:r>
+            <w:r>
+              <w:t xml:space="preserve">-</w:t>
+            </w:r>
+            <w:r>
+              <w:t xml:space="preserve"> </w:t>
+            </w:r>
+            <w:r>
+              <w:rPr>
+                <w:rFonts w:hint="eastAsia"/>
+                <w:b/>
+                <w:bCs/>
+              </w:rPr>
+              <w:t xml:space="preserve">学员问</w:t>
+            </w:r>
+            <w:r>
+              <w:rPr>
+                <w:rFonts w:hint="eastAsia"/>
+              </w:rPr>
+              <w:t xml:space="preserve">：</w:t>
+            </w:r>
+            <w:r>
+              <w:rPr>
+                <w:rFonts w:hint="eastAsia"/>
+              </w:rPr>
+              <w:t xml:space="preserve">“这么多工具，单位批的是哪个？”</w:t>
+            </w:r>
+            <w:r>
+              <w:t xml:space="preserve"> </w:t>
+            </w:r>
+            <w:r>
+              <w:t xml:space="preserve">→ </w:t>
+            </w:r>
+            <w:r>
+              <w:rPr>
+                <w:rFonts w:hint="eastAsia"/>
+              </w:rPr>
+              <w:t xml:space="preserve">答：以单位《AI</w:t>
+            </w:r>
+            <w:r>
+              <w:t xml:space="preserve"> </w:t>
+            </w:r>
+            <w:r>
+              <w:rPr>
+                <w:rFonts w:hint="eastAsia"/>
+              </w:rPr>
+              <w:t xml:space="preserve">使用规范》为准；没有规范就先问信息部门再用，别自己注册完就干。</w:t>
+            </w:r>
+            <w:r>
+              <w:t xml:space="preserve"> </w:t>
+            </w:r>
+            <w:r>
+              <w:t xml:space="preserve">-</w:t>
+            </w:r>
+            <w:r>
+              <w:t xml:space="preserve"> </w:t>
+            </w:r>
+            <w:r>
+              <w:rPr>
+                <w:rFonts w:hint="eastAsia"/>
+                <w:b/>
+                <w:bCs/>
+              </w:rPr>
+              <w:t xml:space="preserve">学员问</w:t>
+            </w:r>
+            <w:r>
+              <w:rPr>
+                <w:rFonts w:hint="eastAsia"/>
+              </w:rPr>
+              <w:t xml:space="preserve">：</w:t>
+            </w:r>
+            <w:r>
+              <w:rPr>
+                <w:rFonts w:hint="eastAsia"/>
+              </w:rPr>
+              <w:t xml:space="preserve">“国产和国外到底差多少？”</w:t>
+            </w:r>
+            <w:r>
+              <w:t xml:space="preserve"> </w:t>
+            </w:r>
+            <w:r>
+              <w:t xml:space="preserve">→ </w:t>
+            </w:r>
+            <w:r>
+              <w:rPr>
+                <w:rFonts w:hint="eastAsia"/>
+              </w:rPr>
+              <w:t xml:space="preserve">答：旗舰能力差距在缩小，国外强在生态和安全合规，国产强在价格、开源和中文。日常办公任务，国产主力完全够；高安全、深集成场景再考虑国外旗舰。</w:t>
+            </w:r>
+            <w:r>
+              <w:t xml:space="preserve"> </w:t>
+            </w:r>
+            <w:r>
+              <w:t xml:space="preserve">-</w:t>
+            </w:r>
+            <w:r>
+              <w:t xml:space="preserve"> </w:t>
+            </w:r>
+            <w:r>
+              <w:rPr>
+                <w:rFonts w:hint="eastAsia"/>
+                <w:b/>
+                <w:bCs/>
+              </w:rPr>
+              <w:t xml:space="preserve">学员问</w:t>
+            </w:r>
+            <w:r>
+              <w:rPr>
+                <w:rFonts w:hint="eastAsia"/>
+              </w:rPr>
+              <w:t xml:space="preserve">：</w:t>
+            </w:r>
+            <w:r>
+              <w:rPr>
+                <w:rFonts w:hint="eastAsia"/>
+              </w:rPr>
+              <w:t xml:space="preserve">“单位要花多少钱上</w:t>
+            </w:r>
+            <w:r>
+              <w:t xml:space="preserve"> </w:t>
+            </w:r>
+            <w:r>
+              <w:rPr>
+                <w:rFonts w:hint="eastAsia"/>
+              </w:rPr>
+              <w:t xml:space="preserve">AI？”</w:t>
+            </w:r>
+            <w:r>
+              <w:t xml:space="preserve"> </w:t>
+            </w:r>
+            <w:r>
+              <w:t xml:space="preserve">→ </w:t>
+            </w:r>
+            <w:r>
+              <w:rPr>
+                <w:rFonts w:hint="eastAsia"/>
+              </w:rPr>
+              <w:t xml:space="preserve">答：先花</w:t>
+            </w:r>
+            <w:r>
+              <w:t xml:space="preserve"> 0 </w:t>
+            </w:r>
+            <w:r>
+              <w:rPr>
+                <w:rFonts w:hint="eastAsia"/>
+              </w:rPr>
+              <w:t xml:space="preserve">元——免费档练手。主力任务按量付费，每天</w:t>
+            </w:r>
+            <w:r>
+              <w:t xml:space="preserve"> 1 </w:t>
+            </w:r>
+            <w:r>
+              <w:rPr>
+                <w:rFonts w:hint="eastAsia"/>
+              </w:rPr>
+              <w:t xml:space="preserve">小时不到一杯奶茶。先算账，再谈落地。</w:t>
+            </w:r>
+            <w:r>
+              <w:t xml:space="preserve"> </w:t>
+            </w:r>
+            <w:r>
+              <w:t xml:space="preserve">-</w:t>
+            </w:r>
+            <w:r>
+              <w:t xml:space="preserve"> </w:t>
+            </w:r>
+            <w:r>
+              <w:rPr>
+                <w:rFonts w:hint="eastAsia"/>
+                <w:b/>
+                <w:bCs/>
+              </w:rPr>
+              <w:t xml:space="preserve">学员问</w:t>
+            </w:r>
+            <w:r>
+              <w:rPr>
+                <w:rFonts w:hint="eastAsia"/>
+              </w:rPr>
+              <w:t xml:space="preserve">：</w:t>
+            </w:r>
+            <w:r>
+              <w:t xml:space="preserve">“WorkBuddy </w:t>
+            </w:r>
+            <w:r>
+              <w:rPr>
+                <w:rFonts w:hint="eastAsia"/>
+              </w:rPr>
+              <w:t xml:space="preserve">做错了数字怎么办？”</w:t>
+            </w:r>
+            <w:r>
+              <w:t xml:space="preserve"> </w:t>
+            </w:r>
+            <w:r>
+              <w:t xml:space="preserve">→ </w:t>
+            </w:r>
+            <w:r>
+              <w:rPr>
+                <w:rFonts w:hint="eastAsia"/>
+              </w:rPr>
+              <w:t xml:space="preserve">答：正常，AI</w:t>
+            </w:r>
+            <w:r>
+              <w:t xml:space="preserve"> </w:t>
+            </w:r>
+            <w:r>
+              <w:rPr>
+                <w:rFonts w:hint="eastAsia"/>
+              </w:rPr>
+              <w:t xml:space="preserve">读表也会错——所以关键数字你自己核一遍，这就是三红线第三条”人做终审”。演示里我改的那</w:t>
+            </w:r>
+            <w:r>
+              <w:t xml:space="preserve"> 30 </w:t>
+            </w:r>
+            <w:r>
+              <w:rPr>
+                <w:rFonts w:hint="eastAsia"/>
+              </w:rPr>
+              <w:t xml:space="preserve">秒，就是终审。</w:t>
+            </w:r>
+            <w:r>
+              <w:t xml:space="preserve"> </w:t>
+            </w:r>
+            <w:r>
+              <w:t xml:space="preserve">-</w:t>
+            </w:r>
+            <w:r>
+              <w:t xml:space="preserve"> </w:t>
+            </w:r>
+            <w:r>
+              <w:rPr>
+                <w:rFonts w:hint="eastAsia"/>
+                <w:b/>
+                <w:bCs/>
+              </w:rPr>
+              <w:t xml:space="preserve">学员问</w:t>
+            </w:r>
+            <w:r>
+              <w:rPr>
+                <w:rFonts w:hint="eastAsia"/>
+              </w:rPr>
+              <w:t xml:space="preserve">：</w:t>
+            </w:r>
+            <w:r>
+              <w:rPr>
+                <w:rFonts w:hint="eastAsia"/>
+              </w:rPr>
+              <w:t xml:space="preserve">“演示的时候它会不会翻车？”</w:t>
+            </w:r>
+            <w:r>
+              <w:t xml:space="preserve"> </w:t>
+            </w:r>
+            <w:r>
+              <w:t xml:space="preserve">→ </w:t>
+            </w:r>
+            <w:r>
+              <w:rPr>
+                <w:rFonts w:hint="eastAsia"/>
+              </w:rPr>
+              <w:t xml:space="preserve">答：讲师预案——演示前联调过；真翻车了正好是教学素材：</w:t>
+            </w:r>
+            <w:r>
+              <w:rPr>
+                <w:rFonts w:hint="eastAsia"/>
+              </w:rPr>
+              <w:t xml:space="preserve">“看，它也会卡，所以关键交付物必须人来验收。”</w:t>
+            </w:r>
+            <w:r>
+              <w:rPr>
+                <w:rFonts w:hint="eastAsia"/>
+              </w:rPr>
+              <w:t xml:space="preserve">翻车不丢人，不验收才丢人。</w:t>
+            </w:r>
+          </w:p>
+        </w:tc>
+      </w:tr>
+      <w:tr>
+        <w:tc>
+          <w:tcPr/>
+          <w:p>
+            <w:pPr>
+              <w:pStyle w:val="Compact"/>
+            </w:pPr>
+            <w:r>
               <w:t xml:space="preserve">### 6. </w:t>
             </w:r>
             <w:r>
@@ -13805,25 +14297,25 @@
         <w:rPr>
           <w:rFonts w:hint="eastAsia"/>
         </w:rPr>
-        <w:t xml:space="preserve">PPT：P34</w:t>
-      </w:r>
-      <w:r>
-        <w:t xml:space="preserve"> </w:t>
-      </w:r>
-      <w:r>
-        <w:rPr>
-          <w:rFonts w:hint="eastAsia"/>
-        </w:rPr>
-        <w:t xml:space="preserve">扉页、P35</w:t>
-      </w:r>
-      <w:r>
-        <w:t xml:space="preserve"> </w:t>
-      </w:r>
-      <w:r>
-        <w:rPr>
-          <w:rFonts w:hint="eastAsia"/>
-        </w:rPr>
-        <w:t xml:space="preserve">什么是智能体、P36</w:t>
+        <w:t xml:space="preserve">PPT：P35</w:t>
+      </w:r>
+      <w:r>
+        <w:t xml:space="preserve"> </w:t>
+      </w:r>
+      <w:r>
+        <w:rPr>
+          <w:rFonts w:hint="eastAsia"/>
+        </w:rPr>
+        <w:t xml:space="preserve">扉页、P36</w:t>
+      </w:r>
+      <w:r>
+        <w:t xml:space="preserve"> </w:t>
+      </w:r>
+      <w:r>
+        <w:rPr>
+          <w:rFonts w:hint="eastAsia"/>
+        </w:rPr>
+        <w:t xml:space="preserve">什么是智能体、P37</w:t>
       </w:r>
       <w:r>
         <w:t xml:space="preserve"> </w:t>
@@ -13841,7 +14333,7 @@
         <w:rPr>
           <w:rFonts w:hint="eastAsia"/>
         </w:rPr>
-        <w:t xml:space="preserve">副驾、P37</w:t>
+        <w:t xml:space="preserve">副驾、P38</w:t>
       </w:r>
       <w:r>
         <w:t xml:space="preserve"> </w:t>
@@ -14085,7 +14577,7 @@
         <w:rPr>
           <w:rFonts w:hint="eastAsia"/>
         </w:rPr>
-        <w:t xml:space="preserve">Agent——P35】什么是智能体？它不是”你问一句它答一句”，而是能</w:t>
+        <w:t xml:space="preserve">Agent——P36】什么是智能体？它不是”你问一句它答一句”，而是能</w:t>
       </w:r>
       <w:r>
         <w:rPr>
@@ -14202,7 +14694,7 @@
         <w:rPr>
           <w:rFonts w:hint="eastAsia"/>
         </w:rPr>
-        <w:t xml:space="preserve">的分水岭——P35</w:t>
+        <w:t xml:space="preserve">的分水岭——P36</w:t>
       </w:r>
       <w:r>
         <w:t xml:space="preserve"> </w:t>
@@ -14356,7 +14848,7 @@
         <w:rPr>
           <w:rFonts w:hint="eastAsia"/>
         </w:rPr>
-        <w:t xml:space="preserve">副驾——P36】这个对比务必记住。</w:t>
+        <w:t xml:space="preserve">副驾——P37】这个对比务必记住。</w:t>
       </w:r>
       <w:r>
         <w:t xml:space="preserve"> </w:t>
@@ -14457,7 +14949,7 @@
         <w:rPr>
           <w:rFonts w:hint="eastAsia"/>
         </w:rPr>
-        <w:t xml:space="preserve">【概念·知识库——P37，让</w:t>
+        <w:t xml:space="preserve">【概念·知识库——P38，让</w:t>
       </w:r>
       <w:r>
         <w:t xml:space="preserve"> </w:t>
@@ -14896,7 +15388,7 @@
         </w:numPr>
       </w:pPr>
       <w:r>
-        <w:t xml:space="preserve">P35 </w:t>
+        <w:t xml:space="preserve">P36 </w:t>
       </w:r>
       <w:r>
         <w:rPr>
@@ -14971,7 +15463,7 @@
         </w:numPr>
       </w:pPr>
       <w:r>
-        <w:t xml:space="preserve">P36 </w:t>
+        <w:t xml:space="preserve">P37 </w:t>
       </w:r>
       <w:r>
         <w:rPr>
@@ -14998,7 +15490,7 @@
         </w:numPr>
       </w:pPr>
       <w:r>
-        <w:t xml:space="preserve">P37 </w:t>
+        <w:t xml:space="preserve">P38 </w:t>
       </w:r>
       <w:r>
         <w:rPr>
@@ -15332,34 +15824,43 @@
         <w:rPr>
           <w:rFonts w:hint="eastAsia"/>
         </w:rPr>
-        <w:t xml:space="preserve">PPT：P38</w:t>
-      </w:r>
-      <w:r>
-        <w:t xml:space="preserve"> </w:t>
-      </w:r>
-      <w:r>
-        <w:rPr>
-          <w:rFonts w:hint="eastAsia"/>
-        </w:rPr>
-        <w:t xml:space="preserve">扉页、P39</w:t>
-      </w:r>
-      <w:r>
-        <w:t xml:space="preserve"> </w:t>
-      </w:r>
-      <w:r>
-        <w:rPr>
-          <w:rFonts w:hint="eastAsia"/>
-        </w:rPr>
-        <w:t xml:space="preserve">四大风险、P40</w:t>
-      </w:r>
-      <w:r>
-        <w:t xml:space="preserve"> </w:t>
-      </w:r>
-      <w:r>
-        <w:rPr>
-          <w:rFonts w:hint="eastAsia"/>
-        </w:rPr>
-        <w:t xml:space="preserve">数据红线与负责任使用、P41</w:t>
+        <w:t xml:space="preserve">PPT：P39</w:t>
+      </w:r>
+      <w:r>
+        <w:t xml:space="preserve"> </w:t>
+      </w:r>
+      <w:r>
+        <w:rPr>
+          <w:rFonts w:hint="eastAsia"/>
+        </w:rPr>
+        <w:t xml:space="preserve">扉页、P40</w:t>
+      </w:r>
+      <w:r>
+        <w:t xml:space="preserve"> </w:t>
+      </w:r>
+      <w:r>
+        <w:rPr>
+          <w:rFonts w:hint="eastAsia"/>
+        </w:rPr>
+        <w:t xml:space="preserve">四大风险、P41</w:t>
+      </w:r>
+      <w:r>
+        <w:t xml:space="preserve"> </w:t>
+      </w:r>
+      <w:r>
+        <w:rPr>
+          <w:rFonts w:hint="eastAsia"/>
+        </w:rPr>
+        <w:t xml:space="preserve">3个真实翻车案例（新增）、P42</w:t>
+      </w:r>
+      <w:r>
+        <w:t xml:space="preserve"> </w:t>
+      </w:r>
+      <w:r>
+        <w:rPr>
+          <w:rFonts w:hint="eastAsia"/>
+        </w:rPr>
+        <w:t xml:space="preserve">数据红线与负责任使用、P43</w:t>
       </w:r>
       <w:r>
         <w:t xml:space="preserve"> </w:t>
@@ -15371,13 +15872,22 @@
         <w:t xml:space="preserve">什么数据能喂给</w:t>
       </w:r>
       <w:r>
-        <w:t xml:space="preserve"> AI、P42 AI </w:t>
-      </w:r>
-      <w:r>
-        <w:rPr>
-          <w:rFonts w:hint="eastAsia"/>
-        </w:rPr>
-        <w:t xml:space="preserve">惹了祸：应对三步、P43</w:t>
+        <w:t xml:space="preserve"> AI、P44 AI </w:t>
+      </w:r>
+      <w:r>
+        <w:rPr>
+          <w:rFonts w:hint="eastAsia"/>
+        </w:rPr>
+        <w:t xml:space="preserve">惹了祸：应对三步、P45</w:t>
+      </w:r>
+      <w:r>
+        <w:t xml:space="preserve"> </w:t>
+      </w:r>
+      <w:r>
+        <w:rPr>
+          <w:rFonts w:hint="eastAsia"/>
+        </w:rPr>
+        <w:t xml:space="preserve">翻车演练（新增）、P46</w:t>
       </w:r>
       <w:r>
         <w:t xml:space="preserve"> </w:t>
@@ -15395,7 +15905,7 @@
         <w:rPr>
           <w:rFonts w:hint="eastAsia"/>
         </w:rPr>
-        <w:t xml:space="preserve">天计划（新增）、P44</w:t>
+        <w:t xml:space="preserve">天计划（新增）、P47</w:t>
       </w:r>
       <w:r>
         <w:t xml:space="preserve"> </w:t>
@@ -15649,7 +16159,7 @@
         <w:rPr>
           <w:rFonts w:hint="eastAsia"/>
         </w:rPr>
-        <w:t xml:space="preserve">【四大风险——P39，逐条讲】</w:t>
+        <w:t xml:space="preserve">【四大风险——P40，逐条讲】</w:t>
       </w:r>
       <w:r>
         <w:t xml:space="preserve"> </w:t>
@@ -15891,10 +16401,228 @@
         <w:pStyle w:val="BodyText"/>
       </w:pPr>
       <w:r>
-        <w:rPr>
-          <w:rFonts w:hint="eastAsia"/>
-        </w:rPr>
-        <w:t xml:space="preserve">【数据红线与负责任使用——P40，四卡片】</w:t>
+        <w:t xml:space="preserve">【3 </w:t>
+      </w:r>
+      <w:r>
+        <w:rPr>
+          <w:rFonts w:hint="eastAsia"/>
+        </w:rPr>
+        <w:t xml:space="preserve">个真实翻车案例——P41，本次新增页，故事比条文记得牢】四大风险有点抽象，来点真的——这三个都是脱敏后的真事，一次翻车的代价，比一年培训费贵：</w:t>
+      </w:r>
+      <w:r>
+        <w:t xml:space="preserve"> </w:t>
+      </w:r>
+      <w:r>
+        <w:t xml:space="preserve">-</w:t>
+      </w:r>
+      <w:r>
+        <w:t xml:space="preserve"> </w:t>
+      </w:r>
+      <w:r>
+        <w:rPr>
+          <w:rFonts w:hint="eastAsia"/>
+          <w:b/>
+          <w:bCs/>
+        </w:rPr>
+        <w:t xml:space="preserve">案例</w:t>
+      </w:r>
+      <w:r>
+        <w:rPr>
+          <w:b/>
+          <w:bCs/>
+        </w:rPr>
+        <w:t xml:space="preserve"> 1 · </w:t>
+      </w:r>
+      <w:r>
+        <w:rPr>
+          <w:rFonts w:hint="eastAsia"/>
+          <w:b/>
+          <w:bCs/>
+        </w:rPr>
+        <w:t xml:space="preserve">编条款</w:t>
+      </w:r>
+      <w:r>
+        <w:rPr>
+          <w:rFonts w:hint="eastAsia"/>
+        </w:rPr>
+        <w:t xml:space="preserve">：AI</w:t>
+      </w:r>
+      <w:r>
+        <w:t xml:space="preserve"> </w:t>
+      </w:r>
+      <w:r>
+        <w:rPr>
+          <w:rFonts w:hint="eastAsia"/>
+        </w:rPr>
+        <w:t xml:space="preserve">在合同里凭空写了一条子句，数字也是编的，客户差点中招。教训：重要文件（合同/报价/对外），AI</w:t>
+      </w:r>
+      <w:r>
+        <w:t xml:space="preserve"> </w:t>
+      </w:r>
+      <w:r>
+        <w:rPr>
+          <w:rFonts w:hint="eastAsia"/>
+        </w:rPr>
+        <w:t xml:space="preserve">初稿必须双人核，关键数字回源。</w:t>
+      </w:r>
+      <w:r>
+        <w:t xml:space="preserve"> </w:t>
+      </w:r>
+      <w:r>
+        <w:t xml:space="preserve">-</w:t>
+      </w:r>
+      <w:r>
+        <w:t xml:space="preserve"> </w:t>
+      </w:r>
+      <w:r>
+        <w:rPr>
+          <w:rFonts w:hint="eastAsia"/>
+          <w:b/>
+          <w:bCs/>
+        </w:rPr>
+        <w:t xml:space="preserve">案例</w:t>
+      </w:r>
+      <w:r>
+        <w:rPr>
+          <w:b/>
+          <w:bCs/>
+        </w:rPr>
+        <w:t xml:space="preserve"> 2 · </w:t>
+      </w:r>
+      <w:r>
+        <w:rPr>
+          <w:rFonts w:hint="eastAsia"/>
+          <w:b/>
+          <w:bCs/>
+        </w:rPr>
+        <w:t xml:space="preserve">影子</w:t>
+      </w:r>
+      <w:r>
+        <w:rPr>
+          <w:b/>
+          <w:bCs/>
+        </w:rPr>
+        <w:t xml:space="preserve"> AI</w:t>
+      </w:r>
+      <w:r>
+        <w:rPr>
+          <w:rFonts w:hint="eastAsia"/>
+        </w:rPr>
+        <w:t xml:space="preserve">：有员工嫌麻烦，把客户名单直接贴进个人账号的公网</w:t>
+      </w:r>
+      <w:r>
+        <w:t xml:space="preserve"> </w:t>
+      </w:r>
+      <w:r>
+        <w:rPr>
+          <w:rFonts w:hint="eastAsia"/>
+        </w:rPr>
+        <w:t xml:space="preserve">AI，数据当场外流，单位几天后才发现。教训：只走批准的工具——你贴进去的那一秒，数据就已经不在你手里了。</w:t>
+      </w:r>
+      <w:r>
+        <w:t xml:space="preserve"> </w:t>
+      </w:r>
+      <w:r>
+        <w:t xml:space="preserve">-</w:t>
+      </w:r>
+      <w:r>
+        <w:t xml:space="preserve"> </w:t>
+      </w:r>
+      <w:r>
+        <w:rPr>
+          <w:rFonts w:hint="eastAsia"/>
+          <w:b/>
+          <w:bCs/>
+        </w:rPr>
+        <w:t xml:space="preserve">案例</w:t>
+      </w:r>
+      <w:r>
+        <w:rPr>
+          <w:b/>
+          <w:bCs/>
+        </w:rPr>
+        <w:t xml:space="preserve"> 3 · </w:t>
+      </w:r>
+      <w:r>
+        <w:rPr>
+          <w:rFonts w:hint="eastAsia"/>
+          <w:b/>
+          <w:bCs/>
+        </w:rPr>
+        <w:t xml:space="preserve">盲信</w:t>
+      </w:r>
+      <w:r>
+        <w:rPr>
+          <w:rFonts w:hint="eastAsia"/>
+        </w:rPr>
+        <w:t xml:space="preserve">：客服直接用</w:t>
+      </w:r>
+      <w:r>
+        <w:t xml:space="preserve"> AI </w:t>
+      </w:r>
+      <w:r>
+        <w:rPr>
+          <w:rFonts w:hint="eastAsia"/>
+        </w:rPr>
+        <w:t xml:space="preserve">的回答回客户，AI</w:t>
+      </w:r>
+      <w:r>
+        <w:t xml:space="preserve"> </w:t>
+      </w:r>
+      <w:r>
+        <w:rPr>
+          <w:rFonts w:hint="eastAsia"/>
+        </w:rPr>
+        <w:t xml:space="preserve">一本正经给了个错误承诺，客户拿着截图来闹。教训：对外回复人终审，AI</w:t>
+      </w:r>
+      <w:r>
+        <w:t xml:space="preserve"> </w:t>
+      </w:r>
+      <w:r>
+        <w:rPr>
+          <w:rFonts w:hint="eastAsia"/>
+        </w:rPr>
+        <w:t xml:space="preserve">只出初稿。</w:t>
+      </w:r>
+      <w:r>
+        <w:t xml:space="preserve"> </w:t>
+      </w:r>
+      <w:r>
+        <w:rPr>
+          <w:rFonts w:hint="eastAsia"/>
+        </w:rPr>
+        <w:t xml:space="preserve">三个案例的共同点只有一句话：</w:t>
+      </w:r>
+      <w:r>
+        <w:rPr>
+          <w:rFonts w:hint="eastAsia"/>
+          <w:b/>
+          <w:bCs/>
+        </w:rPr>
+        <w:t xml:space="preserve">「人没核。」</w:t>
+      </w:r>
+      <w:r>
+        <w:t xml:space="preserve"> </w:t>
+      </w:r>
+      <w:r>
+        <w:t xml:space="preserve">AI </w:t>
+      </w:r>
+      <w:r>
+        <w:rPr>
+          <w:rFonts w:hint="eastAsia"/>
+        </w:rPr>
+        <w:t xml:space="preserve">负责出初稿，你是最后一道关——这道关，省不得。</w:t>
+      </w:r>
+    </w:p>
+    <w:p>
+      <w:pPr>
+        <w:pStyle w:val="BodyText"/>
+      </w:pPr>
+      <w:r>
+        <w:rPr>
+          <w:rFonts w:hint="eastAsia"/>
+        </w:rPr>
+        <w:t xml:space="preserve">【数据红线与负责任使用——P42，四卡片】</w:t>
       </w:r>
       <w:r>
         <w:t xml:space="preserve"> </w:t>
@@ -16032,7 +16760,7 @@
         <w:rPr>
           <w:rFonts w:hint="eastAsia"/>
         </w:rPr>
-        <w:t xml:space="preserve">AI——P41，三档分级】上一页讲原则，这一页讲具体——把数据分三档，喂之前对一下。</w:t>
+        <w:t xml:space="preserve">AI——P43，三档分级】上一页讲原则，这一页讲具体——把数据分三档，喂之前对一下。</w:t>
       </w:r>
       <w:r>
         <w:t xml:space="preserve"> </w:t>
@@ -16155,7 +16883,7 @@
         <w:rPr>
           <w:rFonts w:hint="eastAsia"/>
         </w:rPr>
-        <w:t xml:space="preserve">惹了祸：应对三步——P42】谁都会出错，出错不可怕，可怕的是出错之后怎么做。三步：</w:t>
+        <w:t xml:space="preserve">惹了祸：应对三步——P44】谁都会出错，出错不可怕，可怕的是出错之后怎么做。三步：</w:t>
       </w:r>
       <w:r>
         <w:rPr>
@@ -16331,6 +17059,301 @@
         <w:rPr>
           <w:rFonts w:hint="eastAsia"/>
         </w:rPr>
+        <w:t xml:space="preserve">【翻车演练——P45，本次新增页，5</w:t>
+      </w:r>
+      <w:r>
+        <w:t xml:space="preserve"> </w:t>
+      </w:r>
+      <w:r>
+        <w:rPr>
+          <w:rFonts w:hint="eastAsia"/>
+        </w:rPr>
+        <w:t xml:space="preserve">分钟实操，练一遍才真会】光讲不够，现在练。我会现场演示一个”AI</w:t>
+      </w:r>
+      <w:r>
+        <w:t xml:space="preserve"> </w:t>
+      </w:r>
+      <w:r>
+        <w:rPr>
+          <w:rFonts w:hint="eastAsia"/>
+        </w:rPr>
+        <w:t xml:space="preserve">编了个假电话”的场景，你们跟我走三步：</w:t>
+      </w:r>
+      <w:r>
+        <w:t xml:space="preserve"> </w:t>
+      </w:r>
+      <w:r>
+        <w:t xml:space="preserve">-</w:t>
+      </w:r>
+      <w:r>
+        <w:t xml:space="preserve"> </w:t>
+      </w:r>
+      <w:r>
+        <w:rPr>
+          <w:rFonts w:hint="eastAsia"/>
+          <w:b/>
+          <w:bCs/>
+        </w:rPr>
+        <w:t xml:space="preserve">第</w:t>
+      </w:r>
+      <w:r>
+        <w:rPr>
+          <w:b/>
+          <w:bCs/>
+        </w:rPr>
+        <w:t xml:space="preserve"> 1 </w:t>
+      </w:r>
+      <w:r>
+        <w:rPr>
+          <w:rFonts w:hint="eastAsia"/>
+          <w:b/>
+          <w:bCs/>
+        </w:rPr>
+        <w:t xml:space="preserve">步</w:t>
+      </w:r>
+      <w:r>
+        <w:rPr>
+          <w:b/>
+          <w:bCs/>
+        </w:rPr>
+        <w:t xml:space="preserve"> · </w:t>
+      </w:r>
+      <w:r>
+        <w:rPr>
+          <w:rFonts w:hint="eastAsia"/>
+          <w:b/>
+          <w:bCs/>
+        </w:rPr>
+        <w:t xml:space="preserve">发现</w:t>
+      </w:r>
+      <w:r>
+        <w:rPr>
+          <w:rFonts w:hint="eastAsia"/>
+        </w:rPr>
+        <w:t xml:space="preserve">：AI</w:t>
+      </w:r>
+      <w:r>
+        <w:t xml:space="preserve"> </w:t>
+      </w:r>
+      <w:r>
+        <w:rPr>
+          <w:rFonts w:hint="eastAsia"/>
+        </w:rPr>
+        <w:t xml:space="preserve">给了你一个电话号码/条款/数字，先停</w:t>
+      </w:r>
+      <w:r>
+        <w:t xml:space="preserve"> 3 </w:t>
+      </w:r>
+      <w:r>
+        <w:rPr>
+          <w:rFonts w:hint="eastAsia"/>
+        </w:rPr>
+        <w:t xml:space="preserve">秒，问自己一句——</w:t>
+      </w:r>
+      <w:r>
+        <w:rPr>
+          <w:rFonts w:hint="eastAsia"/>
+        </w:rPr>
+        <w:t xml:space="preserve">“这是它编的吗？”</w:t>
+      </w:r>
+      <w:r>
+        <w:rPr>
+          <w:rFonts w:hint="eastAsia"/>
+        </w:rPr>
+        <w:t xml:space="preserve">（别急着信，也别急着用。）</w:t>
+      </w:r>
+      <w:r>
+        <w:t xml:space="preserve"> </w:t>
+      </w:r>
+      <w:r>
+        <w:t xml:space="preserve">-</w:t>
+      </w:r>
+      <w:r>
+        <w:t xml:space="preserve"> </w:t>
+      </w:r>
+      <w:r>
+        <w:rPr>
+          <w:rFonts w:hint="eastAsia"/>
+          <w:b/>
+          <w:bCs/>
+        </w:rPr>
+        <w:t xml:space="preserve">第</w:t>
+      </w:r>
+      <w:r>
+        <w:rPr>
+          <w:b/>
+          <w:bCs/>
+        </w:rPr>
+        <w:t xml:space="preserve"> 2 </w:t>
+      </w:r>
+      <w:r>
+        <w:rPr>
+          <w:rFonts w:hint="eastAsia"/>
+          <w:b/>
+          <w:bCs/>
+        </w:rPr>
+        <w:t xml:space="preserve">步</w:t>
+      </w:r>
+      <w:r>
+        <w:rPr>
+          <w:b/>
+          <w:bCs/>
+        </w:rPr>
+        <w:t xml:space="preserve"> · </w:t>
+      </w:r>
+      <w:r>
+        <w:rPr>
+          <w:rFonts w:hint="eastAsia"/>
+          <w:b/>
+          <w:bCs/>
+        </w:rPr>
+        <w:t xml:space="preserve">核实</w:t>
+      </w:r>
+      <w:r>
+        <w:rPr>
+          <w:rFonts w:hint="eastAsia"/>
+        </w:rPr>
+        <w:t xml:space="preserve">：回源查证——官方、原表、第二个来源，对一下。对不上，就不能用。</w:t>
+      </w:r>
+      <w:r>
+        <w:t xml:space="preserve"> </w:t>
+      </w:r>
+      <w:r>
+        <w:t xml:space="preserve">-</w:t>
+      </w:r>
+      <w:r>
+        <w:t xml:space="preserve"> </w:t>
+      </w:r>
+      <w:r>
+        <w:rPr>
+          <w:rFonts w:hint="eastAsia"/>
+          <w:b/>
+          <w:bCs/>
+        </w:rPr>
+        <w:t xml:space="preserve">第</w:t>
+      </w:r>
+      <w:r>
+        <w:rPr>
+          <w:b/>
+          <w:bCs/>
+        </w:rPr>
+        <w:t xml:space="preserve"> 3 </w:t>
+      </w:r>
+      <w:r>
+        <w:rPr>
+          <w:rFonts w:hint="eastAsia"/>
+          <w:b/>
+          <w:bCs/>
+        </w:rPr>
+        <w:t xml:space="preserve">步</w:t>
+      </w:r>
+      <w:r>
+        <w:rPr>
+          <w:b/>
+          <w:bCs/>
+        </w:rPr>
+        <w:t xml:space="preserve"> · </w:t>
+      </w:r>
+      <w:r>
+        <w:rPr>
+          <w:rFonts w:hint="eastAsia"/>
+          <w:b/>
+          <w:bCs/>
+        </w:rPr>
+        <w:t xml:space="preserve">撤回</w:t>
+      </w:r>
+      <w:r>
+        <w:rPr>
+          <w:rFonts w:hint="eastAsia"/>
+        </w:rPr>
+        <w:t xml:space="preserve">：真要是发出去了，马上撤回</w:t>
+      </w:r>
+      <w:r>
+        <w:t xml:space="preserve"> + </w:t>
+      </w:r>
+      <w:r>
+        <w:rPr>
+          <w:rFonts w:hint="eastAsia"/>
+        </w:rPr>
+        <w:t xml:space="preserve">报负责人</w:t>
+      </w:r>
+      <w:r>
+        <w:t xml:space="preserve"> + </w:t>
+      </w:r>
+      <w:r>
+        <w:rPr>
+          <w:rFonts w:hint="eastAsia"/>
+        </w:rPr>
+        <w:t xml:space="preserve">记一笔，下次不踩同一个坑。</w:t>
+      </w:r>
+      <w:r>
+        <w:t xml:space="preserve"> </w:t>
+      </w:r>
+      <w:r>
+        <w:rPr>
+          <w:rFonts w:hint="eastAsia"/>
+        </w:rPr>
+        <w:t xml:space="preserve">（讲师现场演示：让</w:t>
+      </w:r>
+      <w:r>
+        <w:t xml:space="preserve"> </w:t>
+      </w:r>
+      <w:r>
+        <w:rPr>
+          <w:rFonts w:hint="eastAsia"/>
+        </w:rPr>
+        <w:t xml:space="preserve">AI”给某公司的客服电话”，大概率会编一个不存在的号码，当场用官方渠道验一下，让学员亲眼看到”编”是怎么发生的。）</w:t>
+      </w:r>
+      <w:r>
+        <w:t xml:space="preserve"> </w:t>
+      </w:r>
+      <w:r>
+        <w:rPr>
+          <w:rFonts w:hint="eastAsia"/>
+        </w:rPr>
+        <w:t xml:space="preserve">口诀：</w:t>
+      </w:r>
+      <w:r>
+        <w:rPr>
+          <w:rFonts w:hint="eastAsia"/>
+          <w:b/>
+          <w:bCs/>
+        </w:rPr>
+        <w:t xml:space="preserve">停</w:t>
+      </w:r>
+      <w:r>
+        <w:rPr>
+          <w:b/>
+          <w:bCs/>
+        </w:rPr>
+        <w:t xml:space="preserve"> 3 </w:t>
+      </w:r>
+      <w:r>
+        <w:rPr>
+          <w:rFonts w:hint="eastAsia"/>
+          <w:b/>
+          <w:bCs/>
+        </w:rPr>
+        <w:t xml:space="preserve">秒、回源查、发出去就撤回。</w:t>
+      </w:r>
+      <w:r>
+        <w:t xml:space="preserve"> </w:t>
+      </w:r>
+      <w:r>
+        <w:rPr>
+          <w:rFonts w:hint="eastAsia"/>
+        </w:rPr>
+        <w:t xml:space="preserve">练过这一遍，红线才从”知道”变成”肌肉记忆”。</w:t>
+      </w:r>
+    </w:p>
+    <w:p>
+      <w:pPr>
+        <w:pStyle w:val="BodyText"/>
+      </w:pPr>
+      <w:r>
+        <w:rPr>
+          <w:rFonts w:hint="eastAsia"/>
+        </w:rPr>
         <w:t xml:space="preserve">【监管趋势·一句话】国际上（欧盟</w:t>
       </w:r>
       <w:r>
@@ -16387,7 +17410,7 @@
         <w:rPr>
           <w:rFonts w:hint="eastAsia"/>
         </w:rPr>
-        <w:t xml:space="preserve">天：从”听过”到”会用”——P43，本次新增页，回去做什么】学完不用的课等于白来。给你一张</w:t>
+        <w:t xml:space="preserve">天：从”听过”到”会用”——P46，本次新增页，回去做什么】学完不用的课等于白来。给你一张</w:t>
       </w:r>
       <w:r>
         <w:t xml:space="preserve"> 90 </w:t>
@@ -17027,7 +18050,7 @@
         <w:rPr>
           <w:rFonts w:hint="eastAsia"/>
         </w:rPr>
-        <w:t xml:space="preserve">【素养自查清单——P44，结业标准】逐条过（见下方清单），全员打勾——</w:t>
+        <w:t xml:space="preserve">【素养自查清单——P47，结业标准】逐条过（见下方清单），全员打勾——</w:t>
       </w:r>
       <w:r>
         <w:rPr>
@@ -17309,7 +18332,7 @@
         <w:t xml:space="preserve">逐条过</w:t>
       </w:r>
       <w:r>
-        <w:t xml:space="preserve"> P44 </w:t>
+        <w:t xml:space="preserve"> P47 </w:t>
       </w:r>
       <w:r>
         <w:rPr>
@@ -17352,7 +18375,7 @@
         </w:numPr>
       </w:pPr>
       <w:r>
-        <w:t xml:space="preserve">P39 </w:t>
+        <w:t xml:space="preserve">P40 </w:t>
       </w:r>
       <w:r>
         <w:rPr>
@@ -17370,7 +18393,7 @@
         </w:numPr>
       </w:pPr>
       <w:r>
-        <w:t xml:space="preserve">P40 </w:t>
+        <w:t xml:space="preserve">P42 </w:t>
       </w:r>
       <w:r>
         <w:rPr>
@@ -17388,7 +18411,7 @@
         </w:numPr>
       </w:pPr>
       <w:r>
-        <w:t xml:space="preserve">P41 </w:t>
+        <w:t xml:space="preserve">P43 </w:t>
       </w:r>
       <w:r>
         <w:rPr>
@@ -17406,7 +18429,7 @@
         </w:numPr>
       </w:pPr>
       <w:r>
-        <w:t xml:space="preserve">P42 </w:t>
+        <w:t xml:space="preserve">P44 </w:t>
       </w:r>
       <w:r>
         <w:rPr>
@@ -17424,7 +18447,7 @@
         </w:numPr>
       </w:pPr>
       <w:r>
-        <w:t xml:space="preserve">P43 </w:t>
+        <w:t xml:space="preserve">P46 </w:t>
       </w:r>
       <w:r>
         <w:rPr>
@@ -17496,7 +18519,7 @@
         </w:numPr>
       </w:pPr>
       <w:r>
-        <w:t xml:space="preserve">P44 </w:t>
+        <w:t xml:space="preserve">P47 </w:t>
       </w:r>
       <w:r>
         <w:rPr>
@@ -18003,7 +19026,7 @@
         <w:t xml:space="preserve">一句”比自己干快多少”——这就是</w:t>
       </w:r>
       <w:r>
-        <w:t xml:space="preserve"> P44 </w:t>
+        <w:t xml:space="preserve"> P47 </w:t>
       </w:r>
       <w:r>
         <w:rPr>
@@ -18146,7 +19169,7 @@
         <w:t xml:space="preserve">。对应</w:t>
       </w:r>
       <w:r>
-        <w:t xml:space="preserve"> P44。</w:t>
+        <w:t xml:space="preserve"> P47。</w:t>
       </w:r>
       <w:r>
         <w:t xml:space="preserve"> </w:t>
@@ -18430,7 +19453,7 @@
         <w:t xml:space="preserve">结业寄语（对应</w:t>
       </w:r>
       <w:r>
-        <w:t xml:space="preserve"> P45 </w:t>
+        <w:t xml:space="preserve"> P48 </w:t>
       </w:r>
       <w:r>
         <w:rPr>
@@ -18477,7 +19500,7 @@
       </w:r>
     </w:p>
     <w:bookmarkEnd w:id="53"/>
-    <w:bookmarkStart w:id="54" w:name="附-1三档课表执行对照45-页版"/>
+    <w:bookmarkStart w:id="54" w:name="附-1三档课表执行对照48-页版"/>
     <w:p>
       <w:pPr>
         <w:pStyle w:val="Heading1"/>
@@ -18495,7 +19518,7 @@
         <w:rPr>
           <w:rFonts w:hint="eastAsia"/>
         </w:rPr>
-        <w:t xml:space="preserve">1：三档课表执行对照（45</w:t>
+        <w:t xml:space="preserve">1：三档课表执行对照（48</w:t>
       </w:r>
       <w:r>
         <w:t xml:space="preserve"> </w:t>
@@ -18965,7 +19988,7 @@
               <w:rPr>
                 <w:rFonts w:hint="eastAsia"/>
               </w:rPr>
-              <w:t xml:space="preserve">工具生态与实操（P24-33）</w:t>
+              <w:t xml:space="preserve">工具生态与实操（P24-34）</w:t>
             </w:r>
           </w:p>
         </w:tc>
@@ -19086,7 +20109,7 @@
               <w:rPr>
                 <w:rFonts w:hint="eastAsia"/>
               </w:rPr>
-              <w:t xml:space="preserve">AI（P34-37）</w:t>
+              <w:t xml:space="preserve">AI（P35-38）</w:t>
             </w:r>
           </w:p>
         </w:tc>
@@ -19174,7 +20197,7 @@
               <w:rPr>
                 <w:rFonts w:hint="eastAsia"/>
               </w:rPr>
-              <w:t xml:space="preserve">安全用用起来（P38-44）</w:t>
+              <w:t xml:space="preserve">安全用用起来（P39-47）</w:t>
             </w:r>
           </w:p>
         </w:tc>
@@ -19308,7 +20331,7 @@
               <w:rPr>
                 <w:rFonts w:hint="eastAsia"/>
               </w:rPr>
-              <w:t xml:space="preserve">收尾自查（P45）</w:t>
+              <w:t xml:space="preserve">收尾自查（P48）</w:t>
             </w:r>
           </w:p>
         </w:tc>
@@ -19736,7 +20759,7 @@
               <w:t xml:space="preserve">完整演练一遍</w:t>
             </w:r>
             <w:r>
-              <w:t xml:space="preserve"> P31 </w:t>
+              <w:t xml:space="preserve"> P32 </w:t>
             </w:r>
             <w:r>
               <w:rPr>
@@ -20728,7 +21751,7 @@
         <w:t xml:space="preserve">企业版》PPT</w:t>
       </w:r>
       <w:r>
-        <w:t xml:space="preserve"> 45 </w:t>
+        <w:t xml:space="preserve"> 48 </w:t>
       </w:r>
       <w:r>
         <w:rPr>

--- a/企业AI培训_交付包/初级课程_完整交付包/04_授课讲义/企业版_授课讲义.docx
+++ b/企业AI培训_交付包/初级课程_完整交付包/04_授课讲义/企业版_授课讲义.docx
@@ -103,7 +103,7 @@
         <w:rPr>
           <w:rFonts w:hint="eastAsia"/>
         </w:rPr>
-        <w:t xml:space="preserve">企业版》48</w:t>
+        <w:t xml:space="preserve">企业版》49</w:t>
       </w:r>
       <w:r>
         <w:t xml:space="preserve"> </w:t>
@@ -166,7 +166,7 @@
         <w:rPr>
           <w:rFonts w:hint="eastAsia"/>
         </w:rPr>
-        <w:t xml:space="preserve">版本：v3.2（2026-09-04）——面向企业全面重构</w:t>
+        <w:t xml:space="preserve">版本：v3.3（2026-09-04）——面向企业全面重构</w:t>
       </w:r>
       <w:r>
         <w:t xml:space="preserve"> + </w:t>
@@ -194,7 +194,7 @@
           <w:b/>
           <w:bCs/>
         </w:rPr>
-        <w:t xml:space="preserve">48 </w:t>
+        <w:t xml:space="preserve">49 </w:t>
       </w:r>
       <w:r>
         <w:rPr>
@@ -223,63 +223,141 @@
         <w:rPr>
           <w:rFonts w:hint="eastAsia"/>
         </w:rPr>
-        <w:t xml:space="preserve">页企业重构（新增参数/MoE/进阶4招/国外标杆/成本/落地90天，国产五强升级）；v3.1（2026-09-04）新增</w:t>
-      </w:r>
-      <w:r>
-        <w:t xml:space="preserve"> </w:t>
-      </w:r>
-      <w:r>
-        <w:rPr>
-          <w:rFonts w:hint="eastAsia"/>
-        </w:rPr>
-        <w:t xml:space="preserve">P2「主流名词速览」12词（44→45）；</w:t>
-      </w:r>
-      <w:r>
-        <w:rPr>
-          <w:rFonts w:hint="eastAsia"/>
-          <w:b/>
-          <w:bCs/>
-        </w:rPr>
-        <w:t xml:space="preserve">v3.2（2026-09-04）再增</w:t>
-      </w:r>
-      <w:r>
-        <w:rPr>
-          <w:b/>
-          <w:bCs/>
-        </w:rPr>
-        <w:t xml:space="preserve"> 3 </w:t>
-      </w:r>
-      <w:r>
-        <w:rPr>
-          <w:rFonts w:hint="eastAsia"/>
-          <w:b/>
-          <w:bCs/>
-        </w:rPr>
-        <w:t xml:space="preserve">页</w:t>
-      </w:r>
-      <w:r>
-        <w:rPr>
-          <w:rFonts w:hint="eastAsia"/>
-        </w:rPr>
-        <w:t xml:space="preserve">：P29「AI到底省多少事」+</w:t>
-      </w:r>
-      <w:r>
-        <w:t xml:space="preserve"> </w:t>
-      </w:r>
-      <w:r>
-        <w:rPr>
-          <w:rFonts w:hint="eastAsia"/>
-        </w:rPr>
-        <w:t xml:space="preserve">P41「3个真实翻车案例」+</w:t>
-      </w:r>
-      <w:r>
-        <w:t xml:space="preserve"> </w:t>
-      </w:r>
-      <w:r>
-        <w:rPr>
-          <w:rFonts w:hint="eastAsia"/>
-        </w:rPr>
-        <w:t xml:space="preserve">P45「翻车演练」（45→48）。内容更新至</w:t>
+        <w:t xml:space="preserve">页企业重构；v3.1（2026-09-04）P2</w:t>
+      </w:r>
+      <w:r>
+        <w:t xml:space="preserve"> </w:t>
+      </w:r>
+      <w:r>
+        <w:rPr>
+          <w:rFonts w:hint="eastAsia"/>
+        </w:rPr>
+        <w:t xml:space="preserve">名词速览</w:t>
+      </w:r>
+      <w:r>
+        <w:t xml:space="preserve"> 12 </w:t>
+      </w:r>
+      <w:r>
+        <w:rPr>
+          <w:rFonts w:hint="eastAsia"/>
+        </w:rPr>
+        <w:t xml:space="preserve">词（44→45）；v3.2（2026-09-04）P29</w:t>
+      </w:r>
+      <w:r>
+        <w:t xml:space="preserve"> </w:t>
+      </w:r>
+      <w:r>
+        <w:rPr>
+          <w:rFonts w:hint="eastAsia"/>
+        </w:rPr>
+        <w:t xml:space="preserve">省钱账</w:t>
+      </w:r>
+      <w:r>
+        <w:t xml:space="preserve"> + P41 </w:t>
+      </w:r>
+      <w:r>
+        <w:rPr>
+          <w:rFonts w:hint="eastAsia"/>
+        </w:rPr>
+        <w:t xml:space="preserve">翻车案例</w:t>
+      </w:r>
+      <w:r>
+        <w:t xml:space="preserve"> + P45 </w:t>
+      </w:r>
+      <w:r>
+        <w:rPr>
+          <w:rFonts w:hint="eastAsia"/>
+        </w:rPr>
+        <w:t xml:space="preserve">翻车演练（45→48）；</w:t>
+      </w:r>
+      <w:r>
+        <w:rPr>
+          <w:rFonts w:hint="eastAsia"/>
+          <w:b/>
+          <w:bCs/>
+        </w:rPr>
+        <w:t xml:space="preserve">v3.3（2026-09-04）小白必修补强：P42「AI</w:t>
+      </w:r>
+      <w:r>
+        <w:rPr>
+          <w:b/>
+          <w:bCs/>
+        </w:rPr>
+        <w:t xml:space="preserve"> </w:t>
+      </w:r>
+      <w:r>
+        <w:rPr>
+          <w:rFonts w:hint="eastAsia"/>
+          <w:b/>
+          <w:bCs/>
+        </w:rPr>
+        <w:t xml:space="preserve">诈骗防身」（换声/换脸/钓鱼信）+</w:t>
+      </w:r>
+      <w:r>
+        <w:rPr>
+          <w:b/>
+          <w:bCs/>
+        </w:rPr>
+        <w:t xml:space="preserve"> 「AI </w:t>
+      </w:r>
+      <w:r>
+        <w:rPr>
+          <w:rFonts w:hint="eastAsia"/>
+          <w:b/>
+          <w:bCs/>
+        </w:rPr>
+        <w:t xml:space="preserve">不记得你」记忆观</w:t>
+      </w:r>
+      <w:r>
+        <w:rPr>
+          <w:b/>
+          <w:bCs/>
+        </w:rPr>
+        <w:t xml:space="preserve"> + </w:t>
+      </w:r>
+      <w:r>
+        <w:rPr>
+          <w:rFonts w:hint="eastAsia"/>
+          <w:b/>
+          <w:bCs/>
+        </w:rPr>
+        <w:t xml:space="preserve">「你的数据去哪了」直觉</w:t>
+      </w:r>
+      <w:r>
+        <w:rPr>
+          <w:b/>
+          <w:bCs/>
+        </w:rPr>
+        <w:t xml:space="preserve"> + </w:t>
+      </w:r>
+      <w:r>
+        <w:rPr>
+          <w:rFonts w:hint="eastAsia"/>
+          <w:b/>
+          <w:bCs/>
+        </w:rPr>
+        <w:t xml:space="preserve">密码/验证码/证件绝不喂</w:t>
+      </w:r>
+      <w:r>
+        <w:rPr>
+          <w:b/>
+          <w:bCs/>
+        </w:rPr>
+        <w:t xml:space="preserve"> </w:t>
+      </w:r>
+      <w:r>
+        <w:rPr>
+          <w:rFonts w:hint="eastAsia"/>
+          <w:b/>
+          <w:bCs/>
+        </w:rPr>
+        <w:t xml:space="preserve">AI（48→49）</w:t>
+      </w:r>
+      <w:r>
+        <w:rPr>
+          <w:rFonts w:hint="eastAsia"/>
+        </w:rPr>
+        <w:t xml:space="preserve">。内容更新至</w:t>
       </w:r>
       <w:r>
         <w:t xml:space="preserve"> 2026-09 </w:t>
@@ -315,7 +393,16 @@
         <w:rPr>
           <w:rFonts w:hint="eastAsia"/>
         </w:rPr>
-        <w:t xml:space="preserve">提示词现场教学模板。</w:t>
+        <w:t xml:space="preserve">提示词现场教学模板</w:t>
+      </w:r>
+      <w:r>
+        <w:t xml:space="preserve"> + </w:t>
+      </w:r>
+      <w:r>
+        <w:rPr>
+          <w:rFonts w:hint="eastAsia"/>
+        </w:rPr>
+        <w:t xml:space="preserve">课前小测与课后打卡单。</w:t>
       </w:r>
       <w:r>
         <w:t xml:space="preserve"> </w:t>
@@ -661,7 +748,7 @@
         <w:rPr>
           <w:rFonts w:hint="eastAsia"/>
         </w:rPr>
-        <w:t xml:space="preserve">天落地计划（P46）就是保障。</w:t>
+        <w:t xml:space="preserve">天落地计划（P47）就是保障。</w:t>
       </w:r>
     </w:p>
     <w:p>
@@ -4649,6 +4736,67 @@
           <w:rFonts w:hint="eastAsia"/>
         </w:rPr>
         <w:t xml:space="preserve">提醒一句：上下文越大，读得越多，越要把关键信息放前面——不然它”读得多、记不全”。</w:t>
+      </w:r>
+    </w:p>
+    <w:p>
+      <w:pPr>
+        <w:pStyle w:val="BodyText"/>
+      </w:pPr>
+      <w:r>
+        <w:rPr>
+          <w:rFonts w:hint="eastAsia"/>
+        </w:rPr>
+        <w:t xml:space="preserve">【补讲·它不记得你——P15</w:t>
+      </w:r>
+      <w:r>
+        <w:t xml:space="preserve"> </w:t>
+      </w:r>
+      <w:r>
+        <w:rPr>
+          <w:rFonts w:hint="eastAsia"/>
+        </w:rPr>
+        <w:t xml:space="preserve">讲完立刻接，小白高频困惑】很多人第一次「被</w:t>
+      </w:r>
+      <w:r>
+        <w:t xml:space="preserve"> AI </w:t>
+      </w:r>
+      <w:r>
+        <w:rPr>
+          <w:rFonts w:hint="eastAsia"/>
+        </w:rPr>
+        <w:t xml:space="preserve">气到」，都是因为以为它记得自己——「上周我都告诉过它了，怎么又问我？」说清一件事：</w:t>
+      </w:r>
+      <w:r>
+        <w:rPr>
+          <w:rFonts w:hint="eastAsia"/>
+          <w:b/>
+          <w:bCs/>
+        </w:rPr>
+        <w:t xml:space="preserve">它不记得你，它只记得「这个对话窗口里」的对话。</w:t>
+      </w:r>
+      <w:r>
+        <w:rPr>
+          <w:rFonts w:hint="eastAsia"/>
+        </w:rPr>
+        <w:t xml:space="preserve">关掉或新开一个对话，等于换了个全新的实习生——你之前教过它的，全忘了。所以：重要要求要么每次重说，要么写进你的提示词模板（第</w:t>
+      </w:r>
+      <w:r>
+        <w:t xml:space="preserve"> 4 </w:t>
+      </w:r>
+      <w:r>
+        <w:rPr>
+          <w:rFonts w:hint="eastAsia"/>
+        </w:rPr>
+        <w:t xml:space="preserve">章招</w:t>
+      </w:r>
+      <w:r>
+        <w:t xml:space="preserve"> </w:t>
+      </w:r>
+      <w:r>
+        <w:rPr>
+          <w:rFonts w:hint="eastAsia"/>
+        </w:rPr>
+        <w:t xml:space="preserve">2）。它不是忘了你，是根本没有「你」这个概念。这一句想通，后面用着就不上火了。</w:t>
       </w:r>
     </w:p>
     <w:p>
@@ -15854,13 +16002,31 @@
         <w:t xml:space="preserve">3个真实翻车案例（新增）、P42</w:t>
       </w:r>
       <w:r>
-        <w:t xml:space="preserve"> </w:t>
-      </w:r>
-      <w:r>
-        <w:rPr>
-          <w:rFonts w:hint="eastAsia"/>
-        </w:rPr>
-        <w:t xml:space="preserve">数据红线与负责任使用、P43</w:t>
+        <w:t xml:space="preserve"> AI </w:t>
+      </w:r>
+      <w:r>
+        <w:rPr>
+          <w:rFonts w:hint="eastAsia"/>
+        </w:rPr>
+        <w:t xml:space="preserve">也能骗你：3</w:t>
+      </w:r>
+      <w:r>
+        <w:t xml:space="preserve"> </w:t>
+      </w:r>
+      <w:r>
+        <w:rPr>
+          <w:rFonts w:hint="eastAsia"/>
+        </w:rPr>
+        <w:t xml:space="preserve">种新骗局（新增）、P43</w:t>
+      </w:r>
+      <w:r>
+        <w:t xml:space="preserve"> </w:t>
+      </w:r>
+      <w:r>
+        <w:rPr>
+          <w:rFonts w:hint="eastAsia"/>
+        </w:rPr>
+        <w:t xml:space="preserve">数据红线与负责任使用、P44</w:t>
       </w:r>
       <w:r>
         <w:t xml:space="preserve"> </w:t>
@@ -15872,22 +16038,22 @@
         <w:t xml:space="preserve">什么数据能喂给</w:t>
       </w:r>
       <w:r>
-        <w:t xml:space="preserve"> AI、P44 AI </w:t>
-      </w:r>
-      <w:r>
-        <w:rPr>
-          <w:rFonts w:hint="eastAsia"/>
-        </w:rPr>
-        <w:t xml:space="preserve">惹了祸：应对三步、P45</w:t>
-      </w:r>
-      <w:r>
-        <w:t xml:space="preserve"> </w:t>
-      </w:r>
-      <w:r>
-        <w:rPr>
-          <w:rFonts w:hint="eastAsia"/>
-        </w:rPr>
-        <w:t xml:space="preserve">翻车演练（新增）、P46</w:t>
+        <w:t xml:space="preserve"> AI、P45 AI </w:t>
+      </w:r>
+      <w:r>
+        <w:rPr>
+          <w:rFonts w:hint="eastAsia"/>
+        </w:rPr>
+        <w:t xml:space="preserve">惹了祸：应对三步、P46</w:t>
+      </w:r>
+      <w:r>
+        <w:t xml:space="preserve"> </w:t>
+      </w:r>
+      <w:r>
+        <w:rPr>
+          <w:rFonts w:hint="eastAsia"/>
+        </w:rPr>
+        <w:t xml:space="preserve">翻车演练（新增）、P47</w:t>
       </w:r>
       <w:r>
         <w:t xml:space="preserve"> </w:t>
@@ -15905,7 +16071,7 @@
         <w:rPr>
           <w:rFonts w:hint="eastAsia"/>
         </w:rPr>
-        <w:t xml:space="preserve">天计划（新增）、P47</w:t>
+        <w:t xml:space="preserve">天计划（新增）、P48</w:t>
       </w:r>
       <w:r>
         <w:t xml:space="preserve"> </w:t>
@@ -16401,6 +16567,282 @@
         <w:pStyle w:val="BodyText"/>
       </w:pPr>
       <w:r>
+        <w:t xml:space="preserve">【AI </w:t>
+      </w:r>
+      <w:r>
+        <w:rPr>
+          <w:rFonts w:hint="eastAsia"/>
+        </w:rPr>
+        <w:t xml:space="preserve">也能骗你——P42，本次新增页，保命级，必讲】前面讲的坑都是「你被</w:t>
+      </w:r>
+      <w:r>
+        <w:t xml:space="preserve"> AI </w:t>
+      </w:r>
+      <w:r>
+        <w:rPr>
+          <w:rFonts w:hint="eastAsia"/>
+        </w:rPr>
+        <w:t xml:space="preserve">输出坑」，这一页反过来——</w:t>
+      </w:r>
+      <w:r>
+        <w:rPr>
+          <w:b/>
+          <w:bCs/>
+        </w:rPr>
+        <w:t xml:space="preserve">AI </w:t>
+      </w:r>
+      <w:r>
+        <w:rPr>
+          <w:rFonts w:hint="eastAsia"/>
+          <w:b/>
+          <w:bCs/>
+        </w:rPr>
+        <w:t xml:space="preserve">被人用来坑你</w:t>
+      </w:r>
+      <w:r>
+        <w:t xml:space="preserve">。2026 </w:t>
+      </w:r>
+      <w:r>
+        <w:rPr>
+          <w:rFonts w:hint="eastAsia"/>
+        </w:rPr>
+        <w:t xml:space="preserve">年最值钱的三个防骗动作，全在这页上：</w:t>
+      </w:r>
+      <w:r>
+        <w:t xml:space="preserve"> </w:t>
+      </w:r>
+      <w:r>
+        <w:t xml:space="preserve">-</w:t>
+      </w:r>
+      <w:r>
+        <w:t xml:space="preserve"> </w:t>
+      </w:r>
+      <w:r>
+        <w:rPr>
+          <w:rFonts w:hint="eastAsia"/>
+          <w:b/>
+          <w:bCs/>
+        </w:rPr>
+        <w:t xml:space="preserve">骗局</w:t>
+      </w:r>
+      <w:r>
+        <w:rPr>
+          <w:b/>
+          <w:bCs/>
+        </w:rPr>
+        <w:t xml:space="preserve"> 1 · </w:t>
+      </w:r>
+      <w:r>
+        <w:rPr>
+          <w:rFonts w:hint="eastAsia"/>
+          <w:b/>
+          <w:bCs/>
+        </w:rPr>
+        <w:t xml:space="preserve">换声</w:t>
+      </w:r>
+      <w:r>
+        <w:rPr>
+          <w:rFonts w:hint="eastAsia"/>
+        </w:rPr>
+        <w:t xml:space="preserve">：AI</w:t>
+      </w:r>
+      <w:r>
+        <w:t xml:space="preserve"> </w:t>
+      </w:r>
+      <w:r>
+        <w:rPr>
+          <w:rFonts w:hint="eastAsia"/>
+        </w:rPr>
+        <w:t xml:space="preserve">克隆家人/老板的声音打电话——「声音像，不等于人是」。听到急事、催钱、要验证码，先挂掉，用自己的号码打回去确认。</w:t>
+      </w:r>
+      <w:r>
+        <w:t xml:space="preserve"> </w:t>
+      </w:r>
+      <w:r>
+        <w:t xml:space="preserve">-</w:t>
+      </w:r>
+      <w:r>
+        <w:t xml:space="preserve"> </w:t>
+      </w:r>
+      <w:r>
+        <w:rPr>
+          <w:rFonts w:hint="eastAsia"/>
+          <w:b/>
+          <w:bCs/>
+        </w:rPr>
+        <w:t xml:space="preserve">骗局</w:t>
+      </w:r>
+      <w:r>
+        <w:rPr>
+          <w:b/>
+          <w:bCs/>
+        </w:rPr>
+        <w:t xml:space="preserve"> 2 · </w:t>
+      </w:r>
+      <w:r>
+        <w:rPr>
+          <w:rFonts w:hint="eastAsia"/>
+          <w:b/>
+          <w:bCs/>
+        </w:rPr>
+        <w:t xml:space="preserve">换脸</w:t>
+      </w:r>
+      <w:r>
+        <w:rPr>
+          <w:rFonts w:hint="eastAsia"/>
+        </w:rPr>
+        <w:t xml:space="preserve">：视频会议里那张「老板的脸」让你转账——脸能换，声音能合成，「眼见」不再为实。转账指令走第二渠道（电话/当面/公司流程）核实。</w:t>
+      </w:r>
+      <w:r>
+        <w:t xml:space="preserve"> </w:t>
+      </w:r>
+      <w:r>
+        <w:t xml:space="preserve">-</w:t>
+      </w:r>
+      <w:r>
+        <w:t xml:space="preserve"> </w:t>
+      </w:r>
+      <w:r>
+        <w:rPr>
+          <w:rFonts w:hint="eastAsia"/>
+          <w:b/>
+          <w:bCs/>
+        </w:rPr>
+        <w:t xml:space="preserve">骗局</w:t>
+      </w:r>
+      <w:r>
+        <w:rPr>
+          <w:b/>
+          <w:bCs/>
+        </w:rPr>
+        <w:t xml:space="preserve"> 3 · </w:t>
+      </w:r>
+      <w:r>
+        <w:rPr>
+          <w:rFonts w:hint="eastAsia"/>
+          <w:b/>
+          <w:bCs/>
+        </w:rPr>
+        <w:t xml:space="preserve">钓鱼信</w:t>
+      </w:r>
+      <w:r>
+        <w:rPr>
+          <w:rFonts w:hint="eastAsia"/>
+        </w:rPr>
+        <w:t xml:space="preserve">：AI</w:t>
+      </w:r>
+      <w:r>
+        <w:t xml:space="preserve"> </w:t>
+      </w:r>
+      <w:r>
+        <w:rPr>
+          <w:rFonts w:hint="eastAsia"/>
+        </w:rPr>
+        <w:t xml:space="preserve">写的假通知、假链接，比人写得还通顺还像真的——收到「系统升级、账号异常、限时办理」，先查发件人域名，再点链接。</w:t>
+      </w:r>
+      <w:r>
+        <w:t xml:space="preserve"> </w:t>
+      </w:r>
+      <w:r>
+        <w:rPr>
+          <w:rFonts w:hint="eastAsia"/>
+          <w:b/>
+          <w:bCs/>
+        </w:rPr>
+        <w:t xml:space="preserve">三条防线（写黑板）</w:t>
+      </w:r>
+      <w:r>
+        <w:rPr>
+          <w:rFonts w:hint="eastAsia"/>
+        </w:rPr>
+        <w:t xml:space="preserve">：①</w:t>
+      </w:r>
+      <w:r>
+        <w:t xml:space="preserve"> </w:t>
+      </w:r>
+      <w:r>
+        <w:rPr>
+          <w:rFonts w:hint="eastAsia"/>
+        </w:rPr>
+        <w:t xml:space="preserve">涉钱涉密，先打第二渠道核实；②</w:t>
+      </w:r>
+      <w:r>
+        <w:t xml:space="preserve"> </w:t>
+      </w:r>
+      <w:r>
+        <w:rPr>
+          <w:rFonts w:hint="eastAsia"/>
+          <w:b/>
+          <w:bCs/>
+        </w:rPr>
+        <w:t xml:space="preserve">验证码、密码、证件照片，永远不给</w:t>
+      </w:r>
+      <w:r>
+        <w:rPr>
+          <w:b/>
+          <w:bCs/>
+        </w:rPr>
+        <w:t xml:space="preserve"> </w:t>
+      </w:r>
+      <w:r>
+        <w:rPr>
+          <w:rFonts w:hint="eastAsia"/>
+          <w:b/>
+          <w:bCs/>
+        </w:rPr>
+        <w:t xml:space="preserve">AI、不给任何人</w:t>
+      </w:r>
+      <w:r>
+        <w:t xml:space="preserve">——AI </w:t>
+      </w:r>
+      <w:r>
+        <w:rPr>
+          <w:rFonts w:hint="eastAsia"/>
+        </w:rPr>
+        <w:t xml:space="preserve">主动问你要，100%</w:t>
+      </w:r>
+      <w:r>
+        <w:t xml:space="preserve"> </w:t>
+      </w:r>
+      <w:r>
+        <w:rPr>
+          <w:rFonts w:hint="eastAsia"/>
+        </w:rPr>
+        <w:t xml:space="preserve">是骗局；③</w:t>
+      </w:r>
+      <w:r>
+        <w:t xml:space="preserve"> </w:t>
+      </w:r>
+      <w:r>
+        <w:rPr>
+          <w:rFonts w:hint="eastAsia"/>
+        </w:rPr>
+        <w:t xml:space="preserve">拿不准，就上报。</w:t>
+      </w:r>
+      <w:r>
+        <w:t xml:space="preserve"> </w:t>
+      </w:r>
+      <w:r>
+        <w:rPr>
+          <w:rFonts w:hint="eastAsia"/>
+        </w:rPr>
+        <w:t xml:space="preserve">（讲师收口：AI</w:t>
+      </w:r>
+      <w:r>
+        <w:t xml:space="preserve"> </w:t>
+      </w:r>
+      <w:r>
+        <w:rPr>
+          <w:rFonts w:hint="eastAsia"/>
+        </w:rPr>
+        <w:t xml:space="preserve">让骗子「零成本变专业」——以前骗子口音重、话术烂，现在声音像、文案顺。多一个电话，省一次被骗。）</w:t>
+      </w:r>
+    </w:p>
+    <w:p>
+      <w:pPr>
+        <w:pStyle w:val="BodyText"/>
+      </w:pPr>
+      <w:r>
         <w:t xml:space="preserve">【3 </w:t>
       </w:r>
       <w:r>
@@ -16622,7 +17064,7 @@
         <w:rPr>
           <w:rFonts w:hint="eastAsia"/>
         </w:rPr>
-        <w:t xml:space="preserve">【数据红线与负责任使用——P42，四卡片】</w:t>
+        <w:t xml:space="preserve">【数据红线与负责任使用——P43，四卡片】</w:t>
       </w:r>
       <w:r>
         <w:t xml:space="preserve"> </w:t>
@@ -16760,7 +17202,7 @@
         <w:rPr>
           <w:rFonts w:hint="eastAsia"/>
         </w:rPr>
-        <w:t xml:space="preserve">AI——P43，三档分级】上一页讲原则，这一页讲具体——把数据分三档，喂之前对一下。</w:t>
+        <w:t xml:space="preserve">AI——P44，三档分级】上一页讲原则，这一页讲具体——把数据分三档，喂之前对一下。</w:t>
       </w:r>
       <w:r>
         <w:t xml:space="preserve"> </w:t>
@@ -16871,6 +17313,73 @@
         </w:rPr>
         <w:t xml:space="preserve">问一句话的成本，永远低于一次泄露的代价。</w:t>
       </w:r>
+      <w:r>
+        <w:t xml:space="preserve"> </w:t>
+      </w:r>
+      <w:r>
+        <w:rPr>
+          <w:rFonts w:hint="eastAsia"/>
+        </w:rPr>
+        <w:t xml:space="preserve">【补讲·你的数据去哪了——把红黄绿讲成一句直觉】三档讲完，给最朴素的「为什么」：</w:t>
+      </w:r>
+      <w:r>
+        <w:rPr>
+          <w:rFonts w:hint="eastAsia"/>
+          <w:b/>
+          <w:bCs/>
+        </w:rPr>
+        <w:t xml:space="preserve">免费</w:t>
+      </w:r>
+      <w:r>
+        <w:rPr>
+          <w:b/>
+          <w:bCs/>
+        </w:rPr>
+        <w:t xml:space="preserve"> AI </w:t>
+      </w:r>
+      <w:r>
+        <w:rPr>
+          <w:rFonts w:hint="eastAsia"/>
+          <w:b/>
+          <w:bCs/>
+        </w:rPr>
+        <w:t xml:space="preserve">大概率会拿你的输入去改进模型</w:t>
+      </w:r>
+      <w:r>
+        <w:rPr>
+          <w:rFonts w:hint="eastAsia"/>
+        </w:rPr>
+        <w:t xml:space="preserve">（它靠这个赚钱），企业版/私有化不会——这是「免费」和「付费」最本质的区别，不只是价格。所以记住一句话：</w:t>
+      </w:r>
+      <w:r>
+        <w:rPr>
+          <w:rFonts w:hint="eastAsia"/>
+          <w:b/>
+          <w:bCs/>
+        </w:rPr>
+        <w:t xml:space="preserve">你喂给免费</w:t>
+      </w:r>
+      <w:r>
+        <w:rPr>
+          <w:b/>
+          <w:bCs/>
+        </w:rPr>
+        <w:t xml:space="preserve"> AI </w:t>
+      </w:r>
+      <w:r>
+        <w:rPr>
+          <w:rFonts w:hint="eastAsia"/>
+          <w:b/>
+          <w:bCs/>
+        </w:rPr>
+        <w:t xml:space="preserve">的东西，就当它上了网。</w:t>
+      </w:r>
+      <w:r>
+        <w:rPr>
+          <w:rFonts w:hint="eastAsia"/>
+        </w:rPr>
+        <w:t xml:space="preserve">内部资料喂企业版，公开素材玩免费档——这一条想通，红黄绿就不用在脑子里背了。</w:t>
+      </w:r>
     </w:p>
     <w:p>
       <w:pPr>
@@ -16883,7 +17392,7 @@
         <w:rPr>
           <w:rFonts w:hint="eastAsia"/>
         </w:rPr>
-        <w:t xml:space="preserve">惹了祸：应对三步——P44】谁都会出错，出错不可怕，可怕的是出错之后怎么做。三步：</w:t>
+        <w:t xml:space="preserve">惹了祸：应对三步——P45】谁都会出错，出错不可怕，可怕的是出错之后怎么做。三步：</w:t>
       </w:r>
       <w:r>
         <w:rPr>
@@ -17059,7 +17568,7 @@
         <w:rPr>
           <w:rFonts w:hint="eastAsia"/>
         </w:rPr>
-        <w:t xml:space="preserve">【翻车演练——P45，本次新增页，5</w:t>
+        <w:t xml:space="preserve">【翻车演练——P46，本次新增页，5</w:t>
       </w:r>
       <w:r>
         <w:t xml:space="preserve"> </w:t>
@@ -17410,7 +17919,7 @@
         <w:rPr>
           <w:rFonts w:hint="eastAsia"/>
         </w:rPr>
-        <w:t xml:space="preserve">天：从”听过”到”会用”——P46，本次新增页，回去做什么】学完不用的课等于白来。给你一张</w:t>
+        <w:t xml:space="preserve">天：从”听过”到”会用”——P47，本次新增页，回去做什么】学完不用的课等于白来。给你一张</w:t>
       </w:r>
       <w:r>
         <w:t xml:space="preserve"> 90 </w:t>
@@ -18050,7 +18559,7 @@
         <w:rPr>
           <w:rFonts w:hint="eastAsia"/>
         </w:rPr>
-        <w:t xml:space="preserve">【素养自查清单——P47，结业标准】逐条过（见下方清单），全员打勾——</w:t>
+        <w:t xml:space="preserve">【素养自查清单——P48，结业标准】逐条过（见下方清单），全员打勾——</w:t>
       </w:r>
       <w:r>
         <w:rPr>
@@ -18332,7 +18841,7 @@
         <w:t xml:space="preserve">逐条过</w:t>
       </w:r>
       <w:r>
-        <w:t xml:space="preserve"> P47 </w:t>
+        <w:t xml:space="preserve"> P48 </w:t>
       </w:r>
       <w:r>
         <w:rPr>
@@ -18393,7 +18902,7 @@
         </w:numPr>
       </w:pPr>
       <w:r>
-        <w:t xml:space="preserve">P42 </w:t>
+        <w:t xml:space="preserve">P43 </w:t>
       </w:r>
       <w:r>
         <w:rPr>
@@ -18411,7 +18920,7 @@
         </w:numPr>
       </w:pPr>
       <w:r>
-        <w:t xml:space="preserve">P43 </w:t>
+        <w:t xml:space="preserve">P44 </w:t>
       </w:r>
       <w:r>
         <w:rPr>
@@ -18429,7 +18938,7 @@
         </w:numPr>
       </w:pPr>
       <w:r>
-        <w:t xml:space="preserve">P44 </w:t>
+        <w:t xml:space="preserve">P45 </w:t>
       </w:r>
       <w:r>
         <w:rPr>
@@ -18447,7 +18956,7 @@
         </w:numPr>
       </w:pPr>
       <w:r>
-        <w:t xml:space="preserve">P46 </w:t>
+        <w:t xml:space="preserve">P47 </w:t>
       </w:r>
       <w:r>
         <w:rPr>
@@ -18519,7 +19028,7 @@
         </w:numPr>
       </w:pPr>
       <w:r>
-        <w:t xml:space="preserve">P47 </w:t>
+        <w:t xml:space="preserve">P48 </w:t>
       </w:r>
       <w:r>
         <w:rPr>
@@ -19026,7 +19535,7 @@
         <w:t xml:space="preserve">一句”比自己干快多少”——这就是</w:t>
       </w:r>
       <w:r>
-        <w:t xml:space="preserve"> P47 </w:t>
+        <w:t xml:space="preserve"> P48 </w:t>
       </w:r>
       <w:r>
         <w:rPr>
@@ -19169,7 +19678,7 @@
         <w:t xml:space="preserve">。对应</w:t>
       </w:r>
       <w:r>
-        <w:t xml:space="preserve"> P47。</w:t>
+        <w:t xml:space="preserve"> P48。</w:t>
       </w:r>
       <w:r>
         <w:t xml:space="preserve"> </w:t>
@@ -19453,7 +19962,7 @@
         <w:t xml:space="preserve">结业寄语（对应</w:t>
       </w:r>
       <w:r>
-        <w:t xml:space="preserve"> P48 </w:t>
+        <w:t xml:space="preserve"> P49 </w:t>
       </w:r>
       <w:r>
         <w:rPr>
@@ -19500,7 +20009,7 @@
       </w:r>
     </w:p>
     <w:bookmarkEnd w:id="53"/>
-    <w:bookmarkStart w:id="54" w:name="附-1三档课表执行对照48-页版"/>
+    <w:bookmarkStart w:id="54" w:name="附-1三档课表执行对照49-页版"/>
     <w:p>
       <w:pPr>
         <w:pStyle w:val="Heading1"/>
@@ -19518,7 +20027,7 @@
         <w:rPr>
           <w:rFonts w:hint="eastAsia"/>
         </w:rPr>
-        <w:t xml:space="preserve">1：三档课表执行对照（48</w:t>
+        <w:t xml:space="preserve">1：三档课表执行对照（49</w:t>
       </w:r>
       <w:r>
         <w:t xml:space="preserve"> </w:t>
@@ -20197,7 +20706,7 @@
               <w:rPr>
                 <w:rFonts w:hint="eastAsia"/>
               </w:rPr>
-              <w:t xml:space="preserve">安全用用起来（P39-47）</w:t>
+              <w:t xml:space="preserve">安全用用起来（P39-48）</w:t>
             </w:r>
           </w:p>
         </w:tc>
@@ -20331,7 +20840,7 @@
               <w:rPr>
                 <w:rFonts w:hint="eastAsia"/>
               </w:rPr>
-              <w:t xml:space="preserve">收尾自查（P48）</w:t>
+              <w:t xml:space="preserve">收尾自查（P49）</w:t>
             </w:r>
           </w:p>
         </w:tc>
@@ -21751,7 +22260,7 @@
         <w:t xml:space="preserve">企业版》PPT</w:t>
       </w:r>
       <w:r>
-        <w:t xml:space="preserve"> 48 </w:t>
+        <w:t xml:space="preserve"> 49 </w:t>
       </w:r>
       <w:r>
         <w:rPr>

--- a/企业AI培训_交付包/初级课程_完整交付包/04_授课讲义/企业版_授课讲义.docx
+++ b/企业AI培训_交付包/初级课程_完整交付包/04_授课讲义/企业版_授课讲义.docx
@@ -103,7 +103,7 @@
         <w:rPr>
           <w:rFonts w:hint="eastAsia"/>
         </w:rPr>
-        <w:t xml:space="preserve">企业版》49</w:t>
+        <w:t xml:space="preserve">企业版》51</w:t>
       </w:r>
       <w:r>
         <w:t xml:space="preserve"> </w:t>
@@ -194,7 +194,7 @@
           <w:b/>
           <w:bCs/>
         </w:rPr>
-        <w:t xml:space="preserve">49 </w:t>
+        <w:t xml:space="preserve">51 </w:t>
       </w:r>
       <w:r>
         <w:rPr>
@@ -241,7 +241,7 @@
         <w:rPr>
           <w:rFonts w:hint="eastAsia"/>
         </w:rPr>
-        <w:t xml:space="preserve">词（44→45）；v3.2（2026-09-04）P29</w:t>
+        <w:t xml:space="preserve">词（44→45）；v3.2（2026-09-04）P30</w:t>
       </w:r>
       <w:r>
         <w:t xml:space="preserve"> </w:t>
@@ -253,7 +253,7 @@
         <w:t xml:space="preserve">省钱账</w:t>
       </w:r>
       <w:r>
-        <w:t xml:space="preserve"> + P41 </w:t>
+        <w:t xml:space="preserve"> + P42 </w:t>
       </w:r>
       <w:r>
         <w:rPr>
@@ -262,7 +262,7 @@
         <w:t xml:space="preserve">翻车案例</w:t>
       </w:r>
       <w:r>
-        <w:t xml:space="preserve"> + P45 </w:t>
+        <w:t xml:space="preserve"> + P47 </w:t>
       </w:r>
       <w:r>
         <w:rPr>
@@ -276,7 +276,7 @@
           <w:b/>
           <w:bCs/>
         </w:rPr>
-        <w:t xml:space="preserve">v3.3（2026-09-04）小白必修补强：P42「AI</w:t>
+        <w:t xml:space="preserve">v3.3（2026-09-04）小白必修补强：P43「AI</w:t>
       </w:r>
       <w:r>
         <w:rPr>
@@ -748,7 +748,7 @@
         <w:rPr>
           <w:rFonts w:hint="eastAsia"/>
         </w:rPr>
-        <w:t xml:space="preserve">天落地计划（P47）就是保障。</w:t>
+        <w:t xml:space="preserve">天落地计划（P49）就是保障。</w:t>
       </w:r>
     </w:p>
     <w:p>
@@ -785,7 +785,7 @@
         <w:rPr>
           <w:rFonts w:hint="eastAsia"/>
         </w:rPr>
-        <w:t xml:space="preserve">预传脱敏材料，完整演练一遍演示（P32）；②</w:t>
+        <w:t xml:space="preserve">预传脱敏材料，完整演练一遍演示（P33）；②</w:t>
       </w:r>
       <w:r>
         <w:t xml:space="preserve"> </w:t>
@@ -1649,6 +1649,348 @@
         <w:rPr>
           <w:rFonts w:hint="eastAsia"/>
         </w:rPr>
+        <w:t xml:space="preserve">【新增·5</w:t>
+      </w:r>
+      <w:r>
+        <w:t xml:space="preserve"> </w:t>
+      </w:r>
+      <w:r>
+        <w:rPr>
+          <w:rFonts w:hint="eastAsia"/>
+        </w:rPr>
+        <w:t xml:space="preserve">个办公模板，开干——P24，本次新增页，现场填空练习</w:t>
+      </w:r>
+      <w:r>
+        <w:t xml:space="preserve"> 5 </w:t>
+      </w:r>
+      <w:r>
+        <w:rPr>
+          <w:rFonts w:hint="eastAsia"/>
+        </w:rPr>
+        <w:t xml:space="preserve">分钟】五要素和</w:t>
+      </w:r>
+      <w:r>
+        <w:t xml:space="preserve"> 4 </w:t>
+      </w:r>
+      <w:r>
+        <w:rPr>
+          <w:rFonts w:hint="eastAsia"/>
+        </w:rPr>
+        <w:t xml:space="preserve">招都齐了，这一页给你</w:t>
+      </w:r>
+      <w:r>
+        <w:t xml:space="preserve"> 5 </w:t>
+      </w:r>
+      <w:r>
+        <w:rPr>
+          <w:rFonts w:hint="eastAsia"/>
+        </w:rPr>
+        <w:t xml:space="preserve">个最主流场景的现成模板——照着念就行：</w:t>
+      </w:r>
+      <w:r>
+        <w:t xml:space="preserve"> </w:t>
+      </w:r>
+      <w:r>
+        <w:t xml:space="preserve">-</w:t>
+      </w:r>
+      <w:r>
+        <w:t xml:space="preserve"> </w:t>
+      </w:r>
+      <w:r>
+        <w:rPr>
+          <w:rFonts w:hint="eastAsia"/>
+          <w:b/>
+          <w:bCs/>
+        </w:rPr>
+        <w:t xml:space="preserve">模板</w:t>
+      </w:r>
+      <w:r>
+        <w:rPr>
+          <w:b/>
+          <w:bCs/>
+        </w:rPr>
+        <w:t xml:space="preserve"> 1 · </w:t>
+      </w:r>
+      <w:r>
+        <w:rPr>
+          <w:rFonts w:hint="eastAsia"/>
+          <w:b/>
+          <w:bCs/>
+        </w:rPr>
+        <w:t xml:space="preserve">周报</w:t>
+      </w:r>
+      <w:r>
+        <w:rPr>
+          <w:b/>
+          <w:bCs/>
+        </w:rPr>
+        <w:t xml:space="preserve"> 3 </w:t>
+      </w:r>
+      <w:r>
+        <w:rPr>
+          <w:rFonts w:hint="eastAsia"/>
+          <w:b/>
+          <w:bCs/>
+        </w:rPr>
+        <w:t xml:space="preserve">分钟初稿</w:t>
+      </w:r>
+      <w:r>
+        <w:rPr>
+          <w:rFonts w:hint="eastAsia"/>
+        </w:rPr>
+        <w:t xml:space="preserve">：「你是部门周报助手，按这四点写：本周目标、进展和结果、数据和结论、下周计划。用我的要点：……」——AI</w:t>
+      </w:r>
+      <w:r>
+        <w:t xml:space="preserve"> 3 </w:t>
+      </w:r>
+      <w:r>
+        <w:rPr>
+          <w:rFonts w:hint="eastAsia"/>
+        </w:rPr>
+        <w:t xml:space="preserve">分钟出初稿，你终审</w:t>
+      </w:r>
+      <w:r>
+        <w:t xml:space="preserve"> 10 </w:t>
+      </w:r>
+      <w:r>
+        <w:rPr>
+          <w:rFonts w:hint="eastAsia"/>
+        </w:rPr>
+        <w:t xml:space="preserve">分钟。</w:t>
+      </w:r>
+      <w:r>
+        <w:t xml:space="preserve"> </w:t>
+      </w:r>
+      <w:r>
+        <w:t xml:space="preserve">-</w:t>
+      </w:r>
+      <w:r>
+        <w:t xml:space="preserve"> </w:t>
+      </w:r>
+      <w:r>
+        <w:rPr>
+          <w:rFonts w:hint="eastAsia"/>
+          <w:b/>
+          <w:bCs/>
+        </w:rPr>
+        <w:t xml:space="preserve">模板</w:t>
+      </w:r>
+      <w:r>
+        <w:rPr>
+          <w:b/>
+          <w:bCs/>
+        </w:rPr>
+        <w:t xml:space="preserve"> 2 · </w:t>
+      </w:r>
+      <w:r>
+        <w:rPr>
+          <w:rFonts w:hint="eastAsia"/>
+          <w:b/>
+          <w:bCs/>
+        </w:rPr>
+        <w:t xml:space="preserve">纪要+待办</w:t>
+      </w:r>
+      <w:r>
+        <w:rPr>
+          <w:rFonts w:hint="eastAsia"/>
+        </w:rPr>
+        <w:t xml:space="preserve">：「把这段会议记录整理成纪要：结论、决定、待办（谁、做什么、什么时候）。」——待办自动带负责人，不漏事。</w:t>
+      </w:r>
+      <w:r>
+        <w:t xml:space="preserve"> </w:t>
+      </w:r>
+      <w:r>
+        <w:t xml:space="preserve">-</w:t>
+      </w:r>
+      <w:r>
+        <w:t xml:space="preserve"> </w:t>
+      </w:r>
+      <w:r>
+        <w:rPr>
+          <w:rFonts w:hint="eastAsia"/>
+          <w:b/>
+          <w:bCs/>
+        </w:rPr>
+        <w:t xml:space="preserve">模板</w:t>
+      </w:r>
+      <w:r>
+        <w:rPr>
+          <w:b/>
+          <w:bCs/>
+        </w:rPr>
+        <w:t xml:space="preserve"> 3 · </w:t>
+      </w:r>
+      <w:r>
+        <w:rPr>
+          <w:rFonts w:hint="eastAsia"/>
+          <w:b/>
+          <w:bCs/>
+        </w:rPr>
+        <w:t xml:space="preserve">数据一页速读</w:t>
+      </w:r>
+      <w:r>
+        <w:rPr>
+          <w:rFonts w:hint="eastAsia"/>
+        </w:rPr>
+        <w:t xml:space="preserve">：「看这份表：总量、占比、最高最低、异常值，5</w:t>
+      </w:r>
+      <w:r>
+        <w:t xml:space="preserve"> </w:t>
+      </w:r>
+      <w:r>
+        <w:rPr>
+          <w:rFonts w:hint="eastAsia"/>
+        </w:rPr>
+        <w:t xml:space="preserve">句话说清，先给结论。」——5</w:t>
+      </w:r>
+      <w:r>
+        <w:t xml:space="preserve"> </w:t>
+      </w:r>
+      <w:r>
+        <w:rPr>
+          <w:rFonts w:hint="eastAsia"/>
+        </w:rPr>
+        <w:t xml:space="preserve">分钟看懂一张表。</w:t>
+      </w:r>
+      <w:r>
+        <w:t xml:space="preserve"> </w:t>
+      </w:r>
+      <w:r>
+        <w:t xml:space="preserve">-</w:t>
+      </w:r>
+      <w:r>
+        <w:t xml:space="preserve"> </w:t>
+      </w:r>
+      <w:r>
+        <w:rPr>
+          <w:rFonts w:hint="eastAsia"/>
+          <w:b/>
+          <w:bCs/>
+        </w:rPr>
+        <w:t xml:space="preserve">模板</w:t>
+      </w:r>
+      <w:r>
+        <w:rPr>
+          <w:b/>
+          <w:bCs/>
+        </w:rPr>
+        <w:t xml:space="preserve"> 4 · </w:t>
+      </w:r>
+      <w:r>
+        <w:rPr>
+          <w:rFonts w:hint="eastAsia"/>
+          <w:b/>
+          <w:bCs/>
+        </w:rPr>
+        <w:t xml:space="preserve">邮件第一稿</w:t>
+      </w:r>
+      <w:r>
+        <w:rPr>
+          <w:rFonts w:hint="eastAsia"/>
+        </w:rPr>
+        <w:t xml:space="preserve">：「给（对象）写封邮件，说清（事），语气专业客气，300</w:t>
+      </w:r>
+      <w:r>
+        <w:t xml:space="preserve"> </w:t>
+      </w:r>
+      <w:r>
+        <w:rPr>
+          <w:rFonts w:hint="eastAsia"/>
+        </w:rPr>
+        <w:t xml:space="preserve">字以内，先写初稿我改。」——发出去前永远过一遍再发。</w:t>
+      </w:r>
+      <w:r>
+        <w:t xml:space="preserve"> </w:t>
+      </w:r>
+      <w:r>
+        <w:t xml:space="preserve">-</w:t>
+      </w:r>
+      <w:r>
+        <w:t xml:space="preserve"> </w:t>
+      </w:r>
+      <w:r>
+        <w:rPr>
+          <w:rFonts w:hint="eastAsia"/>
+          <w:b/>
+          <w:bCs/>
+        </w:rPr>
+        <w:t xml:space="preserve">模板</w:t>
+      </w:r>
+      <w:r>
+        <w:rPr>
+          <w:b/>
+          <w:bCs/>
+        </w:rPr>
+        <w:t xml:space="preserve"> 5 · </w:t>
+      </w:r>
+      <w:r>
+        <w:rPr>
+          <w:rFonts w:hint="eastAsia"/>
+          <w:b/>
+          <w:bCs/>
+        </w:rPr>
+        <w:t xml:space="preserve">立项一页纸</w:t>
+      </w:r>
+      <w:r>
+        <w:rPr>
+          <w:rFonts w:hint="eastAsia"/>
+        </w:rPr>
+        <w:t xml:space="preserve">：「把这事写成立项一页纸：问题、方案、要什么支持、预期收益，给部门总监看。」——给老板看的，就这一页。</w:t>
+      </w:r>
+      <w:r>
+        <w:t xml:space="preserve"> </w:t>
+      </w:r>
+      <w:r>
+        <w:rPr>
+          <w:rFonts w:hint="eastAsia"/>
+        </w:rPr>
+        <w:t xml:space="preserve">现场练习（5</w:t>
+      </w:r>
+      <w:r>
+        <w:t xml:space="preserve"> </w:t>
+      </w:r>
+      <w:r>
+        <w:rPr>
+          <w:rFonts w:hint="eastAsia"/>
+        </w:rPr>
+        <w:t xml:space="preserve">分钟）：每个人挑一个跟自己岗位最像的模板，把「……」换成自己的真实内容发一遍</w:t>
+      </w:r>
+      <w:r>
+        <w:t xml:space="preserve"> </w:t>
+      </w:r>
+      <w:r>
+        <w:rPr>
+          <w:rFonts w:hint="eastAsia"/>
+        </w:rPr>
+        <w:t xml:space="preserve">AI——今天学的，今天就用。收口：五要素+4</w:t>
+      </w:r>
+      <w:r>
+        <w:t xml:space="preserve"> </w:t>
+      </w:r>
+      <w:r>
+        <w:rPr>
+          <w:rFonts w:hint="eastAsia"/>
+        </w:rPr>
+        <w:t xml:space="preserve">招+5</w:t>
+      </w:r>
+      <w:r>
+        <w:t xml:space="preserve"> </w:t>
+      </w:r>
+      <w:r>
+        <w:rPr>
+          <w:rFonts w:hint="eastAsia"/>
+        </w:rPr>
+        <w:t xml:space="preserve">模板+验证四步，这套课你全带得走。</w:t>
+      </w:r>
+    </w:p>
+    <w:p>
+      <w:pPr>
+        <w:pStyle w:val="BodyText"/>
+      </w:pPr>
+      <w:r>
+        <w:rPr>
+          <w:rFonts w:hint="eastAsia"/>
+        </w:rPr>
         <w:t xml:space="preserve">【关系收口·三句话】</w:t>
       </w:r>
       <w:r>
@@ -3351,6 +3693,348 @@
         <w:rPr>
           <w:rFonts w:hint="eastAsia"/>
         </w:rPr>
+        <w:t xml:space="preserve">【新增·5</w:t>
+      </w:r>
+      <w:r>
+        <w:t xml:space="preserve"> </w:t>
+      </w:r>
+      <w:r>
+        <w:rPr>
+          <w:rFonts w:hint="eastAsia"/>
+        </w:rPr>
+        <w:t xml:space="preserve">个办公模板，开干——P24，本次新增页，现场填空练习</w:t>
+      </w:r>
+      <w:r>
+        <w:t xml:space="preserve"> 5 </w:t>
+      </w:r>
+      <w:r>
+        <w:rPr>
+          <w:rFonts w:hint="eastAsia"/>
+        </w:rPr>
+        <w:t xml:space="preserve">分钟】五要素和</w:t>
+      </w:r>
+      <w:r>
+        <w:t xml:space="preserve"> 4 </w:t>
+      </w:r>
+      <w:r>
+        <w:rPr>
+          <w:rFonts w:hint="eastAsia"/>
+        </w:rPr>
+        <w:t xml:space="preserve">招都齐了，这一页给你</w:t>
+      </w:r>
+      <w:r>
+        <w:t xml:space="preserve"> 5 </w:t>
+      </w:r>
+      <w:r>
+        <w:rPr>
+          <w:rFonts w:hint="eastAsia"/>
+        </w:rPr>
+        <w:t xml:space="preserve">个最主流场景的现成模板——照着念就行：</w:t>
+      </w:r>
+      <w:r>
+        <w:t xml:space="preserve"> </w:t>
+      </w:r>
+      <w:r>
+        <w:t xml:space="preserve">-</w:t>
+      </w:r>
+      <w:r>
+        <w:t xml:space="preserve"> </w:t>
+      </w:r>
+      <w:r>
+        <w:rPr>
+          <w:rFonts w:hint="eastAsia"/>
+          <w:b/>
+          <w:bCs/>
+        </w:rPr>
+        <w:t xml:space="preserve">模板</w:t>
+      </w:r>
+      <w:r>
+        <w:rPr>
+          <w:b/>
+          <w:bCs/>
+        </w:rPr>
+        <w:t xml:space="preserve"> 1 · </w:t>
+      </w:r>
+      <w:r>
+        <w:rPr>
+          <w:rFonts w:hint="eastAsia"/>
+          <w:b/>
+          <w:bCs/>
+        </w:rPr>
+        <w:t xml:space="preserve">周报</w:t>
+      </w:r>
+      <w:r>
+        <w:rPr>
+          <w:b/>
+          <w:bCs/>
+        </w:rPr>
+        <w:t xml:space="preserve"> 3 </w:t>
+      </w:r>
+      <w:r>
+        <w:rPr>
+          <w:rFonts w:hint="eastAsia"/>
+          <w:b/>
+          <w:bCs/>
+        </w:rPr>
+        <w:t xml:space="preserve">分钟初稿</w:t>
+      </w:r>
+      <w:r>
+        <w:rPr>
+          <w:rFonts w:hint="eastAsia"/>
+        </w:rPr>
+        <w:t xml:space="preserve">：「你是部门周报助手，按这四点写：本周目标、进展和结果、数据和结论、下周计划。用我的要点：……」——AI</w:t>
+      </w:r>
+      <w:r>
+        <w:t xml:space="preserve"> 3 </w:t>
+      </w:r>
+      <w:r>
+        <w:rPr>
+          <w:rFonts w:hint="eastAsia"/>
+        </w:rPr>
+        <w:t xml:space="preserve">分钟出初稿，你终审</w:t>
+      </w:r>
+      <w:r>
+        <w:t xml:space="preserve"> 10 </w:t>
+      </w:r>
+      <w:r>
+        <w:rPr>
+          <w:rFonts w:hint="eastAsia"/>
+        </w:rPr>
+        <w:t xml:space="preserve">分钟。</w:t>
+      </w:r>
+      <w:r>
+        <w:t xml:space="preserve"> </w:t>
+      </w:r>
+      <w:r>
+        <w:t xml:space="preserve">-</w:t>
+      </w:r>
+      <w:r>
+        <w:t xml:space="preserve"> </w:t>
+      </w:r>
+      <w:r>
+        <w:rPr>
+          <w:rFonts w:hint="eastAsia"/>
+          <w:b/>
+          <w:bCs/>
+        </w:rPr>
+        <w:t xml:space="preserve">模板</w:t>
+      </w:r>
+      <w:r>
+        <w:rPr>
+          <w:b/>
+          <w:bCs/>
+        </w:rPr>
+        <w:t xml:space="preserve"> 2 · </w:t>
+      </w:r>
+      <w:r>
+        <w:rPr>
+          <w:rFonts w:hint="eastAsia"/>
+          <w:b/>
+          <w:bCs/>
+        </w:rPr>
+        <w:t xml:space="preserve">纪要+待办</w:t>
+      </w:r>
+      <w:r>
+        <w:rPr>
+          <w:rFonts w:hint="eastAsia"/>
+        </w:rPr>
+        <w:t xml:space="preserve">：「把这段会议记录整理成纪要：结论、决定、待办（谁、做什么、什么时候）。」——待办自动带负责人，不漏事。</w:t>
+      </w:r>
+      <w:r>
+        <w:t xml:space="preserve"> </w:t>
+      </w:r>
+      <w:r>
+        <w:t xml:space="preserve">-</w:t>
+      </w:r>
+      <w:r>
+        <w:t xml:space="preserve"> </w:t>
+      </w:r>
+      <w:r>
+        <w:rPr>
+          <w:rFonts w:hint="eastAsia"/>
+          <w:b/>
+          <w:bCs/>
+        </w:rPr>
+        <w:t xml:space="preserve">模板</w:t>
+      </w:r>
+      <w:r>
+        <w:rPr>
+          <w:b/>
+          <w:bCs/>
+        </w:rPr>
+        <w:t xml:space="preserve"> 3 · </w:t>
+      </w:r>
+      <w:r>
+        <w:rPr>
+          <w:rFonts w:hint="eastAsia"/>
+          <w:b/>
+          <w:bCs/>
+        </w:rPr>
+        <w:t xml:space="preserve">数据一页速读</w:t>
+      </w:r>
+      <w:r>
+        <w:rPr>
+          <w:rFonts w:hint="eastAsia"/>
+        </w:rPr>
+        <w:t xml:space="preserve">：「看这份表：总量、占比、最高最低、异常值，5</w:t>
+      </w:r>
+      <w:r>
+        <w:t xml:space="preserve"> </w:t>
+      </w:r>
+      <w:r>
+        <w:rPr>
+          <w:rFonts w:hint="eastAsia"/>
+        </w:rPr>
+        <w:t xml:space="preserve">句话说清，先给结论。」——5</w:t>
+      </w:r>
+      <w:r>
+        <w:t xml:space="preserve"> </w:t>
+      </w:r>
+      <w:r>
+        <w:rPr>
+          <w:rFonts w:hint="eastAsia"/>
+        </w:rPr>
+        <w:t xml:space="preserve">分钟看懂一张表。</w:t>
+      </w:r>
+      <w:r>
+        <w:t xml:space="preserve"> </w:t>
+      </w:r>
+      <w:r>
+        <w:t xml:space="preserve">-</w:t>
+      </w:r>
+      <w:r>
+        <w:t xml:space="preserve"> </w:t>
+      </w:r>
+      <w:r>
+        <w:rPr>
+          <w:rFonts w:hint="eastAsia"/>
+          <w:b/>
+          <w:bCs/>
+        </w:rPr>
+        <w:t xml:space="preserve">模板</w:t>
+      </w:r>
+      <w:r>
+        <w:rPr>
+          <w:b/>
+          <w:bCs/>
+        </w:rPr>
+        <w:t xml:space="preserve"> 4 · </w:t>
+      </w:r>
+      <w:r>
+        <w:rPr>
+          <w:rFonts w:hint="eastAsia"/>
+          <w:b/>
+          <w:bCs/>
+        </w:rPr>
+        <w:t xml:space="preserve">邮件第一稿</w:t>
+      </w:r>
+      <w:r>
+        <w:rPr>
+          <w:rFonts w:hint="eastAsia"/>
+        </w:rPr>
+        <w:t xml:space="preserve">：「给（对象）写封邮件，说清（事），语气专业客气，300</w:t>
+      </w:r>
+      <w:r>
+        <w:t xml:space="preserve"> </w:t>
+      </w:r>
+      <w:r>
+        <w:rPr>
+          <w:rFonts w:hint="eastAsia"/>
+        </w:rPr>
+        <w:t xml:space="preserve">字以内，先写初稿我改。」——发出去前永远过一遍再发。</w:t>
+      </w:r>
+      <w:r>
+        <w:t xml:space="preserve"> </w:t>
+      </w:r>
+      <w:r>
+        <w:t xml:space="preserve">-</w:t>
+      </w:r>
+      <w:r>
+        <w:t xml:space="preserve"> </w:t>
+      </w:r>
+      <w:r>
+        <w:rPr>
+          <w:rFonts w:hint="eastAsia"/>
+          <w:b/>
+          <w:bCs/>
+        </w:rPr>
+        <w:t xml:space="preserve">模板</w:t>
+      </w:r>
+      <w:r>
+        <w:rPr>
+          <w:b/>
+          <w:bCs/>
+        </w:rPr>
+        <w:t xml:space="preserve"> 5 · </w:t>
+      </w:r>
+      <w:r>
+        <w:rPr>
+          <w:rFonts w:hint="eastAsia"/>
+          <w:b/>
+          <w:bCs/>
+        </w:rPr>
+        <w:t xml:space="preserve">立项一页纸</w:t>
+      </w:r>
+      <w:r>
+        <w:rPr>
+          <w:rFonts w:hint="eastAsia"/>
+        </w:rPr>
+        <w:t xml:space="preserve">：「把这事写成立项一页纸：问题、方案、要什么支持、预期收益，给部门总监看。」——给老板看的，就这一页。</w:t>
+      </w:r>
+      <w:r>
+        <w:t xml:space="preserve"> </w:t>
+      </w:r>
+      <w:r>
+        <w:rPr>
+          <w:rFonts w:hint="eastAsia"/>
+        </w:rPr>
+        <w:t xml:space="preserve">现场练习（5</w:t>
+      </w:r>
+      <w:r>
+        <w:t xml:space="preserve"> </w:t>
+      </w:r>
+      <w:r>
+        <w:rPr>
+          <w:rFonts w:hint="eastAsia"/>
+        </w:rPr>
+        <w:t xml:space="preserve">分钟）：每个人挑一个跟自己岗位最像的模板，把「……」换成自己的真实内容发一遍</w:t>
+      </w:r>
+      <w:r>
+        <w:t xml:space="preserve"> </w:t>
+      </w:r>
+      <w:r>
+        <w:rPr>
+          <w:rFonts w:hint="eastAsia"/>
+        </w:rPr>
+        <w:t xml:space="preserve">AI——今天学的，今天就用。收口：五要素+4</w:t>
+      </w:r>
+      <w:r>
+        <w:t xml:space="preserve"> </w:t>
+      </w:r>
+      <w:r>
+        <w:rPr>
+          <w:rFonts w:hint="eastAsia"/>
+        </w:rPr>
+        <w:t xml:space="preserve">招+5</w:t>
+      </w:r>
+      <w:r>
+        <w:t xml:space="preserve"> </w:t>
+      </w:r>
+      <w:r>
+        <w:rPr>
+          <w:rFonts w:hint="eastAsia"/>
+        </w:rPr>
+        <w:t xml:space="preserve">模板+验证四步，这套课你全带得走。</w:t>
+      </w:r>
+    </w:p>
+    <w:p>
+      <w:pPr>
+        <w:pStyle w:val="BodyText"/>
+      </w:pPr>
+      <w:r>
+        <w:rPr>
+          <w:rFonts w:hint="eastAsia"/>
+        </w:rPr>
         <w:t xml:space="preserve">【关系收口·三句话】</w:t>
       </w:r>
       <w:r>
@@ -5722,6 +6406,348 @@
         <w:rPr>
           <w:rFonts w:hint="eastAsia"/>
         </w:rPr>
+        <w:t xml:space="preserve">【新增·5</w:t>
+      </w:r>
+      <w:r>
+        <w:t xml:space="preserve"> </w:t>
+      </w:r>
+      <w:r>
+        <w:rPr>
+          <w:rFonts w:hint="eastAsia"/>
+        </w:rPr>
+        <w:t xml:space="preserve">个办公模板，开干——P24，本次新增页，现场填空练习</w:t>
+      </w:r>
+      <w:r>
+        <w:t xml:space="preserve"> 5 </w:t>
+      </w:r>
+      <w:r>
+        <w:rPr>
+          <w:rFonts w:hint="eastAsia"/>
+        </w:rPr>
+        <w:t xml:space="preserve">分钟】五要素和</w:t>
+      </w:r>
+      <w:r>
+        <w:t xml:space="preserve"> 4 </w:t>
+      </w:r>
+      <w:r>
+        <w:rPr>
+          <w:rFonts w:hint="eastAsia"/>
+        </w:rPr>
+        <w:t xml:space="preserve">招都齐了，这一页给你</w:t>
+      </w:r>
+      <w:r>
+        <w:t xml:space="preserve"> 5 </w:t>
+      </w:r>
+      <w:r>
+        <w:rPr>
+          <w:rFonts w:hint="eastAsia"/>
+        </w:rPr>
+        <w:t xml:space="preserve">个最主流场景的现成模板——照着念就行：</w:t>
+      </w:r>
+      <w:r>
+        <w:t xml:space="preserve"> </w:t>
+      </w:r>
+      <w:r>
+        <w:t xml:space="preserve">-</w:t>
+      </w:r>
+      <w:r>
+        <w:t xml:space="preserve"> </w:t>
+      </w:r>
+      <w:r>
+        <w:rPr>
+          <w:rFonts w:hint="eastAsia"/>
+          <w:b/>
+          <w:bCs/>
+        </w:rPr>
+        <w:t xml:space="preserve">模板</w:t>
+      </w:r>
+      <w:r>
+        <w:rPr>
+          <w:b/>
+          <w:bCs/>
+        </w:rPr>
+        <w:t xml:space="preserve"> 1 · </w:t>
+      </w:r>
+      <w:r>
+        <w:rPr>
+          <w:rFonts w:hint="eastAsia"/>
+          <w:b/>
+          <w:bCs/>
+        </w:rPr>
+        <w:t xml:space="preserve">周报</w:t>
+      </w:r>
+      <w:r>
+        <w:rPr>
+          <w:b/>
+          <w:bCs/>
+        </w:rPr>
+        <w:t xml:space="preserve"> 3 </w:t>
+      </w:r>
+      <w:r>
+        <w:rPr>
+          <w:rFonts w:hint="eastAsia"/>
+          <w:b/>
+          <w:bCs/>
+        </w:rPr>
+        <w:t xml:space="preserve">分钟初稿</w:t>
+      </w:r>
+      <w:r>
+        <w:rPr>
+          <w:rFonts w:hint="eastAsia"/>
+        </w:rPr>
+        <w:t xml:space="preserve">：「你是部门周报助手，按这四点写：本周目标、进展和结果、数据和结论、下周计划。用我的要点：……」——AI</w:t>
+      </w:r>
+      <w:r>
+        <w:t xml:space="preserve"> 3 </w:t>
+      </w:r>
+      <w:r>
+        <w:rPr>
+          <w:rFonts w:hint="eastAsia"/>
+        </w:rPr>
+        <w:t xml:space="preserve">分钟出初稿，你终审</w:t>
+      </w:r>
+      <w:r>
+        <w:t xml:space="preserve"> 10 </w:t>
+      </w:r>
+      <w:r>
+        <w:rPr>
+          <w:rFonts w:hint="eastAsia"/>
+        </w:rPr>
+        <w:t xml:space="preserve">分钟。</w:t>
+      </w:r>
+      <w:r>
+        <w:t xml:space="preserve"> </w:t>
+      </w:r>
+      <w:r>
+        <w:t xml:space="preserve">-</w:t>
+      </w:r>
+      <w:r>
+        <w:t xml:space="preserve"> </w:t>
+      </w:r>
+      <w:r>
+        <w:rPr>
+          <w:rFonts w:hint="eastAsia"/>
+          <w:b/>
+          <w:bCs/>
+        </w:rPr>
+        <w:t xml:space="preserve">模板</w:t>
+      </w:r>
+      <w:r>
+        <w:rPr>
+          <w:b/>
+          <w:bCs/>
+        </w:rPr>
+        <w:t xml:space="preserve"> 2 · </w:t>
+      </w:r>
+      <w:r>
+        <w:rPr>
+          <w:rFonts w:hint="eastAsia"/>
+          <w:b/>
+          <w:bCs/>
+        </w:rPr>
+        <w:t xml:space="preserve">纪要+待办</w:t>
+      </w:r>
+      <w:r>
+        <w:rPr>
+          <w:rFonts w:hint="eastAsia"/>
+        </w:rPr>
+        <w:t xml:space="preserve">：「把这段会议记录整理成纪要：结论、决定、待办（谁、做什么、什么时候）。」——待办自动带负责人，不漏事。</w:t>
+      </w:r>
+      <w:r>
+        <w:t xml:space="preserve"> </w:t>
+      </w:r>
+      <w:r>
+        <w:t xml:space="preserve">-</w:t>
+      </w:r>
+      <w:r>
+        <w:t xml:space="preserve"> </w:t>
+      </w:r>
+      <w:r>
+        <w:rPr>
+          <w:rFonts w:hint="eastAsia"/>
+          <w:b/>
+          <w:bCs/>
+        </w:rPr>
+        <w:t xml:space="preserve">模板</w:t>
+      </w:r>
+      <w:r>
+        <w:rPr>
+          <w:b/>
+          <w:bCs/>
+        </w:rPr>
+        <w:t xml:space="preserve"> 3 · </w:t>
+      </w:r>
+      <w:r>
+        <w:rPr>
+          <w:rFonts w:hint="eastAsia"/>
+          <w:b/>
+          <w:bCs/>
+        </w:rPr>
+        <w:t xml:space="preserve">数据一页速读</w:t>
+      </w:r>
+      <w:r>
+        <w:rPr>
+          <w:rFonts w:hint="eastAsia"/>
+        </w:rPr>
+        <w:t xml:space="preserve">：「看这份表：总量、占比、最高最低、异常值，5</w:t>
+      </w:r>
+      <w:r>
+        <w:t xml:space="preserve"> </w:t>
+      </w:r>
+      <w:r>
+        <w:rPr>
+          <w:rFonts w:hint="eastAsia"/>
+        </w:rPr>
+        <w:t xml:space="preserve">句话说清，先给结论。」——5</w:t>
+      </w:r>
+      <w:r>
+        <w:t xml:space="preserve"> </w:t>
+      </w:r>
+      <w:r>
+        <w:rPr>
+          <w:rFonts w:hint="eastAsia"/>
+        </w:rPr>
+        <w:t xml:space="preserve">分钟看懂一张表。</w:t>
+      </w:r>
+      <w:r>
+        <w:t xml:space="preserve"> </w:t>
+      </w:r>
+      <w:r>
+        <w:t xml:space="preserve">-</w:t>
+      </w:r>
+      <w:r>
+        <w:t xml:space="preserve"> </w:t>
+      </w:r>
+      <w:r>
+        <w:rPr>
+          <w:rFonts w:hint="eastAsia"/>
+          <w:b/>
+          <w:bCs/>
+        </w:rPr>
+        <w:t xml:space="preserve">模板</w:t>
+      </w:r>
+      <w:r>
+        <w:rPr>
+          <w:b/>
+          <w:bCs/>
+        </w:rPr>
+        <w:t xml:space="preserve"> 4 · </w:t>
+      </w:r>
+      <w:r>
+        <w:rPr>
+          <w:rFonts w:hint="eastAsia"/>
+          <w:b/>
+          <w:bCs/>
+        </w:rPr>
+        <w:t xml:space="preserve">邮件第一稿</w:t>
+      </w:r>
+      <w:r>
+        <w:rPr>
+          <w:rFonts w:hint="eastAsia"/>
+        </w:rPr>
+        <w:t xml:space="preserve">：「给（对象）写封邮件，说清（事），语气专业客气，300</w:t>
+      </w:r>
+      <w:r>
+        <w:t xml:space="preserve"> </w:t>
+      </w:r>
+      <w:r>
+        <w:rPr>
+          <w:rFonts w:hint="eastAsia"/>
+        </w:rPr>
+        <w:t xml:space="preserve">字以内，先写初稿我改。」——发出去前永远过一遍再发。</w:t>
+      </w:r>
+      <w:r>
+        <w:t xml:space="preserve"> </w:t>
+      </w:r>
+      <w:r>
+        <w:t xml:space="preserve">-</w:t>
+      </w:r>
+      <w:r>
+        <w:t xml:space="preserve"> </w:t>
+      </w:r>
+      <w:r>
+        <w:rPr>
+          <w:rFonts w:hint="eastAsia"/>
+          <w:b/>
+          <w:bCs/>
+        </w:rPr>
+        <w:t xml:space="preserve">模板</w:t>
+      </w:r>
+      <w:r>
+        <w:rPr>
+          <w:b/>
+          <w:bCs/>
+        </w:rPr>
+        <w:t xml:space="preserve"> 5 · </w:t>
+      </w:r>
+      <w:r>
+        <w:rPr>
+          <w:rFonts w:hint="eastAsia"/>
+          <w:b/>
+          <w:bCs/>
+        </w:rPr>
+        <w:t xml:space="preserve">立项一页纸</w:t>
+      </w:r>
+      <w:r>
+        <w:rPr>
+          <w:rFonts w:hint="eastAsia"/>
+        </w:rPr>
+        <w:t xml:space="preserve">：「把这事写成立项一页纸：问题、方案、要什么支持、预期收益，给部门总监看。」——给老板看的，就这一页。</w:t>
+      </w:r>
+      <w:r>
+        <w:t xml:space="preserve"> </w:t>
+      </w:r>
+      <w:r>
+        <w:rPr>
+          <w:rFonts w:hint="eastAsia"/>
+        </w:rPr>
+        <w:t xml:space="preserve">现场练习（5</w:t>
+      </w:r>
+      <w:r>
+        <w:t xml:space="preserve"> </w:t>
+      </w:r>
+      <w:r>
+        <w:rPr>
+          <w:rFonts w:hint="eastAsia"/>
+        </w:rPr>
+        <w:t xml:space="preserve">分钟）：每个人挑一个跟自己岗位最像的模板，把「……」换成自己的真实内容发一遍</w:t>
+      </w:r>
+      <w:r>
+        <w:t xml:space="preserve"> </w:t>
+      </w:r>
+      <w:r>
+        <w:rPr>
+          <w:rFonts w:hint="eastAsia"/>
+        </w:rPr>
+        <w:t xml:space="preserve">AI——今天学的，今天就用。收口：五要素+4</w:t>
+      </w:r>
+      <w:r>
+        <w:t xml:space="preserve"> </w:t>
+      </w:r>
+      <w:r>
+        <w:rPr>
+          <w:rFonts w:hint="eastAsia"/>
+        </w:rPr>
+        <w:t xml:space="preserve">招+5</w:t>
+      </w:r>
+      <w:r>
+        <w:t xml:space="preserve"> </w:t>
+      </w:r>
+      <w:r>
+        <w:rPr>
+          <w:rFonts w:hint="eastAsia"/>
+        </w:rPr>
+        <w:t xml:space="preserve">模板+验证四步，这套课你全带得走。</w:t>
+      </w:r>
+    </w:p>
+    <w:p>
+      <w:pPr>
+        <w:pStyle w:val="BodyText"/>
+      </w:pPr>
+      <w:r>
+        <w:rPr>
+          <w:rFonts w:hint="eastAsia"/>
+        </w:rPr>
         <w:t xml:space="preserve">【关系收口·三句话】</w:t>
       </w:r>
       <w:r>
@@ -6657,7 +7683,16 @@
         <w:rPr>
           <w:rFonts w:hint="eastAsia"/>
         </w:rPr>
-        <w:t xml:space="preserve">招更听话（新增）</w:t>
+        <w:t xml:space="preserve">招更听话（新增）、P24</w:t>
+      </w:r>
+      <w:r>
+        <w:t xml:space="preserve"> 5 </w:t>
+      </w:r>
+      <w:r>
+        <w:rPr>
+          <w:rFonts w:hint="eastAsia"/>
+        </w:rPr>
+        <w:t xml:space="preserve">个办公模板开干（新增）</w:t>
       </w:r>
     </w:p>
     <w:bookmarkStart w:id="32" w:name="章目标-3"/>
@@ -8234,6 +9269,348 @@
         <w:rPr>
           <w:rFonts w:hint="eastAsia"/>
         </w:rPr>
+        <w:t xml:space="preserve">【新增·5</w:t>
+      </w:r>
+      <w:r>
+        <w:t xml:space="preserve"> </w:t>
+      </w:r>
+      <w:r>
+        <w:rPr>
+          <w:rFonts w:hint="eastAsia"/>
+        </w:rPr>
+        <w:t xml:space="preserve">个办公模板，开干——P24，本次新增页，现场填空练习</w:t>
+      </w:r>
+      <w:r>
+        <w:t xml:space="preserve"> 5 </w:t>
+      </w:r>
+      <w:r>
+        <w:rPr>
+          <w:rFonts w:hint="eastAsia"/>
+        </w:rPr>
+        <w:t xml:space="preserve">分钟】五要素和</w:t>
+      </w:r>
+      <w:r>
+        <w:t xml:space="preserve"> 4 </w:t>
+      </w:r>
+      <w:r>
+        <w:rPr>
+          <w:rFonts w:hint="eastAsia"/>
+        </w:rPr>
+        <w:t xml:space="preserve">招都齐了，这一页给你</w:t>
+      </w:r>
+      <w:r>
+        <w:t xml:space="preserve"> 5 </w:t>
+      </w:r>
+      <w:r>
+        <w:rPr>
+          <w:rFonts w:hint="eastAsia"/>
+        </w:rPr>
+        <w:t xml:space="preserve">个最主流场景的现成模板——照着念就行：</w:t>
+      </w:r>
+      <w:r>
+        <w:t xml:space="preserve"> </w:t>
+      </w:r>
+      <w:r>
+        <w:t xml:space="preserve">-</w:t>
+      </w:r>
+      <w:r>
+        <w:t xml:space="preserve"> </w:t>
+      </w:r>
+      <w:r>
+        <w:rPr>
+          <w:rFonts w:hint="eastAsia"/>
+          <w:b/>
+          <w:bCs/>
+        </w:rPr>
+        <w:t xml:space="preserve">模板</w:t>
+      </w:r>
+      <w:r>
+        <w:rPr>
+          <w:b/>
+          <w:bCs/>
+        </w:rPr>
+        <w:t xml:space="preserve"> 1 · </w:t>
+      </w:r>
+      <w:r>
+        <w:rPr>
+          <w:rFonts w:hint="eastAsia"/>
+          <w:b/>
+          <w:bCs/>
+        </w:rPr>
+        <w:t xml:space="preserve">周报</w:t>
+      </w:r>
+      <w:r>
+        <w:rPr>
+          <w:b/>
+          <w:bCs/>
+        </w:rPr>
+        <w:t xml:space="preserve"> 3 </w:t>
+      </w:r>
+      <w:r>
+        <w:rPr>
+          <w:rFonts w:hint="eastAsia"/>
+          <w:b/>
+          <w:bCs/>
+        </w:rPr>
+        <w:t xml:space="preserve">分钟初稿</w:t>
+      </w:r>
+      <w:r>
+        <w:rPr>
+          <w:rFonts w:hint="eastAsia"/>
+        </w:rPr>
+        <w:t xml:space="preserve">：「你是部门周报助手，按这四点写：本周目标、进展和结果、数据和结论、下周计划。用我的要点：……」——AI</w:t>
+      </w:r>
+      <w:r>
+        <w:t xml:space="preserve"> 3 </w:t>
+      </w:r>
+      <w:r>
+        <w:rPr>
+          <w:rFonts w:hint="eastAsia"/>
+        </w:rPr>
+        <w:t xml:space="preserve">分钟出初稿，你终审</w:t>
+      </w:r>
+      <w:r>
+        <w:t xml:space="preserve"> 10 </w:t>
+      </w:r>
+      <w:r>
+        <w:rPr>
+          <w:rFonts w:hint="eastAsia"/>
+        </w:rPr>
+        <w:t xml:space="preserve">分钟。</w:t>
+      </w:r>
+      <w:r>
+        <w:t xml:space="preserve"> </w:t>
+      </w:r>
+      <w:r>
+        <w:t xml:space="preserve">-</w:t>
+      </w:r>
+      <w:r>
+        <w:t xml:space="preserve"> </w:t>
+      </w:r>
+      <w:r>
+        <w:rPr>
+          <w:rFonts w:hint="eastAsia"/>
+          <w:b/>
+          <w:bCs/>
+        </w:rPr>
+        <w:t xml:space="preserve">模板</w:t>
+      </w:r>
+      <w:r>
+        <w:rPr>
+          <w:b/>
+          <w:bCs/>
+        </w:rPr>
+        <w:t xml:space="preserve"> 2 · </w:t>
+      </w:r>
+      <w:r>
+        <w:rPr>
+          <w:rFonts w:hint="eastAsia"/>
+          <w:b/>
+          <w:bCs/>
+        </w:rPr>
+        <w:t xml:space="preserve">纪要+待办</w:t>
+      </w:r>
+      <w:r>
+        <w:rPr>
+          <w:rFonts w:hint="eastAsia"/>
+        </w:rPr>
+        <w:t xml:space="preserve">：「把这段会议记录整理成纪要：结论、决定、待办（谁、做什么、什么时候）。」——待办自动带负责人，不漏事。</w:t>
+      </w:r>
+      <w:r>
+        <w:t xml:space="preserve"> </w:t>
+      </w:r>
+      <w:r>
+        <w:t xml:space="preserve">-</w:t>
+      </w:r>
+      <w:r>
+        <w:t xml:space="preserve"> </w:t>
+      </w:r>
+      <w:r>
+        <w:rPr>
+          <w:rFonts w:hint="eastAsia"/>
+          <w:b/>
+          <w:bCs/>
+        </w:rPr>
+        <w:t xml:space="preserve">模板</w:t>
+      </w:r>
+      <w:r>
+        <w:rPr>
+          <w:b/>
+          <w:bCs/>
+        </w:rPr>
+        <w:t xml:space="preserve"> 3 · </w:t>
+      </w:r>
+      <w:r>
+        <w:rPr>
+          <w:rFonts w:hint="eastAsia"/>
+          <w:b/>
+          <w:bCs/>
+        </w:rPr>
+        <w:t xml:space="preserve">数据一页速读</w:t>
+      </w:r>
+      <w:r>
+        <w:rPr>
+          <w:rFonts w:hint="eastAsia"/>
+        </w:rPr>
+        <w:t xml:space="preserve">：「看这份表：总量、占比、最高最低、异常值，5</w:t>
+      </w:r>
+      <w:r>
+        <w:t xml:space="preserve"> </w:t>
+      </w:r>
+      <w:r>
+        <w:rPr>
+          <w:rFonts w:hint="eastAsia"/>
+        </w:rPr>
+        <w:t xml:space="preserve">句话说清，先给结论。」——5</w:t>
+      </w:r>
+      <w:r>
+        <w:t xml:space="preserve"> </w:t>
+      </w:r>
+      <w:r>
+        <w:rPr>
+          <w:rFonts w:hint="eastAsia"/>
+        </w:rPr>
+        <w:t xml:space="preserve">分钟看懂一张表。</w:t>
+      </w:r>
+      <w:r>
+        <w:t xml:space="preserve"> </w:t>
+      </w:r>
+      <w:r>
+        <w:t xml:space="preserve">-</w:t>
+      </w:r>
+      <w:r>
+        <w:t xml:space="preserve"> </w:t>
+      </w:r>
+      <w:r>
+        <w:rPr>
+          <w:rFonts w:hint="eastAsia"/>
+          <w:b/>
+          <w:bCs/>
+        </w:rPr>
+        <w:t xml:space="preserve">模板</w:t>
+      </w:r>
+      <w:r>
+        <w:rPr>
+          <w:b/>
+          <w:bCs/>
+        </w:rPr>
+        <w:t xml:space="preserve"> 4 · </w:t>
+      </w:r>
+      <w:r>
+        <w:rPr>
+          <w:rFonts w:hint="eastAsia"/>
+          <w:b/>
+          <w:bCs/>
+        </w:rPr>
+        <w:t xml:space="preserve">邮件第一稿</w:t>
+      </w:r>
+      <w:r>
+        <w:rPr>
+          <w:rFonts w:hint="eastAsia"/>
+        </w:rPr>
+        <w:t xml:space="preserve">：「给（对象）写封邮件，说清（事），语气专业客气，300</w:t>
+      </w:r>
+      <w:r>
+        <w:t xml:space="preserve"> </w:t>
+      </w:r>
+      <w:r>
+        <w:rPr>
+          <w:rFonts w:hint="eastAsia"/>
+        </w:rPr>
+        <w:t xml:space="preserve">字以内，先写初稿我改。」——发出去前永远过一遍再发。</w:t>
+      </w:r>
+      <w:r>
+        <w:t xml:space="preserve"> </w:t>
+      </w:r>
+      <w:r>
+        <w:t xml:space="preserve">-</w:t>
+      </w:r>
+      <w:r>
+        <w:t xml:space="preserve"> </w:t>
+      </w:r>
+      <w:r>
+        <w:rPr>
+          <w:rFonts w:hint="eastAsia"/>
+          <w:b/>
+          <w:bCs/>
+        </w:rPr>
+        <w:t xml:space="preserve">模板</w:t>
+      </w:r>
+      <w:r>
+        <w:rPr>
+          <w:b/>
+          <w:bCs/>
+        </w:rPr>
+        <w:t xml:space="preserve"> 5 · </w:t>
+      </w:r>
+      <w:r>
+        <w:rPr>
+          <w:rFonts w:hint="eastAsia"/>
+          <w:b/>
+          <w:bCs/>
+        </w:rPr>
+        <w:t xml:space="preserve">立项一页纸</w:t>
+      </w:r>
+      <w:r>
+        <w:rPr>
+          <w:rFonts w:hint="eastAsia"/>
+        </w:rPr>
+        <w:t xml:space="preserve">：「把这事写成立项一页纸：问题、方案、要什么支持、预期收益，给部门总监看。」——给老板看的，就这一页。</w:t>
+      </w:r>
+      <w:r>
+        <w:t xml:space="preserve"> </w:t>
+      </w:r>
+      <w:r>
+        <w:rPr>
+          <w:rFonts w:hint="eastAsia"/>
+        </w:rPr>
+        <w:t xml:space="preserve">现场练习（5</w:t>
+      </w:r>
+      <w:r>
+        <w:t xml:space="preserve"> </w:t>
+      </w:r>
+      <w:r>
+        <w:rPr>
+          <w:rFonts w:hint="eastAsia"/>
+        </w:rPr>
+        <w:t xml:space="preserve">分钟）：每个人挑一个跟自己岗位最像的模板，把「……」换成自己的真实内容发一遍</w:t>
+      </w:r>
+      <w:r>
+        <w:t xml:space="preserve"> </w:t>
+      </w:r>
+      <w:r>
+        <w:rPr>
+          <w:rFonts w:hint="eastAsia"/>
+        </w:rPr>
+        <w:t xml:space="preserve">AI——今天学的，今天就用。收口：五要素+4</w:t>
+      </w:r>
+      <w:r>
+        <w:t xml:space="preserve"> </w:t>
+      </w:r>
+      <w:r>
+        <w:rPr>
+          <w:rFonts w:hint="eastAsia"/>
+        </w:rPr>
+        <w:t xml:space="preserve">招+5</w:t>
+      </w:r>
+      <w:r>
+        <w:t xml:space="preserve"> </w:t>
+      </w:r>
+      <w:r>
+        <w:rPr>
+          <w:rFonts w:hint="eastAsia"/>
+        </w:rPr>
+        <w:t xml:space="preserve">模板+验证四步，这套课你全带得走。</w:t>
+      </w:r>
+    </w:p>
+    <w:p>
+      <w:pPr>
+        <w:pStyle w:val="BodyText"/>
+      </w:pPr>
+      <w:r>
+        <w:rPr>
+          <w:rFonts w:hint="eastAsia"/>
+        </w:rPr>
         <w:t xml:space="preserve">【关系收口·三句话】</w:t>
       </w:r>
       <w:r>
@@ -8614,6 +9991,33 @@
           <w:rFonts w:hint="eastAsia"/>
         </w:rPr>
         <w:t xml:space="preserve">坑：太长/矛盾/想当然</w:t>
+      </w:r>
+    </w:p>
+    <w:p>
+      <w:pPr>
+        <w:pStyle w:val="Compact"/>
+        <w:numPr>
+          <w:ilvl w:val="0"/>
+          <w:numId w:val="1019"/>
+        </w:numPr>
+      </w:pPr>
+      <w:r>
+        <w:t xml:space="preserve">P24 </w:t>
+      </w:r>
+      <w:r>
+        <w:rPr>
+          <w:rFonts w:hint="eastAsia"/>
+        </w:rPr>
+        <w:t xml:space="preserve">办公模板</w:t>
+      </w:r>
+      <w:r>
+        <w:t xml:space="preserve"> 5 </w:t>
+      </w:r>
+      <w:r>
+        <w:rPr>
+          <w:rFonts w:hint="eastAsia"/>
+        </w:rPr>
+        <w:t xml:space="preserve">卡：周报/纪要/数据速读/邮件/立项一页纸｜现场挑一个换真实内容发一遍</w:t>
       </w:r>
     </w:p>
     <w:bookmarkEnd w:id="35"/>
@@ -9026,25 +10430,25 @@
               <w:rPr>
                 <w:rFonts w:hint="eastAsia"/>
               </w:rPr>
-              <w:t xml:space="preserve">PPT：P24</w:t>
-            </w:r>
-            <w:r>
-              <w:t xml:space="preserve"> </w:t>
-            </w:r>
-            <w:r>
-              <w:rPr>
-                <w:rFonts w:hint="eastAsia"/>
-              </w:rPr>
-              <w:t xml:space="preserve">扉页、P25</w:t>
-            </w:r>
-            <w:r>
-              <w:t xml:space="preserve"> </w:t>
-            </w:r>
-            <w:r>
-              <w:rPr>
-                <w:rFonts w:hint="eastAsia"/>
-              </w:rPr>
-              <w:t xml:space="preserve">工具全景、P26</w:t>
+              <w:t xml:space="preserve">PPT：P25</w:t>
+            </w:r>
+            <w:r>
+              <w:t xml:space="preserve"> </w:t>
+            </w:r>
+            <w:r>
+              <w:rPr>
+                <w:rFonts w:hint="eastAsia"/>
+              </w:rPr>
+              <w:t xml:space="preserve">扉页、P26</w:t>
+            </w:r>
+            <w:r>
+              <w:t xml:space="preserve"> </w:t>
+            </w:r>
+            <w:r>
+              <w:rPr>
+                <w:rFonts w:hint="eastAsia"/>
+              </w:rPr>
+              <w:t xml:space="preserve">工具全景、P27</w:t>
             </w:r>
             <w:r>
               <w:t xml:space="preserve"> 2026 </w:t>
@@ -9053,16 +10457,16 @@
               <w:rPr>
                 <w:rFonts w:hint="eastAsia"/>
               </w:rPr>
-              <w:t xml:space="preserve">国产五强（新增）、P27</w:t>
-            </w:r>
-            <w:r>
-              <w:t xml:space="preserve"> </w:t>
-            </w:r>
-            <w:r>
-              <w:rPr>
-                <w:rFonts w:hint="eastAsia"/>
-              </w:rPr>
-              <w:t xml:space="preserve">国外标杆速览（新增）、P28</w:t>
+              <w:t xml:space="preserve">国产五强（新增）、P28</w:t>
+            </w:r>
+            <w:r>
+              <w:t xml:space="preserve"> </w:t>
+            </w:r>
+            <w:r>
+              <w:rPr>
+                <w:rFonts w:hint="eastAsia"/>
+              </w:rPr>
+              <w:t xml:space="preserve">国外标杆速览（新增）、P29</w:t>
             </w:r>
             <w:r>
               <w:t xml:space="preserve"> AI </w:t>
@@ -9071,7 +10475,7 @@
               <w:rPr>
                 <w:rFonts w:hint="eastAsia"/>
               </w:rPr>
-              <w:t xml:space="preserve">到底花多少钱（新增）、P29</w:t>
+              <w:t xml:space="preserve">到底花多少钱（新增）、P30</w:t>
             </w:r>
             <w:r>
               <w:t xml:space="preserve"> AI </w:t>
@@ -9080,16 +10484,16 @@
               <w:rPr>
                 <w:rFonts w:hint="eastAsia"/>
               </w:rPr>
-              <w:t xml:space="preserve">到底省多少事（新增）、P30</w:t>
-            </w:r>
-            <w:r>
-              <w:t xml:space="preserve"> </w:t>
-            </w:r>
-            <w:r>
-              <w:rPr>
-                <w:rFonts w:hint="eastAsia"/>
-              </w:rPr>
-              <w:t xml:space="preserve">三步上手+岗位场景、P31</w:t>
+              <w:t xml:space="preserve">到底省多少事（新增）、P31</w:t>
+            </w:r>
+            <w:r>
+              <w:t xml:space="preserve"> </w:t>
+            </w:r>
+            <w:r>
+              <w:rPr>
+                <w:rFonts w:hint="eastAsia"/>
+              </w:rPr>
+              <w:t xml:space="preserve">三步上手+岗位场景、P32</w:t>
             </w:r>
             <w:r>
               <w:t xml:space="preserve"> WorkBuddy </w:t>
@@ -9098,7 +10502,7 @@
               <w:rPr>
                 <w:rFonts w:hint="eastAsia"/>
               </w:rPr>
-              <w:t xml:space="preserve">能力、P32</w:t>
+              <w:t xml:space="preserve">能力、P33</w:t>
             </w:r>
             <w:r>
               <w:t xml:space="preserve"> WorkBuddy </w:t>
@@ -9107,16 +10511,16 @@
               <w:rPr>
                 <w:rFonts w:hint="eastAsia"/>
               </w:rPr>
-              <w:t xml:space="preserve">现场演示、P33</w:t>
-            </w:r>
-            <w:r>
-              <w:t xml:space="preserve"> </w:t>
-            </w:r>
-            <w:r>
-              <w:rPr>
-                <w:rFonts w:hint="eastAsia"/>
-              </w:rPr>
-              <w:t xml:space="preserve">三红线、P34</w:t>
+              <w:t xml:space="preserve">现场演示、P34</w:t>
+            </w:r>
+            <w:r>
+              <w:t xml:space="preserve"> </w:t>
+            </w:r>
+            <w:r>
+              <w:rPr>
+                <w:rFonts w:hint="eastAsia"/>
+              </w:rPr>
+              <w:t xml:space="preserve">三红线、P35</w:t>
             </w:r>
             <w:r>
               <w:t xml:space="preserve"> AI </w:t>
@@ -9156,7 +10560,7 @@
               <w:t xml:space="preserve">分钟讲座版）：只讲</w:t>
             </w:r>
             <w:r>
-              <w:t xml:space="preserve"> P25 </w:t>
+              <w:t xml:space="preserve"> P26 </w:t>
             </w:r>
             <w:r>
               <w:rPr>
@@ -9165,7 +10569,7 @@
               <w:t xml:space="preserve">全景表</w:t>
             </w:r>
             <w:r>
-              <w:t xml:space="preserve"> + P26 </w:t>
+              <w:t xml:space="preserve"> + P27 </w:t>
             </w:r>
             <w:r>
               <w:rPr>
@@ -9183,7 +10587,7 @@
               <w:t xml:space="preserve">分钟</w:t>
             </w:r>
             <w:r>
-              <w:t xml:space="preserve"> + P28 </w:t>
+              <w:t xml:space="preserve"> + P29 </w:t>
             </w:r>
             <w:r>
               <w:rPr>
@@ -9201,7 +10605,7 @@
               <w:t xml:space="preserve">分钟</w:t>
             </w:r>
             <w:r>
-              <w:t xml:space="preserve"> + P30 </w:t>
+              <w:t xml:space="preserve"> + P31 </w:t>
             </w:r>
             <w:r>
               <w:rPr>
@@ -9210,7 +10614,7 @@
               <w:t xml:space="preserve">三步上手</w:t>
             </w:r>
             <w:r>
-              <w:t xml:space="preserve"> + P32 </w:t>
+              <w:t xml:space="preserve"> + P33 </w:t>
             </w:r>
             <w:r>
               <w:rPr>
@@ -9566,7 +10970,7 @@
               <w:rPr>
                 <w:rFonts w:hint="eastAsia"/>
               </w:rPr>
-              <w:t xml:space="preserve">【六大类工具一张表——P25，逐行讲，每类一句话，不展开】</w:t>
+              <w:t xml:space="preserve">【六大类工具一张表——P26，逐行讲，每类一句话，不展开】</w:t>
             </w:r>
             <w:r>
               <w:t xml:space="preserve"> </w:t>
@@ -9898,7 +11302,7 @@
               <w:rPr>
                 <w:rFonts w:hint="eastAsia"/>
               </w:rPr>
-              <w:t xml:space="preserve">教学要点一句话（P25</w:t>
+              <w:t xml:space="preserve">教学要点一句话（P26</w:t>
             </w:r>
             <w:r>
               <w:t xml:space="preserve"> </w:t>
@@ -9994,7 +11398,7 @@
               <w:rPr>
                 <w:rFonts w:hint="eastAsia"/>
               </w:rPr>
-              <w:t xml:space="preserve">国产五强——P26，本次新增页，先记特点，不用全学】工具地图建好了，下一个问题：</w:t>
+              <w:t xml:space="preserve">国产五强——P27，本次新增页，先记特点，不用全学】工具地图建好了，下一个问题：</w:t>
             </w:r>
             <w:r>
               <w:rPr>
@@ -10297,7 +11701,7 @@
               <w:rPr>
                 <w:rFonts w:hint="eastAsia"/>
               </w:rPr>
-              <w:t xml:space="preserve">【国外标杆速览——P27，本次新增页，知道它们，不吃信息差】有人要问：</w:t>
+              <w:t xml:space="preserve">【国外标杆速览——P28，本次新增页，知道它们，不吃信息差】有人要问：</w:t>
             </w:r>
             <w:r>
               <w:rPr>
@@ -10692,7 +12096,7 @@
               <w:rPr>
                 <w:rFonts w:hint="eastAsia"/>
               </w:rPr>
-              <w:t xml:space="preserve">到底花多少钱——P28，本次新增页，先算清账，再谈落地】选型之前，先把账算清。按</w:t>
+              <w:t xml:space="preserve">到底花多少钱——P29，本次新增页，先算清账，再谈落地】选型之前，先把账算清。按</w:t>
             </w:r>
             <w:r>
               <w:t xml:space="preserve"> token </w:t>
@@ -10989,7 +12393,7 @@
               <w:rPr>
                 <w:rFonts w:hint="eastAsia"/>
               </w:rPr>
-              <w:t xml:space="preserve">【三步上手法——P30</w:t>
+              <w:t xml:space="preserve">【三步上手法——P31</w:t>
             </w:r>
             <w:r>
               <w:t xml:space="preserve"> </w:t>
@@ -11157,7 +12561,7 @@
               <w:rPr>
                 <w:rFonts w:hint="eastAsia"/>
               </w:rPr>
-              <w:t xml:space="preserve">【五岗位场景——P30</w:t>
+              <w:t xml:space="preserve">【五岗位场景——P31</w:t>
             </w:r>
             <w:r>
               <w:t xml:space="preserve"> </w:t>
@@ -11434,7 +12838,7 @@
                 <w:b/>
                 <w:bCs/>
               </w:rPr>
-              <w:t xml:space="preserve">工作助手——P31，本节灵魂，约</w:t>
+              <w:t xml:space="preserve">工作助手——P32，本节灵魂，约</w:t>
             </w:r>
             <w:r>
               <w:rPr>
@@ -11707,7 +13111,7 @@
               <w:rPr>
                 <w:rFonts w:hint="eastAsia"/>
               </w:rPr>
-              <w:t xml:space="preserve">上手就三步（P31</w:t>
+              <w:t xml:space="preserve">上手就三步（P32</w:t>
             </w:r>
             <w:r>
               <w:t xml:space="preserve"> </w:t>
@@ -11782,7 +13186,7 @@
               <w:rPr>
                 <w:rFonts w:hint="eastAsia"/>
               </w:rPr>
-              <w:t xml:space="preserve">现场演示——P32，10</w:t>
+              <w:t xml:space="preserve">现场演示——P33，10</w:t>
             </w:r>
             <w:r>
               <w:t xml:space="preserve"> </w:t>
@@ -12339,7 +13743,7 @@
               <w:rPr>
                 <w:rFonts w:hint="eastAsia"/>
               </w:rPr>
-              <w:t xml:space="preserve">到底省多少事——P29，本次新增页，算给老板听】成本讲清了”花多少”，这一页讲”省多少”——这是你回去跟老板汇报时最好用的那一页。还是算账，但算的是省下的时间：</w:t>
+              <w:t xml:space="preserve">到底省多少事——P30，本次新增页，算给老板听】成本讲清了”花多少”，这一页讲”省多少”——这是你回去跟老板汇报时最好用的那一页。还是算账，但算的是省下的时间：</w:t>
             </w:r>
             <w:r>
               <w:t xml:space="preserve"> </w:t>
@@ -12778,7 +14182,7 @@
               <w:rPr>
                 <w:rFonts w:hint="eastAsia"/>
               </w:rPr>
-              <w:t xml:space="preserve">【工具选择三红线——P33，本章收口，也是第</w:t>
+              <w:t xml:space="preserve">【工具选择三红线——P34，本章收口，也是第</w:t>
             </w:r>
             <w:r>
               <w:t xml:space="preserve"> 7 </w:t>
@@ -12941,7 +14345,7 @@
               <w:rPr>
                 <w:rFonts w:hint="eastAsia"/>
               </w:rPr>
-              <w:t xml:space="preserve">声音——P34，市场岗最爱，约</w:t>
+              <w:t xml:space="preserve">声音——P35，市场岗最爱，约</w:t>
             </w:r>
             <w:r>
               <w:t xml:space="preserve"> 10 </w:t>
@@ -13231,7 +14635,52 @@
               <w:rPr>
                 <w:rFonts w:hint="eastAsia"/>
               </w:rPr>
-              <w:t xml:space="preserve">【关系收口·三句话】</w:t>
+              <w:t xml:space="preserve">【新增·5</w:t>
+            </w:r>
+            <w:r>
+              <w:t xml:space="preserve"> </w:t>
+            </w:r>
+            <w:r>
+              <w:rPr>
+                <w:rFonts w:hint="eastAsia"/>
+              </w:rPr>
+              <w:t xml:space="preserve">个办公模板，开干——P24，本次新增页，现场填空练习</w:t>
+            </w:r>
+            <w:r>
+              <w:t xml:space="preserve"> 5 </w:t>
+            </w:r>
+            <w:r>
+              <w:rPr>
+                <w:rFonts w:hint="eastAsia"/>
+              </w:rPr>
+              <w:t xml:space="preserve">分钟】五要素和</w:t>
+            </w:r>
+            <w:r>
+              <w:t xml:space="preserve"> 4 </w:t>
+            </w:r>
+            <w:r>
+              <w:rPr>
+                <w:rFonts w:hint="eastAsia"/>
+              </w:rPr>
+              <w:t xml:space="preserve">招都齐了，这一页给你</w:t>
+            </w:r>
+            <w:r>
+              <w:t xml:space="preserve"> 5 </w:t>
+            </w:r>
+            <w:r>
+              <w:rPr>
+                <w:rFonts w:hint="eastAsia"/>
+              </w:rPr>
+              <w:t xml:space="preserve">个最主流场景的现成模板——照着念就行：</w:t>
+            </w:r>
+            <w:r>
+              <w:t xml:space="preserve"> </w:t>
+            </w:r>
+            <w:r>
+              <w:t xml:space="preserve">-</w:t>
+            </w:r>
+            <w:r>
+              <w:t xml:space="preserve"> </w:t>
             </w:r>
             <w:r>
               <w:rPr>
@@ -13239,51 +14688,14 @@
                 <w:b/>
                 <w:bCs/>
               </w:rPr>
-              <w:t xml:space="preserve">这跟我什么关系？</w:t>
-            </w:r>
-            <w:r>
-              <w:t xml:space="preserve"> </w:t>
-            </w:r>
-            <w:r>
-              <w:rPr>
-                <w:rFonts w:hint="eastAsia"/>
-              </w:rPr>
-              <w:t xml:space="preserve">工具你手里早就有了，这节课就是告诉你打开哪个用、并让你亲眼看到</w:t>
-            </w:r>
-            <w:r>
-              <w:t xml:space="preserve"> AI </w:t>
-            </w:r>
-            <w:r>
-              <w:rPr>
-                <w:rFonts w:hint="eastAsia"/>
-              </w:rPr>
-              <w:t xml:space="preserve">从头干到尾。</w:t>
-            </w:r>
-            <w:r>
-              <w:rPr>
-                <w:rFonts w:hint="eastAsia"/>
+              <w:t xml:space="preserve">模板</w:t>
+            </w:r>
+            <w:r>
+              <w:rPr>
                 <w:b/>
                 <w:bCs/>
               </w:rPr>
-              <w:t xml:space="preserve">我不写代码能咋用？</w:t>
-            </w:r>
-            <w:r>
-              <w:t xml:space="preserve"> </w:t>
-            </w:r>
-            <w:r>
-              <w:rPr>
-                <w:rFonts w:hint="eastAsia"/>
-              </w:rPr>
-              <w:t xml:space="preserve">六类工具全是”聊天</w:t>
-            </w:r>
-            <w:r>
-              <w:t xml:space="preserve"> + </w:t>
-            </w:r>
-            <w:r>
-              <w:rPr>
-                <w:rFonts w:hint="eastAsia"/>
-              </w:rPr>
-              <w:t xml:space="preserve">传文件”，零代码。</w:t>
+              <w:t xml:space="preserve"> 1 · </w:t>
             </w:r>
             <w:r>
               <w:rPr>
@@ -13291,34 +14703,37 @@
                 <w:b/>
                 <w:bCs/>
               </w:rPr>
-              <w:t xml:space="preserve">用了能省多少事？</w:t>
-            </w:r>
-            <w:r>
-              <w:t xml:space="preserve"> </w:t>
-            </w:r>
-            <w:r>
-              <w:rPr>
-                <w:rFonts w:hint="eastAsia"/>
-              </w:rPr>
-              <w:t xml:space="preserve">做一份</w:t>
-            </w:r>
-            <w:r>
-              <w:t xml:space="preserve"> PPT </w:t>
-            </w:r>
-            <w:r>
-              <w:rPr>
-                <w:rFonts w:hint="eastAsia"/>
-              </w:rPr>
-              <w:t xml:space="preserve">从</w:t>
-            </w:r>
-            <w:r>
-              <w:t xml:space="preserve"> 2 </w:t>
-            </w:r>
-            <w:r>
-              <w:rPr>
-                <w:rFonts w:hint="eastAsia"/>
-              </w:rPr>
-              <w:t xml:space="preserve">小时变</w:t>
+              <w:t xml:space="preserve">周报</w:t>
+            </w:r>
+            <w:r>
+              <w:rPr>
+                <w:b/>
+                <w:bCs/>
+              </w:rPr>
+              <w:t xml:space="preserve"> 3 </w:t>
+            </w:r>
+            <w:r>
+              <w:rPr>
+                <w:rFonts w:hint="eastAsia"/>
+                <w:b/>
+                <w:bCs/>
+              </w:rPr>
+              <w:t xml:space="preserve">分钟初稿</w:t>
+            </w:r>
+            <w:r>
+              <w:rPr>
+                <w:rFonts w:hint="eastAsia"/>
+              </w:rPr>
+              <w:t xml:space="preserve">：「你是部门周报助手，按这四点写：本周目标、进展和结果、数据和结论、下周计划。用我的要点：……」——AI</w:t>
+            </w:r>
+            <w:r>
+              <w:t xml:space="preserve"> 3 </w:t>
+            </w:r>
+            <w:r>
+              <w:rPr>
+                <w:rFonts w:hint="eastAsia"/>
+              </w:rPr>
+              <w:t xml:space="preserve">分钟出初稿，你终审</w:t>
             </w:r>
             <w:r>
               <w:t xml:space="preserve"> 10 </w:t>
@@ -13327,25 +14742,231 @@
               <w:rPr>
                 <w:rFonts w:hint="eastAsia"/>
               </w:rPr>
-              <w:t xml:space="preserve">分钟验收、数据表</w:t>
-            </w:r>
-            <w:r>
-              <w:t xml:space="preserve"> 1 </w:t>
-            </w:r>
-            <w:r>
-              <w:rPr>
-                <w:rFonts w:hint="eastAsia"/>
-              </w:rPr>
-              <w:t xml:space="preserve">小时变</w:t>
-            </w:r>
-            <w:r>
-              <w:t xml:space="preserve"> 30 </w:t>
-            </w:r>
-            <w:r>
-              <w:rPr>
-                <w:rFonts w:hint="eastAsia"/>
-              </w:rPr>
-              <w:t xml:space="preserve">秒——而且你省下的时间，够你干一件真正值钱的事。</w:t>
+              <w:t xml:space="preserve">分钟。</w:t>
+            </w:r>
+            <w:r>
+              <w:t xml:space="preserve"> </w:t>
+            </w:r>
+            <w:r>
+              <w:t xml:space="preserve">-</w:t>
+            </w:r>
+            <w:r>
+              <w:t xml:space="preserve"> </w:t>
+            </w:r>
+            <w:r>
+              <w:rPr>
+                <w:rFonts w:hint="eastAsia"/>
+                <w:b/>
+                <w:bCs/>
+              </w:rPr>
+              <w:t xml:space="preserve">模板</w:t>
+            </w:r>
+            <w:r>
+              <w:rPr>
+                <w:b/>
+                <w:bCs/>
+              </w:rPr>
+              <w:t xml:space="preserve"> 2 · </w:t>
+            </w:r>
+            <w:r>
+              <w:rPr>
+                <w:rFonts w:hint="eastAsia"/>
+                <w:b/>
+                <w:bCs/>
+              </w:rPr>
+              <w:t xml:space="preserve">纪要+待办</w:t>
+            </w:r>
+            <w:r>
+              <w:rPr>
+                <w:rFonts w:hint="eastAsia"/>
+              </w:rPr>
+              <w:t xml:space="preserve">：「把这段会议记录整理成纪要：结论、决定、待办（谁、做什么、什么时候）。」——待办自动带负责人，不漏事。</w:t>
+            </w:r>
+            <w:r>
+              <w:t xml:space="preserve"> </w:t>
+            </w:r>
+            <w:r>
+              <w:t xml:space="preserve">-</w:t>
+            </w:r>
+            <w:r>
+              <w:t xml:space="preserve"> </w:t>
+            </w:r>
+            <w:r>
+              <w:rPr>
+                <w:rFonts w:hint="eastAsia"/>
+                <w:b/>
+                <w:bCs/>
+              </w:rPr>
+              <w:t xml:space="preserve">模板</w:t>
+            </w:r>
+            <w:r>
+              <w:rPr>
+                <w:b/>
+                <w:bCs/>
+              </w:rPr>
+              <w:t xml:space="preserve"> 3 · </w:t>
+            </w:r>
+            <w:r>
+              <w:rPr>
+                <w:rFonts w:hint="eastAsia"/>
+                <w:b/>
+                <w:bCs/>
+              </w:rPr>
+              <w:t xml:space="preserve">数据一页速读</w:t>
+            </w:r>
+            <w:r>
+              <w:rPr>
+                <w:rFonts w:hint="eastAsia"/>
+              </w:rPr>
+              <w:t xml:space="preserve">：「看这份表：总量、占比、最高最低、异常值，5</w:t>
+            </w:r>
+            <w:r>
+              <w:t xml:space="preserve"> </w:t>
+            </w:r>
+            <w:r>
+              <w:rPr>
+                <w:rFonts w:hint="eastAsia"/>
+              </w:rPr>
+              <w:t xml:space="preserve">句话说清，先给结论。」——5</w:t>
+            </w:r>
+            <w:r>
+              <w:t xml:space="preserve"> </w:t>
+            </w:r>
+            <w:r>
+              <w:rPr>
+                <w:rFonts w:hint="eastAsia"/>
+              </w:rPr>
+              <w:t xml:space="preserve">分钟看懂一张表。</w:t>
+            </w:r>
+            <w:r>
+              <w:t xml:space="preserve"> </w:t>
+            </w:r>
+            <w:r>
+              <w:t xml:space="preserve">-</w:t>
+            </w:r>
+            <w:r>
+              <w:t xml:space="preserve"> </w:t>
+            </w:r>
+            <w:r>
+              <w:rPr>
+                <w:rFonts w:hint="eastAsia"/>
+                <w:b/>
+                <w:bCs/>
+              </w:rPr>
+              <w:t xml:space="preserve">模板</w:t>
+            </w:r>
+            <w:r>
+              <w:rPr>
+                <w:b/>
+                <w:bCs/>
+              </w:rPr>
+              <w:t xml:space="preserve"> 4 · </w:t>
+            </w:r>
+            <w:r>
+              <w:rPr>
+                <w:rFonts w:hint="eastAsia"/>
+                <w:b/>
+                <w:bCs/>
+              </w:rPr>
+              <w:t xml:space="preserve">邮件第一稿</w:t>
+            </w:r>
+            <w:r>
+              <w:rPr>
+                <w:rFonts w:hint="eastAsia"/>
+              </w:rPr>
+              <w:t xml:space="preserve">：「给（对象）写封邮件，说清（事），语气专业客气，300</w:t>
+            </w:r>
+            <w:r>
+              <w:t xml:space="preserve"> </w:t>
+            </w:r>
+            <w:r>
+              <w:rPr>
+                <w:rFonts w:hint="eastAsia"/>
+              </w:rPr>
+              <w:t xml:space="preserve">字以内，先写初稿我改。」——发出去前永远过一遍再发。</w:t>
+            </w:r>
+            <w:r>
+              <w:t xml:space="preserve"> </w:t>
+            </w:r>
+            <w:r>
+              <w:t xml:space="preserve">-</w:t>
+            </w:r>
+            <w:r>
+              <w:t xml:space="preserve"> </w:t>
+            </w:r>
+            <w:r>
+              <w:rPr>
+                <w:rFonts w:hint="eastAsia"/>
+                <w:b/>
+                <w:bCs/>
+              </w:rPr>
+              <w:t xml:space="preserve">模板</w:t>
+            </w:r>
+            <w:r>
+              <w:rPr>
+                <w:b/>
+                <w:bCs/>
+              </w:rPr>
+              <w:t xml:space="preserve"> 5 · </w:t>
+            </w:r>
+            <w:r>
+              <w:rPr>
+                <w:rFonts w:hint="eastAsia"/>
+                <w:b/>
+                <w:bCs/>
+              </w:rPr>
+              <w:t xml:space="preserve">立项一页纸</w:t>
+            </w:r>
+            <w:r>
+              <w:rPr>
+                <w:rFonts w:hint="eastAsia"/>
+              </w:rPr>
+              <w:t xml:space="preserve">：「把这事写成立项一页纸：问题、方案、要什么支持、预期收益，给部门总监看。」——给老板看的，就这一页。</w:t>
+            </w:r>
+            <w:r>
+              <w:t xml:space="preserve"> </w:t>
+            </w:r>
+            <w:r>
+              <w:rPr>
+                <w:rFonts w:hint="eastAsia"/>
+              </w:rPr>
+              <w:t xml:space="preserve">现场练习（5</w:t>
+            </w:r>
+            <w:r>
+              <w:t xml:space="preserve"> </w:t>
+            </w:r>
+            <w:r>
+              <w:rPr>
+                <w:rFonts w:hint="eastAsia"/>
+              </w:rPr>
+              <w:t xml:space="preserve">分钟）：每个人挑一个跟自己岗位最像的模板，把「……」换成自己的真实内容发一遍</w:t>
+            </w:r>
+            <w:r>
+              <w:t xml:space="preserve"> </w:t>
+            </w:r>
+            <w:r>
+              <w:rPr>
+                <w:rFonts w:hint="eastAsia"/>
+              </w:rPr>
+              <w:t xml:space="preserve">AI——今天学的，今天就用。收口：五要素+4</w:t>
+            </w:r>
+            <w:r>
+              <w:t xml:space="preserve"> </w:t>
+            </w:r>
+            <w:r>
+              <w:rPr>
+                <w:rFonts w:hint="eastAsia"/>
+              </w:rPr>
+              <w:t xml:space="preserve">招+5</w:t>
+            </w:r>
+            <w:r>
+              <w:t xml:space="preserve"> </w:t>
+            </w:r>
+            <w:r>
+              <w:rPr>
+                <w:rFonts w:hint="eastAsia"/>
+              </w:rPr>
+              <w:t xml:space="preserve">模板+验证四步，这套课你全带得走。</w:t>
             </w:r>
           </w:p>
         </w:tc>
@@ -13358,34 +14979,106 @@
               <w:pStyle w:val="Compact"/>
             </w:pPr>
             <w:r>
-              <w:t xml:space="preserve">### 3. </w:t>
-            </w:r>
-            <w:r>
-              <w:rPr>
-                <w:rFonts w:hint="eastAsia"/>
-              </w:rPr>
-              <w:t xml:space="preserve">课堂互动</w:t>
-            </w:r>
-            <w:r>
-              <w:t xml:space="preserve"> / </w:t>
-            </w:r>
-            <w:r>
-              <w:rPr>
-                <w:rFonts w:hint="eastAsia"/>
-              </w:rPr>
-              <w:t xml:space="preserve">实操</w:t>
-            </w:r>
-            <w:r>
-              <w:t xml:space="preserve"> </w:t>
-            </w:r>
-            <w:r>
-              <w:t xml:space="preserve">- </w:t>
-            </w:r>
-            <w:r>
-              <w:rPr>
-                <w:rFonts w:hint="eastAsia"/>
-              </w:rPr>
-              <w:t xml:space="preserve">现场跟练（必做）：学员用批准的工具完成</w:t>
+              <w:rPr>
+                <w:rFonts w:hint="eastAsia"/>
+              </w:rPr>
+              <w:t xml:space="preserve">【关系收口·三句话】</w:t>
+            </w:r>
+            <w:r>
+              <w:rPr>
+                <w:rFonts w:hint="eastAsia"/>
+                <w:b/>
+                <w:bCs/>
+              </w:rPr>
+              <w:t xml:space="preserve">这跟我什么关系？</w:t>
+            </w:r>
+            <w:r>
+              <w:t xml:space="preserve"> </w:t>
+            </w:r>
+            <w:r>
+              <w:rPr>
+                <w:rFonts w:hint="eastAsia"/>
+              </w:rPr>
+              <w:t xml:space="preserve">工具你手里早就有了，这节课就是告诉你打开哪个用、并让你亲眼看到</w:t>
+            </w:r>
+            <w:r>
+              <w:t xml:space="preserve"> AI </w:t>
+            </w:r>
+            <w:r>
+              <w:rPr>
+                <w:rFonts w:hint="eastAsia"/>
+              </w:rPr>
+              <w:t xml:space="preserve">从头干到尾。</w:t>
+            </w:r>
+            <w:r>
+              <w:rPr>
+                <w:rFonts w:hint="eastAsia"/>
+                <w:b/>
+                <w:bCs/>
+              </w:rPr>
+              <w:t xml:space="preserve">我不写代码能咋用？</w:t>
+            </w:r>
+            <w:r>
+              <w:t xml:space="preserve"> </w:t>
+            </w:r>
+            <w:r>
+              <w:rPr>
+                <w:rFonts w:hint="eastAsia"/>
+              </w:rPr>
+              <w:t xml:space="preserve">六类工具全是”聊天</w:t>
+            </w:r>
+            <w:r>
+              <w:t xml:space="preserve"> + </w:t>
+            </w:r>
+            <w:r>
+              <w:rPr>
+                <w:rFonts w:hint="eastAsia"/>
+              </w:rPr>
+              <w:t xml:space="preserve">传文件”，零代码。</w:t>
+            </w:r>
+            <w:r>
+              <w:rPr>
+                <w:rFonts w:hint="eastAsia"/>
+                <w:b/>
+                <w:bCs/>
+              </w:rPr>
+              <w:t xml:space="preserve">用了能省多少事？</w:t>
+            </w:r>
+            <w:r>
+              <w:t xml:space="preserve"> </w:t>
+            </w:r>
+            <w:r>
+              <w:rPr>
+                <w:rFonts w:hint="eastAsia"/>
+              </w:rPr>
+              <w:t xml:space="preserve">做一份</w:t>
+            </w:r>
+            <w:r>
+              <w:t xml:space="preserve"> PPT </w:t>
+            </w:r>
+            <w:r>
+              <w:rPr>
+                <w:rFonts w:hint="eastAsia"/>
+              </w:rPr>
+              <w:t xml:space="preserve">从</w:t>
+            </w:r>
+            <w:r>
+              <w:t xml:space="preserve"> 2 </w:t>
+            </w:r>
+            <w:r>
+              <w:rPr>
+                <w:rFonts w:hint="eastAsia"/>
+              </w:rPr>
+              <w:t xml:space="preserve">小时变</w:t>
+            </w:r>
+            <w:r>
+              <w:t xml:space="preserve"> 10 </w:t>
+            </w:r>
+            <w:r>
+              <w:rPr>
+                <w:rFonts w:hint="eastAsia"/>
+              </w:rPr>
+              <w:t xml:space="preserve">分钟验收、数据表</w:t>
             </w:r>
             <w:r>
               <w:t xml:space="preserve"> 1 </w:t>
@@ -13394,109 +15087,16 @@
               <w:rPr>
                 <w:rFonts w:hint="eastAsia"/>
               </w:rPr>
-              <w:t xml:space="preserve">个小任务（五岗位任选其一），截图发班级群。</w:t>
-            </w:r>
-            <w:r>
-              <w:t xml:space="preserve"> </w:t>
-            </w:r>
-            <w:r>
-              <w:t xml:space="preserve">- </w:t>
-            </w:r>
-            <w:r>
-              <w:rPr>
-                <w:rFonts w:hint="eastAsia"/>
-              </w:rPr>
-              <w:t xml:space="preserve">愿望墙认领：从第</w:t>
-            </w:r>
-            <w:r>
-              <w:t xml:space="preserve"> 1 </w:t>
-            </w:r>
-            <w:r>
-              <w:rPr>
-                <w:rFonts w:hint="eastAsia"/>
-              </w:rPr>
-              <w:t xml:space="preserve">章的”愿望墙”便签里抽</w:t>
-            </w:r>
-            <w:r>
-              <w:t xml:space="preserve"> 3 </w:t>
-            </w:r>
-            <w:r>
-              <w:rPr>
-                <w:rFonts w:hint="eastAsia"/>
-              </w:rPr>
-              <w:t xml:space="preserve">张，点名”这件事用今天哪个工具、哪个场景能做”。</w:t>
-            </w:r>
-            <w:r>
-              <w:t xml:space="preserve"> </w:t>
-            </w:r>
-            <w:r>
-              <w:t xml:space="preserve">- </w:t>
-            </w:r>
-            <w:r>
-              <w:rPr>
-                <w:rFonts w:hint="eastAsia"/>
-              </w:rPr>
-              <w:t xml:space="preserve">快问快答（新增页验收）：</w:t>
-            </w:r>
-            <w:r>
-              <w:rPr>
-                <w:rFonts w:hint="eastAsia"/>
-              </w:rPr>
-              <w:t xml:space="preserve">“国产五强里，哪个是</w:t>
-            </w:r>
-            <w:r>
-              <w:t xml:space="preserve"> Agent </w:t>
-            </w:r>
-            <w:r>
-              <w:rPr>
-                <w:rFonts w:hint="eastAsia"/>
-              </w:rPr>
-              <w:t xml:space="preserve">之王？”</w:t>
-            </w:r>
-            <w:r>
-              <w:rPr>
-                <w:rFonts w:hint="eastAsia"/>
-              </w:rPr>
-              <w:t xml:space="preserve">（Kimi</w:t>
-            </w:r>
-            <w:r>
-              <w:t xml:space="preserve"> </w:t>
-            </w:r>
-            <w:r>
-              <w:rPr>
-                <w:rFonts w:hint="eastAsia"/>
-              </w:rPr>
-              <w:t xml:space="preserve">K3）</w:t>
-            </w:r>
-            <w:r>
-              <w:rPr>
-                <w:rFonts w:hint="eastAsia"/>
-              </w:rPr>
-              <w:t xml:space="preserve">“每天用</w:t>
-            </w:r>
-            <w:r>
-              <w:t xml:space="preserve"> 1 </w:t>
-            </w:r>
-            <w:r>
-              <w:rPr>
-                <w:rFonts w:hint="eastAsia"/>
-              </w:rPr>
-              <w:t xml:space="preserve">小时</w:t>
-            </w:r>
-            <w:r>
-              <w:t xml:space="preserve"> </w:t>
-            </w:r>
-            <w:r>
-              <w:rPr>
-                <w:rFonts w:hint="eastAsia"/>
-              </w:rPr>
-              <w:t xml:space="preserve">AI，大概花多少钱？”</w:t>
-            </w:r>
-            <w:r>
-              <w:rPr>
-                <w:rFonts w:hint="eastAsia"/>
-              </w:rPr>
-              <w:t xml:space="preserve">（少于一杯奶茶）</w:t>
+              <w:t xml:space="preserve">小时变</w:t>
+            </w:r>
+            <w:r>
+              <w:t xml:space="preserve"> 30 </w:t>
+            </w:r>
+            <w:r>
+              <w:rPr>
+                <w:rFonts w:hint="eastAsia"/>
+              </w:rPr>
+              <w:t xml:space="preserve">秒——而且你省下的时间，够你干一件真正值钱的事。</w:t>
             </w:r>
           </w:p>
         </w:tc>
@@ -13509,13 +15109,13 @@
               <w:pStyle w:val="Compact"/>
             </w:pPr>
             <w:r>
-              <w:t xml:space="preserve">### 4. </w:t>
-            </w:r>
-            <w:r>
-              <w:rPr>
-                <w:rFonts w:hint="eastAsia"/>
-              </w:rPr>
-              <w:t xml:space="preserve">板书</w:t>
+              <w:t xml:space="preserve">### 3. </w:t>
+            </w:r>
+            <w:r>
+              <w:rPr>
+                <w:rFonts w:hint="eastAsia"/>
+              </w:rPr>
+              <w:t xml:space="preserve">课堂互动</w:t>
             </w:r>
             <w:r>
               <w:t xml:space="preserve"> / </w:t>
@@ -13524,208 +15124,19 @@
               <w:rPr>
                 <w:rFonts w:hint="eastAsia"/>
               </w:rPr>
-              <w:t xml:space="preserve">幻灯片要点</w:t>
-            </w:r>
-            <w:r>
-              <w:t xml:space="preserve"> </w:t>
-            </w:r>
-            <w:r>
-              <w:t xml:space="preserve">- P25 </w:t>
-            </w:r>
-            <w:r>
-              <w:rPr>
-                <w:rFonts w:hint="eastAsia"/>
-              </w:rPr>
-              <w:t xml:space="preserve">六大类工具一张表｜金句：1</w:t>
-            </w:r>
-            <w:r>
-              <w:t xml:space="preserve"> </w:t>
-            </w:r>
-            <w:r>
-              <w:rPr>
-                <w:rFonts w:hint="eastAsia"/>
-              </w:rPr>
-              <w:t xml:space="preserve">个聊天</w:t>
-            </w:r>
-            <w:r>
-              <w:t xml:space="preserve"> + 1 </w:t>
-            </w:r>
-            <w:r>
-              <w:rPr>
-                <w:rFonts w:hint="eastAsia"/>
-              </w:rPr>
-              <w:t xml:space="preserve">个办公</w:t>
-            </w:r>
-            <w:r>
-              <w:t xml:space="preserve"> + 1 </w:t>
-            </w:r>
-            <w:r>
-              <w:rPr>
-                <w:rFonts w:hint="eastAsia"/>
-              </w:rPr>
-              <w:t xml:space="preserve">个智能体，先覆盖</w:t>
-            </w:r>
-            <w:r>
-              <w:t xml:space="preserve"> 90% </w:t>
-            </w:r>
-            <w:r>
-              <w:rPr>
-                <w:rFonts w:hint="eastAsia"/>
-              </w:rPr>
-              <w:t xml:space="preserve">日常</w:t>
-            </w:r>
-            <w:r>
-              <w:t xml:space="preserve"> </w:t>
-            </w:r>
-            <w:r>
-              <w:t xml:space="preserve">- P26 </w:t>
-            </w:r>
-            <w:r>
-              <w:rPr>
-                <w:rFonts w:hint="eastAsia"/>
-              </w:rPr>
-              <w:t xml:space="preserve">国产五强：DeepSeek</w:t>
-            </w:r>
-            <w:r>
-              <w:t xml:space="preserve"> </w:t>
-            </w:r>
-            <w:r>
-              <w:rPr>
-                <w:rFonts w:hint="eastAsia"/>
-              </w:rPr>
-              <w:t xml:space="preserve">推理省钱</w:t>
-            </w:r>
-            <w:r>
-              <w:t xml:space="preserve"> / Kimi Agent </w:t>
-            </w:r>
-            <w:r>
-              <w:rPr>
-                <w:rFonts w:hint="eastAsia"/>
-              </w:rPr>
-              <w:t xml:space="preserve">之王</w:t>
-            </w:r>
-            <w:r>
-              <w:t xml:space="preserve"> / </w:t>
-            </w:r>
-            <w:r>
-              <w:rPr>
-                <w:rFonts w:hint="eastAsia"/>
-              </w:rPr>
-              <w:t xml:space="preserve">通义多模态全</w:t>
-            </w:r>
-            <w:r>
-              <w:t xml:space="preserve"> / </w:t>
-            </w:r>
-            <w:r>
-              <w:rPr>
-                <w:rFonts w:hint="eastAsia"/>
-              </w:rPr>
-              <w:t xml:space="preserve">豆包门槛最低</w:t>
-            </w:r>
-            <w:r>
-              <w:t xml:space="preserve"> / </w:t>
-            </w:r>
-            <w:r>
-              <w:rPr>
-                <w:rFonts w:hint="eastAsia"/>
-              </w:rPr>
-              <w:t xml:space="preserve">智谱长文本代码｜金句：先定</w:t>
-            </w:r>
-            <w:r>
-              <w:t xml:space="preserve"> 1-2 </w:t>
-            </w:r>
-            <w:r>
-              <w:rPr>
-                <w:rFonts w:hint="eastAsia"/>
-              </w:rPr>
-              <w:t xml:space="preserve">个主力用出手感</w:t>
-            </w:r>
-            <w:r>
-              <w:t xml:space="preserve"> </w:t>
-            </w:r>
-            <w:r>
-              <w:t xml:space="preserve">- P27 </w:t>
-            </w:r>
-            <w:r>
-              <w:rPr>
-                <w:rFonts w:hint="eastAsia"/>
-              </w:rPr>
-              <w:t xml:space="preserve">国外标杆：GPT-5.6</w:t>
-            </w:r>
-            <w:r>
-              <w:t xml:space="preserve"> </w:t>
-            </w:r>
-            <w:r>
-              <w:rPr>
-                <w:rFonts w:hint="eastAsia"/>
-              </w:rPr>
-              <w:t xml:space="preserve">三档</w:t>
-            </w:r>
-            <w:r>
-              <w:t xml:space="preserve"> / Claude </w:t>
-            </w:r>
-            <w:r>
-              <w:rPr>
-                <w:rFonts w:hint="eastAsia"/>
-              </w:rPr>
-              <w:t xml:space="preserve">编码安全</w:t>
-            </w:r>
-            <w:r>
-              <w:t xml:space="preserve"> / Gemini 200 </w:t>
-            </w:r>
-            <w:r>
-              <w:rPr>
-                <w:rFonts w:hint="eastAsia"/>
-              </w:rPr>
-              <w:t xml:space="preserve">万上下文</w:t>
-            </w:r>
-            <w:r>
-              <w:t xml:space="preserve"> / Grok </w:t>
-            </w:r>
-            <w:r>
-              <w:rPr>
-                <w:rFonts w:hint="eastAsia"/>
-              </w:rPr>
-              <w:t xml:space="preserve">懂时事｜金句：国外强生态安全，国产强价格开源——按场景选，别站队</w:t>
-            </w:r>
-            <w:r>
-              <w:t xml:space="preserve"> </w:t>
-            </w:r>
-            <w:r>
-              <w:t xml:space="preserve">- P28 </w:t>
-            </w:r>
-            <w:r>
-              <w:rPr>
-                <w:rFonts w:hint="eastAsia"/>
-              </w:rPr>
-              <w:t xml:space="preserve">成本：100</w:t>
-            </w:r>
-            <w:r>
-              <w:t xml:space="preserve"> </w:t>
-            </w:r>
-            <w:r>
-              <w:rPr>
-                <w:rFonts w:hint="eastAsia"/>
-              </w:rPr>
-              <w:t xml:space="preserve">万</w:t>
-            </w:r>
-            <w:r>
-              <w:t xml:space="preserve"> token ≈ 70 </w:t>
-            </w:r>
-            <w:r>
-              <w:rPr>
-                <w:rFonts w:hint="eastAsia"/>
-              </w:rPr>
-              <w:t xml:space="preserve">万字｜V4</w:t>
-            </w:r>
-            <w:r>
-              <w:t xml:space="preserve"> </w:t>
-            </w:r>
-            <w:r>
-              <w:rPr>
-                <w:rFonts w:hint="eastAsia"/>
-              </w:rPr>
-              <w:t xml:space="preserve">$1.32/$3.96｜每天</w:t>
+              <w:t xml:space="preserve">实操</w:t>
+            </w:r>
+            <w:r>
+              <w:t xml:space="preserve"> </w:t>
+            </w:r>
+            <w:r>
+              <w:t xml:space="preserve">- </w:t>
+            </w:r>
+            <w:r>
+              <w:rPr>
+                <w:rFonts w:hint="eastAsia"/>
+              </w:rPr>
+              <w:t xml:space="preserve">现场跟练（必做）：学员用批准的工具完成</w:t>
             </w:r>
             <w:r>
               <w:t xml:space="preserve"> 1 </w:t>
@@ -13734,112 +15145,109 @@
               <w:rPr>
                 <w:rFonts w:hint="eastAsia"/>
               </w:rPr>
+              <w:t xml:space="preserve">个小任务（五岗位任选其一），截图发班级群。</w:t>
+            </w:r>
+            <w:r>
+              <w:t xml:space="preserve"> </w:t>
+            </w:r>
+            <w:r>
+              <w:t xml:space="preserve">- </w:t>
+            </w:r>
+            <w:r>
+              <w:rPr>
+                <w:rFonts w:hint="eastAsia"/>
+              </w:rPr>
+              <w:t xml:space="preserve">愿望墙认领：从第</w:t>
+            </w:r>
+            <w:r>
+              <w:t xml:space="preserve"> 1 </w:t>
+            </w:r>
+            <w:r>
+              <w:rPr>
+                <w:rFonts w:hint="eastAsia"/>
+              </w:rPr>
+              <w:t xml:space="preserve">章的”愿望墙”便签里抽</w:t>
+            </w:r>
+            <w:r>
+              <w:t xml:space="preserve"> 3 </w:t>
+            </w:r>
+            <w:r>
+              <w:rPr>
+                <w:rFonts w:hint="eastAsia"/>
+              </w:rPr>
+              <w:t xml:space="preserve">张，点名”这件事用今天哪个工具、哪个场景能做”。</w:t>
+            </w:r>
+            <w:r>
+              <w:t xml:space="preserve"> </w:t>
+            </w:r>
+            <w:r>
+              <w:t xml:space="preserve">- </w:t>
+            </w:r>
+            <w:r>
+              <w:rPr>
+                <w:rFonts w:hint="eastAsia"/>
+              </w:rPr>
+              <w:t xml:space="preserve">快问快答（新增页验收）：</w:t>
+            </w:r>
+            <w:r>
+              <w:rPr>
+                <w:rFonts w:hint="eastAsia"/>
+              </w:rPr>
+              <w:t xml:space="preserve">“国产五强里，哪个是</w:t>
+            </w:r>
+            <w:r>
+              <w:t xml:space="preserve"> Agent </w:t>
+            </w:r>
+            <w:r>
+              <w:rPr>
+                <w:rFonts w:hint="eastAsia"/>
+              </w:rPr>
+              <w:t xml:space="preserve">之王？”</w:t>
+            </w:r>
+            <w:r>
+              <w:rPr>
+                <w:rFonts w:hint="eastAsia"/>
+              </w:rPr>
+              <w:t xml:space="preserve">（Kimi</w:t>
+            </w:r>
+            <w:r>
+              <w:t xml:space="preserve"> </w:t>
+            </w:r>
+            <w:r>
+              <w:rPr>
+                <w:rFonts w:hint="eastAsia"/>
+              </w:rPr>
+              <w:t xml:space="preserve">K3）</w:t>
+            </w:r>
+            <w:r>
+              <w:rPr>
+                <w:rFonts w:hint="eastAsia"/>
+              </w:rPr>
+              <w:t xml:space="preserve">“每天用</w:t>
+            </w:r>
+            <w:r>
+              <w:t xml:space="preserve"> 1 </w:t>
+            </w:r>
+            <w:r>
+              <w:rPr>
+                <w:rFonts w:hint="eastAsia"/>
+              </w:rPr>
               <w:t xml:space="preserve">小时</w:t>
             </w:r>
             <w:r>
-              <w:t xml:space="preserve"> &lt; </w:t>
-            </w:r>
-            <w:r>
-              <w:rPr>
-                <w:rFonts w:hint="eastAsia"/>
-              </w:rPr>
-              <w:t xml:space="preserve">一杯奶茶｜金句：先算账，再谈落地</w:t>
-            </w:r>
-            <w:r>
-              <w:t xml:space="preserve"> </w:t>
-            </w:r>
-            <w:r>
-              <w:t xml:space="preserve">- P30 </w:t>
-            </w:r>
-            <w:r>
-              <w:rPr>
-                <w:rFonts w:hint="eastAsia"/>
-              </w:rPr>
-              <w:t xml:space="preserve">三步上手：注册→首聊带任务→迭代修正｜五岗位场景</w:t>
-            </w:r>
-            <w:r>
-              <w:t xml:space="preserve"> </w:t>
-            </w:r>
-            <w:r>
-              <w:t xml:space="preserve">- P31 WorkBuddy </w:t>
-            </w:r>
-            <w:r>
-              <w:rPr>
-                <w:rFonts w:hint="eastAsia"/>
-              </w:rPr>
-              <w:t xml:space="preserve">五大能力</w:t>
-            </w:r>
-            <w:r>
-              <w:t xml:space="preserve"> + </w:t>
-            </w:r>
-            <w:r>
-              <w:rPr>
-                <w:rFonts w:hint="eastAsia"/>
-              </w:rPr>
-              <w:t xml:space="preserve">上手三步｜金句：关键不是会多少功能，是敢把一件事完整地交给它</w:t>
-            </w:r>
-            <w:r>
-              <w:t xml:space="preserve"> </w:t>
-            </w:r>
-            <w:r>
-              <w:t xml:space="preserve">- P32 </w:t>
-            </w:r>
-            <w:r>
-              <w:rPr>
-                <w:rFonts w:hint="eastAsia"/>
-              </w:rPr>
-              <w:t xml:space="preserve">现场演示：一句话派活</w:t>
-            </w:r>
-            <w:r>
-              <w:t xml:space="preserve"> / </w:t>
-            </w:r>
-            <w:r>
-              <w:rPr>
-                <w:rFonts w:hint="eastAsia"/>
-              </w:rPr>
-              <w:t xml:space="preserve">看三个地方</w:t>
-            </w:r>
-            <w:r>
-              <w:t xml:space="preserve"> / </w:t>
-            </w:r>
-            <w:r>
-              <w:rPr>
-                <w:rFonts w:hint="eastAsia"/>
-              </w:rPr>
-              <w:t xml:space="preserve">上手三步｜演示纪律：脱敏数据</w:t>
-            </w:r>
-            <w:r>
-              <w:t xml:space="preserve"> + </w:t>
-            </w:r>
-            <w:r>
-              <w:rPr>
-                <w:rFonts w:hint="eastAsia"/>
-              </w:rPr>
-              <w:t xml:space="preserve">人做终审</w:t>
-            </w:r>
-            <w:r>
-              <w:t xml:space="preserve"> </w:t>
-            </w:r>
-            <w:r>
-              <w:t xml:space="preserve">- P33 </w:t>
-            </w:r>
-            <w:r>
-              <w:rPr>
-                <w:rFonts w:hint="eastAsia"/>
-              </w:rPr>
-              <w:t xml:space="preserve">工具选择三红线｜金句：用得快，但不能快到越线</w:t>
-            </w:r>
-            <w:r>
-              <w:t xml:space="preserve"> </w:t>
-            </w:r>
-            <w:r>
-              <w:t xml:space="preserve">- P34 AI </w:t>
-            </w:r>
-            <w:r>
-              <w:rPr>
-                <w:rFonts w:hint="eastAsia"/>
-              </w:rPr>
-              <w:t xml:space="preserve">创作：出图/出视频/出声音｜金句：主体+风格+用途；红线：真人形象声音未经授权不能用</w:t>
+              <w:t xml:space="preserve"> </w:t>
+            </w:r>
+            <w:r>
+              <w:rPr>
+                <w:rFonts w:hint="eastAsia"/>
+              </w:rPr>
+              <w:t xml:space="preserve">AI，大概花多少钱？”</w:t>
+            </w:r>
+            <w:r>
+              <w:rPr>
+                <w:rFonts w:hint="eastAsia"/>
+              </w:rPr>
+              <w:t xml:space="preserve">（少于一杯奶茶）</w:t>
             </w:r>
           </w:p>
         </w:tc>
@@ -13852,240 +15260,223 @@
               <w:pStyle w:val="Compact"/>
             </w:pPr>
             <w:r>
-              <w:t xml:space="preserve">### 5. </w:t>
-            </w:r>
-            <w:r>
-              <w:rPr>
-                <w:rFonts w:hint="eastAsia"/>
-              </w:rPr>
-              <w:t xml:space="preserve">常见误区</w:t>
-            </w:r>
-            <w:r>
-              <w:t xml:space="preserve"> &amp; </w:t>
-            </w:r>
-            <w:r>
-              <w:rPr>
-                <w:rFonts w:hint="eastAsia"/>
-              </w:rPr>
-              <w:t xml:space="preserve">答疑预案</w:t>
-            </w:r>
-            <w:r>
-              <w:t xml:space="preserve"> </w:t>
-            </w:r>
-            <w:r>
-              <w:t xml:space="preserve">-</w:t>
-            </w:r>
-            <w:r>
-              <w:t xml:space="preserve"> </w:t>
-            </w:r>
-            <w:r>
-              <w:rPr>
-                <w:rFonts w:hint="eastAsia"/>
-                <w:b/>
-                <w:bCs/>
-              </w:rPr>
-              <w:t xml:space="preserve">学员问</w:t>
-            </w:r>
-            <w:r>
-              <w:rPr>
-                <w:rFonts w:hint="eastAsia"/>
-              </w:rPr>
-              <w:t xml:space="preserve">：</w:t>
-            </w:r>
-            <w:r>
-              <w:rPr>
-                <w:rFonts w:hint="eastAsia"/>
-              </w:rPr>
-              <w:t xml:space="preserve">“我自己手机的</w:t>
-            </w:r>
-            <w:r>
-              <w:t xml:space="preserve"> </w:t>
-            </w:r>
-            <w:r>
-              <w:rPr>
-                <w:rFonts w:hint="eastAsia"/>
-              </w:rPr>
-              <w:t xml:space="preserve">AI，处理公司数据行不行？”</w:t>
-            </w:r>
-            <w:r>
-              <w:t xml:space="preserve"> </w:t>
-            </w:r>
-            <w:r>
-              <w:t xml:space="preserve">→ </w:t>
-            </w:r>
-            <w:r>
-              <w:rPr>
-                <w:rFonts w:hint="eastAsia"/>
-              </w:rPr>
-              <w:t xml:space="preserve">答：不行，这是红线——敏感数据不进未批准的</w:t>
-            </w:r>
-            <w:r>
-              <w:t xml:space="preserve"> AI </w:t>
-            </w:r>
-            <w:r>
-              <w:rPr>
-                <w:rFonts w:hint="eastAsia"/>
-              </w:rPr>
-              <w:t xml:space="preserve">工具。为什么，第</w:t>
-            </w:r>
-            <w:r>
-              <w:t xml:space="preserve"> 7 </w:t>
-            </w:r>
-            <w:r>
-              <w:rPr>
-                <w:rFonts w:hint="eastAsia"/>
-              </w:rPr>
-              <w:t xml:space="preserve">章细讲，今天先立规矩。</w:t>
-            </w:r>
-            <w:r>
-              <w:t xml:space="preserve"> </w:t>
-            </w:r>
-            <w:r>
-              <w:t xml:space="preserve">-</w:t>
-            </w:r>
-            <w:r>
-              <w:t xml:space="preserve"> </w:t>
-            </w:r>
-            <w:r>
-              <w:rPr>
-                <w:rFonts w:hint="eastAsia"/>
-                <w:b/>
-                <w:bCs/>
-              </w:rPr>
-              <w:t xml:space="preserve">学员问</w:t>
-            </w:r>
-            <w:r>
-              <w:rPr>
-                <w:rFonts w:hint="eastAsia"/>
-              </w:rPr>
-              <w:t xml:space="preserve">：</w:t>
-            </w:r>
-            <w:r>
-              <w:rPr>
-                <w:rFonts w:hint="eastAsia"/>
-              </w:rPr>
-              <w:t xml:space="preserve">“这么多工具，单位批的是哪个？”</w:t>
-            </w:r>
-            <w:r>
-              <w:t xml:space="preserve"> </w:t>
-            </w:r>
-            <w:r>
-              <w:t xml:space="preserve">→ </w:t>
-            </w:r>
-            <w:r>
-              <w:rPr>
-                <w:rFonts w:hint="eastAsia"/>
-              </w:rPr>
-              <w:t xml:space="preserve">答：以单位《AI</w:t>
-            </w:r>
-            <w:r>
-              <w:t xml:space="preserve"> </w:t>
-            </w:r>
-            <w:r>
-              <w:rPr>
-                <w:rFonts w:hint="eastAsia"/>
-              </w:rPr>
-              <w:t xml:space="preserve">使用规范》为准；没有规范就先问信息部门再用，别自己注册完就干。</w:t>
-            </w:r>
-            <w:r>
-              <w:t xml:space="preserve"> </w:t>
-            </w:r>
-            <w:r>
-              <w:t xml:space="preserve">-</w:t>
-            </w:r>
-            <w:r>
-              <w:t xml:space="preserve"> </w:t>
-            </w:r>
-            <w:r>
-              <w:rPr>
-                <w:rFonts w:hint="eastAsia"/>
-                <w:b/>
-                <w:bCs/>
-              </w:rPr>
-              <w:t xml:space="preserve">学员问</w:t>
-            </w:r>
-            <w:r>
-              <w:rPr>
-                <w:rFonts w:hint="eastAsia"/>
-              </w:rPr>
-              <w:t xml:space="preserve">：</w:t>
-            </w:r>
-            <w:r>
-              <w:rPr>
-                <w:rFonts w:hint="eastAsia"/>
-              </w:rPr>
-              <w:t xml:space="preserve">“国产和国外到底差多少？”</w:t>
-            </w:r>
-            <w:r>
-              <w:t xml:space="preserve"> </w:t>
-            </w:r>
-            <w:r>
-              <w:t xml:space="preserve">→ </w:t>
-            </w:r>
-            <w:r>
-              <w:rPr>
-                <w:rFonts w:hint="eastAsia"/>
-              </w:rPr>
-              <w:t xml:space="preserve">答：旗舰能力差距在缩小，国外强在生态和安全合规，国产强在价格、开源和中文。日常办公任务，国产主力完全够；高安全、深集成场景再考虑国外旗舰。</w:t>
-            </w:r>
-            <w:r>
-              <w:t xml:space="preserve"> </w:t>
-            </w:r>
-            <w:r>
-              <w:t xml:space="preserve">-</w:t>
-            </w:r>
-            <w:r>
-              <w:t xml:space="preserve"> </w:t>
-            </w:r>
-            <w:r>
-              <w:rPr>
-                <w:rFonts w:hint="eastAsia"/>
-                <w:b/>
-                <w:bCs/>
-              </w:rPr>
-              <w:t xml:space="preserve">学员问</w:t>
-            </w:r>
-            <w:r>
-              <w:rPr>
-                <w:rFonts w:hint="eastAsia"/>
-              </w:rPr>
-              <w:t xml:space="preserve">：</w:t>
-            </w:r>
-            <w:r>
-              <w:rPr>
-                <w:rFonts w:hint="eastAsia"/>
-              </w:rPr>
-              <w:t xml:space="preserve">“单位要花多少钱上</w:t>
-            </w:r>
-            <w:r>
-              <w:t xml:space="preserve"> </w:t>
-            </w:r>
-            <w:r>
-              <w:rPr>
-                <w:rFonts w:hint="eastAsia"/>
-              </w:rPr>
-              <w:t xml:space="preserve">AI？”</w:t>
-            </w:r>
-            <w:r>
-              <w:t xml:space="preserve"> </w:t>
-            </w:r>
-            <w:r>
-              <w:t xml:space="preserve">→ </w:t>
-            </w:r>
-            <w:r>
-              <w:rPr>
-                <w:rFonts w:hint="eastAsia"/>
-              </w:rPr>
-              <w:t xml:space="preserve">答：先花</w:t>
-            </w:r>
-            <w:r>
-              <w:t xml:space="preserve"> 0 </w:t>
-            </w:r>
-            <w:r>
-              <w:rPr>
-                <w:rFonts w:hint="eastAsia"/>
-              </w:rPr>
-              <w:t xml:space="preserve">元——免费档练手。主力任务按量付费，每天</w:t>
+              <w:t xml:space="preserve">### 4. </w:t>
+            </w:r>
+            <w:r>
+              <w:rPr>
+                <w:rFonts w:hint="eastAsia"/>
+              </w:rPr>
+              <w:t xml:space="preserve">板书</w:t>
+            </w:r>
+            <w:r>
+              <w:t xml:space="preserve"> / </w:t>
+            </w:r>
+            <w:r>
+              <w:rPr>
+                <w:rFonts w:hint="eastAsia"/>
+              </w:rPr>
+              <w:t xml:space="preserve">幻灯片要点</w:t>
+            </w:r>
+            <w:r>
+              <w:t xml:space="preserve"> </w:t>
+            </w:r>
+            <w:r>
+              <w:t xml:space="preserve">- P26 </w:t>
+            </w:r>
+            <w:r>
+              <w:rPr>
+                <w:rFonts w:hint="eastAsia"/>
+              </w:rPr>
+              <w:t xml:space="preserve">六大类工具一张表｜金句：1</w:t>
+            </w:r>
+            <w:r>
+              <w:t xml:space="preserve"> </w:t>
+            </w:r>
+            <w:r>
+              <w:rPr>
+                <w:rFonts w:hint="eastAsia"/>
+              </w:rPr>
+              <w:t xml:space="preserve">个聊天</w:t>
+            </w:r>
+            <w:r>
+              <w:t xml:space="preserve"> + 1 </w:t>
+            </w:r>
+            <w:r>
+              <w:rPr>
+                <w:rFonts w:hint="eastAsia"/>
+              </w:rPr>
+              <w:t xml:space="preserve">个办公</w:t>
+            </w:r>
+            <w:r>
+              <w:t xml:space="preserve"> + 1 </w:t>
+            </w:r>
+            <w:r>
+              <w:rPr>
+                <w:rFonts w:hint="eastAsia"/>
+              </w:rPr>
+              <w:t xml:space="preserve">个智能体，先覆盖</w:t>
+            </w:r>
+            <w:r>
+              <w:t xml:space="preserve"> 90% </w:t>
+            </w:r>
+            <w:r>
+              <w:rPr>
+                <w:rFonts w:hint="eastAsia"/>
+              </w:rPr>
+              <w:t xml:space="preserve">日常</w:t>
+            </w:r>
+            <w:r>
+              <w:t xml:space="preserve"> </w:t>
+            </w:r>
+            <w:r>
+              <w:t xml:space="preserve">- P27 </w:t>
+            </w:r>
+            <w:r>
+              <w:rPr>
+                <w:rFonts w:hint="eastAsia"/>
+              </w:rPr>
+              <w:t xml:space="preserve">国产五强：DeepSeek</w:t>
+            </w:r>
+            <w:r>
+              <w:t xml:space="preserve"> </w:t>
+            </w:r>
+            <w:r>
+              <w:rPr>
+                <w:rFonts w:hint="eastAsia"/>
+              </w:rPr>
+              <w:t xml:space="preserve">推理省钱</w:t>
+            </w:r>
+            <w:r>
+              <w:t xml:space="preserve"> / Kimi Agent </w:t>
+            </w:r>
+            <w:r>
+              <w:rPr>
+                <w:rFonts w:hint="eastAsia"/>
+              </w:rPr>
+              <w:t xml:space="preserve">之王</w:t>
+            </w:r>
+            <w:r>
+              <w:t xml:space="preserve"> / </w:t>
+            </w:r>
+            <w:r>
+              <w:rPr>
+                <w:rFonts w:hint="eastAsia"/>
+              </w:rPr>
+              <w:t xml:space="preserve">通义多模态全</w:t>
+            </w:r>
+            <w:r>
+              <w:t xml:space="preserve"> / </w:t>
+            </w:r>
+            <w:r>
+              <w:rPr>
+                <w:rFonts w:hint="eastAsia"/>
+              </w:rPr>
+              <w:t xml:space="preserve">豆包门槛最低</w:t>
+            </w:r>
+            <w:r>
+              <w:t xml:space="preserve"> / </w:t>
+            </w:r>
+            <w:r>
+              <w:rPr>
+                <w:rFonts w:hint="eastAsia"/>
+              </w:rPr>
+              <w:t xml:space="preserve">智谱长文本代码｜金句：先定</w:t>
+            </w:r>
+            <w:r>
+              <w:t xml:space="preserve"> 1-2 </w:t>
+            </w:r>
+            <w:r>
+              <w:rPr>
+                <w:rFonts w:hint="eastAsia"/>
+              </w:rPr>
+              <w:t xml:space="preserve">个主力用出手感</w:t>
+            </w:r>
+            <w:r>
+              <w:t xml:space="preserve"> </w:t>
+            </w:r>
+            <w:r>
+              <w:t xml:space="preserve">- P28 </w:t>
+            </w:r>
+            <w:r>
+              <w:rPr>
+                <w:rFonts w:hint="eastAsia"/>
+              </w:rPr>
+              <w:t xml:space="preserve">国外标杆：GPT-5.6</w:t>
+            </w:r>
+            <w:r>
+              <w:t xml:space="preserve"> </w:t>
+            </w:r>
+            <w:r>
+              <w:rPr>
+                <w:rFonts w:hint="eastAsia"/>
+              </w:rPr>
+              <w:t xml:space="preserve">三档</w:t>
+            </w:r>
+            <w:r>
+              <w:t xml:space="preserve"> / Claude </w:t>
+            </w:r>
+            <w:r>
+              <w:rPr>
+                <w:rFonts w:hint="eastAsia"/>
+              </w:rPr>
+              <w:t xml:space="preserve">编码安全</w:t>
+            </w:r>
+            <w:r>
+              <w:t xml:space="preserve"> / Gemini 200 </w:t>
+            </w:r>
+            <w:r>
+              <w:rPr>
+                <w:rFonts w:hint="eastAsia"/>
+              </w:rPr>
+              <w:t xml:space="preserve">万上下文</w:t>
+            </w:r>
+            <w:r>
+              <w:t xml:space="preserve"> / Grok </w:t>
+            </w:r>
+            <w:r>
+              <w:rPr>
+                <w:rFonts w:hint="eastAsia"/>
+              </w:rPr>
+              <w:t xml:space="preserve">懂时事｜金句：国外强生态安全，国产强价格开源——按场景选，别站队</w:t>
+            </w:r>
+            <w:r>
+              <w:t xml:space="preserve"> </w:t>
+            </w:r>
+            <w:r>
+              <w:t xml:space="preserve">- P29 </w:t>
+            </w:r>
+            <w:r>
+              <w:rPr>
+                <w:rFonts w:hint="eastAsia"/>
+              </w:rPr>
+              <w:t xml:space="preserve">成本：100</w:t>
+            </w:r>
+            <w:r>
+              <w:t xml:space="preserve"> </w:t>
+            </w:r>
+            <w:r>
+              <w:rPr>
+                <w:rFonts w:hint="eastAsia"/>
+              </w:rPr>
+              <w:t xml:space="preserve">万</w:t>
+            </w:r>
+            <w:r>
+              <w:t xml:space="preserve"> token ≈ 70 </w:t>
+            </w:r>
+            <w:r>
+              <w:rPr>
+                <w:rFonts w:hint="eastAsia"/>
+              </w:rPr>
+              <w:t xml:space="preserve">万字｜V4</w:t>
+            </w:r>
+            <w:r>
+              <w:t xml:space="preserve"> </w:t>
+            </w:r>
+            <w:r>
+              <w:rPr>
+                <w:rFonts w:hint="eastAsia"/>
+              </w:rPr>
+              <w:t xml:space="preserve">$1.32/$3.96｜每天</w:t>
             </w:r>
             <w:r>
               <w:t xml:space="preserve"> 1 </w:t>
@@ -14094,122 +15485,112 @@
               <w:rPr>
                 <w:rFonts w:hint="eastAsia"/>
               </w:rPr>
-              <w:t xml:space="preserve">小时不到一杯奶茶。先算账，再谈落地。</w:t>
-            </w:r>
-            <w:r>
-              <w:t xml:space="preserve"> </w:t>
-            </w:r>
-            <w:r>
-              <w:t xml:space="preserve">-</w:t>
-            </w:r>
-            <w:r>
-              <w:t xml:space="preserve"> </w:t>
-            </w:r>
-            <w:r>
-              <w:rPr>
-                <w:rFonts w:hint="eastAsia"/>
-                <w:b/>
-                <w:bCs/>
-              </w:rPr>
-              <w:t xml:space="preserve">学员问</w:t>
-            </w:r>
-            <w:r>
-              <w:rPr>
-                <w:rFonts w:hint="eastAsia"/>
-              </w:rPr>
-              <w:t xml:space="preserve">：</w:t>
-            </w:r>
-            <w:r>
-              <w:t xml:space="preserve">“WorkBuddy </w:t>
-            </w:r>
-            <w:r>
-              <w:rPr>
-                <w:rFonts w:hint="eastAsia"/>
-              </w:rPr>
-              <w:t xml:space="preserve">做错了数字怎么办？”</w:t>
-            </w:r>
-            <w:r>
-              <w:t xml:space="preserve"> </w:t>
-            </w:r>
-            <w:r>
-              <w:t xml:space="preserve">→ </w:t>
-            </w:r>
-            <w:r>
-              <w:rPr>
-                <w:rFonts w:hint="eastAsia"/>
-              </w:rPr>
-              <w:t xml:space="preserve">答：正常，AI</w:t>
-            </w:r>
-            <w:r>
-              <w:t xml:space="preserve"> </w:t>
-            </w:r>
-            <w:r>
-              <w:rPr>
-                <w:rFonts w:hint="eastAsia"/>
-              </w:rPr>
-              <w:t xml:space="preserve">读表也会错——所以关键数字你自己核一遍，这就是三红线第三条”人做终审”。演示里我改的那</w:t>
-            </w:r>
-            <w:r>
-              <w:t xml:space="preserve"> 30 </w:t>
-            </w:r>
-            <w:r>
-              <w:rPr>
-                <w:rFonts w:hint="eastAsia"/>
-              </w:rPr>
-              <w:t xml:space="preserve">秒，就是终审。</w:t>
-            </w:r>
-            <w:r>
-              <w:t xml:space="preserve"> </w:t>
-            </w:r>
-            <w:r>
-              <w:t xml:space="preserve">-</w:t>
-            </w:r>
-            <w:r>
-              <w:t xml:space="preserve"> </w:t>
-            </w:r>
-            <w:r>
-              <w:rPr>
-                <w:rFonts w:hint="eastAsia"/>
-                <w:b/>
-                <w:bCs/>
-              </w:rPr>
-              <w:t xml:space="preserve">学员问</w:t>
-            </w:r>
-            <w:r>
-              <w:rPr>
-                <w:rFonts w:hint="eastAsia"/>
-              </w:rPr>
-              <w:t xml:space="preserve">：</w:t>
-            </w:r>
-            <w:r>
-              <w:rPr>
-                <w:rFonts w:hint="eastAsia"/>
-              </w:rPr>
-              <w:t xml:space="preserve">“演示的时候它会不会翻车？”</w:t>
-            </w:r>
-            <w:r>
-              <w:t xml:space="preserve"> </w:t>
-            </w:r>
-            <w:r>
-              <w:t xml:space="preserve">→ </w:t>
-            </w:r>
-            <w:r>
-              <w:rPr>
-                <w:rFonts w:hint="eastAsia"/>
-              </w:rPr>
-              <w:t xml:space="preserve">答：讲师预案——演示前联调过；真翻车了正好是教学素材：</w:t>
-            </w:r>
-            <w:r>
-              <w:rPr>
-                <w:rFonts w:hint="eastAsia"/>
-              </w:rPr>
-              <w:t xml:space="preserve">“看，它也会卡，所以关键交付物必须人来验收。”</w:t>
-            </w:r>
-            <w:r>
-              <w:rPr>
-                <w:rFonts w:hint="eastAsia"/>
-              </w:rPr>
-              <w:t xml:space="preserve">翻车不丢人，不验收才丢人。</w:t>
+              <w:t xml:space="preserve">小时</w:t>
+            </w:r>
+            <w:r>
+              <w:t xml:space="preserve"> &lt; </w:t>
+            </w:r>
+            <w:r>
+              <w:rPr>
+                <w:rFonts w:hint="eastAsia"/>
+              </w:rPr>
+              <w:t xml:space="preserve">一杯奶茶｜金句：先算账，再谈落地</w:t>
+            </w:r>
+            <w:r>
+              <w:t xml:space="preserve"> </w:t>
+            </w:r>
+            <w:r>
+              <w:t xml:space="preserve">- P31 </w:t>
+            </w:r>
+            <w:r>
+              <w:rPr>
+                <w:rFonts w:hint="eastAsia"/>
+              </w:rPr>
+              <w:t xml:space="preserve">三步上手：注册→首聊带任务→迭代修正｜五岗位场景</w:t>
+            </w:r>
+            <w:r>
+              <w:t xml:space="preserve"> </w:t>
+            </w:r>
+            <w:r>
+              <w:t xml:space="preserve">- P32 WorkBuddy </w:t>
+            </w:r>
+            <w:r>
+              <w:rPr>
+                <w:rFonts w:hint="eastAsia"/>
+              </w:rPr>
+              <w:t xml:space="preserve">五大能力</w:t>
+            </w:r>
+            <w:r>
+              <w:t xml:space="preserve"> + </w:t>
+            </w:r>
+            <w:r>
+              <w:rPr>
+                <w:rFonts w:hint="eastAsia"/>
+              </w:rPr>
+              <w:t xml:space="preserve">上手三步｜金句：关键不是会多少功能，是敢把一件事完整地交给它</w:t>
+            </w:r>
+            <w:r>
+              <w:t xml:space="preserve"> </w:t>
+            </w:r>
+            <w:r>
+              <w:t xml:space="preserve">- P33 </w:t>
+            </w:r>
+            <w:r>
+              <w:rPr>
+                <w:rFonts w:hint="eastAsia"/>
+              </w:rPr>
+              <w:t xml:space="preserve">现场演示：一句话派活</w:t>
+            </w:r>
+            <w:r>
+              <w:t xml:space="preserve"> / </w:t>
+            </w:r>
+            <w:r>
+              <w:rPr>
+                <w:rFonts w:hint="eastAsia"/>
+              </w:rPr>
+              <w:t xml:space="preserve">看三个地方</w:t>
+            </w:r>
+            <w:r>
+              <w:t xml:space="preserve"> / </w:t>
+            </w:r>
+            <w:r>
+              <w:rPr>
+                <w:rFonts w:hint="eastAsia"/>
+              </w:rPr>
+              <w:t xml:space="preserve">上手三步｜演示纪律：脱敏数据</w:t>
+            </w:r>
+            <w:r>
+              <w:t xml:space="preserve"> + </w:t>
+            </w:r>
+            <w:r>
+              <w:rPr>
+                <w:rFonts w:hint="eastAsia"/>
+              </w:rPr>
+              <w:t xml:space="preserve">人做终审</w:t>
+            </w:r>
+            <w:r>
+              <w:t xml:space="preserve"> </w:t>
+            </w:r>
+            <w:r>
+              <w:t xml:space="preserve">- P34 </w:t>
+            </w:r>
+            <w:r>
+              <w:rPr>
+                <w:rFonts w:hint="eastAsia"/>
+              </w:rPr>
+              <w:t xml:space="preserve">工具选择三红线｜金句：用得快，但不能快到越线</w:t>
+            </w:r>
+            <w:r>
+              <w:t xml:space="preserve"> </w:t>
+            </w:r>
+            <w:r>
+              <w:t xml:space="preserve">- P35 AI </w:t>
+            </w:r>
+            <w:r>
+              <w:rPr>
+                <w:rFonts w:hint="eastAsia"/>
+              </w:rPr>
+              <w:t xml:space="preserve">创作：出图/出视频/出声音｜金句：主体+风格+用途；红线：真人形象声音未经授权不能用</w:t>
             </w:r>
           </w:p>
         </w:tc>
@@ -14222,6 +15603,376 @@
               <w:pStyle w:val="Compact"/>
             </w:pPr>
             <w:r>
+              <w:t xml:space="preserve">### 5. </w:t>
+            </w:r>
+            <w:r>
+              <w:rPr>
+                <w:rFonts w:hint="eastAsia"/>
+              </w:rPr>
+              <w:t xml:space="preserve">常见误区</w:t>
+            </w:r>
+            <w:r>
+              <w:t xml:space="preserve"> &amp; </w:t>
+            </w:r>
+            <w:r>
+              <w:rPr>
+                <w:rFonts w:hint="eastAsia"/>
+              </w:rPr>
+              <w:t xml:space="preserve">答疑预案</w:t>
+            </w:r>
+            <w:r>
+              <w:t xml:space="preserve"> </w:t>
+            </w:r>
+            <w:r>
+              <w:t xml:space="preserve">-</w:t>
+            </w:r>
+            <w:r>
+              <w:t xml:space="preserve"> </w:t>
+            </w:r>
+            <w:r>
+              <w:rPr>
+                <w:rFonts w:hint="eastAsia"/>
+                <w:b/>
+                <w:bCs/>
+              </w:rPr>
+              <w:t xml:space="preserve">学员问</w:t>
+            </w:r>
+            <w:r>
+              <w:rPr>
+                <w:rFonts w:hint="eastAsia"/>
+              </w:rPr>
+              <w:t xml:space="preserve">：</w:t>
+            </w:r>
+            <w:r>
+              <w:rPr>
+                <w:rFonts w:hint="eastAsia"/>
+              </w:rPr>
+              <w:t xml:space="preserve">“我自己手机的</w:t>
+            </w:r>
+            <w:r>
+              <w:t xml:space="preserve"> </w:t>
+            </w:r>
+            <w:r>
+              <w:rPr>
+                <w:rFonts w:hint="eastAsia"/>
+              </w:rPr>
+              <w:t xml:space="preserve">AI，处理公司数据行不行？”</w:t>
+            </w:r>
+            <w:r>
+              <w:t xml:space="preserve"> </w:t>
+            </w:r>
+            <w:r>
+              <w:t xml:space="preserve">→ </w:t>
+            </w:r>
+            <w:r>
+              <w:rPr>
+                <w:rFonts w:hint="eastAsia"/>
+              </w:rPr>
+              <w:t xml:space="preserve">答：不行，这是红线——敏感数据不进未批准的</w:t>
+            </w:r>
+            <w:r>
+              <w:t xml:space="preserve"> AI </w:t>
+            </w:r>
+            <w:r>
+              <w:rPr>
+                <w:rFonts w:hint="eastAsia"/>
+              </w:rPr>
+              <w:t xml:space="preserve">工具。为什么，第</w:t>
+            </w:r>
+            <w:r>
+              <w:t xml:space="preserve"> 7 </w:t>
+            </w:r>
+            <w:r>
+              <w:rPr>
+                <w:rFonts w:hint="eastAsia"/>
+              </w:rPr>
+              <w:t xml:space="preserve">章细讲，今天先立规矩。</w:t>
+            </w:r>
+            <w:r>
+              <w:t xml:space="preserve"> </w:t>
+            </w:r>
+            <w:r>
+              <w:t xml:space="preserve">-</w:t>
+            </w:r>
+            <w:r>
+              <w:t xml:space="preserve"> </w:t>
+            </w:r>
+            <w:r>
+              <w:rPr>
+                <w:rFonts w:hint="eastAsia"/>
+                <w:b/>
+                <w:bCs/>
+              </w:rPr>
+              <w:t xml:space="preserve">学员问</w:t>
+            </w:r>
+            <w:r>
+              <w:rPr>
+                <w:rFonts w:hint="eastAsia"/>
+              </w:rPr>
+              <w:t xml:space="preserve">：</w:t>
+            </w:r>
+            <w:r>
+              <w:rPr>
+                <w:rFonts w:hint="eastAsia"/>
+              </w:rPr>
+              <w:t xml:space="preserve">“这么多工具，单位批的是哪个？”</w:t>
+            </w:r>
+            <w:r>
+              <w:t xml:space="preserve"> </w:t>
+            </w:r>
+            <w:r>
+              <w:t xml:space="preserve">→ </w:t>
+            </w:r>
+            <w:r>
+              <w:rPr>
+                <w:rFonts w:hint="eastAsia"/>
+              </w:rPr>
+              <w:t xml:space="preserve">答：以单位《AI</w:t>
+            </w:r>
+            <w:r>
+              <w:t xml:space="preserve"> </w:t>
+            </w:r>
+            <w:r>
+              <w:rPr>
+                <w:rFonts w:hint="eastAsia"/>
+              </w:rPr>
+              <w:t xml:space="preserve">使用规范》为准；没有规范就先问信息部门再用，别自己注册完就干。</w:t>
+            </w:r>
+            <w:r>
+              <w:t xml:space="preserve"> </w:t>
+            </w:r>
+            <w:r>
+              <w:t xml:space="preserve">-</w:t>
+            </w:r>
+            <w:r>
+              <w:t xml:space="preserve"> </w:t>
+            </w:r>
+            <w:r>
+              <w:rPr>
+                <w:rFonts w:hint="eastAsia"/>
+                <w:b/>
+                <w:bCs/>
+              </w:rPr>
+              <w:t xml:space="preserve">学员问</w:t>
+            </w:r>
+            <w:r>
+              <w:rPr>
+                <w:rFonts w:hint="eastAsia"/>
+              </w:rPr>
+              <w:t xml:space="preserve">：</w:t>
+            </w:r>
+            <w:r>
+              <w:rPr>
+                <w:rFonts w:hint="eastAsia"/>
+              </w:rPr>
+              <w:t xml:space="preserve">“国产和国外到底差多少？”</w:t>
+            </w:r>
+            <w:r>
+              <w:t xml:space="preserve"> </w:t>
+            </w:r>
+            <w:r>
+              <w:t xml:space="preserve">→ </w:t>
+            </w:r>
+            <w:r>
+              <w:rPr>
+                <w:rFonts w:hint="eastAsia"/>
+              </w:rPr>
+              <w:t xml:space="preserve">答：旗舰能力差距在缩小，国外强在生态和安全合规，国产强在价格、开源和中文。日常办公任务，国产主力完全够；高安全、深集成场景再考虑国外旗舰。</w:t>
+            </w:r>
+            <w:r>
+              <w:t xml:space="preserve"> </w:t>
+            </w:r>
+            <w:r>
+              <w:t xml:space="preserve">-</w:t>
+            </w:r>
+            <w:r>
+              <w:t xml:space="preserve"> </w:t>
+            </w:r>
+            <w:r>
+              <w:rPr>
+                <w:rFonts w:hint="eastAsia"/>
+                <w:b/>
+                <w:bCs/>
+              </w:rPr>
+              <w:t xml:space="preserve">学员问</w:t>
+            </w:r>
+            <w:r>
+              <w:rPr>
+                <w:rFonts w:hint="eastAsia"/>
+              </w:rPr>
+              <w:t xml:space="preserve">：</w:t>
+            </w:r>
+            <w:r>
+              <w:rPr>
+                <w:rFonts w:hint="eastAsia"/>
+              </w:rPr>
+              <w:t xml:space="preserve">“单位要花多少钱上</w:t>
+            </w:r>
+            <w:r>
+              <w:t xml:space="preserve"> </w:t>
+            </w:r>
+            <w:r>
+              <w:rPr>
+                <w:rFonts w:hint="eastAsia"/>
+              </w:rPr>
+              <w:t xml:space="preserve">AI？”</w:t>
+            </w:r>
+            <w:r>
+              <w:t xml:space="preserve"> </w:t>
+            </w:r>
+            <w:r>
+              <w:t xml:space="preserve">→ </w:t>
+            </w:r>
+            <w:r>
+              <w:rPr>
+                <w:rFonts w:hint="eastAsia"/>
+              </w:rPr>
+              <w:t xml:space="preserve">答：先花</w:t>
+            </w:r>
+            <w:r>
+              <w:t xml:space="preserve"> 0 </w:t>
+            </w:r>
+            <w:r>
+              <w:rPr>
+                <w:rFonts w:hint="eastAsia"/>
+              </w:rPr>
+              <w:t xml:space="preserve">元——免费档练手。主力任务按量付费，每天</w:t>
+            </w:r>
+            <w:r>
+              <w:t xml:space="preserve"> 1 </w:t>
+            </w:r>
+            <w:r>
+              <w:rPr>
+                <w:rFonts w:hint="eastAsia"/>
+              </w:rPr>
+              <w:t xml:space="preserve">小时不到一杯奶茶。先算账，再谈落地。</w:t>
+            </w:r>
+            <w:r>
+              <w:t xml:space="preserve"> </w:t>
+            </w:r>
+            <w:r>
+              <w:t xml:space="preserve">-</w:t>
+            </w:r>
+            <w:r>
+              <w:t xml:space="preserve"> </w:t>
+            </w:r>
+            <w:r>
+              <w:rPr>
+                <w:rFonts w:hint="eastAsia"/>
+                <w:b/>
+                <w:bCs/>
+              </w:rPr>
+              <w:t xml:space="preserve">学员问</w:t>
+            </w:r>
+            <w:r>
+              <w:rPr>
+                <w:rFonts w:hint="eastAsia"/>
+              </w:rPr>
+              <w:t xml:space="preserve">：</w:t>
+            </w:r>
+            <w:r>
+              <w:t xml:space="preserve">“WorkBuddy </w:t>
+            </w:r>
+            <w:r>
+              <w:rPr>
+                <w:rFonts w:hint="eastAsia"/>
+              </w:rPr>
+              <w:t xml:space="preserve">做错了数字怎么办？”</w:t>
+            </w:r>
+            <w:r>
+              <w:t xml:space="preserve"> </w:t>
+            </w:r>
+            <w:r>
+              <w:t xml:space="preserve">→ </w:t>
+            </w:r>
+            <w:r>
+              <w:rPr>
+                <w:rFonts w:hint="eastAsia"/>
+              </w:rPr>
+              <w:t xml:space="preserve">答：正常，AI</w:t>
+            </w:r>
+            <w:r>
+              <w:t xml:space="preserve"> </w:t>
+            </w:r>
+            <w:r>
+              <w:rPr>
+                <w:rFonts w:hint="eastAsia"/>
+              </w:rPr>
+              <w:t xml:space="preserve">读表也会错——所以关键数字你自己核一遍，这就是三红线第三条”人做终审”。演示里我改的那</w:t>
+            </w:r>
+            <w:r>
+              <w:t xml:space="preserve"> 30 </w:t>
+            </w:r>
+            <w:r>
+              <w:rPr>
+                <w:rFonts w:hint="eastAsia"/>
+              </w:rPr>
+              <w:t xml:space="preserve">秒，就是终审。</w:t>
+            </w:r>
+            <w:r>
+              <w:t xml:space="preserve"> </w:t>
+            </w:r>
+            <w:r>
+              <w:t xml:space="preserve">-</w:t>
+            </w:r>
+            <w:r>
+              <w:t xml:space="preserve"> </w:t>
+            </w:r>
+            <w:r>
+              <w:rPr>
+                <w:rFonts w:hint="eastAsia"/>
+                <w:b/>
+                <w:bCs/>
+              </w:rPr>
+              <w:t xml:space="preserve">学员问</w:t>
+            </w:r>
+            <w:r>
+              <w:rPr>
+                <w:rFonts w:hint="eastAsia"/>
+              </w:rPr>
+              <w:t xml:space="preserve">：</w:t>
+            </w:r>
+            <w:r>
+              <w:rPr>
+                <w:rFonts w:hint="eastAsia"/>
+              </w:rPr>
+              <w:t xml:space="preserve">“演示的时候它会不会翻车？”</w:t>
+            </w:r>
+            <w:r>
+              <w:t xml:space="preserve"> </w:t>
+            </w:r>
+            <w:r>
+              <w:t xml:space="preserve">→ </w:t>
+            </w:r>
+            <w:r>
+              <w:rPr>
+                <w:rFonts w:hint="eastAsia"/>
+              </w:rPr>
+              <w:t xml:space="preserve">答：讲师预案——演示前联调过；真翻车了正好是教学素材：</w:t>
+            </w:r>
+            <w:r>
+              <w:rPr>
+                <w:rFonts w:hint="eastAsia"/>
+              </w:rPr>
+              <w:t xml:space="preserve">“看，它也会卡，所以关键交付物必须人来验收。”</w:t>
+            </w:r>
+            <w:r>
+              <w:rPr>
+                <w:rFonts w:hint="eastAsia"/>
+              </w:rPr>
+              <w:t xml:space="preserve">翻车不丢人，不验收才丢人。</w:t>
+            </w:r>
+          </w:p>
+        </w:tc>
+      </w:tr>
+      <w:tr>
+        <w:tc>
+          <w:tcPr/>
+          <w:p>
+            <w:pPr>
+              <w:pStyle w:val="Compact"/>
+            </w:pPr>
+            <w:r>
               <w:t xml:space="preserve">### 6. </w:t>
             </w:r>
             <w:r>
@@ -14445,25 +16196,25 @@
         <w:rPr>
           <w:rFonts w:hint="eastAsia"/>
         </w:rPr>
-        <w:t xml:space="preserve">PPT：P35</w:t>
-      </w:r>
-      <w:r>
-        <w:t xml:space="preserve"> </w:t>
-      </w:r>
-      <w:r>
-        <w:rPr>
-          <w:rFonts w:hint="eastAsia"/>
-        </w:rPr>
-        <w:t xml:space="preserve">扉页、P36</w:t>
-      </w:r>
-      <w:r>
-        <w:t xml:space="preserve"> </w:t>
-      </w:r>
-      <w:r>
-        <w:rPr>
-          <w:rFonts w:hint="eastAsia"/>
-        </w:rPr>
-        <w:t xml:space="preserve">什么是智能体、P37</w:t>
+        <w:t xml:space="preserve">PPT：P36</w:t>
+      </w:r>
+      <w:r>
+        <w:t xml:space="preserve"> </w:t>
+      </w:r>
+      <w:r>
+        <w:rPr>
+          <w:rFonts w:hint="eastAsia"/>
+        </w:rPr>
+        <w:t xml:space="preserve">扉页、P37</w:t>
+      </w:r>
+      <w:r>
+        <w:t xml:space="preserve"> </w:t>
+      </w:r>
+      <w:r>
+        <w:rPr>
+          <w:rFonts w:hint="eastAsia"/>
+        </w:rPr>
+        <w:t xml:space="preserve">什么是智能体、P38</w:t>
       </w:r>
       <w:r>
         <w:t xml:space="preserve"> </w:t>
@@ -14481,7 +16232,7 @@
         <w:rPr>
           <w:rFonts w:hint="eastAsia"/>
         </w:rPr>
-        <w:t xml:space="preserve">副驾、P38</w:t>
+        <w:t xml:space="preserve">副驾、P39</w:t>
       </w:r>
       <w:r>
         <w:t xml:space="preserve"> </w:t>
@@ -14725,7 +16476,7 @@
         <w:rPr>
           <w:rFonts w:hint="eastAsia"/>
         </w:rPr>
-        <w:t xml:space="preserve">Agent——P36】什么是智能体？它不是”你问一句它答一句”，而是能</w:t>
+        <w:t xml:space="preserve">Agent——P37】什么是智能体？它不是”你问一句它答一句”，而是能</w:t>
       </w:r>
       <w:r>
         <w:rPr>
@@ -14842,7 +16593,7 @@
         <w:rPr>
           <w:rFonts w:hint="eastAsia"/>
         </w:rPr>
-        <w:t xml:space="preserve">的分水岭——P36</w:t>
+        <w:t xml:space="preserve">的分水岭——P37</w:t>
       </w:r>
       <w:r>
         <w:t xml:space="preserve"> </w:t>
@@ -14996,7 +16747,7 @@
         <w:rPr>
           <w:rFonts w:hint="eastAsia"/>
         </w:rPr>
-        <w:t xml:space="preserve">副驾——P37】这个对比务必记住。</w:t>
+        <w:t xml:space="preserve">副驾——P38】这个对比务必记住。</w:t>
       </w:r>
       <w:r>
         <w:t xml:space="preserve"> </w:t>
@@ -15097,7 +16848,7 @@
         <w:rPr>
           <w:rFonts w:hint="eastAsia"/>
         </w:rPr>
-        <w:t xml:space="preserve">【概念·知识库——P38，让</w:t>
+        <w:t xml:space="preserve">【概念·知识库——P39，让</w:t>
       </w:r>
       <w:r>
         <w:t xml:space="preserve"> </w:t>
@@ -15275,6 +17026,348 @@
           <w:rFonts w:hint="eastAsia"/>
         </w:rPr>
         <w:t xml:space="preserve">章”人做终审”的学名。</w:t>
+      </w:r>
+    </w:p>
+    <w:p>
+      <w:pPr>
+        <w:pStyle w:val="BodyText"/>
+      </w:pPr>
+      <w:r>
+        <w:rPr>
+          <w:rFonts w:hint="eastAsia"/>
+        </w:rPr>
+        <w:t xml:space="preserve">【新增·5</w:t>
+      </w:r>
+      <w:r>
+        <w:t xml:space="preserve"> </w:t>
+      </w:r>
+      <w:r>
+        <w:rPr>
+          <w:rFonts w:hint="eastAsia"/>
+        </w:rPr>
+        <w:t xml:space="preserve">个办公模板，开干——P24，本次新增页，现场填空练习</w:t>
+      </w:r>
+      <w:r>
+        <w:t xml:space="preserve"> 5 </w:t>
+      </w:r>
+      <w:r>
+        <w:rPr>
+          <w:rFonts w:hint="eastAsia"/>
+        </w:rPr>
+        <w:t xml:space="preserve">分钟】五要素和</w:t>
+      </w:r>
+      <w:r>
+        <w:t xml:space="preserve"> 4 </w:t>
+      </w:r>
+      <w:r>
+        <w:rPr>
+          <w:rFonts w:hint="eastAsia"/>
+        </w:rPr>
+        <w:t xml:space="preserve">招都齐了，这一页给你</w:t>
+      </w:r>
+      <w:r>
+        <w:t xml:space="preserve"> 5 </w:t>
+      </w:r>
+      <w:r>
+        <w:rPr>
+          <w:rFonts w:hint="eastAsia"/>
+        </w:rPr>
+        <w:t xml:space="preserve">个最主流场景的现成模板——照着念就行：</w:t>
+      </w:r>
+      <w:r>
+        <w:t xml:space="preserve"> </w:t>
+      </w:r>
+      <w:r>
+        <w:t xml:space="preserve">-</w:t>
+      </w:r>
+      <w:r>
+        <w:t xml:space="preserve"> </w:t>
+      </w:r>
+      <w:r>
+        <w:rPr>
+          <w:rFonts w:hint="eastAsia"/>
+          <w:b/>
+          <w:bCs/>
+        </w:rPr>
+        <w:t xml:space="preserve">模板</w:t>
+      </w:r>
+      <w:r>
+        <w:rPr>
+          <w:b/>
+          <w:bCs/>
+        </w:rPr>
+        <w:t xml:space="preserve"> 1 · </w:t>
+      </w:r>
+      <w:r>
+        <w:rPr>
+          <w:rFonts w:hint="eastAsia"/>
+          <w:b/>
+          <w:bCs/>
+        </w:rPr>
+        <w:t xml:space="preserve">周报</w:t>
+      </w:r>
+      <w:r>
+        <w:rPr>
+          <w:b/>
+          <w:bCs/>
+        </w:rPr>
+        <w:t xml:space="preserve"> 3 </w:t>
+      </w:r>
+      <w:r>
+        <w:rPr>
+          <w:rFonts w:hint="eastAsia"/>
+          <w:b/>
+          <w:bCs/>
+        </w:rPr>
+        <w:t xml:space="preserve">分钟初稿</w:t>
+      </w:r>
+      <w:r>
+        <w:rPr>
+          <w:rFonts w:hint="eastAsia"/>
+        </w:rPr>
+        <w:t xml:space="preserve">：「你是部门周报助手，按这四点写：本周目标、进展和结果、数据和结论、下周计划。用我的要点：……」——AI</w:t>
+      </w:r>
+      <w:r>
+        <w:t xml:space="preserve"> 3 </w:t>
+      </w:r>
+      <w:r>
+        <w:rPr>
+          <w:rFonts w:hint="eastAsia"/>
+        </w:rPr>
+        <w:t xml:space="preserve">分钟出初稿，你终审</w:t>
+      </w:r>
+      <w:r>
+        <w:t xml:space="preserve"> 10 </w:t>
+      </w:r>
+      <w:r>
+        <w:rPr>
+          <w:rFonts w:hint="eastAsia"/>
+        </w:rPr>
+        <w:t xml:space="preserve">分钟。</w:t>
+      </w:r>
+      <w:r>
+        <w:t xml:space="preserve"> </w:t>
+      </w:r>
+      <w:r>
+        <w:t xml:space="preserve">-</w:t>
+      </w:r>
+      <w:r>
+        <w:t xml:space="preserve"> </w:t>
+      </w:r>
+      <w:r>
+        <w:rPr>
+          <w:rFonts w:hint="eastAsia"/>
+          <w:b/>
+          <w:bCs/>
+        </w:rPr>
+        <w:t xml:space="preserve">模板</w:t>
+      </w:r>
+      <w:r>
+        <w:rPr>
+          <w:b/>
+          <w:bCs/>
+        </w:rPr>
+        <w:t xml:space="preserve"> 2 · </w:t>
+      </w:r>
+      <w:r>
+        <w:rPr>
+          <w:rFonts w:hint="eastAsia"/>
+          <w:b/>
+          <w:bCs/>
+        </w:rPr>
+        <w:t xml:space="preserve">纪要+待办</w:t>
+      </w:r>
+      <w:r>
+        <w:rPr>
+          <w:rFonts w:hint="eastAsia"/>
+        </w:rPr>
+        <w:t xml:space="preserve">：「把这段会议记录整理成纪要：结论、决定、待办（谁、做什么、什么时候）。」——待办自动带负责人，不漏事。</w:t>
+      </w:r>
+      <w:r>
+        <w:t xml:space="preserve"> </w:t>
+      </w:r>
+      <w:r>
+        <w:t xml:space="preserve">-</w:t>
+      </w:r>
+      <w:r>
+        <w:t xml:space="preserve"> </w:t>
+      </w:r>
+      <w:r>
+        <w:rPr>
+          <w:rFonts w:hint="eastAsia"/>
+          <w:b/>
+          <w:bCs/>
+        </w:rPr>
+        <w:t xml:space="preserve">模板</w:t>
+      </w:r>
+      <w:r>
+        <w:rPr>
+          <w:b/>
+          <w:bCs/>
+        </w:rPr>
+        <w:t xml:space="preserve"> 3 · </w:t>
+      </w:r>
+      <w:r>
+        <w:rPr>
+          <w:rFonts w:hint="eastAsia"/>
+          <w:b/>
+          <w:bCs/>
+        </w:rPr>
+        <w:t xml:space="preserve">数据一页速读</w:t>
+      </w:r>
+      <w:r>
+        <w:rPr>
+          <w:rFonts w:hint="eastAsia"/>
+        </w:rPr>
+        <w:t xml:space="preserve">：「看这份表：总量、占比、最高最低、异常值，5</w:t>
+      </w:r>
+      <w:r>
+        <w:t xml:space="preserve"> </w:t>
+      </w:r>
+      <w:r>
+        <w:rPr>
+          <w:rFonts w:hint="eastAsia"/>
+        </w:rPr>
+        <w:t xml:space="preserve">句话说清，先给结论。」——5</w:t>
+      </w:r>
+      <w:r>
+        <w:t xml:space="preserve"> </w:t>
+      </w:r>
+      <w:r>
+        <w:rPr>
+          <w:rFonts w:hint="eastAsia"/>
+        </w:rPr>
+        <w:t xml:space="preserve">分钟看懂一张表。</w:t>
+      </w:r>
+      <w:r>
+        <w:t xml:space="preserve"> </w:t>
+      </w:r>
+      <w:r>
+        <w:t xml:space="preserve">-</w:t>
+      </w:r>
+      <w:r>
+        <w:t xml:space="preserve"> </w:t>
+      </w:r>
+      <w:r>
+        <w:rPr>
+          <w:rFonts w:hint="eastAsia"/>
+          <w:b/>
+          <w:bCs/>
+        </w:rPr>
+        <w:t xml:space="preserve">模板</w:t>
+      </w:r>
+      <w:r>
+        <w:rPr>
+          <w:b/>
+          <w:bCs/>
+        </w:rPr>
+        <w:t xml:space="preserve"> 4 · </w:t>
+      </w:r>
+      <w:r>
+        <w:rPr>
+          <w:rFonts w:hint="eastAsia"/>
+          <w:b/>
+          <w:bCs/>
+        </w:rPr>
+        <w:t xml:space="preserve">邮件第一稿</w:t>
+      </w:r>
+      <w:r>
+        <w:rPr>
+          <w:rFonts w:hint="eastAsia"/>
+        </w:rPr>
+        <w:t xml:space="preserve">：「给（对象）写封邮件，说清（事），语气专业客气，300</w:t>
+      </w:r>
+      <w:r>
+        <w:t xml:space="preserve"> </w:t>
+      </w:r>
+      <w:r>
+        <w:rPr>
+          <w:rFonts w:hint="eastAsia"/>
+        </w:rPr>
+        <w:t xml:space="preserve">字以内，先写初稿我改。」——发出去前永远过一遍再发。</w:t>
+      </w:r>
+      <w:r>
+        <w:t xml:space="preserve"> </w:t>
+      </w:r>
+      <w:r>
+        <w:t xml:space="preserve">-</w:t>
+      </w:r>
+      <w:r>
+        <w:t xml:space="preserve"> </w:t>
+      </w:r>
+      <w:r>
+        <w:rPr>
+          <w:rFonts w:hint="eastAsia"/>
+          <w:b/>
+          <w:bCs/>
+        </w:rPr>
+        <w:t xml:space="preserve">模板</w:t>
+      </w:r>
+      <w:r>
+        <w:rPr>
+          <w:b/>
+          <w:bCs/>
+        </w:rPr>
+        <w:t xml:space="preserve"> 5 · </w:t>
+      </w:r>
+      <w:r>
+        <w:rPr>
+          <w:rFonts w:hint="eastAsia"/>
+          <w:b/>
+          <w:bCs/>
+        </w:rPr>
+        <w:t xml:space="preserve">立项一页纸</w:t>
+      </w:r>
+      <w:r>
+        <w:rPr>
+          <w:rFonts w:hint="eastAsia"/>
+        </w:rPr>
+        <w:t xml:space="preserve">：「把这事写成立项一页纸：问题、方案、要什么支持、预期收益，给部门总监看。」——给老板看的，就这一页。</w:t>
+      </w:r>
+      <w:r>
+        <w:t xml:space="preserve"> </w:t>
+      </w:r>
+      <w:r>
+        <w:rPr>
+          <w:rFonts w:hint="eastAsia"/>
+        </w:rPr>
+        <w:t xml:space="preserve">现场练习（5</w:t>
+      </w:r>
+      <w:r>
+        <w:t xml:space="preserve"> </w:t>
+      </w:r>
+      <w:r>
+        <w:rPr>
+          <w:rFonts w:hint="eastAsia"/>
+        </w:rPr>
+        <w:t xml:space="preserve">分钟）：每个人挑一个跟自己岗位最像的模板，把「……」换成自己的真实内容发一遍</w:t>
+      </w:r>
+      <w:r>
+        <w:t xml:space="preserve"> </w:t>
+      </w:r>
+      <w:r>
+        <w:rPr>
+          <w:rFonts w:hint="eastAsia"/>
+        </w:rPr>
+        <w:t xml:space="preserve">AI——今天学的，今天就用。收口：五要素+4</w:t>
+      </w:r>
+      <w:r>
+        <w:t xml:space="preserve"> </w:t>
+      </w:r>
+      <w:r>
+        <w:rPr>
+          <w:rFonts w:hint="eastAsia"/>
+        </w:rPr>
+        <w:t xml:space="preserve">招+5</w:t>
+      </w:r>
+      <w:r>
+        <w:t xml:space="preserve"> </w:t>
+      </w:r>
+      <w:r>
+        <w:rPr>
+          <w:rFonts w:hint="eastAsia"/>
+        </w:rPr>
+        <w:t xml:space="preserve">模板+验证四步，这套课你全带得走。</w:t>
       </w:r>
     </w:p>
     <w:p>
@@ -15536,7 +17629,7 @@
         </w:numPr>
       </w:pPr>
       <w:r>
-        <w:t xml:space="preserve">P36 </w:t>
+        <w:t xml:space="preserve">P37 </w:t>
       </w:r>
       <w:r>
         <w:rPr>
@@ -15611,7 +17704,7 @@
         </w:numPr>
       </w:pPr>
       <w:r>
-        <w:t xml:space="preserve">P37 </w:t>
+        <w:t xml:space="preserve">P38 </w:t>
       </w:r>
       <w:r>
         <w:rPr>
@@ -15638,7 +17731,7 @@
         </w:numPr>
       </w:pPr>
       <w:r>
-        <w:t xml:space="preserve">P38 </w:t>
+        <w:t xml:space="preserve">P39 </w:t>
       </w:r>
       <w:r>
         <w:rPr>
@@ -15972,34 +18065,34 @@
         <w:rPr>
           <w:rFonts w:hint="eastAsia"/>
         </w:rPr>
-        <w:t xml:space="preserve">PPT：P39</w:t>
-      </w:r>
-      <w:r>
-        <w:t xml:space="preserve"> </w:t>
-      </w:r>
-      <w:r>
-        <w:rPr>
-          <w:rFonts w:hint="eastAsia"/>
-        </w:rPr>
-        <w:t xml:space="preserve">扉页、P40</w:t>
-      </w:r>
-      <w:r>
-        <w:t xml:space="preserve"> </w:t>
-      </w:r>
-      <w:r>
-        <w:rPr>
-          <w:rFonts w:hint="eastAsia"/>
-        </w:rPr>
-        <w:t xml:space="preserve">四大风险、P41</w:t>
-      </w:r>
-      <w:r>
-        <w:t xml:space="preserve"> </w:t>
-      </w:r>
-      <w:r>
-        <w:rPr>
-          <w:rFonts w:hint="eastAsia"/>
-        </w:rPr>
-        <w:t xml:space="preserve">3个真实翻车案例（新增）、P42</w:t>
+        <w:t xml:space="preserve">PPT：P40</w:t>
+      </w:r>
+      <w:r>
+        <w:t xml:space="preserve"> </w:t>
+      </w:r>
+      <w:r>
+        <w:rPr>
+          <w:rFonts w:hint="eastAsia"/>
+        </w:rPr>
+        <w:t xml:space="preserve">扉页、P41</w:t>
+      </w:r>
+      <w:r>
+        <w:t xml:space="preserve"> </w:t>
+      </w:r>
+      <w:r>
+        <w:rPr>
+          <w:rFonts w:hint="eastAsia"/>
+        </w:rPr>
+        <w:t xml:space="preserve">四大风险、P42</w:t>
+      </w:r>
+      <w:r>
+        <w:t xml:space="preserve"> </w:t>
+      </w:r>
+      <w:r>
+        <w:rPr>
+          <w:rFonts w:hint="eastAsia"/>
+        </w:rPr>
+        <w:t xml:space="preserve">3个真实翻车案例（新增）、P43</w:t>
       </w:r>
       <w:r>
         <w:t xml:space="preserve"> AI </w:t>
@@ -16017,16 +18110,34 @@
         <w:rPr>
           <w:rFonts w:hint="eastAsia"/>
         </w:rPr>
-        <w:t xml:space="preserve">种新骗局（新增）、P43</w:t>
-      </w:r>
-      <w:r>
-        <w:t xml:space="preserve"> </w:t>
-      </w:r>
-      <w:r>
-        <w:rPr>
-          <w:rFonts w:hint="eastAsia"/>
-        </w:rPr>
-        <w:t xml:space="preserve">数据红线与负责任使用、P44</w:t>
+        <w:t xml:space="preserve">种骗局·3</w:t>
+      </w:r>
+      <w:r>
+        <w:t xml:space="preserve"> </w:t>
+      </w:r>
+      <w:r>
+        <w:rPr>
+          <w:rFonts w:hint="eastAsia"/>
+        </w:rPr>
+        <w:t xml:space="preserve">条防线（新增）、P44</w:t>
+      </w:r>
+      <w:r>
+        <w:t xml:space="preserve"> </w:t>
+      </w:r>
+      <w:r>
+        <w:rPr>
+          <w:rFonts w:hint="eastAsia"/>
+        </w:rPr>
+        <w:t xml:space="preserve">验证四步（新增）、P45</w:t>
+      </w:r>
+      <w:r>
+        <w:t xml:space="preserve"> </w:t>
+      </w:r>
+      <w:r>
+        <w:rPr>
+          <w:rFonts w:hint="eastAsia"/>
+        </w:rPr>
+        <w:t xml:space="preserve">数据红线与负责任使用、P46</w:t>
       </w:r>
       <w:r>
         <w:t xml:space="preserve"> </w:t>
@@ -16038,22 +18149,22 @@
         <w:t xml:space="preserve">什么数据能喂给</w:t>
       </w:r>
       <w:r>
-        <w:t xml:space="preserve"> AI、P45 AI </w:t>
-      </w:r>
-      <w:r>
-        <w:rPr>
-          <w:rFonts w:hint="eastAsia"/>
-        </w:rPr>
-        <w:t xml:space="preserve">惹了祸：应对三步、P46</w:t>
-      </w:r>
-      <w:r>
-        <w:t xml:space="preserve"> </w:t>
-      </w:r>
-      <w:r>
-        <w:rPr>
-          <w:rFonts w:hint="eastAsia"/>
-        </w:rPr>
-        <w:t xml:space="preserve">翻车演练（新增）、P47</w:t>
+        <w:t xml:space="preserve"> AI、P47 AI </w:t>
+      </w:r>
+      <w:r>
+        <w:rPr>
+          <w:rFonts w:hint="eastAsia"/>
+        </w:rPr>
+        <w:t xml:space="preserve">惹了祸：应对三步、P48</w:t>
+      </w:r>
+      <w:r>
+        <w:t xml:space="preserve"> </w:t>
+      </w:r>
+      <w:r>
+        <w:rPr>
+          <w:rFonts w:hint="eastAsia"/>
+        </w:rPr>
+        <w:t xml:space="preserve">翻车演练（新增）、P49</w:t>
       </w:r>
       <w:r>
         <w:t xml:space="preserve"> </w:t>
@@ -16071,7 +18182,7 @@
         <w:rPr>
           <w:rFonts w:hint="eastAsia"/>
         </w:rPr>
-        <w:t xml:space="preserve">天计划（新增）、P48</w:t>
+        <w:t xml:space="preserve">天计划（新增）、P50</w:t>
       </w:r>
       <w:r>
         <w:t xml:space="preserve"> </w:t>
@@ -16325,7 +18436,7 @@
         <w:rPr>
           <w:rFonts w:hint="eastAsia"/>
         </w:rPr>
-        <w:t xml:space="preserve">【四大风险——P40，逐条讲】</w:t>
+        <w:t xml:space="preserve">【四大风险——P41，逐条讲】</w:t>
       </w:r>
       <w:r>
         <w:t xml:space="preserve"> </w:t>
@@ -16573,7 +18684,7 @@
         <w:rPr>
           <w:rFonts w:hint="eastAsia"/>
         </w:rPr>
-        <w:t xml:space="preserve">也能骗你——P42，本次新增页，保命级，必讲】前面讲的坑都是「你被</w:t>
+        <w:t xml:space="preserve">也能骗你——P43，本次新增页，保命级，必讲】前面讲的坑都是「你被</w:t>
       </w:r>
       <w:r>
         <w:t xml:space="preserve"> AI </w:t>
@@ -16849,7 +18960,7 @@
         <w:rPr>
           <w:rFonts w:hint="eastAsia"/>
         </w:rPr>
-        <w:t xml:space="preserve">个真实翻车案例——P41，本次新增页，故事比条文记得牢】四大风险有点抽象，来点真的——这三个都是脱敏后的真事，一次翻车的代价，比一年培训费贵：</w:t>
+        <w:t xml:space="preserve">个真实翻车案例——P42，本次新增页，故事比条文记得牢】四大风险有点抽象，来点真的——这三个都是脱敏后的真事，一次翻车的代价，比一年培训费贵：</w:t>
       </w:r>
       <w:r>
         <w:t xml:space="preserve"> </w:t>
@@ -17064,7 +19175,190 @@
         <w:rPr>
           <w:rFonts w:hint="eastAsia"/>
         </w:rPr>
-        <w:t xml:space="preserve">【数据红线与负责任使用——P43，四卡片】</w:t>
+        <w:t xml:space="preserve">【新增·验证四步：AI</w:t>
+      </w:r>
+      <w:r>
+        <w:t xml:space="preserve"> </w:t>
+      </w:r>
+      <w:r>
+        <w:rPr>
+          <w:rFonts w:hint="eastAsia"/>
+        </w:rPr>
+        <w:t xml:space="preserve">输出怎么查——P44，本次新增页，每份</w:t>
+      </w:r>
+      <w:r>
+        <w:t xml:space="preserve"> AI </w:t>
+      </w:r>
+      <w:r>
+        <w:rPr>
+          <w:rFonts w:hint="eastAsia"/>
+        </w:rPr>
+        <w:t xml:space="preserve">输出都过一遍】AI</w:t>
+      </w:r>
+      <w:r>
+        <w:t xml:space="preserve"> </w:t>
+      </w:r>
+      <w:r>
+        <w:rPr>
+          <w:rFonts w:hint="eastAsia"/>
+        </w:rPr>
+        <w:t xml:space="preserve">会编，前面教了怎么让它少编，这一页教怎么查——四步，都是动作：</w:t>
+      </w:r>
+      <w:r>
+        <w:t xml:space="preserve"> </w:t>
+      </w:r>
+      <w:r>
+        <w:t xml:space="preserve">-</w:t>
+      </w:r>
+      <w:r>
+        <w:t xml:space="preserve"> </w:t>
+      </w:r>
+      <w:r>
+        <w:rPr>
+          <w:b/>
+          <w:bCs/>
+        </w:rPr>
+        <w:t xml:space="preserve">① </w:t>
+      </w:r>
+      <w:r>
+        <w:rPr>
+          <w:rFonts w:hint="eastAsia"/>
+          <w:b/>
+          <w:bCs/>
+        </w:rPr>
+        <w:t xml:space="preserve">查数据</w:t>
+      </w:r>
+      <w:r>
+        <w:rPr>
+          <w:rFonts w:hint="eastAsia"/>
+        </w:rPr>
+        <w:t xml:space="preserve">：有没有编出来的数字、日期、引用？有，删掉或标出来。</w:t>
+      </w:r>
+      <w:r>
+        <w:t xml:space="preserve"> </w:t>
+      </w:r>
+      <w:r>
+        <w:t xml:space="preserve">-</w:t>
+      </w:r>
+      <w:r>
+        <w:t xml:space="preserve"> </w:t>
+      </w:r>
+      <w:r>
+        <w:rPr>
+          <w:b/>
+          <w:bCs/>
+        </w:rPr>
+        <w:t xml:space="preserve">② </w:t>
+      </w:r>
+      <w:r>
+        <w:rPr>
+          <w:rFonts w:hint="eastAsia"/>
+          <w:b/>
+          <w:bCs/>
+        </w:rPr>
+        <w:t xml:space="preserve">查关键</w:t>
+      </w:r>
+      <w:r>
+        <w:rPr>
+          <w:rFonts w:hint="eastAsia"/>
+        </w:rPr>
+        <w:t xml:space="preserve">：结论、金额、名字对不对得上你手上的事？关键信息自己核一遍。</w:t>
+      </w:r>
+      <w:r>
+        <w:t xml:space="preserve"> </w:t>
+      </w:r>
+      <w:r>
+        <w:t xml:space="preserve">-</w:t>
+      </w:r>
+      <w:r>
+        <w:t xml:space="preserve"> </w:t>
+      </w:r>
+      <w:r>
+        <w:rPr>
+          <w:b/>
+          <w:bCs/>
+        </w:rPr>
+        <w:t xml:space="preserve">③ </w:t>
+      </w:r>
+      <w:r>
+        <w:rPr>
+          <w:rFonts w:hint="eastAsia"/>
+          <w:b/>
+          <w:bCs/>
+        </w:rPr>
+        <w:t xml:space="preserve">交叉</w:t>
+      </w:r>
+      <w:r>
+        <w:rPr>
+          <w:rFonts w:hint="eastAsia"/>
+        </w:rPr>
+        <w:t xml:space="preserve">：用搜索、文件、同事交叉验证细节，一个来源不算数。</w:t>
+      </w:r>
+      <w:r>
+        <w:t xml:space="preserve"> </w:t>
+      </w:r>
+      <w:r>
+        <w:t xml:space="preserve">-</w:t>
+      </w:r>
+      <w:r>
+        <w:t xml:space="preserve"> </w:t>
+      </w:r>
+      <w:r>
+        <w:rPr>
+          <w:b/>
+          <w:bCs/>
+        </w:rPr>
+        <w:t xml:space="preserve">④ </w:t>
+      </w:r>
+      <w:r>
+        <w:rPr>
+          <w:rFonts w:hint="eastAsia"/>
+          <w:b/>
+          <w:bCs/>
+        </w:rPr>
+        <w:t xml:space="preserve">标注</w:t>
+      </w:r>
+      <w:r>
+        <w:rPr>
+          <w:rFonts w:hint="eastAsia"/>
+        </w:rPr>
+        <w:t xml:space="preserve">：写进文档前标清楚「AI</w:t>
+      </w:r>
+      <w:r>
+        <w:t xml:space="preserve"> </w:t>
+      </w:r>
+      <w:r>
+        <w:rPr>
+          <w:rFonts w:hint="eastAsia"/>
+        </w:rPr>
+        <w:t xml:space="preserve">初稿·待核实」——谁的稿子谁负责。</w:t>
+      </w:r>
+      <w:r>
+        <w:t xml:space="preserve"> </w:t>
+      </w:r>
+      <w:r>
+        <w:rPr>
+          <w:rFonts w:hint="eastAsia"/>
+        </w:rPr>
+        <w:t xml:space="preserve">（讲师收口：查过的再发，没查过的不出口。四步走完，AI</w:t>
+      </w:r>
+      <w:r>
+        <w:t xml:space="preserve"> </w:t>
+      </w:r>
+      <w:r>
+        <w:rPr>
+          <w:rFonts w:hint="eastAsia"/>
+        </w:rPr>
+        <w:t xml:space="preserve">的初稿才配进你的文档。）</w:t>
+      </w:r>
+      <w:r>
+        <w:t xml:space="preserve"> </w:t>
+      </w:r>
+      <w:r>
+        <w:rPr>
+          <w:rFonts w:hint="eastAsia"/>
+        </w:rPr>
+        <w:t xml:space="preserve">【数据红线与负责任使用——P45，四卡片】</w:t>
       </w:r>
       <w:r>
         <w:t xml:space="preserve"> </w:t>
@@ -17202,7 +19496,7 @@
         <w:rPr>
           <w:rFonts w:hint="eastAsia"/>
         </w:rPr>
-        <w:t xml:space="preserve">AI——P44，三档分级】上一页讲原则，这一页讲具体——把数据分三档，喂之前对一下。</w:t>
+        <w:t xml:space="preserve">AI——P46，三档分级】上一页讲原则，这一页讲具体——把数据分三档，喂之前对一下。</w:t>
       </w:r>
       <w:r>
         <w:t xml:space="preserve"> </w:t>
@@ -17392,7 +19686,7 @@
         <w:rPr>
           <w:rFonts w:hint="eastAsia"/>
         </w:rPr>
-        <w:t xml:space="preserve">惹了祸：应对三步——P45】谁都会出错，出错不可怕，可怕的是出错之后怎么做。三步：</w:t>
+        <w:t xml:space="preserve">惹了祸：应对三步——P47】谁都会出错，出错不可怕，可怕的是出错之后怎么做。三步：</w:t>
       </w:r>
       <w:r>
         <w:rPr>
@@ -17568,7 +19862,7 @@
         <w:rPr>
           <w:rFonts w:hint="eastAsia"/>
         </w:rPr>
-        <w:t xml:space="preserve">【翻车演练——P46，本次新增页，5</w:t>
+        <w:t xml:space="preserve">【翻车演练——P48，本次新增页，5</w:t>
       </w:r>
       <w:r>
         <w:t xml:space="preserve"> </w:t>
@@ -17919,7 +20213,7 @@
         <w:rPr>
           <w:rFonts w:hint="eastAsia"/>
         </w:rPr>
-        <w:t xml:space="preserve">天：从”听过”到”会用”——P47，本次新增页，回去做什么】学完不用的课等于白来。给你一张</w:t>
+        <w:t xml:space="preserve">天：从”听过”到”会用”——P49，本次新增页，回去做什么】学完不用的课等于白来。给你一张</w:t>
       </w:r>
       <w:r>
         <w:t xml:space="preserve"> 90 </w:t>
@@ -18559,7 +20853,7 @@
         <w:rPr>
           <w:rFonts w:hint="eastAsia"/>
         </w:rPr>
-        <w:t xml:space="preserve">【素养自查清单——P48，结业标准】逐条过（见下方清单），全员打勾——</w:t>
+        <w:t xml:space="preserve">【素养自查清单——P50，结业标准】逐条过（见下方清单），全员打勾——</w:t>
       </w:r>
       <w:r>
         <w:rPr>
@@ -18623,6 +20917,348 @@
       </w:r>
       <w:r>
         <w:t xml:space="preserve">。</w:t>
+      </w:r>
+    </w:p>
+    <w:p>
+      <w:pPr>
+        <w:pStyle w:val="BodyText"/>
+      </w:pPr>
+      <w:r>
+        <w:rPr>
+          <w:rFonts w:hint="eastAsia"/>
+        </w:rPr>
+        <w:t xml:space="preserve">【新增·5</w:t>
+      </w:r>
+      <w:r>
+        <w:t xml:space="preserve"> </w:t>
+      </w:r>
+      <w:r>
+        <w:rPr>
+          <w:rFonts w:hint="eastAsia"/>
+        </w:rPr>
+        <w:t xml:space="preserve">个办公模板，开干——P24，本次新增页，现场填空练习</w:t>
+      </w:r>
+      <w:r>
+        <w:t xml:space="preserve"> 5 </w:t>
+      </w:r>
+      <w:r>
+        <w:rPr>
+          <w:rFonts w:hint="eastAsia"/>
+        </w:rPr>
+        <w:t xml:space="preserve">分钟】五要素和</w:t>
+      </w:r>
+      <w:r>
+        <w:t xml:space="preserve"> 4 </w:t>
+      </w:r>
+      <w:r>
+        <w:rPr>
+          <w:rFonts w:hint="eastAsia"/>
+        </w:rPr>
+        <w:t xml:space="preserve">招都齐了，这一页给你</w:t>
+      </w:r>
+      <w:r>
+        <w:t xml:space="preserve"> 5 </w:t>
+      </w:r>
+      <w:r>
+        <w:rPr>
+          <w:rFonts w:hint="eastAsia"/>
+        </w:rPr>
+        <w:t xml:space="preserve">个最主流场景的现成模板——照着念就行：</w:t>
+      </w:r>
+      <w:r>
+        <w:t xml:space="preserve"> </w:t>
+      </w:r>
+      <w:r>
+        <w:t xml:space="preserve">-</w:t>
+      </w:r>
+      <w:r>
+        <w:t xml:space="preserve"> </w:t>
+      </w:r>
+      <w:r>
+        <w:rPr>
+          <w:rFonts w:hint="eastAsia"/>
+          <w:b/>
+          <w:bCs/>
+        </w:rPr>
+        <w:t xml:space="preserve">模板</w:t>
+      </w:r>
+      <w:r>
+        <w:rPr>
+          <w:b/>
+          <w:bCs/>
+        </w:rPr>
+        <w:t xml:space="preserve"> 1 · </w:t>
+      </w:r>
+      <w:r>
+        <w:rPr>
+          <w:rFonts w:hint="eastAsia"/>
+          <w:b/>
+          <w:bCs/>
+        </w:rPr>
+        <w:t xml:space="preserve">周报</w:t>
+      </w:r>
+      <w:r>
+        <w:rPr>
+          <w:b/>
+          <w:bCs/>
+        </w:rPr>
+        <w:t xml:space="preserve"> 3 </w:t>
+      </w:r>
+      <w:r>
+        <w:rPr>
+          <w:rFonts w:hint="eastAsia"/>
+          <w:b/>
+          <w:bCs/>
+        </w:rPr>
+        <w:t xml:space="preserve">分钟初稿</w:t>
+      </w:r>
+      <w:r>
+        <w:rPr>
+          <w:rFonts w:hint="eastAsia"/>
+        </w:rPr>
+        <w:t xml:space="preserve">：「你是部门周报助手，按这四点写：本周目标、进展和结果、数据和结论、下周计划。用我的要点：……」——AI</w:t>
+      </w:r>
+      <w:r>
+        <w:t xml:space="preserve"> 3 </w:t>
+      </w:r>
+      <w:r>
+        <w:rPr>
+          <w:rFonts w:hint="eastAsia"/>
+        </w:rPr>
+        <w:t xml:space="preserve">分钟出初稿，你终审</w:t>
+      </w:r>
+      <w:r>
+        <w:t xml:space="preserve"> 10 </w:t>
+      </w:r>
+      <w:r>
+        <w:rPr>
+          <w:rFonts w:hint="eastAsia"/>
+        </w:rPr>
+        <w:t xml:space="preserve">分钟。</w:t>
+      </w:r>
+      <w:r>
+        <w:t xml:space="preserve"> </w:t>
+      </w:r>
+      <w:r>
+        <w:t xml:space="preserve">-</w:t>
+      </w:r>
+      <w:r>
+        <w:t xml:space="preserve"> </w:t>
+      </w:r>
+      <w:r>
+        <w:rPr>
+          <w:rFonts w:hint="eastAsia"/>
+          <w:b/>
+          <w:bCs/>
+        </w:rPr>
+        <w:t xml:space="preserve">模板</w:t>
+      </w:r>
+      <w:r>
+        <w:rPr>
+          <w:b/>
+          <w:bCs/>
+        </w:rPr>
+        <w:t xml:space="preserve"> 2 · </w:t>
+      </w:r>
+      <w:r>
+        <w:rPr>
+          <w:rFonts w:hint="eastAsia"/>
+          <w:b/>
+          <w:bCs/>
+        </w:rPr>
+        <w:t xml:space="preserve">纪要+待办</w:t>
+      </w:r>
+      <w:r>
+        <w:rPr>
+          <w:rFonts w:hint="eastAsia"/>
+        </w:rPr>
+        <w:t xml:space="preserve">：「把这段会议记录整理成纪要：结论、决定、待办（谁、做什么、什么时候）。」——待办自动带负责人，不漏事。</w:t>
+      </w:r>
+      <w:r>
+        <w:t xml:space="preserve"> </w:t>
+      </w:r>
+      <w:r>
+        <w:t xml:space="preserve">-</w:t>
+      </w:r>
+      <w:r>
+        <w:t xml:space="preserve"> </w:t>
+      </w:r>
+      <w:r>
+        <w:rPr>
+          <w:rFonts w:hint="eastAsia"/>
+          <w:b/>
+          <w:bCs/>
+        </w:rPr>
+        <w:t xml:space="preserve">模板</w:t>
+      </w:r>
+      <w:r>
+        <w:rPr>
+          <w:b/>
+          <w:bCs/>
+        </w:rPr>
+        <w:t xml:space="preserve"> 3 · </w:t>
+      </w:r>
+      <w:r>
+        <w:rPr>
+          <w:rFonts w:hint="eastAsia"/>
+          <w:b/>
+          <w:bCs/>
+        </w:rPr>
+        <w:t xml:space="preserve">数据一页速读</w:t>
+      </w:r>
+      <w:r>
+        <w:rPr>
+          <w:rFonts w:hint="eastAsia"/>
+        </w:rPr>
+        <w:t xml:space="preserve">：「看这份表：总量、占比、最高最低、异常值，5</w:t>
+      </w:r>
+      <w:r>
+        <w:t xml:space="preserve"> </w:t>
+      </w:r>
+      <w:r>
+        <w:rPr>
+          <w:rFonts w:hint="eastAsia"/>
+        </w:rPr>
+        <w:t xml:space="preserve">句话说清，先给结论。」——5</w:t>
+      </w:r>
+      <w:r>
+        <w:t xml:space="preserve"> </w:t>
+      </w:r>
+      <w:r>
+        <w:rPr>
+          <w:rFonts w:hint="eastAsia"/>
+        </w:rPr>
+        <w:t xml:space="preserve">分钟看懂一张表。</w:t>
+      </w:r>
+      <w:r>
+        <w:t xml:space="preserve"> </w:t>
+      </w:r>
+      <w:r>
+        <w:t xml:space="preserve">-</w:t>
+      </w:r>
+      <w:r>
+        <w:t xml:space="preserve"> </w:t>
+      </w:r>
+      <w:r>
+        <w:rPr>
+          <w:rFonts w:hint="eastAsia"/>
+          <w:b/>
+          <w:bCs/>
+        </w:rPr>
+        <w:t xml:space="preserve">模板</w:t>
+      </w:r>
+      <w:r>
+        <w:rPr>
+          <w:b/>
+          <w:bCs/>
+        </w:rPr>
+        <w:t xml:space="preserve"> 4 · </w:t>
+      </w:r>
+      <w:r>
+        <w:rPr>
+          <w:rFonts w:hint="eastAsia"/>
+          <w:b/>
+          <w:bCs/>
+        </w:rPr>
+        <w:t xml:space="preserve">邮件第一稿</w:t>
+      </w:r>
+      <w:r>
+        <w:rPr>
+          <w:rFonts w:hint="eastAsia"/>
+        </w:rPr>
+        <w:t xml:space="preserve">：「给（对象）写封邮件，说清（事），语气专业客气，300</w:t>
+      </w:r>
+      <w:r>
+        <w:t xml:space="preserve"> </w:t>
+      </w:r>
+      <w:r>
+        <w:rPr>
+          <w:rFonts w:hint="eastAsia"/>
+        </w:rPr>
+        <w:t xml:space="preserve">字以内，先写初稿我改。」——发出去前永远过一遍再发。</w:t>
+      </w:r>
+      <w:r>
+        <w:t xml:space="preserve"> </w:t>
+      </w:r>
+      <w:r>
+        <w:t xml:space="preserve">-</w:t>
+      </w:r>
+      <w:r>
+        <w:t xml:space="preserve"> </w:t>
+      </w:r>
+      <w:r>
+        <w:rPr>
+          <w:rFonts w:hint="eastAsia"/>
+          <w:b/>
+          <w:bCs/>
+        </w:rPr>
+        <w:t xml:space="preserve">模板</w:t>
+      </w:r>
+      <w:r>
+        <w:rPr>
+          <w:b/>
+          <w:bCs/>
+        </w:rPr>
+        <w:t xml:space="preserve"> 5 · </w:t>
+      </w:r>
+      <w:r>
+        <w:rPr>
+          <w:rFonts w:hint="eastAsia"/>
+          <w:b/>
+          <w:bCs/>
+        </w:rPr>
+        <w:t xml:space="preserve">立项一页纸</w:t>
+      </w:r>
+      <w:r>
+        <w:rPr>
+          <w:rFonts w:hint="eastAsia"/>
+        </w:rPr>
+        <w:t xml:space="preserve">：「把这事写成立项一页纸：问题、方案、要什么支持、预期收益，给部门总监看。」——给老板看的，就这一页。</w:t>
+      </w:r>
+      <w:r>
+        <w:t xml:space="preserve"> </w:t>
+      </w:r>
+      <w:r>
+        <w:rPr>
+          <w:rFonts w:hint="eastAsia"/>
+        </w:rPr>
+        <w:t xml:space="preserve">现场练习（5</w:t>
+      </w:r>
+      <w:r>
+        <w:t xml:space="preserve"> </w:t>
+      </w:r>
+      <w:r>
+        <w:rPr>
+          <w:rFonts w:hint="eastAsia"/>
+        </w:rPr>
+        <w:t xml:space="preserve">分钟）：每个人挑一个跟自己岗位最像的模板，把「……」换成自己的真实内容发一遍</w:t>
+      </w:r>
+      <w:r>
+        <w:t xml:space="preserve"> </w:t>
+      </w:r>
+      <w:r>
+        <w:rPr>
+          <w:rFonts w:hint="eastAsia"/>
+        </w:rPr>
+        <w:t xml:space="preserve">AI——今天学的，今天就用。收口：五要素+4</w:t>
+      </w:r>
+      <w:r>
+        <w:t xml:space="preserve"> </w:t>
+      </w:r>
+      <w:r>
+        <w:rPr>
+          <w:rFonts w:hint="eastAsia"/>
+        </w:rPr>
+        <w:t xml:space="preserve">招+5</w:t>
+      </w:r>
+      <w:r>
+        <w:t xml:space="preserve"> </w:t>
+      </w:r>
+      <w:r>
+        <w:rPr>
+          <w:rFonts w:hint="eastAsia"/>
+        </w:rPr>
+        <w:t xml:space="preserve">模板+验证四步，这套课你全带得走。</w:t>
       </w:r>
     </w:p>
     <w:p>
@@ -18841,7 +21477,7 @@
         <w:t xml:space="preserve">逐条过</w:t>
       </w:r>
       <w:r>
-        <w:t xml:space="preserve"> P48 </w:t>
+        <w:t xml:space="preserve"> P50 </w:t>
       </w:r>
       <w:r>
         <w:rPr>
@@ -18884,7 +21520,7 @@
         </w:numPr>
       </w:pPr>
       <w:r>
-        <w:t xml:space="preserve">P40 </w:t>
+        <w:t xml:space="preserve">P41 </w:t>
       </w:r>
       <w:r>
         <w:rPr>
@@ -18902,7 +21538,7 @@
         </w:numPr>
       </w:pPr>
       <w:r>
-        <w:t xml:space="preserve">P43 </w:t>
+        <w:t xml:space="preserve">P45 </w:t>
       </w:r>
       <w:r>
         <w:rPr>
@@ -18926,7 +21562,7 @@
         <w:rPr>
           <w:rFonts w:hint="eastAsia"/>
         </w:rPr>
-        <w:t xml:space="preserve">数据三档分级：绿区直接用/黄区脱敏后/红区不喂｜金句：拿不准就先别喂，去问一句</w:t>
+        <w:t xml:space="preserve">验证四步：查数据/查关键/交叉/标注｜口诀：查过的再发，没查过的不出口</w:t>
       </w:r>
     </w:p>
     <w:p>
@@ -18938,13 +21574,13 @@
         </w:numPr>
       </w:pPr>
       <w:r>
-        <w:t xml:space="preserve">P45 </w:t>
-      </w:r>
-      <w:r>
-        <w:rPr>
-          <w:rFonts w:hint="eastAsia"/>
-        </w:rPr>
-        <w:t xml:space="preserve">应对三步：停（止损）/报（别瞒）/查（留记录）｜口诀：停、报、查——瞒是大事</w:t>
+        <w:t xml:space="preserve">P46 </w:t>
+      </w:r>
+      <w:r>
+        <w:rPr>
+          <w:rFonts w:hint="eastAsia"/>
+        </w:rPr>
+        <w:t xml:space="preserve">数据三档分级：绿区直接用/黄区脱敏后/红区不喂｜金句：拿不准就先别喂，去问一句</w:t>
       </w:r>
     </w:p>
     <w:p>
@@ -18962,61 +21598,7 @@
         <w:rPr>
           <w:rFonts w:hint="eastAsia"/>
         </w:rPr>
-        <w:t xml:space="preserve">落地</w:t>
-      </w:r>
-      <w:r>
-        <w:t xml:space="preserve"> 90 </w:t>
-      </w:r>
-      <w:r>
-        <w:rPr>
-          <w:rFonts w:hint="eastAsia"/>
-        </w:rPr>
-        <w:t xml:space="preserve">天：1</w:t>
-      </w:r>
-      <w:r>
-        <w:t xml:space="preserve"> </w:t>
-      </w:r>
-      <w:r>
-        <w:rPr>
-          <w:rFonts w:hint="eastAsia"/>
-        </w:rPr>
-        <w:t xml:space="preserve">月建习惯/2</w:t>
-      </w:r>
-      <w:r>
-        <w:t xml:space="preserve"> </w:t>
-      </w:r>
-      <w:r>
-        <w:rPr>
-          <w:rFonts w:hint="eastAsia"/>
-        </w:rPr>
-        <w:t xml:space="preserve">月出活/3</w:t>
-      </w:r>
-      <w:r>
-        <w:t xml:space="preserve"> </w:t>
-      </w:r>
-      <w:r>
-        <w:rPr>
-          <w:rFonts w:hint="eastAsia"/>
-        </w:rPr>
-        <w:t xml:space="preserve">月成系统｜AI</w:t>
-      </w:r>
-      <w:r>
-        <w:t xml:space="preserve"> </w:t>
-      </w:r>
-      <w:r>
-        <w:rPr>
-          <w:rFonts w:hint="eastAsia"/>
-        </w:rPr>
-        <w:t xml:space="preserve">Champion：带</w:t>
-      </w:r>
-      <w:r>
-        <w:t xml:space="preserve"> 3-5 </w:t>
-      </w:r>
-      <w:r>
-        <w:rPr>
-          <w:rFonts w:hint="eastAsia"/>
-        </w:rPr>
-        <w:t xml:space="preserve">个同事一起用</w:t>
+        <w:t xml:space="preserve">应对三步：停（止损）/报（别瞒）/查（留记录）｜口诀：停、报、查——瞒是大事</w:t>
       </w:r>
     </w:p>
     <w:p>
@@ -19028,7 +21610,79 @@
         </w:numPr>
       </w:pPr>
       <w:r>
-        <w:t xml:space="preserve">P48 </w:t>
+        <w:t xml:space="preserve">P49 </w:t>
+      </w:r>
+      <w:r>
+        <w:rPr>
+          <w:rFonts w:hint="eastAsia"/>
+        </w:rPr>
+        <w:t xml:space="preserve">落地</w:t>
+      </w:r>
+      <w:r>
+        <w:t xml:space="preserve"> 90 </w:t>
+      </w:r>
+      <w:r>
+        <w:rPr>
+          <w:rFonts w:hint="eastAsia"/>
+        </w:rPr>
+        <w:t xml:space="preserve">天：1</w:t>
+      </w:r>
+      <w:r>
+        <w:t xml:space="preserve"> </w:t>
+      </w:r>
+      <w:r>
+        <w:rPr>
+          <w:rFonts w:hint="eastAsia"/>
+        </w:rPr>
+        <w:t xml:space="preserve">月建习惯/2</w:t>
+      </w:r>
+      <w:r>
+        <w:t xml:space="preserve"> </w:t>
+      </w:r>
+      <w:r>
+        <w:rPr>
+          <w:rFonts w:hint="eastAsia"/>
+        </w:rPr>
+        <w:t xml:space="preserve">月出活/3</w:t>
+      </w:r>
+      <w:r>
+        <w:t xml:space="preserve"> </w:t>
+      </w:r>
+      <w:r>
+        <w:rPr>
+          <w:rFonts w:hint="eastAsia"/>
+        </w:rPr>
+        <w:t xml:space="preserve">月成系统｜AI</w:t>
+      </w:r>
+      <w:r>
+        <w:t xml:space="preserve"> </w:t>
+      </w:r>
+      <w:r>
+        <w:rPr>
+          <w:rFonts w:hint="eastAsia"/>
+        </w:rPr>
+        <w:t xml:space="preserve">Champion：带</w:t>
+      </w:r>
+      <w:r>
+        <w:t xml:space="preserve"> 3-5 </w:t>
+      </w:r>
+      <w:r>
+        <w:rPr>
+          <w:rFonts w:hint="eastAsia"/>
+        </w:rPr>
+        <w:t xml:space="preserve">个同事一起用</w:t>
+      </w:r>
+    </w:p>
+    <w:p>
+      <w:pPr>
+        <w:pStyle w:val="Compact"/>
+        <w:numPr>
+          <w:ilvl w:val="0"/>
+          <w:numId w:val="1029"/>
+        </w:numPr>
+      </w:pPr>
+      <w:r>
+        <w:t xml:space="preserve">P50 </w:t>
       </w:r>
       <w:r>
         <w:rPr>
@@ -19535,7 +22189,7 @@
         <w:t xml:space="preserve">一句”比自己干快多少”——这就是</w:t>
       </w:r>
       <w:r>
-        <w:t xml:space="preserve"> P48 </w:t>
+        <w:t xml:space="preserve"> P50 </w:t>
       </w:r>
       <w:r>
         <w:rPr>
@@ -19678,7 +22332,7 @@
         <w:t xml:space="preserve">。对应</w:t>
       </w:r>
       <w:r>
-        <w:t xml:space="preserve"> P48。</w:t>
+        <w:t xml:space="preserve"> P50。</w:t>
       </w:r>
       <w:r>
         <w:t xml:space="preserve"> </w:t>
@@ -19962,7 +22616,7 @@
         <w:t xml:space="preserve">结业寄语（对应</w:t>
       </w:r>
       <w:r>
-        <w:t xml:space="preserve"> P49 </w:t>
+        <w:t xml:space="preserve"> P51 </w:t>
       </w:r>
       <w:r>
         <w:rPr>
@@ -20009,7 +22663,7 @@
       </w:r>
     </w:p>
     <w:bookmarkEnd w:id="53"/>
-    <w:bookmarkStart w:id="54" w:name="附-1三档课表执行对照49-页版"/>
+    <w:bookmarkStart w:id="54" w:name="附-1三档课表执行对照51-页版"/>
     <w:p>
       <w:pPr>
         <w:pStyle w:val="Heading1"/>
@@ -20027,7 +22681,7 @@
         <w:rPr>
           <w:rFonts w:hint="eastAsia"/>
         </w:rPr>
-        <w:t xml:space="preserve">1：三档课表执行对照（49</w:t>
+        <w:t xml:space="preserve">1：三档课表执行对照（51</w:t>
       </w:r>
       <w:r>
         <w:t xml:space="preserve"> </w:t>
@@ -20497,7 +23151,7 @@
               <w:rPr>
                 <w:rFonts w:hint="eastAsia"/>
               </w:rPr>
-              <w:t xml:space="preserve">工具生态与实操（P24-34）</w:t>
+              <w:t xml:space="preserve">工具生态与实操（P25-34）</w:t>
             </w:r>
           </w:p>
         </w:tc>
@@ -20618,7 +23272,7 @@
               <w:rPr>
                 <w:rFonts w:hint="eastAsia"/>
               </w:rPr>
-              <w:t xml:space="preserve">AI（P35-38）</w:t>
+              <w:t xml:space="preserve">AI（P36-38）</w:t>
             </w:r>
           </w:p>
         </w:tc>
@@ -20706,7 +23360,7 @@
               <w:rPr>
                 <w:rFonts w:hint="eastAsia"/>
               </w:rPr>
-              <w:t xml:space="preserve">安全用用起来（P39-48）</w:t>
+              <w:t xml:space="preserve">安全用用起来（P40-48）</w:t>
             </w:r>
           </w:p>
         </w:tc>
@@ -20840,7 +23494,7 @@
               <w:rPr>
                 <w:rFonts w:hint="eastAsia"/>
               </w:rPr>
-              <w:t xml:space="preserve">收尾自查（P49）</w:t>
+              <w:t xml:space="preserve">收尾自查（P51）</w:t>
             </w:r>
           </w:p>
         </w:tc>
@@ -21268,7 +23922,7 @@
               <w:t xml:space="preserve">完整演练一遍</w:t>
             </w:r>
             <w:r>
-              <w:t xml:space="preserve"> P32 </w:t>
+              <w:t xml:space="preserve"> P33 </w:t>
             </w:r>
             <w:r>
               <w:rPr>
@@ -21664,7 +24318,7 @@
               <w:t xml:space="preserve">周核对</w:t>
             </w:r>
             <w:r>
-              <w:t xml:space="preserve"> P26/P27 </w:t>
+              <w:t xml:space="preserve"> P27/P28 </w:t>
             </w:r>
             <w:r>
               <w:rPr>
@@ -22260,7 +24914,7 @@
         <w:t xml:space="preserve">企业版》PPT</w:t>
       </w:r>
       <w:r>
-        <w:t xml:space="preserve"> 49 </w:t>
+        <w:t xml:space="preserve"> 51 </w:t>
       </w:r>
       <w:r>
         <w:rPr>

--- a/企业AI培训_交付包/初级课程_完整交付包/04_授课讲义/企业版_授课讲义.docx
+++ b/企业AI培训_交付包/初级课程_完整交付包/04_授课讲义/企业版_授课讲义.docx
@@ -103,7 +103,7 @@
         <w:rPr>
           <w:rFonts w:hint="eastAsia"/>
         </w:rPr>
-        <w:t xml:space="preserve">企业版》51</w:t>
+        <w:t xml:space="preserve">企业版》52</w:t>
       </w:r>
       <w:r>
         <w:t xml:space="preserve"> </w:t>
@@ -194,7 +194,7 @@
           <w:b/>
           <w:bCs/>
         </w:rPr>
-        <w:t xml:space="preserve">51 </w:t>
+        <w:t xml:space="preserve">52 </w:t>
       </w:r>
       <w:r>
         <w:rPr>
@@ -241,7 +241,7 @@
         <w:rPr>
           <w:rFonts w:hint="eastAsia"/>
         </w:rPr>
-        <w:t xml:space="preserve">词（44→45）；v3.2（2026-09-04）P30</w:t>
+        <w:t xml:space="preserve">词（44→45）；v3.2（2026-09-04）P31</w:t>
       </w:r>
       <w:r>
         <w:t xml:space="preserve"> </w:t>
@@ -253,7 +253,7 @@
         <w:t xml:space="preserve">省钱账</w:t>
       </w:r>
       <w:r>
-        <w:t xml:space="preserve"> + P42 </w:t>
+        <w:t xml:space="preserve"> + P43 </w:t>
       </w:r>
       <w:r>
         <w:rPr>
@@ -262,7 +262,7 @@
         <w:t xml:space="preserve">翻车案例</w:t>
       </w:r>
       <w:r>
-        <w:t xml:space="preserve"> + P47 </w:t>
+        <w:t xml:space="preserve"> + P48 </w:t>
       </w:r>
       <w:r>
         <w:rPr>
@@ -276,7 +276,7 @@
           <w:b/>
           <w:bCs/>
         </w:rPr>
-        <w:t xml:space="preserve">v3.3（2026-09-04）小白必修补强：P43「AI</w:t>
+        <w:t xml:space="preserve">v3.3（2026-09-04）小白必修补强：P44「AI</w:t>
       </w:r>
       <w:r>
         <w:rPr>
@@ -748,7 +748,7 @@
         <w:rPr>
           <w:rFonts w:hint="eastAsia"/>
         </w:rPr>
-        <w:t xml:space="preserve">天落地计划（P49）就是保障。</w:t>
+        <w:t xml:space="preserve">天落地计划（P50）就是保障。</w:t>
       </w:r>
     </w:p>
     <w:p>
@@ -785,7 +785,7 @@
         <w:rPr>
           <w:rFonts w:hint="eastAsia"/>
         </w:rPr>
-        <w:t xml:space="preserve">预传脱敏材料，完整演练一遍演示（P33）；②</w:t>
+        <w:t xml:space="preserve">预传脱敏材料，完整演练一遍演示（P34）；②</w:t>
       </w:r>
       <w:r>
         <w:t xml:space="preserve"> </w:t>
@@ -1431,25 +1431,16 @@
         <w:rPr>
           <w:rFonts w:hint="eastAsia"/>
         </w:rPr>
-        <w:t xml:space="preserve">页面）纯技术小白先别慌，今天课里要出现的名词一共就</w:t>
-      </w:r>
-      <w:r>
-        <w:t xml:space="preserve"> 12 </w:t>
-      </w:r>
-      <w:r>
-        <w:rPr>
-          <w:rFonts w:hint="eastAsia"/>
-        </w:rPr>
-        <w:t xml:space="preserve">个，全在这张表上。我只挑三个念一下，剩下</w:t>
-      </w:r>
-      <w:r>
-        <w:t xml:space="preserve"> 9 </w:t>
-      </w:r>
-      <w:r>
-        <w:rPr>
-          <w:rFonts w:hint="eastAsia"/>
-        </w:rPr>
-        <w:t xml:space="preserve">个你带着问题往下听，听到自然懂：第一，</w:t>
+        <w:t xml:space="preserve">页面）纯技术小白先别慌，今天课里要出现的名词一共</w:t>
+      </w:r>
+      <w:r>
+        <w:t xml:space="preserve"> 20 </w:t>
+      </w:r>
+      <w:r>
+        <w:rPr>
+          <w:rFonts w:hint="eastAsia"/>
+        </w:rPr>
+        <w:t xml:space="preserve">个，全在这张表上（P2）。我只挑三个念一下，剩下的你带着问题往下听，听到自然懂：第一，</w:t>
       </w:r>
       <w:r>
         <w:rPr>
@@ -1547,13 +1538,13 @@
         <w:t xml:space="preserve">个学员随便指一个词，讲师用一句话说清；讲不到的词，后面章节讲到时回来指一下”对，就是它”。这一页不考核，但它是后面</w:t>
       </w:r>
       <w:r>
-        <w:t xml:space="preserve"> 43 </w:t>
-      </w:r>
-      <w:r>
-        <w:rPr>
-          <w:rFonts w:hint="eastAsia"/>
-        </w:rPr>
-        <w:t xml:space="preserve">页的”词表”，学员拍照存着。</w:t>
+        <w:t xml:space="preserve"> 50 </w:t>
+      </w:r>
+      <w:r>
+        <w:rPr>
+          <w:rFonts w:hint="eastAsia"/>
+        </w:rPr>
+        <w:t xml:space="preserve">多页的”词表”，学员拍照存着。</w:t>
       </w:r>
     </w:p>
     <w:p>
@@ -1658,7 +1649,7 @@
         <w:rPr>
           <w:rFonts w:hint="eastAsia"/>
         </w:rPr>
-        <w:t xml:space="preserve">个办公模板，开干——P24，本次新增页，现场填空练习</w:t>
+        <w:t xml:space="preserve">个办公模板，开干——P25，本次新增页，现场填空练习</w:t>
       </w:r>
       <w:r>
         <w:t xml:space="preserve"> 5 </w:t>
@@ -2785,6 +2776,24 @@
         <w:rPr>
           <w:rFonts w:hint="eastAsia"/>
         </w:rPr>
+        <w:t xml:space="preserve">理解大模型</w:t>
+      </w:r>
+      <w:r>
+        <w:t xml:space="preserve"> 5 </w:t>
+      </w:r>
+      <w:r>
+        <w:rPr>
+          <w:rFonts w:hint="eastAsia"/>
+        </w:rPr>
+        <w:t xml:space="preserve">步从浅到深（新增）、P12</w:t>
+      </w:r>
+      <w:r>
+        <w:t xml:space="preserve"> </w:t>
+      </w:r>
+      <w:r>
+        <w:rPr>
+          <w:rFonts w:hint="eastAsia"/>
+        </w:rPr>
         <w:t xml:space="preserve">它擅长什么、不擅长什么</w:t>
       </w:r>
     </w:p>
@@ -3516,24 +3525,374 @@
         <w:rPr>
           <w:rFonts w:hint="eastAsia"/>
         </w:rPr>
-        <w:t xml:space="preserve">【比喻·口诀】一句口诀记这张树：</w:t>
-      </w:r>
-      <w:r>
-        <w:rPr>
-          <w:rFonts w:hint="eastAsia"/>
-          <w:b/>
-          <w:bCs/>
-        </w:rPr>
-        <w:t xml:space="preserve">“越往下越具体，越往上越会自己学、自己造。”</w:t>
-      </w:r>
-      <w:r>
-        <w:t xml:space="preserve"> </w:t>
-      </w:r>
-      <w:r>
-        <w:rPr>
-          <w:rFonts w:hint="eastAsia"/>
-        </w:rPr>
-        <w:t xml:space="preserve">底下那层是”你教它死规矩”，顶上那层是”你给素材，它自己产出”。今天的主角是顶上两层——它们才是你打开聊天框就能用的。</w:t>
+        <w:t xml:space="preserve">【新增·理解大模型：5</w:t>
+      </w:r>
+      <w:r>
+        <w:t xml:space="preserve"> </w:t>
+      </w:r>
+      <w:r>
+        <w:rPr>
+          <w:rFonts w:hint="eastAsia"/>
+        </w:rPr>
+        <w:t xml:space="preserve">步从浅到深——P11，本次新增页，纯小白视角，必讲】家族树讲”有哪些层”，这一页换角度——</w:t>
+      </w:r>
+      <w:r>
+        <w:rPr>
+          <w:rFonts w:hint="eastAsia"/>
+          <w:b/>
+          <w:bCs/>
+        </w:rPr>
+        <w:t xml:space="preserve">站在纯小白视角，一步步把大模型想明白</w:t>
+      </w:r>
+      <w:r>
+        <w:rPr>
+          <w:rFonts w:hint="eastAsia"/>
+        </w:rPr>
+        <w:t xml:space="preserve">，5</w:t>
+      </w:r>
+      <w:r>
+        <w:t xml:space="preserve"> </w:t>
+      </w:r>
+      <w:r>
+        <w:rPr>
+          <w:rFonts w:hint="eastAsia"/>
+        </w:rPr>
+        <w:t xml:space="preserve">步，每步一句话：</w:t>
+      </w:r>
+      <w:r>
+        <w:t xml:space="preserve"> </w:t>
+      </w:r>
+      <w:r>
+        <w:t xml:space="preserve">-</w:t>
+      </w:r>
+      <w:r>
+        <w:t xml:space="preserve"> </w:t>
+      </w:r>
+      <w:r>
+        <w:rPr>
+          <w:rFonts w:hint="eastAsia"/>
+          <w:b/>
+          <w:bCs/>
+        </w:rPr>
+        <w:t xml:space="preserve">第</w:t>
+      </w:r>
+      <w:r>
+        <w:rPr>
+          <w:b/>
+          <w:bCs/>
+        </w:rPr>
+        <w:t xml:space="preserve"> 1 </w:t>
+      </w:r>
+      <w:r>
+        <w:rPr>
+          <w:rFonts w:hint="eastAsia"/>
+          <w:b/>
+          <w:bCs/>
+        </w:rPr>
+        <w:t xml:space="preserve">步</w:t>
+      </w:r>
+      <w:r>
+        <w:rPr>
+          <w:b/>
+          <w:bCs/>
+        </w:rPr>
+        <w:t xml:space="preserve"> · </w:t>
+      </w:r>
+      <w:r>
+        <w:rPr>
+          <w:rFonts w:hint="eastAsia"/>
+          <w:b/>
+          <w:bCs/>
+        </w:rPr>
+        <w:t xml:space="preserve">会接话</w:t>
+      </w:r>
+      <w:r>
+        <w:rPr>
+          <w:rFonts w:hint="eastAsia"/>
+        </w:rPr>
+        <w:t xml:space="preserve">：它本质是个「超级接话员」——你发上半句，它猜下半句。别神化它，它就是个特别会接话的”猜词机器”。</w:t>
+      </w:r>
+      <w:r>
+        <w:t xml:space="preserve"> </w:t>
+      </w:r>
+      <w:r>
+        <w:t xml:space="preserve">-</w:t>
+      </w:r>
+      <w:r>
+        <w:t xml:space="preserve"> </w:t>
+      </w:r>
+      <w:r>
+        <w:rPr>
+          <w:rFonts w:hint="eastAsia"/>
+          <w:b/>
+          <w:bCs/>
+        </w:rPr>
+        <w:t xml:space="preserve">第</w:t>
+      </w:r>
+      <w:r>
+        <w:rPr>
+          <w:b/>
+          <w:bCs/>
+        </w:rPr>
+        <w:t xml:space="preserve"> 2 </w:t>
+      </w:r>
+      <w:r>
+        <w:rPr>
+          <w:rFonts w:hint="eastAsia"/>
+          <w:b/>
+          <w:bCs/>
+        </w:rPr>
+        <w:t xml:space="preserve">步</w:t>
+      </w:r>
+      <w:r>
+        <w:rPr>
+          <w:b/>
+          <w:bCs/>
+        </w:rPr>
+        <w:t xml:space="preserve"> · </w:t>
+      </w:r>
+      <w:r>
+        <w:rPr>
+          <w:rFonts w:hint="eastAsia"/>
+          <w:b/>
+          <w:bCs/>
+        </w:rPr>
+        <w:t xml:space="preserve">怎么学会的</w:t>
+      </w:r>
+      <w:r>
+        <w:rPr>
+          <w:rFonts w:hint="eastAsia"/>
+        </w:rPr>
+        <w:t xml:space="preserve">：它「读」了几万亿字，从里学到了语言和世界的规律——不是背答案，是学规律。</w:t>
+      </w:r>
+      <w:r>
+        <w:t xml:space="preserve"> </w:t>
+      </w:r>
+      <w:r>
+        <w:t xml:space="preserve">-</w:t>
+      </w:r>
+      <w:r>
+        <w:t xml:space="preserve"> </w:t>
+      </w:r>
+      <w:r>
+        <w:rPr>
+          <w:rFonts w:hint="eastAsia"/>
+          <w:b/>
+          <w:bCs/>
+        </w:rPr>
+        <w:t xml:space="preserve">第</w:t>
+      </w:r>
+      <w:r>
+        <w:rPr>
+          <w:b/>
+          <w:bCs/>
+        </w:rPr>
+        <w:t xml:space="preserve"> 3 </w:t>
+      </w:r>
+      <w:r>
+        <w:rPr>
+          <w:rFonts w:hint="eastAsia"/>
+          <w:b/>
+          <w:bCs/>
+        </w:rPr>
+        <w:t xml:space="preserve">步</w:t>
+      </w:r>
+      <w:r>
+        <w:rPr>
+          <w:b/>
+          <w:bCs/>
+        </w:rPr>
+        <w:t xml:space="preserve"> · </w:t>
+      </w:r>
+      <w:r>
+        <w:rPr>
+          <w:rFonts w:hint="eastAsia"/>
+          <w:b/>
+          <w:bCs/>
+        </w:rPr>
+        <w:t xml:space="preserve">为什么胡说</w:t>
+      </w:r>
+      <w:r>
+        <w:rPr>
+          <w:rFonts w:hint="eastAsia"/>
+        </w:rPr>
+        <w:t xml:space="preserve">：它只会猜「下一个词」，猜错了也自信——这就是</w:t>
+      </w:r>
+      <w:r>
+        <w:rPr>
+          <w:rFonts w:hint="eastAsia"/>
+          <w:b/>
+          <w:bCs/>
+        </w:rPr>
+        <w:t xml:space="preserve">幻觉</w:t>
+      </w:r>
+      <w:r>
+        <w:rPr>
+          <w:rFonts w:hint="eastAsia"/>
+        </w:rPr>
+        <w:t xml:space="preserve">的根源。懂了这步，你就懂了为什么它必须核实。</w:t>
+      </w:r>
+      <w:r>
+        <w:t xml:space="preserve"> </w:t>
+      </w:r>
+      <w:r>
+        <w:t xml:space="preserve">-</w:t>
+      </w:r>
+      <w:r>
+        <w:t xml:space="preserve"> </w:t>
+      </w:r>
+      <w:r>
+        <w:rPr>
+          <w:rFonts w:hint="eastAsia"/>
+          <w:b/>
+          <w:bCs/>
+        </w:rPr>
+        <w:t xml:space="preserve">第</w:t>
+      </w:r>
+      <w:r>
+        <w:rPr>
+          <w:b/>
+          <w:bCs/>
+        </w:rPr>
+        <w:t xml:space="preserve"> 4 </w:t>
+      </w:r>
+      <w:r>
+        <w:rPr>
+          <w:rFonts w:hint="eastAsia"/>
+          <w:b/>
+          <w:bCs/>
+        </w:rPr>
+        <w:t xml:space="preserve">步</w:t>
+      </w:r>
+      <w:r>
+        <w:rPr>
+          <w:b/>
+          <w:bCs/>
+        </w:rPr>
+        <w:t xml:space="preserve"> · </w:t>
+      </w:r>
+      <w:r>
+        <w:rPr>
+          <w:rFonts w:hint="eastAsia"/>
+          <w:b/>
+          <w:bCs/>
+        </w:rPr>
+        <w:t xml:space="preserve">怎么变聪明</w:t>
+      </w:r>
+      <w:r>
+        <w:rPr>
+          <w:rFonts w:hint="eastAsia"/>
+        </w:rPr>
+        <w:t xml:space="preserve">：喂它资料（RAG）、派它任务（Agent），它就越来越能干——从”通用接话”变成”懂你单位的接话”。</w:t>
+      </w:r>
+      <w:r>
+        <w:t xml:space="preserve"> </w:t>
+      </w:r>
+      <w:r>
+        <w:t xml:space="preserve">-</w:t>
+      </w:r>
+      <w:r>
+        <w:t xml:space="preserve"> </w:t>
+      </w:r>
+      <w:r>
+        <w:rPr>
+          <w:rFonts w:hint="eastAsia"/>
+          <w:b/>
+          <w:bCs/>
+        </w:rPr>
+        <w:t xml:space="preserve">第</w:t>
+      </w:r>
+      <w:r>
+        <w:rPr>
+          <w:b/>
+          <w:bCs/>
+        </w:rPr>
+        <w:t xml:space="preserve"> 5 </w:t>
+      </w:r>
+      <w:r>
+        <w:rPr>
+          <w:rFonts w:hint="eastAsia"/>
+          <w:b/>
+          <w:bCs/>
+        </w:rPr>
+        <w:t xml:space="preserve">步</w:t>
+      </w:r>
+      <w:r>
+        <w:rPr>
+          <w:b/>
+          <w:bCs/>
+        </w:rPr>
+        <w:t xml:space="preserve"> · </w:t>
+      </w:r>
+      <w:r>
+        <w:rPr>
+          <w:rFonts w:hint="eastAsia"/>
+          <w:b/>
+          <w:bCs/>
+        </w:rPr>
+        <w:t xml:space="preserve">现在到哪儿了</w:t>
+      </w:r>
+      <w:r>
+        <w:rPr>
+          <w:rFonts w:hint="eastAsia"/>
+        </w:rPr>
+        <w:t xml:space="preserve">：2026</w:t>
+      </w:r>
+      <w:r>
+        <w:t xml:space="preserve"> </w:t>
+      </w:r>
+      <w:r>
+        <w:rPr>
+          <w:rFonts w:hint="eastAsia"/>
+        </w:rPr>
+        <w:t xml:space="preserve">年，它会看图、听声音、能自己干活——但</w:t>
+      </w:r>
+      <w:r>
+        <w:rPr>
+          <w:rFonts w:hint="eastAsia"/>
+          <w:b/>
+          <w:bCs/>
+        </w:rPr>
+        <w:t xml:space="preserve">兜底的永远是人</w:t>
+      </w:r>
+      <w:r>
+        <w:t xml:space="preserve">。</w:t>
+      </w:r>
+      <w:r>
+        <w:t xml:space="preserve"> </w:t>
+      </w:r>
+      <w:r>
+        <w:rPr>
+          <w:rFonts w:hint="eastAsia"/>
+        </w:rPr>
+        <w:t xml:space="preserve">（讲师收口：这</w:t>
+      </w:r>
+      <w:r>
+        <w:t xml:space="preserve"> 5 </w:t>
+      </w:r>
+      <w:r>
+        <w:rPr>
+          <w:rFonts w:hint="eastAsia"/>
+        </w:rPr>
+        <w:t xml:space="preserve">步，就是这门课前</w:t>
+      </w:r>
+      <w:r>
+        <w:t xml:space="preserve"> 4 </w:t>
+      </w:r>
+      <w:r>
+        <w:rPr>
+          <w:rFonts w:hint="eastAsia"/>
+        </w:rPr>
+        <w:t xml:space="preserve">章的骨架——每一层后面都有专门一页讲透。记住这条线，后面再复杂的东西，你都能挂回这</w:t>
+      </w:r>
+      <w:r>
+        <w:t xml:space="preserve"> 5 </w:t>
+      </w:r>
+      <w:r>
+        <w:rPr>
+          <w:rFonts w:hint="eastAsia"/>
+        </w:rPr>
+        <w:t xml:space="preserve">步上。）</w:t>
       </w:r>
     </w:p>
     <w:p>
@@ -3544,25 +3903,24 @@
         <w:rPr>
           <w:rFonts w:hint="eastAsia"/>
         </w:rPr>
-        <w:t xml:space="preserve">【关键名词·概念级，不深抠】机器学习：看数据找规律（认猫）。深度学习：模拟大脑多层处理、擅长图像语音（刷脸）。大模型：读懂和生成语言的模型（你跟它聊天那个）。生成式</w:t>
-      </w:r>
-      <w:r>
-        <w:t xml:space="preserve"> </w:t>
-      </w:r>
-      <w:r>
-        <w:rPr>
-          <w:rFonts w:hint="eastAsia"/>
-        </w:rPr>
-        <w:t xml:space="preserve">AI：能产出新内容的</w:t>
-      </w:r>
-      <w:r>
-        <w:t xml:space="preserve"> </w:t>
-      </w:r>
-      <w:r>
-        <w:rPr>
-          <w:rFonts w:hint="eastAsia"/>
-        </w:rPr>
-        <w:t xml:space="preserve">AI（写稿画图）。</w:t>
+        <w:t xml:space="preserve">【比喻·口诀】一句口诀记这张树：</w:t>
+      </w:r>
+      <w:r>
+        <w:rPr>
+          <w:rFonts w:hint="eastAsia"/>
+          <w:b/>
+          <w:bCs/>
+        </w:rPr>
+        <w:t xml:space="preserve">“越往下越具体，越往上越会自己学、自己造。”</w:t>
+      </w:r>
+      <w:r>
+        <w:t xml:space="preserve"> </w:t>
+      </w:r>
+      <w:r>
+        <w:rPr>
+          <w:rFonts w:hint="eastAsia"/>
+        </w:rPr>
+        <w:t xml:space="preserve">底下那层是”你教它死规矩”，顶上那层是”你给素材，它自己产出”。今天的主角是顶上两层——它们才是你打开聊天框就能用的。</w:t>
       </w:r>
     </w:p>
     <w:p>
@@ -3570,119 +3928,28 @@
         <w:pStyle w:val="BodyText"/>
       </w:pPr>
       <w:r>
-        <w:t xml:space="preserve">【AI </w:t>
-      </w:r>
-      <w:r>
-        <w:rPr>
-          <w:rFonts w:hint="eastAsia"/>
-        </w:rPr>
-        <w:t xml:space="preserve">能</w:t>
-      </w:r>
-      <w:r>
-        <w:t xml:space="preserve"> / </w:t>
-      </w:r>
-      <w:r>
-        <w:rPr>
-          <w:rFonts w:hint="eastAsia"/>
-        </w:rPr>
-        <w:t xml:space="preserve">不能做什么——P11，反复讲，素养核心】能做的：总结长文、翻译、起草邮件、给东西分类、从数据里找规律、7×24</w:t>
-      </w:r>
-      <w:r>
-        <w:t xml:space="preserve"> </w:t>
-      </w:r>
-      <w:r>
-        <w:rPr>
-          <w:rFonts w:hint="eastAsia"/>
-        </w:rPr>
-        <w:t xml:space="preserve">小时不累。不能做的（很重要）：它</w:t>
-      </w:r>
-      <w:r>
-        <w:rPr>
-          <w:rFonts w:hint="eastAsia"/>
-          <w:b/>
-          <w:bCs/>
-        </w:rPr>
-        <w:t xml:space="preserve">不能保证</w:t>
-      </w:r>
-      <w:r>
-        <w:rPr>
-          <w:b/>
-          <w:bCs/>
-        </w:rPr>
-        <w:t xml:space="preserve"> 100% </w:t>
-      </w:r>
-      <w:r>
-        <w:rPr>
-          <w:rFonts w:hint="eastAsia"/>
-          <w:b/>
-          <w:bCs/>
-        </w:rPr>
-        <w:t xml:space="preserve">正确</w:t>
-      </w:r>
-      <w:r>
-        <w:rPr>
-          <w:rFonts w:hint="eastAsia"/>
-        </w:rPr>
-        <w:t xml:space="preserve">；它</w:t>
-      </w:r>
-      <w:r>
-        <w:rPr>
-          <w:rFonts w:hint="eastAsia"/>
-          <w:b/>
-          <w:bCs/>
-        </w:rPr>
-        <w:t xml:space="preserve">不理解真实世界的后果</w:t>
-      </w:r>
-      <w:r>
-        <w:rPr>
-          <w:rFonts w:hint="eastAsia"/>
-        </w:rPr>
-        <w:t xml:space="preserve">；它</w:t>
-      </w:r>
-      <w:r>
-        <w:rPr>
-          <w:rFonts w:hint="eastAsia"/>
-          <w:b/>
-          <w:bCs/>
-        </w:rPr>
-        <w:t xml:space="preserve">不能替你担责任</w:t>
-      </w:r>
-      <w:r>
-        <w:rPr>
-          <w:rFonts w:hint="eastAsia"/>
-        </w:rPr>
-        <w:t xml:space="preserve">；它</w:t>
-      </w:r>
-      <w:r>
-        <w:rPr>
-          <w:rFonts w:hint="eastAsia"/>
-          <w:b/>
-          <w:bCs/>
-        </w:rPr>
-        <w:t xml:space="preserve">没有真正的常识判断</w:t>
-      </w:r>
-      <w:r>
-        <w:rPr>
-          <w:rFonts w:hint="eastAsia"/>
-        </w:rPr>
-        <w:t xml:space="preserve">。所以记住：AI</w:t>
-      </w:r>
-      <w:r>
-        <w:t xml:space="preserve"> </w:t>
-      </w:r>
-      <w:r>
-        <w:rPr>
-          <w:rFonts w:hint="eastAsia"/>
-        </w:rPr>
-        <w:t xml:space="preserve">是”勤快实习生”，活儿它干，对错你把关。</w:t>
-      </w:r>
-      <w:r>
-        <w:rPr>
-          <w:rFonts w:hint="eastAsia"/>
-          <w:b/>
-          <w:bCs/>
-        </w:rPr>
-        <w:t xml:space="preserve">能帮你起草，不能替你负责。</w:t>
+        <w:rPr>
+          <w:rFonts w:hint="eastAsia"/>
+        </w:rPr>
+        <w:t xml:space="preserve">【关键名词·概念级，不深抠】机器学习：看数据找规律（认猫）。深度学习：模拟大脑多层处理、擅长图像语音（刷脸）。大模型：读懂和生成语言的模型（你跟它聊天那个）。生成式</w:t>
+      </w:r>
+      <w:r>
+        <w:t xml:space="preserve"> </w:t>
+      </w:r>
+      <w:r>
+        <w:rPr>
+          <w:rFonts w:hint="eastAsia"/>
+        </w:rPr>
+        <w:t xml:space="preserve">AI：能产出新内容的</w:t>
+      </w:r>
+      <w:r>
+        <w:t xml:space="preserve"> </w:t>
+      </w:r>
+      <w:r>
+        <w:rPr>
+          <w:rFonts w:hint="eastAsia"/>
+        </w:rPr>
+        <w:t xml:space="preserve">AI（写稿画图）。</w:t>
       </w:r>
     </w:p>
     <w:p>
@@ -3690,6 +3957,126 @@
         <w:pStyle w:val="BodyText"/>
       </w:pPr>
       <w:r>
+        <w:t xml:space="preserve">【AI </w:t>
+      </w:r>
+      <w:r>
+        <w:rPr>
+          <w:rFonts w:hint="eastAsia"/>
+        </w:rPr>
+        <w:t xml:space="preserve">能</w:t>
+      </w:r>
+      <w:r>
+        <w:t xml:space="preserve"> / </w:t>
+      </w:r>
+      <w:r>
+        <w:rPr>
+          <w:rFonts w:hint="eastAsia"/>
+        </w:rPr>
+        <w:t xml:space="preserve">不能做什么——P12，反复讲，素养核心】能做的：总结长文、翻译、起草邮件、给东西分类、从数据里找规律、7×24</w:t>
+      </w:r>
+      <w:r>
+        <w:t xml:space="preserve"> </w:t>
+      </w:r>
+      <w:r>
+        <w:rPr>
+          <w:rFonts w:hint="eastAsia"/>
+        </w:rPr>
+        <w:t xml:space="preserve">小时不累。不能做的（很重要）：它</w:t>
+      </w:r>
+      <w:r>
+        <w:rPr>
+          <w:rFonts w:hint="eastAsia"/>
+          <w:b/>
+          <w:bCs/>
+        </w:rPr>
+        <w:t xml:space="preserve">不能保证</w:t>
+      </w:r>
+      <w:r>
+        <w:rPr>
+          <w:b/>
+          <w:bCs/>
+        </w:rPr>
+        <w:t xml:space="preserve"> 100% </w:t>
+      </w:r>
+      <w:r>
+        <w:rPr>
+          <w:rFonts w:hint="eastAsia"/>
+          <w:b/>
+          <w:bCs/>
+        </w:rPr>
+        <w:t xml:space="preserve">正确</w:t>
+      </w:r>
+      <w:r>
+        <w:rPr>
+          <w:rFonts w:hint="eastAsia"/>
+        </w:rPr>
+        <w:t xml:space="preserve">；它</w:t>
+      </w:r>
+      <w:r>
+        <w:rPr>
+          <w:rFonts w:hint="eastAsia"/>
+          <w:b/>
+          <w:bCs/>
+        </w:rPr>
+        <w:t xml:space="preserve">不理解真实世界的后果</w:t>
+      </w:r>
+      <w:r>
+        <w:rPr>
+          <w:rFonts w:hint="eastAsia"/>
+        </w:rPr>
+        <w:t xml:space="preserve">；它</w:t>
+      </w:r>
+      <w:r>
+        <w:rPr>
+          <w:rFonts w:hint="eastAsia"/>
+          <w:b/>
+          <w:bCs/>
+        </w:rPr>
+        <w:t xml:space="preserve">不能替你担责任</w:t>
+      </w:r>
+      <w:r>
+        <w:rPr>
+          <w:rFonts w:hint="eastAsia"/>
+        </w:rPr>
+        <w:t xml:space="preserve">；它</w:t>
+      </w:r>
+      <w:r>
+        <w:rPr>
+          <w:rFonts w:hint="eastAsia"/>
+          <w:b/>
+          <w:bCs/>
+        </w:rPr>
+        <w:t xml:space="preserve">没有真正的常识判断</w:t>
+      </w:r>
+      <w:r>
+        <w:rPr>
+          <w:rFonts w:hint="eastAsia"/>
+        </w:rPr>
+        <w:t xml:space="preserve">。所以记住：AI</w:t>
+      </w:r>
+      <w:r>
+        <w:t xml:space="preserve"> </w:t>
+      </w:r>
+      <w:r>
+        <w:rPr>
+          <w:rFonts w:hint="eastAsia"/>
+        </w:rPr>
+        <w:t xml:space="preserve">是”勤快实习生”，活儿它干，对错你把关。</w:t>
+      </w:r>
+      <w:r>
+        <w:rPr>
+          <w:rFonts w:hint="eastAsia"/>
+          <w:b/>
+          <w:bCs/>
+        </w:rPr>
+        <w:t xml:space="preserve">能帮你起草，不能替你负责。</w:t>
+      </w:r>
+    </w:p>
+    <w:p>
+      <w:pPr>
+        <w:pStyle w:val="BodyText"/>
+      </w:pPr>
+      <w:r>
         <w:rPr>
           <w:rFonts w:hint="eastAsia"/>
         </w:rPr>
@@ -3702,7 +4089,7 @@
         <w:rPr>
           <w:rFonts w:hint="eastAsia"/>
         </w:rPr>
-        <w:t xml:space="preserve">个办公模板，开干——P24，本次新增页，现场填空练习</w:t>
+        <w:t xml:space="preserve">个办公模板，开干——P25，本次新增页，现场填空练习</w:t>
       </w:r>
       <w:r>
         <w:t xml:space="preserve"> 5 </w:t>
@@ -4351,7 +4738,16 @@
         <w:rPr>
           <w:rFonts w:hint="eastAsia"/>
         </w:rPr>
-        <w:t xml:space="preserve">擅长：总结/翻译/起草/分类/找规律/不累｜不擅长：保真/懂后果/担责任/有常识</w:t>
+        <w:t xml:space="preserve">理解大模型</w:t>
+      </w:r>
+      <w:r>
+        <w:t xml:space="preserve"> 5 </w:t>
+      </w:r>
+      <w:r>
+        <w:rPr>
+          <w:rFonts w:hint="eastAsia"/>
+        </w:rPr>
+        <w:t xml:space="preserve">步从浅到深：会接话/怎么学会/为什么胡说/怎么变聪明/到哪了｜金句：先懂它是干嘛的，再懂它怎么做到</w:t>
       </w:r>
     </w:p>
     <w:p>
@@ -4363,6 +4759,24 @@
         </w:numPr>
       </w:pPr>
       <w:r>
+        <w:t xml:space="preserve">P12 </w:t>
+      </w:r>
+      <w:r>
+        <w:rPr>
+          <w:rFonts w:hint="eastAsia"/>
+        </w:rPr>
+        <w:t xml:space="preserve">擅长：总结/翻译/起草/分类/找规律/不累｜不擅长：保真/懂后果/担责任/有常识</w:t>
+      </w:r>
+    </w:p>
+    <w:p>
+      <w:pPr>
+        <w:pStyle w:val="Compact"/>
+        <w:numPr>
+          <w:ilvl w:val="0"/>
+          <w:numId w:val="1009"/>
+        </w:numPr>
+      </w:pPr>
+      <w:r>
         <w:rPr>
           <w:rFonts w:hint="eastAsia"/>
         </w:rPr>
@@ -4759,43 +5173,43 @@
         <w:rPr>
           <w:rFonts w:hint="eastAsia"/>
         </w:rPr>
-        <w:t xml:space="preserve">PPT：P12</w:t>
-      </w:r>
-      <w:r>
-        <w:t xml:space="preserve"> </w:t>
-      </w:r>
-      <w:r>
-        <w:rPr>
-          <w:rFonts w:hint="eastAsia"/>
-        </w:rPr>
-        <w:t xml:space="preserve">扉页、P13</w:t>
-      </w:r>
-      <w:r>
-        <w:t xml:space="preserve"> </w:t>
-      </w:r>
-      <w:r>
-        <w:rPr>
-          <w:rFonts w:hint="eastAsia"/>
-        </w:rPr>
-        <w:t xml:space="preserve">大模型=接话高手、P14</w:t>
-      </w:r>
-      <w:r>
-        <w:t xml:space="preserve"> </w:t>
-      </w:r>
-      <w:r>
-        <w:rPr>
-          <w:rFonts w:hint="eastAsia"/>
-        </w:rPr>
-        <w:t xml:space="preserve">AI≠搜索引擎、P15</w:t>
-      </w:r>
-      <w:r>
-        <w:t xml:space="preserve"> </w:t>
-      </w:r>
-      <w:r>
-        <w:rPr>
-          <w:rFonts w:hint="eastAsia"/>
-        </w:rPr>
-        <w:t xml:space="preserve">上下文窗口与幻觉、P16</w:t>
+        <w:t xml:space="preserve">PPT：P13</w:t>
+      </w:r>
+      <w:r>
+        <w:t xml:space="preserve"> </w:t>
+      </w:r>
+      <w:r>
+        <w:rPr>
+          <w:rFonts w:hint="eastAsia"/>
+        </w:rPr>
+        <w:t xml:space="preserve">扉页、P14</w:t>
+      </w:r>
+      <w:r>
+        <w:t xml:space="preserve"> </w:t>
+      </w:r>
+      <w:r>
+        <w:rPr>
+          <w:rFonts w:hint="eastAsia"/>
+        </w:rPr>
+        <w:t xml:space="preserve">大模型=接话高手、P15</w:t>
+      </w:r>
+      <w:r>
+        <w:t xml:space="preserve"> </w:t>
+      </w:r>
+      <w:r>
+        <w:rPr>
+          <w:rFonts w:hint="eastAsia"/>
+        </w:rPr>
+        <w:t xml:space="preserve">AI≠搜索引擎、P16</w:t>
+      </w:r>
+      <w:r>
+        <w:t xml:space="preserve"> </w:t>
+      </w:r>
+      <w:r>
+        <w:rPr>
+          <w:rFonts w:hint="eastAsia"/>
+        </w:rPr>
+        <w:t xml:space="preserve">上下文窗口与幻觉、P17</w:t>
       </w:r>
       <w:r>
         <w:t xml:space="preserve"> AI </w:t>
@@ -4804,7 +5218,7 @@
         <w:rPr>
           <w:rFonts w:hint="eastAsia"/>
         </w:rPr>
-        <w:t xml:space="preserve">的”大脑”有多大：参数（新增）、P17</w:t>
+        <w:t xml:space="preserve">的”大脑”有多大：参数（新增）、P18</w:t>
       </w:r>
       <w:r>
         <w:t xml:space="preserve"> MoE </w:t>
@@ -4813,7 +5227,7 @@
         <w:rPr>
           <w:rFonts w:hint="eastAsia"/>
         </w:rPr>
-        <w:t xml:space="preserve">混合专家（新增）、P18</w:t>
+        <w:t xml:space="preserve">混合专家（新增）、P19</w:t>
       </w:r>
       <w:r>
         <w:t xml:space="preserve"> </w:t>
@@ -4845,7 +5259,7 @@
         <w:t xml:space="preserve">分钟讲座版）：只讲</w:t>
       </w:r>
       <w:r>
-        <w:t xml:space="preserve"> P13 </w:t>
+        <w:t xml:space="preserve"> P14 </w:t>
       </w:r>
       <w:r>
         <w:rPr>
@@ -4854,7 +5268,7 @@
         <w:t xml:space="preserve">接话高手</w:t>
       </w:r>
       <w:r>
-        <w:t xml:space="preserve"> + P14 </w:t>
+        <w:t xml:space="preserve"> + P15 </w:t>
       </w:r>
       <w:r>
         <w:rPr>
@@ -4863,13 +5277,13 @@
         <w:t xml:space="preserve">AI≠搜索引擎</w:t>
       </w:r>
       <w:r>
-        <w:t xml:space="preserve"> + P15 </w:t>
-      </w:r>
-      <w:r>
-        <w:rPr>
-          <w:rFonts w:hint="eastAsia"/>
-        </w:rPr>
-        <w:t xml:space="preserve">上下文与幻觉；P16/P17</w:t>
+        <w:t xml:space="preserve"> + P16 </w:t>
+      </w:r>
+      <w:r>
+        <w:rPr>
+          <w:rFonts w:hint="eastAsia"/>
+        </w:rPr>
+        <w:t xml:space="preserve">上下文与幻觉；P17/P18</w:t>
       </w:r>
       <w:r>
         <w:t xml:space="preserve"> </w:t>
@@ -4899,7 +5313,7 @@
         <w:rPr>
           <w:rFonts w:hint="eastAsia"/>
         </w:rPr>
-        <w:t xml:space="preserve">）；P18</w:t>
+        <w:t xml:space="preserve">）；P19</w:t>
       </w:r>
       <w:r>
         <w:t xml:space="preserve"> </w:t>
@@ -5074,7 +5488,7 @@
         <w:rPr>
           <w:rFonts w:hint="eastAsia"/>
         </w:rPr>
-        <w:t xml:space="preserve">【核心比喻·接话高手——P13】大模型本质上是个</w:t>
+        <w:t xml:space="preserve">【核心比喻·接话高手——P14】大模型本质上是个</w:t>
       </w:r>
       <w:r>
         <w:rPr>
@@ -5201,7 +5615,7 @@
         <w:rPr>
           <w:rFonts w:hint="eastAsia"/>
         </w:rPr>
-        <w:t xml:space="preserve">搜索引擎——P14，最基础的区别，必讲】很多人第一次用大模型，是拿它当百度用——问新闻、查数字。这里必须把最基础的区别讲透：</w:t>
+        <w:t xml:space="preserve">搜索引擎——P15，最基础的区别，必讲】很多人第一次用大模型，是拿它当百度用——问新闻、查数字。这里必须把最基础的区别讲透：</w:t>
       </w:r>
       <w:r>
         <w:t xml:space="preserve"> </w:t>
@@ -5307,7 +5721,7 @@
         <w:rPr>
           <w:rFonts w:hint="eastAsia"/>
         </w:rPr>
-        <w:t xml:space="preserve">【关键概念·上下文窗口——P15</w:t>
+        <w:t xml:space="preserve">【关键概念·上下文窗口——P16</w:t>
       </w:r>
       <w:r>
         <w:t xml:space="preserve"> </w:t>
@@ -5430,7 +5844,7 @@
         <w:rPr>
           <w:rFonts w:hint="eastAsia"/>
         </w:rPr>
-        <w:t xml:space="preserve">【补讲·它不记得你——P15</w:t>
+        <w:t xml:space="preserve">【补讲·它不记得你——P16</w:t>
       </w:r>
       <w:r>
         <w:t xml:space="preserve"> </w:t>
@@ -5491,7 +5905,7 @@
         <w:rPr>
           <w:rFonts w:hint="eastAsia"/>
         </w:rPr>
-        <w:t xml:space="preserve">【重点专讲·幻觉——P15</w:t>
+        <w:t xml:space="preserve">【重点专讲·幻觉——P16</w:t>
       </w:r>
       <w:r>
         <w:t xml:space="preserve"> </w:t>
@@ -5557,7 +5971,7 @@
         <w:rPr>
           <w:rFonts w:hint="eastAsia"/>
         </w:rPr>
-        <w:t xml:space="preserve">的”大脑”有多大：参数——P16，本次新增页，开颅看大脑】有人听过”大模型几百亿参数”，心里犯嘀咕：那是啥？参数——模型”大脑”里装了多少知识。两个单位：</w:t>
+        <w:t xml:space="preserve">的”大脑”有多大：参数——P17，本次新增页，开颅看大脑】有人听过”大模型几百亿参数”，心里犯嘀咕：那是啥？参数——模型”大脑”里装了多少知识。两个单位：</w:t>
       </w:r>
       <w:r>
         <w:rPr>
@@ -6021,7 +6435,7 @@
         <w:rPr>
           <w:rFonts w:hint="eastAsia"/>
         </w:rPr>
-        <w:t xml:space="preserve">混合专家——P17，回答”凭什么便宜”】问大家一个问题：同样是万亿参数，为什么有的模型贵、有的便宜？看页面两套系统：</w:t>
+        <w:t xml:space="preserve">混合专家——P18，回答”凭什么便宜”】问大家一个问题：同样是万亿参数，为什么有的模型贵、有的便宜？看页面两套系统：</w:t>
       </w:r>
       <w:r>
         <w:t xml:space="preserve"> </w:t>
@@ -6199,7 +6613,7 @@
         <w:rPr>
           <w:rFonts w:hint="eastAsia"/>
         </w:rPr>
-        <w:t xml:space="preserve">【多模态：会看、会听、会读——P18】别以为大模型只会打字聊天。现在的主流模型，</w:t>
+        <w:t xml:space="preserve">【多模态：会看、会听、会读——P19】别以为大模型只会打字聊天。现在的主流模型，</w:t>
       </w:r>
       <w:r>
         <w:rPr>
@@ -6415,7 +6829,7 @@
         <w:rPr>
           <w:rFonts w:hint="eastAsia"/>
         </w:rPr>
-        <w:t xml:space="preserve">个办公模板，开干——P24，本次新增页，现场填空练习</w:t>
+        <w:t xml:space="preserve">个办公模板，开干——P25，本次新增页，现场填空练习</w:t>
       </w:r>
       <w:r>
         <w:t xml:space="preserve"> 5 </w:t>
@@ -6972,7 +7386,7 @@
         </w:numPr>
       </w:pPr>
       <w:r>
-        <w:t xml:space="preserve">P13 </w:t>
+        <w:t xml:space="preserve">P14 </w:t>
       </w:r>
       <w:r>
         <w:rPr>
@@ -6999,7 +7413,7 @@
         </w:numPr>
       </w:pPr>
       <w:r>
-        <w:t xml:space="preserve">P14 AI ≠ </w:t>
+        <w:t xml:space="preserve">P15 AI ≠ </w:t>
       </w:r>
       <w:r>
         <w:rPr>
@@ -7029,7 +7443,7 @@
         </w:numPr>
       </w:pPr>
       <w:r>
-        <w:t xml:space="preserve">P15 </w:t>
+        <w:t xml:space="preserve">P16 </w:t>
       </w:r>
       <w:r>
         <w:rPr>
@@ -7065,7 +7479,7 @@
         </w:numPr>
       </w:pPr>
       <w:r>
-        <w:t xml:space="preserve">P15 </w:t>
+        <w:t xml:space="preserve">P16 </w:t>
       </w:r>
       <w:r>
         <w:rPr>
@@ -7110,7 +7524,7 @@
         </w:numPr>
       </w:pPr>
       <w:r>
-        <w:t xml:space="preserve">P16 </w:t>
+        <w:t xml:space="preserve">P17 </w:t>
       </w:r>
       <w:r>
         <w:rPr>
@@ -7173,7 +7587,7 @@
         </w:numPr>
       </w:pPr>
       <w:r>
-        <w:t xml:space="preserve">P17 </w:t>
+        <w:t xml:space="preserve">P18 </w:t>
       </w:r>
       <w:r>
         <w:rPr>
@@ -7200,7 +7614,7 @@
         </w:numPr>
       </w:pPr>
       <w:r>
-        <w:t xml:space="preserve">P18 </w:t>
+        <w:t xml:space="preserve">P19 </w:t>
       </w:r>
       <w:r>
         <w:rPr>
@@ -7629,43 +8043,43 @@
         <w:rPr>
           <w:rFonts w:hint="eastAsia"/>
         </w:rPr>
-        <w:t xml:space="preserve">PPT：P19</w:t>
-      </w:r>
-      <w:r>
-        <w:t xml:space="preserve"> </w:t>
-      </w:r>
-      <w:r>
-        <w:rPr>
-          <w:rFonts w:hint="eastAsia"/>
-        </w:rPr>
-        <w:t xml:space="preserve">扉页、P20</w:t>
-      </w:r>
-      <w:r>
-        <w:t xml:space="preserve"> </w:t>
-      </w:r>
-      <w:r>
-        <w:rPr>
-          <w:rFonts w:hint="eastAsia"/>
-        </w:rPr>
-        <w:t xml:space="preserve">提示词五要素、P21</w:t>
-      </w:r>
-      <w:r>
-        <w:t xml:space="preserve"> </w:t>
-      </w:r>
-      <w:r>
-        <w:rPr>
-          <w:rFonts w:hint="eastAsia"/>
-        </w:rPr>
-        <w:t xml:space="preserve">公式+真实范例、P22</w:t>
-      </w:r>
-      <w:r>
-        <w:t xml:space="preserve"> </w:t>
-      </w:r>
-      <w:r>
-        <w:rPr>
-          <w:rFonts w:hint="eastAsia"/>
-        </w:rPr>
-        <w:t xml:space="preserve">三版迭代法、P23</w:t>
+        <w:t xml:space="preserve">PPT：P20</w:t>
+      </w:r>
+      <w:r>
+        <w:t xml:space="preserve"> </w:t>
+      </w:r>
+      <w:r>
+        <w:rPr>
+          <w:rFonts w:hint="eastAsia"/>
+        </w:rPr>
+        <w:t xml:space="preserve">扉页、P21</w:t>
+      </w:r>
+      <w:r>
+        <w:t xml:space="preserve"> </w:t>
+      </w:r>
+      <w:r>
+        <w:rPr>
+          <w:rFonts w:hint="eastAsia"/>
+        </w:rPr>
+        <w:t xml:space="preserve">提示词五要素、P22</w:t>
+      </w:r>
+      <w:r>
+        <w:t xml:space="preserve"> </w:t>
+      </w:r>
+      <w:r>
+        <w:rPr>
+          <w:rFonts w:hint="eastAsia"/>
+        </w:rPr>
+        <w:t xml:space="preserve">公式+真实范例、P23</w:t>
+      </w:r>
+      <w:r>
+        <w:t xml:space="preserve"> </w:t>
+      </w:r>
+      <w:r>
+        <w:rPr>
+          <w:rFonts w:hint="eastAsia"/>
+        </w:rPr>
+        <w:t xml:space="preserve">三版迭代法、P24</w:t>
       </w:r>
       <w:r>
         <w:t xml:space="preserve"> </w:t>
@@ -7683,7 +8097,7 @@
         <w:rPr>
           <w:rFonts w:hint="eastAsia"/>
         </w:rPr>
-        <w:t xml:space="preserve">招更听话（新增）、P24</w:t>
+        <w:t xml:space="preserve">招更听话（新增）、P25</w:t>
       </w:r>
       <w:r>
         <w:t xml:space="preserve"> 5 </w:t>
@@ -7957,16 +8371,16 @@
         <w:rPr>
           <w:rFonts w:hint="eastAsia"/>
         </w:rPr>
-        <w:t xml:space="preserve">【五要素模板·人人可背——P20】一个能背的填空模板，五样东西（以”行政助理写会议通知”为例，对应</w:t>
-      </w:r>
-      <w:r>
-        <w:t xml:space="preserve"> </w:t>
-      </w:r>
-      <w:r>
-        <w:rPr>
-          <w:rFonts w:hint="eastAsia"/>
-        </w:rPr>
-        <w:t xml:space="preserve">P20/P21）：</w:t>
+        <w:t xml:space="preserve">【五要素模板·人人可背——P21】一个能背的填空模板，五样东西（以”行政助理写会议通知”为例，对应</w:t>
+      </w:r>
+      <w:r>
+        <w:t xml:space="preserve"> </w:t>
+      </w:r>
+      <w:r>
+        <w:rPr>
+          <w:rFonts w:hint="eastAsia"/>
+        </w:rPr>
+        <w:t xml:space="preserve">P21/P22）：</w:t>
       </w:r>
       <w:r>
         <w:t xml:space="preserve"> </w:t>
@@ -8182,7 +8596,7 @@
         <w:rPr>
           <w:rFonts w:hint="eastAsia"/>
         </w:rPr>
-        <w:t xml:space="preserve">【前后对比——P21】（投影两栏对比）左边”烂提示词”：「帮我写个会议通知」——出来的东西：时间地点全空、语气随便、不知道发给谁。右边五要素版：时间地点议程齐全、语气正式、待办清楚。同一件事，差的就是你嘴里那五样。</w:t>
+        <w:t xml:space="preserve">【前后对比——P22】（投影两栏对比）左边”烂提示词”：「帮我写个会议通知」——出来的东西：时间地点全空、语气随便、不知道发给谁。右边五要素版：时间地点议程齐全、语气正式、待办清楚。同一件事，差的就是你嘴里那五样。</w:t>
       </w:r>
     </w:p>
     <w:p>
@@ -8324,7 +8738,7 @@
         <w:rPr>
           <w:rFonts w:hint="eastAsia"/>
         </w:rPr>
-        <w:t xml:space="preserve">【现场教学模板卡——P21</w:t>
+        <w:t xml:space="preserve">【现场教学模板卡——P22</w:t>
       </w:r>
       <w:r>
         <w:t xml:space="preserve"> </w:t>
@@ -8727,7 +9141,7 @@
         <w:rPr>
           <w:rFonts w:hint="eastAsia"/>
         </w:rPr>
-        <w:t xml:space="preserve">【三版迭代法——P22，越改越好】别指望第一条就完美。好答案不是一次问出来的，是”改”出来的。现场带一遍：</w:t>
+        <w:t xml:space="preserve">【三版迭代法——P23，越改越好】别指望第一条就完美。好答案不是一次问出来的，是”改”出来的。现场带一遍：</w:t>
       </w:r>
       <w:r>
         <w:t xml:space="preserve"> </w:t>
@@ -8887,7 +9301,7 @@
         <w:rPr>
           <w:rFonts w:hint="eastAsia"/>
         </w:rPr>
-        <w:t xml:space="preserve">招更听话——P23，本次新增页】五要素是及格线。这</w:t>
+        <w:t xml:space="preserve">招更听话——P24，本次新增页】五要素是及格线。这</w:t>
       </w:r>
       <w:r>
         <w:t xml:space="preserve"> 4 </w:t>
@@ -9278,7 +9692,7 @@
         <w:rPr>
           <w:rFonts w:hint="eastAsia"/>
         </w:rPr>
-        <w:t xml:space="preserve">个办公模板，开干——P24，本次新增页，现场填空练习</w:t>
+        <w:t xml:space="preserve">个办公模板，开干——P25，本次新增页，现场填空练习</w:t>
       </w:r>
       <w:r>
         <w:t xml:space="preserve"> 5 </w:t>
@@ -9849,7 +10263,7 @@
         </w:numPr>
       </w:pPr>
       <w:r>
-        <w:t xml:space="preserve">P19 </w:t>
+        <w:t xml:space="preserve">P20 </w:t>
       </w:r>
       <w:r>
         <w:rPr>
@@ -9885,7 +10299,7 @@
         </w:numPr>
       </w:pPr>
       <w:r>
-        <w:t xml:space="preserve">P20 </w:t>
+        <w:t xml:space="preserve">P21 </w:t>
       </w:r>
       <w:r>
         <w:rPr>
@@ -9903,7 +10317,7 @@
         </w:numPr>
       </w:pPr>
       <w:r>
-        <w:t xml:space="preserve">P21 </w:t>
+        <w:t xml:space="preserve">P22 </w:t>
       </w:r>
       <w:r>
         <w:rPr>
@@ -9930,7 +10344,7 @@
         </w:numPr>
       </w:pPr>
       <w:r>
-        <w:t xml:space="preserve">P22 </w:t>
+        <w:t xml:space="preserve">P23 </w:t>
       </w:r>
       <w:r>
         <w:rPr>
@@ -9948,7 +10362,7 @@
         </w:numPr>
       </w:pPr>
       <w:r>
-        <w:t xml:space="preserve">P23 </w:t>
+        <w:t xml:space="preserve">P24 </w:t>
       </w:r>
       <w:r>
         <w:rPr>
@@ -10002,7 +10416,7 @@
         </w:numPr>
       </w:pPr>
       <w:r>
-        <w:t xml:space="preserve">P24 </w:t>
+        <w:t xml:space="preserve">P25 </w:t>
       </w:r>
       <w:r>
         <w:rPr>
@@ -10430,7 +10844,7 @@
               <w:rPr>
                 <w:rFonts w:hint="eastAsia"/>
               </w:rPr>
-              <w:t xml:space="preserve">PPT：P25</w:t>
+              <w:t xml:space="preserve">PPT：P26</w:t>
             </w:r>
             <w:r>
               <w:t xml:space="preserve"> </w:t>
@@ -10439,7 +10853,7 @@
               <w:rPr>
                 <w:rFonts w:hint="eastAsia"/>
               </w:rPr>
-              <w:t xml:space="preserve">扉页、P26</w:t>
+              <w:t xml:space="preserve">扉页、P27</w:t>
             </w:r>
             <w:r>
               <w:t xml:space="preserve"> </w:t>
@@ -10448,7 +10862,7 @@
               <w:rPr>
                 <w:rFonts w:hint="eastAsia"/>
               </w:rPr>
-              <w:t xml:space="preserve">工具全景、P27</w:t>
+              <w:t xml:space="preserve">工具全景、P28</w:t>
             </w:r>
             <w:r>
               <w:t xml:space="preserve"> 2026 </w:t>
@@ -10457,7 +10871,7 @@
               <w:rPr>
                 <w:rFonts w:hint="eastAsia"/>
               </w:rPr>
-              <w:t xml:space="preserve">国产五强（新增）、P28</w:t>
+              <w:t xml:space="preserve">国产五强（新增）、P29</w:t>
             </w:r>
             <w:r>
               <w:t xml:space="preserve"> </w:t>
@@ -10466,7 +10880,7 @@
               <w:rPr>
                 <w:rFonts w:hint="eastAsia"/>
               </w:rPr>
-              <w:t xml:space="preserve">国外标杆速览（新增）、P29</w:t>
+              <w:t xml:space="preserve">国外标杆速览（新增）、P30</w:t>
             </w:r>
             <w:r>
               <w:t xml:space="preserve"> AI </w:t>
@@ -10475,7 +10889,7 @@
               <w:rPr>
                 <w:rFonts w:hint="eastAsia"/>
               </w:rPr>
-              <w:t xml:space="preserve">到底花多少钱（新增）、P30</w:t>
+              <w:t xml:space="preserve">到底花多少钱（新增）、P31</w:t>
             </w:r>
             <w:r>
               <w:t xml:space="preserve"> AI </w:t>
@@ -10484,7 +10898,7 @@
               <w:rPr>
                 <w:rFonts w:hint="eastAsia"/>
               </w:rPr>
-              <w:t xml:space="preserve">到底省多少事（新增）、P31</w:t>
+              <w:t xml:space="preserve">到底省多少事（新增）、P32</w:t>
             </w:r>
             <w:r>
               <w:t xml:space="preserve"> </w:t>
@@ -10493,7 +10907,7 @@
               <w:rPr>
                 <w:rFonts w:hint="eastAsia"/>
               </w:rPr>
-              <w:t xml:space="preserve">三步上手+岗位场景、P32</w:t>
+              <w:t xml:space="preserve">三步上手+岗位场景、P33</w:t>
             </w:r>
             <w:r>
               <w:t xml:space="preserve"> WorkBuddy </w:t>
@@ -10502,7 +10916,7 @@
               <w:rPr>
                 <w:rFonts w:hint="eastAsia"/>
               </w:rPr>
-              <w:t xml:space="preserve">能力、P33</w:t>
+              <w:t xml:space="preserve">能力、P34</w:t>
             </w:r>
             <w:r>
               <w:t xml:space="preserve"> WorkBuddy </w:t>
@@ -10511,7 +10925,7 @@
               <w:rPr>
                 <w:rFonts w:hint="eastAsia"/>
               </w:rPr>
-              <w:t xml:space="preserve">现场演示、P34</w:t>
+              <w:t xml:space="preserve">现场演示、P35</w:t>
             </w:r>
             <w:r>
               <w:t xml:space="preserve"> </w:t>
@@ -10520,7 +10934,7 @@
               <w:rPr>
                 <w:rFonts w:hint="eastAsia"/>
               </w:rPr>
-              <w:t xml:space="preserve">三红线、P35</w:t>
+              <w:t xml:space="preserve">三红线、P36</w:t>
             </w:r>
             <w:r>
               <w:t xml:space="preserve"> AI </w:t>
@@ -10560,7 +10974,7 @@
               <w:t xml:space="preserve">分钟讲座版）：只讲</w:t>
             </w:r>
             <w:r>
-              <w:t xml:space="preserve"> P26 </w:t>
+              <w:t xml:space="preserve"> P27 </w:t>
             </w:r>
             <w:r>
               <w:rPr>
@@ -10569,7 +10983,7 @@
               <w:t xml:space="preserve">全景表</w:t>
             </w:r>
             <w:r>
-              <w:t xml:space="preserve"> + P27 </w:t>
+              <w:t xml:space="preserve"> + P28 </w:t>
             </w:r>
             <w:r>
               <w:rPr>
@@ -10587,7 +11001,7 @@
               <w:t xml:space="preserve">分钟</w:t>
             </w:r>
             <w:r>
-              <w:t xml:space="preserve"> + P29 </w:t>
+              <w:t xml:space="preserve"> + P30 </w:t>
             </w:r>
             <w:r>
               <w:rPr>
@@ -10605,7 +11019,7 @@
               <w:t xml:space="preserve">分钟</w:t>
             </w:r>
             <w:r>
-              <w:t xml:space="preserve"> + P31 </w:t>
+              <w:t xml:space="preserve"> + P32 </w:t>
             </w:r>
             <w:r>
               <w:rPr>
@@ -10614,7 +11028,7 @@
               <w:t xml:space="preserve">三步上手</w:t>
             </w:r>
             <w:r>
-              <w:t xml:space="preserve"> + P33 </w:t>
+              <w:t xml:space="preserve"> + P34 </w:t>
             </w:r>
             <w:r>
               <w:rPr>
@@ -10970,7 +11384,7 @@
               <w:rPr>
                 <w:rFonts w:hint="eastAsia"/>
               </w:rPr>
-              <w:t xml:space="preserve">【六大类工具一张表——P26，逐行讲，每类一句话，不展开】</w:t>
+              <w:t xml:space="preserve">【六大类工具一张表——P27，逐行讲，每类一句话，不展开】</w:t>
             </w:r>
             <w:r>
               <w:t xml:space="preserve"> </w:t>
@@ -11302,7 +11716,7 @@
               <w:rPr>
                 <w:rFonts w:hint="eastAsia"/>
               </w:rPr>
-              <w:t xml:space="preserve">教学要点一句话（P26</w:t>
+              <w:t xml:space="preserve">教学要点一句话（P27</w:t>
             </w:r>
             <w:r>
               <w:t xml:space="preserve"> </w:t>
@@ -11398,7 +11812,7 @@
               <w:rPr>
                 <w:rFonts w:hint="eastAsia"/>
               </w:rPr>
-              <w:t xml:space="preserve">国产五强——P27，本次新增页，先记特点，不用全学】工具地图建好了，下一个问题：</w:t>
+              <w:t xml:space="preserve">国产五强——P28，本次新增页，先记特点，不用全学】工具地图建好了，下一个问题：</w:t>
             </w:r>
             <w:r>
               <w:rPr>
@@ -11701,7 +12115,7 @@
               <w:rPr>
                 <w:rFonts w:hint="eastAsia"/>
               </w:rPr>
-              <w:t xml:space="preserve">【国外标杆速览——P28，本次新增页，知道它们，不吃信息差】有人要问：</w:t>
+              <w:t xml:space="preserve">【国外标杆速览——P29，本次新增页，知道它们，不吃信息差】有人要问：</w:t>
             </w:r>
             <w:r>
               <w:rPr>
@@ -12096,7 +12510,7 @@
               <w:rPr>
                 <w:rFonts w:hint="eastAsia"/>
               </w:rPr>
-              <w:t xml:space="preserve">到底花多少钱——P29，本次新增页，先算清账，再谈落地】选型之前，先把账算清。按</w:t>
+              <w:t xml:space="preserve">到底花多少钱——P30，本次新增页，先算清账，再谈落地】选型之前，先把账算清。按</w:t>
             </w:r>
             <w:r>
               <w:t xml:space="preserve"> token </w:t>
@@ -12393,7 +12807,7 @@
               <w:rPr>
                 <w:rFonts w:hint="eastAsia"/>
               </w:rPr>
-              <w:t xml:space="preserve">【三步上手法——P31</w:t>
+              <w:t xml:space="preserve">【三步上手法——P32</w:t>
             </w:r>
             <w:r>
               <w:t xml:space="preserve"> </w:t>
@@ -12561,7 +12975,7 @@
               <w:rPr>
                 <w:rFonts w:hint="eastAsia"/>
               </w:rPr>
-              <w:t xml:space="preserve">【五岗位场景——P31</w:t>
+              <w:t xml:space="preserve">【五岗位场景——P32</w:t>
             </w:r>
             <w:r>
               <w:t xml:space="preserve"> </w:t>
@@ -12838,7 +13252,7 @@
                 <w:b/>
                 <w:bCs/>
               </w:rPr>
-              <w:t xml:space="preserve">工作助手——P32，本节灵魂，约</w:t>
+              <w:t xml:space="preserve">工作助手——P33，本节灵魂，约</w:t>
             </w:r>
             <w:r>
               <w:rPr>
@@ -13111,7 +13525,7 @@
               <w:rPr>
                 <w:rFonts w:hint="eastAsia"/>
               </w:rPr>
-              <w:t xml:space="preserve">上手就三步（P32</w:t>
+              <w:t xml:space="preserve">上手就三步（P33</w:t>
             </w:r>
             <w:r>
               <w:t xml:space="preserve"> </w:t>
@@ -13186,7 +13600,7 @@
               <w:rPr>
                 <w:rFonts w:hint="eastAsia"/>
               </w:rPr>
-              <w:t xml:space="preserve">现场演示——P33，10</w:t>
+              <w:t xml:space="preserve">现场演示——P34，10</w:t>
             </w:r>
             <w:r>
               <w:t xml:space="preserve"> </w:t>
@@ -13743,7 +14157,7 @@
               <w:rPr>
                 <w:rFonts w:hint="eastAsia"/>
               </w:rPr>
-              <w:t xml:space="preserve">到底省多少事——P30，本次新增页，算给老板听】成本讲清了”花多少”，这一页讲”省多少”——这是你回去跟老板汇报时最好用的那一页。还是算账，但算的是省下的时间：</w:t>
+              <w:t xml:space="preserve">到底省多少事——P31，本次新增页，算给老板听】成本讲清了”花多少”，这一页讲”省多少”——这是你回去跟老板汇报时最好用的那一页。还是算账，但算的是省下的时间：</w:t>
             </w:r>
             <w:r>
               <w:t xml:space="preserve"> </w:t>
@@ -14182,7 +14596,7 @@
               <w:rPr>
                 <w:rFonts w:hint="eastAsia"/>
               </w:rPr>
-              <w:t xml:space="preserve">【工具选择三红线——P34，本章收口，也是第</w:t>
+              <w:t xml:space="preserve">【工具选择三红线——P35，本章收口，也是第</w:t>
             </w:r>
             <w:r>
               <w:t xml:space="preserve"> 7 </w:t>
@@ -14345,7 +14759,7 @@
               <w:rPr>
                 <w:rFonts w:hint="eastAsia"/>
               </w:rPr>
-              <w:t xml:space="preserve">声音——P35，市场岗最爱，约</w:t>
+              <w:t xml:space="preserve">声音——P36，市场岗最爱，约</w:t>
             </w:r>
             <w:r>
               <w:t xml:space="preserve"> 10 </w:t>
@@ -14644,7 +15058,7 @@
               <w:rPr>
                 <w:rFonts w:hint="eastAsia"/>
               </w:rPr>
-              <w:t xml:space="preserve">个办公模板，开干——P24，本次新增页，现场填空练习</w:t>
+              <w:t xml:space="preserve">个办公模板，开干——P25，本次新增页，现场填空练习</w:t>
             </w:r>
             <w:r>
               <w:t xml:space="preserve"> 5 </w:t>
@@ -15281,7 +15695,7 @@
               <w:t xml:space="preserve"> </w:t>
             </w:r>
             <w:r>
-              <w:t xml:space="preserve">- P26 </w:t>
+              <w:t xml:space="preserve">- P27 </w:t>
             </w:r>
             <w:r>
               <w:rPr>
@@ -15329,7 +15743,7 @@
               <w:t xml:space="preserve"> </w:t>
             </w:r>
             <w:r>
-              <w:t xml:space="preserve">- P27 </w:t>
+              <w:t xml:space="preserve">- P28 </w:t>
             </w:r>
             <w:r>
               <w:rPr>
@@ -15395,7 +15809,7 @@
               <w:t xml:space="preserve"> </w:t>
             </w:r>
             <w:r>
-              <w:t xml:space="preserve">- P28 </w:t>
+              <w:t xml:space="preserve">- P29 </w:t>
             </w:r>
             <w:r>
               <w:rPr>
@@ -15443,7 +15857,7 @@
               <w:t xml:space="preserve"> </w:t>
             </w:r>
             <w:r>
-              <w:t xml:space="preserve">- P29 </w:t>
+              <w:t xml:space="preserve">- P30 </w:t>
             </w:r>
             <w:r>
               <w:rPr>
@@ -15500,7 +15914,7 @@
               <w:t xml:space="preserve"> </w:t>
             </w:r>
             <w:r>
-              <w:t xml:space="preserve">- P31 </w:t>
+              <w:t xml:space="preserve">- P32 </w:t>
             </w:r>
             <w:r>
               <w:rPr>
@@ -15512,7 +15926,7 @@
               <w:t xml:space="preserve"> </w:t>
             </w:r>
             <w:r>
-              <w:t xml:space="preserve">- P32 WorkBuddy </w:t>
+              <w:t xml:space="preserve">- P33 WorkBuddy </w:t>
             </w:r>
             <w:r>
               <w:rPr>
@@ -15533,7 +15947,7 @@
               <w:t xml:space="preserve"> </w:t>
             </w:r>
             <w:r>
-              <w:t xml:space="preserve">- P33 </w:t>
+              <w:t xml:space="preserve">- P34 </w:t>
             </w:r>
             <w:r>
               <w:rPr>
@@ -15572,7 +15986,7 @@
               <w:t xml:space="preserve"> </w:t>
             </w:r>
             <w:r>
-              <w:t xml:space="preserve">- P34 </w:t>
+              <w:t xml:space="preserve">- P35 </w:t>
             </w:r>
             <w:r>
               <w:rPr>
@@ -15584,7 +15998,7 @@
               <w:t xml:space="preserve"> </w:t>
             </w:r>
             <w:r>
-              <w:t xml:space="preserve">- P35 AI </w:t>
+              <w:t xml:space="preserve">- P36 AI </w:t>
             </w:r>
             <w:r>
               <w:rPr>
@@ -16196,25 +16610,25 @@
         <w:rPr>
           <w:rFonts w:hint="eastAsia"/>
         </w:rPr>
-        <w:t xml:space="preserve">PPT：P36</w:t>
-      </w:r>
-      <w:r>
-        <w:t xml:space="preserve"> </w:t>
-      </w:r>
-      <w:r>
-        <w:rPr>
-          <w:rFonts w:hint="eastAsia"/>
-        </w:rPr>
-        <w:t xml:space="preserve">扉页、P37</w:t>
-      </w:r>
-      <w:r>
-        <w:t xml:space="preserve"> </w:t>
-      </w:r>
-      <w:r>
-        <w:rPr>
-          <w:rFonts w:hint="eastAsia"/>
-        </w:rPr>
-        <w:t xml:space="preserve">什么是智能体、P38</w:t>
+        <w:t xml:space="preserve">PPT：P37</w:t>
+      </w:r>
+      <w:r>
+        <w:t xml:space="preserve"> </w:t>
+      </w:r>
+      <w:r>
+        <w:rPr>
+          <w:rFonts w:hint="eastAsia"/>
+        </w:rPr>
+        <w:t xml:space="preserve">扉页、P38</w:t>
+      </w:r>
+      <w:r>
+        <w:t xml:space="preserve"> </w:t>
+      </w:r>
+      <w:r>
+        <w:rPr>
+          <w:rFonts w:hint="eastAsia"/>
+        </w:rPr>
+        <w:t xml:space="preserve">什么是智能体、P39</w:t>
       </w:r>
       <w:r>
         <w:t xml:space="preserve"> </w:t>
@@ -16232,7 +16646,7 @@
         <w:rPr>
           <w:rFonts w:hint="eastAsia"/>
         </w:rPr>
-        <w:t xml:space="preserve">副驾、P39</w:t>
+        <w:t xml:space="preserve">副驾、P40</w:t>
       </w:r>
       <w:r>
         <w:t xml:space="preserve"> </w:t>
@@ -16476,7 +16890,7 @@
         <w:rPr>
           <w:rFonts w:hint="eastAsia"/>
         </w:rPr>
-        <w:t xml:space="preserve">Agent——P37】什么是智能体？它不是”你问一句它答一句”，而是能</w:t>
+        <w:t xml:space="preserve">Agent——P38】什么是智能体？它不是”你问一句它答一句”，而是能</w:t>
       </w:r>
       <w:r>
         <w:rPr>
@@ -16593,7 +17007,7 @@
         <w:rPr>
           <w:rFonts w:hint="eastAsia"/>
         </w:rPr>
-        <w:t xml:space="preserve">的分水岭——P37</w:t>
+        <w:t xml:space="preserve">的分水岭——P38</w:t>
       </w:r>
       <w:r>
         <w:t xml:space="preserve"> </w:t>
@@ -16747,7 +17161,7 @@
         <w:rPr>
           <w:rFonts w:hint="eastAsia"/>
         </w:rPr>
-        <w:t xml:space="preserve">副驾——P38】这个对比务必记住。</w:t>
+        <w:t xml:space="preserve">副驾——P39】这个对比务必记住。</w:t>
       </w:r>
       <w:r>
         <w:t xml:space="preserve"> </w:t>
@@ -16848,7 +17262,7 @@
         <w:rPr>
           <w:rFonts w:hint="eastAsia"/>
         </w:rPr>
-        <w:t xml:space="preserve">【概念·知识库——P39，让</w:t>
+        <w:t xml:space="preserve">【概念·知识库——P40，让</w:t>
       </w:r>
       <w:r>
         <w:t xml:space="preserve"> </w:t>
@@ -17045,7 +17459,7 @@
         <w:rPr>
           <w:rFonts w:hint="eastAsia"/>
         </w:rPr>
-        <w:t xml:space="preserve">个办公模板，开干——P24，本次新增页，现场填空练习</w:t>
+        <w:t xml:space="preserve">个办公模板，开干——P25，本次新增页，现场填空练习</w:t>
       </w:r>
       <w:r>
         <w:t xml:space="preserve"> 5 </w:t>
@@ -17629,7 +18043,7 @@
         </w:numPr>
       </w:pPr>
       <w:r>
-        <w:t xml:space="preserve">P37 </w:t>
+        <w:t xml:space="preserve">P38 </w:t>
       </w:r>
       <w:r>
         <w:rPr>
@@ -17704,7 +18118,7 @@
         </w:numPr>
       </w:pPr>
       <w:r>
-        <w:t xml:space="preserve">P38 </w:t>
+        <w:t xml:space="preserve">P39 </w:t>
       </w:r>
       <w:r>
         <w:rPr>
@@ -17731,7 +18145,7 @@
         </w:numPr>
       </w:pPr>
       <w:r>
-        <w:t xml:space="preserve">P39 </w:t>
+        <w:t xml:space="preserve">P40 </w:t>
       </w:r>
       <w:r>
         <w:rPr>
@@ -18065,34 +18479,34 @@
         <w:rPr>
           <w:rFonts w:hint="eastAsia"/>
         </w:rPr>
-        <w:t xml:space="preserve">PPT：P40</w:t>
-      </w:r>
-      <w:r>
-        <w:t xml:space="preserve"> </w:t>
-      </w:r>
-      <w:r>
-        <w:rPr>
-          <w:rFonts w:hint="eastAsia"/>
-        </w:rPr>
-        <w:t xml:space="preserve">扉页、P41</w:t>
-      </w:r>
-      <w:r>
-        <w:t xml:space="preserve"> </w:t>
-      </w:r>
-      <w:r>
-        <w:rPr>
-          <w:rFonts w:hint="eastAsia"/>
-        </w:rPr>
-        <w:t xml:space="preserve">四大风险、P42</w:t>
-      </w:r>
-      <w:r>
-        <w:t xml:space="preserve"> </w:t>
-      </w:r>
-      <w:r>
-        <w:rPr>
-          <w:rFonts w:hint="eastAsia"/>
-        </w:rPr>
-        <w:t xml:space="preserve">3个真实翻车案例（新增）、P43</w:t>
+        <w:t xml:space="preserve">PPT：P41</w:t>
+      </w:r>
+      <w:r>
+        <w:t xml:space="preserve"> </w:t>
+      </w:r>
+      <w:r>
+        <w:rPr>
+          <w:rFonts w:hint="eastAsia"/>
+        </w:rPr>
+        <w:t xml:space="preserve">扉页、P42</w:t>
+      </w:r>
+      <w:r>
+        <w:t xml:space="preserve"> </w:t>
+      </w:r>
+      <w:r>
+        <w:rPr>
+          <w:rFonts w:hint="eastAsia"/>
+        </w:rPr>
+        <w:t xml:space="preserve">四大风险、P43</w:t>
+      </w:r>
+      <w:r>
+        <w:t xml:space="preserve"> </w:t>
+      </w:r>
+      <w:r>
+        <w:rPr>
+          <w:rFonts w:hint="eastAsia"/>
+        </w:rPr>
+        <w:t xml:space="preserve">3个真实翻车案例（新增）、P44</w:t>
       </w:r>
       <w:r>
         <w:t xml:space="preserve"> AI </w:t>
@@ -18119,25 +18533,25 @@
         <w:rPr>
           <w:rFonts w:hint="eastAsia"/>
         </w:rPr>
-        <w:t xml:space="preserve">条防线（新增）、P44</w:t>
-      </w:r>
-      <w:r>
-        <w:t xml:space="preserve"> </w:t>
-      </w:r>
-      <w:r>
-        <w:rPr>
-          <w:rFonts w:hint="eastAsia"/>
-        </w:rPr>
-        <w:t xml:space="preserve">验证四步（新增）、P45</w:t>
-      </w:r>
-      <w:r>
-        <w:t xml:space="preserve"> </w:t>
-      </w:r>
-      <w:r>
-        <w:rPr>
-          <w:rFonts w:hint="eastAsia"/>
-        </w:rPr>
-        <w:t xml:space="preserve">数据红线与负责任使用、P46</w:t>
+        <w:t xml:space="preserve">条防线（新增）、P45</w:t>
+      </w:r>
+      <w:r>
+        <w:t xml:space="preserve"> </w:t>
+      </w:r>
+      <w:r>
+        <w:rPr>
+          <w:rFonts w:hint="eastAsia"/>
+        </w:rPr>
+        <w:t xml:space="preserve">验证四步（新增）、P46</w:t>
+      </w:r>
+      <w:r>
+        <w:t xml:space="preserve"> </w:t>
+      </w:r>
+      <w:r>
+        <w:rPr>
+          <w:rFonts w:hint="eastAsia"/>
+        </w:rPr>
+        <w:t xml:space="preserve">数据红线与负责任使用、P47</w:t>
       </w:r>
       <w:r>
         <w:t xml:space="preserve"> </w:t>
@@ -18149,22 +18563,22 @@
         <w:t xml:space="preserve">什么数据能喂给</w:t>
       </w:r>
       <w:r>
-        <w:t xml:space="preserve"> AI、P47 AI </w:t>
-      </w:r>
-      <w:r>
-        <w:rPr>
-          <w:rFonts w:hint="eastAsia"/>
-        </w:rPr>
-        <w:t xml:space="preserve">惹了祸：应对三步、P48</w:t>
-      </w:r>
-      <w:r>
-        <w:t xml:space="preserve"> </w:t>
-      </w:r>
-      <w:r>
-        <w:rPr>
-          <w:rFonts w:hint="eastAsia"/>
-        </w:rPr>
-        <w:t xml:space="preserve">翻车演练（新增）、P49</w:t>
+        <w:t xml:space="preserve"> AI、P48 AI </w:t>
+      </w:r>
+      <w:r>
+        <w:rPr>
+          <w:rFonts w:hint="eastAsia"/>
+        </w:rPr>
+        <w:t xml:space="preserve">惹了祸：应对三步、P49</w:t>
+      </w:r>
+      <w:r>
+        <w:t xml:space="preserve"> </w:t>
+      </w:r>
+      <w:r>
+        <w:rPr>
+          <w:rFonts w:hint="eastAsia"/>
+        </w:rPr>
+        <w:t xml:space="preserve">翻车演练（新增）、P50</w:t>
       </w:r>
       <w:r>
         <w:t xml:space="preserve"> </w:t>
@@ -18182,7 +18596,7 @@
         <w:rPr>
           <w:rFonts w:hint="eastAsia"/>
         </w:rPr>
-        <w:t xml:space="preserve">天计划（新增）、P50</w:t>
+        <w:t xml:space="preserve">天计划（新增）、P51</w:t>
       </w:r>
       <w:r>
         <w:t xml:space="preserve"> </w:t>
@@ -18436,7 +18850,7 @@
         <w:rPr>
           <w:rFonts w:hint="eastAsia"/>
         </w:rPr>
-        <w:t xml:space="preserve">【四大风险——P41，逐条讲】</w:t>
+        <w:t xml:space="preserve">【四大风险——P42，逐条讲】</w:t>
       </w:r>
       <w:r>
         <w:t xml:space="preserve"> </w:t>
@@ -18684,7 +19098,7 @@
         <w:rPr>
           <w:rFonts w:hint="eastAsia"/>
         </w:rPr>
-        <w:t xml:space="preserve">也能骗你——P43，本次新增页，保命级，必讲】前面讲的坑都是「你被</w:t>
+        <w:t xml:space="preserve">也能骗你——P44，本次新增页，保命级，必讲】前面讲的坑都是「你被</w:t>
       </w:r>
       <w:r>
         <w:t xml:space="preserve"> AI </w:t>
@@ -18960,7 +19374,7 @@
         <w:rPr>
           <w:rFonts w:hint="eastAsia"/>
         </w:rPr>
-        <w:t xml:space="preserve">个真实翻车案例——P42，本次新增页，故事比条文记得牢】四大风险有点抽象，来点真的——这三个都是脱敏后的真事，一次翻车的代价，比一年培训费贵：</w:t>
+        <w:t xml:space="preserve">个真实翻车案例——P43，本次新增页，故事比条文记得牢】四大风险有点抽象，来点真的——这三个都是脱敏后的真事，一次翻车的代价，比一年培训费贵：</w:t>
       </w:r>
       <w:r>
         <w:t xml:space="preserve"> </w:t>
@@ -19184,7 +19598,7 @@
         <w:rPr>
           <w:rFonts w:hint="eastAsia"/>
         </w:rPr>
-        <w:t xml:space="preserve">输出怎么查——P44，本次新增页，每份</w:t>
+        <w:t xml:space="preserve">输出怎么查——P45，本次新增页，每份</w:t>
       </w:r>
       <w:r>
         <w:t xml:space="preserve"> AI </w:t>
@@ -19358,7 +19772,7 @@
         <w:rPr>
           <w:rFonts w:hint="eastAsia"/>
         </w:rPr>
-        <w:t xml:space="preserve">【数据红线与负责任使用——P45，四卡片】</w:t>
+        <w:t xml:space="preserve">【数据红线与负责任使用——P46，四卡片】</w:t>
       </w:r>
       <w:r>
         <w:t xml:space="preserve"> </w:t>
@@ -19496,7 +19910,7 @@
         <w:rPr>
           <w:rFonts w:hint="eastAsia"/>
         </w:rPr>
-        <w:t xml:space="preserve">AI——P46，三档分级】上一页讲原则，这一页讲具体——把数据分三档，喂之前对一下。</w:t>
+        <w:t xml:space="preserve">AI——P47，三档分级】上一页讲原则，这一页讲具体——把数据分三档，喂之前对一下。</w:t>
       </w:r>
       <w:r>
         <w:t xml:space="preserve"> </w:t>
@@ -19686,7 +20100,7 @@
         <w:rPr>
           <w:rFonts w:hint="eastAsia"/>
         </w:rPr>
-        <w:t xml:space="preserve">惹了祸：应对三步——P47】谁都会出错，出错不可怕，可怕的是出错之后怎么做。三步：</w:t>
+        <w:t xml:space="preserve">惹了祸：应对三步——P48】谁都会出错，出错不可怕，可怕的是出错之后怎么做。三步：</w:t>
       </w:r>
       <w:r>
         <w:rPr>
@@ -19862,7 +20276,7 @@
         <w:rPr>
           <w:rFonts w:hint="eastAsia"/>
         </w:rPr>
-        <w:t xml:space="preserve">【翻车演练——P48，本次新增页，5</w:t>
+        <w:t xml:space="preserve">【翻车演练——P49，本次新增页，5</w:t>
       </w:r>
       <w:r>
         <w:t xml:space="preserve"> </w:t>
@@ -20213,7 +20627,7 @@
         <w:rPr>
           <w:rFonts w:hint="eastAsia"/>
         </w:rPr>
-        <w:t xml:space="preserve">天：从”听过”到”会用”——P49，本次新增页，回去做什么】学完不用的课等于白来。给你一张</w:t>
+        <w:t xml:space="preserve">天：从”听过”到”会用”——P50，本次新增页，回去做什么】学完不用的课等于白来。给你一张</w:t>
       </w:r>
       <w:r>
         <w:t xml:space="preserve"> 90 </w:t>
@@ -20853,7 +21267,7 @@
         <w:rPr>
           <w:rFonts w:hint="eastAsia"/>
         </w:rPr>
-        <w:t xml:space="preserve">【素养自查清单——P50，结业标准】逐条过（见下方清单），全员打勾——</w:t>
+        <w:t xml:space="preserve">【素养自查清单——P51，结业标准】逐条过（见下方清单），全员打勾——</w:t>
       </w:r>
       <w:r>
         <w:rPr>
@@ -20936,7 +21350,7 @@
         <w:rPr>
           <w:rFonts w:hint="eastAsia"/>
         </w:rPr>
-        <w:t xml:space="preserve">个办公模板，开干——P24，本次新增页，现场填空练习</w:t>
+        <w:t xml:space="preserve">个办公模板，开干——P25，本次新增页，现场填空练习</w:t>
       </w:r>
       <w:r>
         <w:t xml:space="preserve"> 5 </w:t>
@@ -21477,7 +21891,7 @@
         <w:t xml:space="preserve">逐条过</w:t>
       </w:r>
       <w:r>
-        <w:t xml:space="preserve"> P50 </w:t>
+        <w:t xml:space="preserve"> P51 </w:t>
       </w:r>
       <w:r>
         <w:rPr>
@@ -21520,7 +21934,7 @@
         </w:numPr>
       </w:pPr>
       <w:r>
-        <w:t xml:space="preserve">P41 </w:t>
+        <w:t xml:space="preserve">P42 </w:t>
       </w:r>
       <w:r>
         <w:rPr>
@@ -21538,7 +21952,7 @@
         </w:numPr>
       </w:pPr>
       <w:r>
-        <w:t xml:space="preserve">P45 </w:t>
+        <w:t xml:space="preserve">P46 </w:t>
       </w:r>
       <w:r>
         <w:rPr>
@@ -21556,7 +21970,7 @@
         </w:numPr>
       </w:pPr>
       <w:r>
-        <w:t xml:space="preserve">P44 </w:t>
+        <w:t xml:space="preserve">P45 </w:t>
       </w:r>
       <w:r>
         <w:rPr>
@@ -21574,7 +21988,7 @@
         </w:numPr>
       </w:pPr>
       <w:r>
-        <w:t xml:space="preserve">P46 </w:t>
+        <w:t xml:space="preserve">P47 </w:t>
       </w:r>
       <w:r>
         <w:rPr>
@@ -21592,7 +22006,7 @@
         </w:numPr>
       </w:pPr>
       <w:r>
-        <w:t xml:space="preserve">P47 </w:t>
+        <w:t xml:space="preserve">P48 </w:t>
       </w:r>
       <w:r>
         <w:rPr>
@@ -21610,7 +22024,7 @@
         </w:numPr>
       </w:pPr>
       <w:r>
-        <w:t xml:space="preserve">P49 </w:t>
+        <w:t xml:space="preserve">P50 </w:t>
       </w:r>
       <w:r>
         <w:rPr>
@@ -21682,7 +22096,7 @@
         </w:numPr>
       </w:pPr>
       <w:r>
-        <w:t xml:space="preserve">P50 </w:t>
+        <w:t xml:space="preserve">P51 </w:t>
       </w:r>
       <w:r>
         <w:rPr>
@@ -22189,7 +22603,7 @@
         <w:t xml:space="preserve">一句”比自己干快多少”——这就是</w:t>
       </w:r>
       <w:r>
-        <w:t xml:space="preserve"> P50 </w:t>
+        <w:t xml:space="preserve"> P51 </w:t>
       </w:r>
       <w:r>
         <w:rPr>
@@ -22332,7 +22746,7 @@
         <w:t xml:space="preserve">。对应</w:t>
       </w:r>
       <w:r>
-        <w:t xml:space="preserve"> P50。</w:t>
+        <w:t xml:space="preserve"> P51。</w:t>
       </w:r>
       <w:r>
         <w:t xml:space="preserve"> </w:t>
@@ -22616,7 +23030,7 @@
         <w:t xml:space="preserve">结业寄语（对应</w:t>
       </w:r>
       <w:r>
-        <w:t xml:space="preserve"> P51 </w:t>
+        <w:t xml:space="preserve"> P52 </w:t>
       </w:r>
       <w:r>
         <w:rPr>
@@ -22663,7 +23077,7 @@
       </w:r>
     </w:p>
     <w:bookmarkEnd w:id="53"/>
-    <w:bookmarkStart w:id="54" w:name="附-1三档课表执行对照51-页版"/>
+    <w:bookmarkStart w:id="54" w:name="附-1三档课表执行对照52-页版"/>
     <w:p>
       <w:pPr>
         <w:pStyle w:val="Heading1"/>
@@ -22681,7 +23095,7 @@
         <w:rPr>
           <w:rFonts w:hint="eastAsia"/>
         </w:rPr>
-        <w:t xml:space="preserve">1：三档课表执行对照（51</w:t>
+        <w:t xml:space="preserve">1：三档课表执行对照（52</w:t>
       </w:r>
       <w:r>
         <w:t xml:space="preserve"> </w:t>
@@ -22978,7 +23392,7 @@
               <w:rPr>
                 <w:rFonts w:hint="eastAsia"/>
               </w:rPr>
-              <w:t xml:space="preserve">大模型如何工作（P12-18）</w:t>
+              <w:t xml:space="preserve">大模型如何工作（P13-18）</w:t>
             </w:r>
           </w:p>
         </w:tc>
@@ -23060,7 +23474,7 @@
               <w:rPr>
                 <w:rFonts w:hint="eastAsia"/>
               </w:rPr>
-              <w:t xml:space="preserve">提示词（P19-23）</w:t>
+              <w:t xml:space="preserve">提示词（P20-23）</w:t>
             </w:r>
           </w:p>
         </w:tc>
@@ -23151,7 +23565,7 @@
               <w:rPr>
                 <w:rFonts w:hint="eastAsia"/>
               </w:rPr>
-              <w:t xml:space="preserve">工具生态与实操（P25-34）</w:t>
+              <w:t xml:space="preserve">工具生态与实操（P26-34）</w:t>
             </w:r>
           </w:p>
         </w:tc>
@@ -23272,7 +23686,7 @@
               <w:rPr>
                 <w:rFonts w:hint="eastAsia"/>
               </w:rPr>
-              <w:t xml:space="preserve">AI（P36-38）</w:t>
+              <w:t xml:space="preserve">AI（P37-38）</w:t>
             </w:r>
           </w:p>
         </w:tc>
@@ -23360,7 +23774,7 @@
               <w:rPr>
                 <w:rFonts w:hint="eastAsia"/>
               </w:rPr>
-              <w:t xml:space="preserve">安全用用起来（P40-48）</w:t>
+              <w:t xml:space="preserve">安全用用起来（P41-48）</w:t>
             </w:r>
           </w:p>
         </w:tc>
@@ -23494,7 +23908,7 @@
               <w:rPr>
                 <w:rFonts w:hint="eastAsia"/>
               </w:rPr>
-              <w:t xml:space="preserve">收尾自查（P51）</w:t>
+              <w:t xml:space="preserve">收尾自查（P52）</w:t>
             </w:r>
           </w:p>
         </w:tc>
@@ -23922,7 +24336,7 @@
               <w:t xml:space="preserve">完整演练一遍</w:t>
             </w:r>
             <w:r>
-              <w:t xml:space="preserve"> P33 </w:t>
+              <w:t xml:space="preserve"> P34 </w:t>
             </w:r>
             <w:r>
               <w:rPr>
@@ -24318,7 +24732,7 @@
               <w:t xml:space="preserve">周核对</w:t>
             </w:r>
             <w:r>
-              <w:t xml:space="preserve"> P27/P28 </w:t>
+              <w:t xml:space="preserve"> P28/P29 </w:t>
             </w:r>
             <w:r>
               <w:rPr>
@@ -24914,7 +25328,7 @@
         <w:t xml:space="preserve">企业版》PPT</w:t>
       </w:r>
       <w:r>
-        <w:t xml:space="preserve"> 51 </w:t>
+        <w:t xml:space="preserve"> 52 </w:t>
       </w:r>
       <w:r>
         <w:rPr>

--- a/企业AI培训_交付包/初级课程_完整交付包/04_授课讲义/企业版_授课讲义.docx
+++ b/企业AI培训_交付包/初级课程_完整交付包/04_授课讲义/企业版_授课讲义.docx
@@ -103,7 +103,7 @@
         <w:rPr>
           <w:rFonts w:hint="eastAsia"/>
         </w:rPr>
-        <w:t xml:space="preserve">企业版》52</w:t>
+        <w:t xml:space="preserve">企业版》53</w:t>
       </w:r>
       <w:r>
         <w:t xml:space="preserve"> </w:t>
@@ -121,16 +121,114 @@
         <w:rPr>
           <w:rFonts w:hint="eastAsia"/>
         </w:rPr>
-        <w:t xml:space="preserve">章（v3.1</w:t>
-      </w:r>
-      <w:r>
-        <w:t xml:space="preserve"> </w:t>
-      </w:r>
-      <w:r>
-        <w:rPr>
-          <w:rFonts w:hint="eastAsia"/>
-        </w:rPr>
-        <w:t xml:space="preserve">新增</w:t>
+        <w:t xml:space="preserve">章</w:t>
+      </w:r>
+      <w:r>
+        <w:t xml:space="preserve"> + </w:t>
+      </w:r>
+      <w:r>
+        <w:rPr>
+          <w:rFonts w:hint="eastAsia"/>
+        </w:rPr>
+        <w:t xml:space="preserve">学员工具包《速查卡》（含</w:t>
+      </w:r>
+      <w:r>
+        <w:t xml:space="preserve"> 22 </w:t>
+      </w:r>
+      <w:r>
+        <w:rPr>
+          <w:rFonts w:hint="eastAsia"/>
+        </w:rPr>
+        <w:t xml:space="preserve">词术语表</w:t>
+      </w:r>
+      <w:r>
+        <w:t xml:space="preserve"> + </w:t>
+      </w:r>
+      <w:r>
+        <w:rPr>
+          <w:rFonts w:hint="eastAsia"/>
+        </w:rPr>
+        <w:t xml:space="preserve">前</w:t>
+      </w:r>
+      <w:r>
+        <w:t xml:space="preserve"> 3 </w:t>
+      </w:r>
+      <w:r>
+        <w:rPr>
+          <w:rFonts w:hint="eastAsia"/>
+        </w:rPr>
+        <w:t xml:space="preserve">句话</w:t>
+      </w:r>
+      <w:r>
+        <w:t xml:space="preserve"> + </w:t>
+      </w:r>
+      <w:r>
+        <w:rPr>
+          <w:rFonts w:hint="eastAsia"/>
+        </w:rPr>
+        <w:t xml:space="preserve">改稿</w:t>
+      </w:r>
+      <w:r>
+        <w:t xml:space="preserve"> 5 </w:t>
+      </w:r>
+      <w:r>
+        <w:rPr>
+          <w:rFonts w:hint="eastAsia"/>
+        </w:rPr>
+        <w:t xml:space="preserve">句</w:t>
+      </w:r>
+      <w:r>
+        <w:t xml:space="preserve"> + Week 1 </w:t>
+      </w:r>
+      <w:r>
+        <w:rPr>
+          <w:rFonts w:hint="eastAsia"/>
+        </w:rPr>
+        <w:t xml:space="preserve">七天）</w:t>
+      </w:r>
+      <w:r>
+        <w:t xml:space="preserve"> </w:t>
+      </w:r>
+      <w:r>
+        <w:rPr>
+          <w:rFonts w:hint="eastAsia"/>
+        </w:rPr>
+        <w:t xml:space="preserve">版本：</w:t>
+      </w:r>
+      <w:r>
+        <w:rPr>
+          <w:rFonts w:hint="eastAsia"/>
+          <w:b/>
+          <w:bCs/>
+        </w:rPr>
+        <w:t xml:space="preserve">v3.6（2026-09-05）小白动手闭环</w:t>
+      </w:r>
+      <w:r>
+        <w:t xml:space="preserve">——PPT 53 </w:t>
+      </w:r>
+      <w:r>
+        <w:rPr>
+          <w:rFonts w:hint="eastAsia"/>
+        </w:rPr>
+        <w:t xml:space="preserve">页：新</w:t>
+      </w:r>
+      <w:r>
+        <w:t xml:space="preserve"> </w:t>
+      </w:r>
+      <w:r>
+        <w:rPr>
+          <w:rFonts w:hint="eastAsia"/>
+        </w:rPr>
+        <w:t xml:space="preserve">P33「你的前</w:t>
+      </w:r>
+      <w:r>
+        <w:t xml:space="preserve"> 3 </w:t>
+      </w:r>
+      <w:r>
+        <w:rPr>
+          <w:rFonts w:hint="eastAsia"/>
+        </w:rPr>
+        <w:t xml:space="preserve">句话」（第一次交互逐字脚本，三档都留）+</w:t>
       </w:r>
       <w:r>
         <w:t xml:space="preserve"> P2 </w:t>
@@ -139,34 +237,34 @@
         <w:rPr>
           <w:rFonts w:hint="eastAsia"/>
         </w:rPr>
-        <w:t xml:space="preserve">名词速览）+</w:t>
-      </w:r>
-      <w:r>
-        <w:t xml:space="preserve"> </w:t>
-      </w:r>
-      <w:r>
-        <w:rPr>
-          <w:rFonts w:hint="eastAsia"/>
-        </w:rPr>
-        <w:t xml:space="preserve">学员工具包《速查卡》（含</w:t>
-      </w:r>
-      <w:r>
-        <w:t xml:space="preserve"> 12 </w:t>
-      </w:r>
-      <w:r>
-        <w:rPr>
-          <w:rFonts w:hint="eastAsia"/>
-        </w:rPr>
-        <w:t xml:space="preserve">词术语表）</w:t>
-      </w:r>
-      <w:r>
-        <w:t xml:space="preserve"> </w:t>
-      </w:r>
-      <w:r>
-        <w:rPr>
-          <w:rFonts w:hint="eastAsia"/>
-        </w:rPr>
-        <w:t xml:space="preserve">版本：v3.3（2026-09-04）——面向企业全面重构</w:t>
+        <w:t xml:space="preserve">名词</w:t>
+      </w:r>
+      <w:r>
+        <w:t xml:space="preserve"> 22 </w:t>
+      </w:r>
+      <w:r>
+        <w:rPr>
+          <w:rFonts w:hint="eastAsia"/>
+        </w:rPr>
+        <w:t xml:space="preserve">词（加脱敏/子</w:t>
+      </w:r>
+      <w:r>
+        <w:t xml:space="preserve"> </w:t>
+      </w:r>
+      <w:r>
+        <w:rPr>
+          <w:rFonts w:hint="eastAsia"/>
+        </w:rPr>
+        <w:t xml:space="preserve">Agent）+</w:t>
+      </w:r>
+      <w:r>
+        <w:t xml:space="preserve"> </w:t>
+      </w:r>
+      <w:r>
+        <w:rPr>
+          <w:rFonts w:hint="eastAsia"/>
+        </w:rPr>
+        <w:t xml:space="preserve">P16「它不记得你」标注</w:t>
       </w:r>
       <w:r>
         <w:t xml:space="preserve"> + </w:t>
@@ -175,6 +273,105 @@
         <w:rPr>
           <w:rFonts w:hint="eastAsia"/>
         </w:rPr>
+        <w:t xml:space="preserve">P23「改稿</w:t>
+      </w:r>
+      <w:r>
+        <w:t xml:space="preserve"> 5 </w:t>
+      </w:r>
+      <w:r>
+        <w:rPr>
+          <w:rFonts w:hint="eastAsia"/>
+        </w:rPr>
+        <w:t xml:space="preserve">句话」+</w:t>
+      </w:r>
+      <w:r>
+        <w:t xml:space="preserve"> P50 </w:t>
+      </w:r>
+      <w:r>
+        <w:rPr>
+          <w:rFonts w:hint="eastAsia"/>
+        </w:rPr>
+        <w:t xml:space="preserve">失望谷/Week</w:t>
+      </w:r>
+      <w:r>
+        <w:t xml:space="preserve"> 1 </w:t>
+      </w:r>
+      <w:r>
+        <w:rPr>
+          <w:rFonts w:hint="eastAsia"/>
+        </w:rPr>
+        <w:t xml:space="preserve">七天</w:t>
+      </w:r>
+      <w:r>
+        <w:t xml:space="preserve"> + </w:t>
+      </w:r>
+      <w:r>
+        <w:rPr>
+          <w:rFonts w:hint="eastAsia"/>
+        </w:rPr>
+        <w:t xml:space="preserve">去重</w:t>
+      </w:r>
+      <w:r>
+        <w:t xml:space="preserve"> 7 </w:t>
+      </w:r>
+      <w:r>
+        <w:rPr>
+          <w:rFonts w:hint="eastAsia"/>
+        </w:rPr>
+        <w:t xml:space="preserve">处</w:t>
+      </w:r>
+      <w:r>
+        <w:t xml:space="preserve"> P25 </w:t>
+      </w:r>
+      <w:r>
+        <w:rPr>
+          <w:rFonts w:hint="eastAsia"/>
+        </w:rPr>
+        <w:t xml:space="preserve">练习只留第</w:t>
+      </w:r>
+      <w:r>
+        <w:t xml:space="preserve"> 4 </w:t>
+      </w:r>
+      <w:r>
+        <w:rPr>
+          <w:rFonts w:hint="eastAsia"/>
+        </w:rPr>
+        <w:t xml:space="preserve">章</w:t>
+      </w:r>
+      <w:r>
+        <w:t xml:space="preserve"> + </w:t>
+      </w:r>
+      <w:r>
+        <w:rPr>
+          <w:rFonts w:hint="eastAsia"/>
+        </w:rPr>
+        <w:t xml:space="preserve">修</w:t>
+      </w:r>
+      <w:r>
+        <w:t xml:space="preserve"> 5 </w:t>
+      </w:r>
+      <w:r>
+        <w:rPr>
+          <w:rFonts w:hint="eastAsia"/>
+        </w:rPr>
+        <w:t xml:space="preserve">处破损图（P19/P32/P37/P49/P51</w:t>
+      </w:r>
+      <w:r>
+        <w:t xml:space="preserve"> </w:t>
+      </w:r>
+      <w:r>
+        <w:rPr>
+          <w:rFonts w:hint="eastAsia"/>
+        </w:rPr>
+        <w:t xml:space="preserve">孤儿图）。v3.3（2026-09-04）——面向企业全面重构</w:t>
+      </w:r>
+      <w:r>
+        <w:t xml:space="preserve"> + </w:t>
+      </w:r>
+      <w:r>
+        <w:rPr>
+          <w:rFonts w:hint="eastAsia"/>
+        </w:rPr>
         <w:t xml:space="preserve">小白友好增强：PPT</w:t>
       </w:r>
       <w:r>
@@ -187,28 +384,16 @@
         <w:t xml:space="preserve">现</w:t>
       </w:r>
       <w:r>
-        <w:t xml:space="preserve"> </w:t>
-      </w:r>
-      <w:r>
-        <w:rPr>
-          <w:b/>
-          <w:bCs/>
-        </w:rPr>
-        <w:t xml:space="preserve">52 </w:t>
-      </w:r>
-      <w:r>
-        <w:rPr>
-          <w:rFonts w:hint="eastAsia"/>
-          <w:b/>
-          <w:bCs/>
+        <w:t xml:space="preserve"> 52 </w:t>
+      </w:r>
+      <w:r>
+        <w:rPr>
+          <w:rFonts w:hint="eastAsia"/>
         </w:rPr>
         <w:t xml:space="preserve">页</w:t>
       </w:r>
       <w:r>
-        <w:t xml:space="preserve"> </w:t>
-      </w:r>
-      <w:r>
-        <w:t xml:space="preserve">7 </w:t>
+        <w:t xml:space="preserve"> 7 </w:t>
       </w:r>
       <w:r>
         <w:rPr>
@@ -748,7 +933,7 @@
         <w:rPr>
           <w:rFonts w:hint="eastAsia"/>
         </w:rPr>
-        <w:t xml:space="preserve">天落地计划（P50）就是保障。</w:t>
+        <w:t xml:space="preserve">天落地计划（P51）就是保障。</w:t>
       </w:r>
     </w:p>
     <w:p>
@@ -770,7 +955,25 @@
         <w:t xml:space="preserve">（详见附录《课前准备清单》）：①</w:t>
       </w:r>
       <w:r>
-        <w:t xml:space="preserve"> WorkBuddy </w:t>
+        <w:t xml:space="preserve"> </w:t>
+      </w:r>
+      <w:r>
+        <w:rPr>
+          <w:rFonts w:hint="eastAsia"/>
+        </w:rPr>
+        <w:t xml:space="preserve">把「你的前</w:t>
+      </w:r>
+      <w:r>
+        <w:t xml:space="preserve"> 3 </w:t>
+      </w:r>
+      <w:r>
+        <w:rPr>
+          <w:rFonts w:hint="eastAsia"/>
+        </w:rPr>
+        <w:t xml:space="preserve">句话」（P33）逐句演练一遍</w:t>
+      </w:r>
+      <w:r>
+        <w:t xml:space="preserve"> + WorkBuddy </w:t>
       </w:r>
       <w:r>
         <w:rPr>
@@ -785,7 +988,16 @@
         <w:rPr>
           <w:rFonts w:hint="eastAsia"/>
         </w:rPr>
-        <w:t xml:space="preserve">预传脱敏材料，完整演练一遍演示（P34）；②</w:t>
+        <w:t xml:space="preserve">预传脱敏材料</w:t>
+      </w:r>
+      <w:r>
+        <w:t xml:space="preserve"> + </w:t>
+      </w:r>
+      <w:r>
+        <w:rPr>
+          <w:rFonts w:hint="eastAsia"/>
+        </w:rPr>
+        <w:t xml:space="preserve">完整演练一遍演示（P35）；②</w:t>
       </w:r>
       <w:r>
         <w:t xml:space="preserve"> </w:t>
@@ -1640,348 +1852,6 @@
         <w:rPr>
           <w:rFonts w:hint="eastAsia"/>
         </w:rPr>
-        <w:t xml:space="preserve">【新增·5</w:t>
-      </w:r>
-      <w:r>
-        <w:t xml:space="preserve"> </w:t>
-      </w:r>
-      <w:r>
-        <w:rPr>
-          <w:rFonts w:hint="eastAsia"/>
-        </w:rPr>
-        <w:t xml:space="preserve">个办公模板，开干——P25，本次新增页，现场填空练习</w:t>
-      </w:r>
-      <w:r>
-        <w:t xml:space="preserve"> 5 </w:t>
-      </w:r>
-      <w:r>
-        <w:rPr>
-          <w:rFonts w:hint="eastAsia"/>
-        </w:rPr>
-        <w:t xml:space="preserve">分钟】五要素和</w:t>
-      </w:r>
-      <w:r>
-        <w:t xml:space="preserve"> 4 </w:t>
-      </w:r>
-      <w:r>
-        <w:rPr>
-          <w:rFonts w:hint="eastAsia"/>
-        </w:rPr>
-        <w:t xml:space="preserve">招都齐了，这一页给你</w:t>
-      </w:r>
-      <w:r>
-        <w:t xml:space="preserve"> 5 </w:t>
-      </w:r>
-      <w:r>
-        <w:rPr>
-          <w:rFonts w:hint="eastAsia"/>
-        </w:rPr>
-        <w:t xml:space="preserve">个最主流场景的现成模板——照着念就行：</w:t>
-      </w:r>
-      <w:r>
-        <w:t xml:space="preserve"> </w:t>
-      </w:r>
-      <w:r>
-        <w:t xml:space="preserve">-</w:t>
-      </w:r>
-      <w:r>
-        <w:t xml:space="preserve"> </w:t>
-      </w:r>
-      <w:r>
-        <w:rPr>
-          <w:rFonts w:hint="eastAsia"/>
-          <w:b/>
-          <w:bCs/>
-        </w:rPr>
-        <w:t xml:space="preserve">模板</w:t>
-      </w:r>
-      <w:r>
-        <w:rPr>
-          <w:b/>
-          <w:bCs/>
-        </w:rPr>
-        <w:t xml:space="preserve"> 1 · </w:t>
-      </w:r>
-      <w:r>
-        <w:rPr>
-          <w:rFonts w:hint="eastAsia"/>
-          <w:b/>
-          <w:bCs/>
-        </w:rPr>
-        <w:t xml:space="preserve">周报</w:t>
-      </w:r>
-      <w:r>
-        <w:rPr>
-          <w:b/>
-          <w:bCs/>
-        </w:rPr>
-        <w:t xml:space="preserve"> 3 </w:t>
-      </w:r>
-      <w:r>
-        <w:rPr>
-          <w:rFonts w:hint="eastAsia"/>
-          <w:b/>
-          <w:bCs/>
-        </w:rPr>
-        <w:t xml:space="preserve">分钟初稿</w:t>
-      </w:r>
-      <w:r>
-        <w:rPr>
-          <w:rFonts w:hint="eastAsia"/>
-        </w:rPr>
-        <w:t xml:space="preserve">：「你是部门周报助手，按这四点写：本周目标、进展和结果、数据和结论、下周计划。用我的要点：……」——AI</w:t>
-      </w:r>
-      <w:r>
-        <w:t xml:space="preserve"> 3 </w:t>
-      </w:r>
-      <w:r>
-        <w:rPr>
-          <w:rFonts w:hint="eastAsia"/>
-        </w:rPr>
-        <w:t xml:space="preserve">分钟出初稿，你终审</w:t>
-      </w:r>
-      <w:r>
-        <w:t xml:space="preserve"> 10 </w:t>
-      </w:r>
-      <w:r>
-        <w:rPr>
-          <w:rFonts w:hint="eastAsia"/>
-        </w:rPr>
-        <w:t xml:space="preserve">分钟。</w:t>
-      </w:r>
-      <w:r>
-        <w:t xml:space="preserve"> </w:t>
-      </w:r>
-      <w:r>
-        <w:t xml:space="preserve">-</w:t>
-      </w:r>
-      <w:r>
-        <w:t xml:space="preserve"> </w:t>
-      </w:r>
-      <w:r>
-        <w:rPr>
-          <w:rFonts w:hint="eastAsia"/>
-          <w:b/>
-          <w:bCs/>
-        </w:rPr>
-        <w:t xml:space="preserve">模板</w:t>
-      </w:r>
-      <w:r>
-        <w:rPr>
-          <w:b/>
-          <w:bCs/>
-        </w:rPr>
-        <w:t xml:space="preserve"> 2 · </w:t>
-      </w:r>
-      <w:r>
-        <w:rPr>
-          <w:rFonts w:hint="eastAsia"/>
-          <w:b/>
-          <w:bCs/>
-        </w:rPr>
-        <w:t xml:space="preserve">纪要+待办</w:t>
-      </w:r>
-      <w:r>
-        <w:rPr>
-          <w:rFonts w:hint="eastAsia"/>
-        </w:rPr>
-        <w:t xml:space="preserve">：「把这段会议记录整理成纪要：结论、决定、待办（谁、做什么、什么时候）。」——待办自动带负责人，不漏事。</w:t>
-      </w:r>
-      <w:r>
-        <w:t xml:space="preserve"> </w:t>
-      </w:r>
-      <w:r>
-        <w:t xml:space="preserve">-</w:t>
-      </w:r>
-      <w:r>
-        <w:t xml:space="preserve"> </w:t>
-      </w:r>
-      <w:r>
-        <w:rPr>
-          <w:rFonts w:hint="eastAsia"/>
-          <w:b/>
-          <w:bCs/>
-        </w:rPr>
-        <w:t xml:space="preserve">模板</w:t>
-      </w:r>
-      <w:r>
-        <w:rPr>
-          <w:b/>
-          <w:bCs/>
-        </w:rPr>
-        <w:t xml:space="preserve"> 3 · </w:t>
-      </w:r>
-      <w:r>
-        <w:rPr>
-          <w:rFonts w:hint="eastAsia"/>
-          <w:b/>
-          <w:bCs/>
-        </w:rPr>
-        <w:t xml:space="preserve">数据一页速读</w:t>
-      </w:r>
-      <w:r>
-        <w:rPr>
-          <w:rFonts w:hint="eastAsia"/>
-        </w:rPr>
-        <w:t xml:space="preserve">：「看这份表：总量、占比、最高最低、异常值，5</w:t>
-      </w:r>
-      <w:r>
-        <w:t xml:space="preserve"> </w:t>
-      </w:r>
-      <w:r>
-        <w:rPr>
-          <w:rFonts w:hint="eastAsia"/>
-        </w:rPr>
-        <w:t xml:space="preserve">句话说清，先给结论。」——5</w:t>
-      </w:r>
-      <w:r>
-        <w:t xml:space="preserve"> </w:t>
-      </w:r>
-      <w:r>
-        <w:rPr>
-          <w:rFonts w:hint="eastAsia"/>
-        </w:rPr>
-        <w:t xml:space="preserve">分钟看懂一张表。</w:t>
-      </w:r>
-      <w:r>
-        <w:t xml:space="preserve"> </w:t>
-      </w:r>
-      <w:r>
-        <w:t xml:space="preserve">-</w:t>
-      </w:r>
-      <w:r>
-        <w:t xml:space="preserve"> </w:t>
-      </w:r>
-      <w:r>
-        <w:rPr>
-          <w:rFonts w:hint="eastAsia"/>
-          <w:b/>
-          <w:bCs/>
-        </w:rPr>
-        <w:t xml:space="preserve">模板</w:t>
-      </w:r>
-      <w:r>
-        <w:rPr>
-          <w:b/>
-          <w:bCs/>
-        </w:rPr>
-        <w:t xml:space="preserve"> 4 · </w:t>
-      </w:r>
-      <w:r>
-        <w:rPr>
-          <w:rFonts w:hint="eastAsia"/>
-          <w:b/>
-          <w:bCs/>
-        </w:rPr>
-        <w:t xml:space="preserve">邮件第一稿</w:t>
-      </w:r>
-      <w:r>
-        <w:rPr>
-          <w:rFonts w:hint="eastAsia"/>
-        </w:rPr>
-        <w:t xml:space="preserve">：「给（对象）写封邮件，说清（事），语气专业客气，300</w:t>
-      </w:r>
-      <w:r>
-        <w:t xml:space="preserve"> </w:t>
-      </w:r>
-      <w:r>
-        <w:rPr>
-          <w:rFonts w:hint="eastAsia"/>
-        </w:rPr>
-        <w:t xml:space="preserve">字以内，先写初稿我改。」——发出去前永远过一遍再发。</w:t>
-      </w:r>
-      <w:r>
-        <w:t xml:space="preserve"> </w:t>
-      </w:r>
-      <w:r>
-        <w:t xml:space="preserve">-</w:t>
-      </w:r>
-      <w:r>
-        <w:t xml:space="preserve"> </w:t>
-      </w:r>
-      <w:r>
-        <w:rPr>
-          <w:rFonts w:hint="eastAsia"/>
-          <w:b/>
-          <w:bCs/>
-        </w:rPr>
-        <w:t xml:space="preserve">模板</w:t>
-      </w:r>
-      <w:r>
-        <w:rPr>
-          <w:b/>
-          <w:bCs/>
-        </w:rPr>
-        <w:t xml:space="preserve"> 5 · </w:t>
-      </w:r>
-      <w:r>
-        <w:rPr>
-          <w:rFonts w:hint="eastAsia"/>
-          <w:b/>
-          <w:bCs/>
-        </w:rPr>
-        <w:t xml:space="preserve">立项一页纸</w:t>
-      </w:r>
-      <w:r>
-        <w:rPr>
-          <w:rFonts w:hint="eastAsia"/>
-        </w:rPr>
-        <w:t xml:space="preserve">：「把这事写成立项一页纸：问题、方案、要什么支持、预期收益，给部门总监看。」——给老板看的，就这一页。</w:t>
-      </w:r>
-      <w:r>
-        <w:t xml:space="preserve"> </w:t>
-      </w:r>
-      <w:r>
-        <w:rPr>
-          <w:rFonts w:hint="eastAsia"/>
-        </w:rPr>
-        <w:t xml:space="preserve">现场练习（5</w:t>
-      </w:r>
-      <w:r>
-        <w:t xml:space="preserve"> </w:t>
-      </w:r>
-      <w:r>
-        <w:rPr>
-          <w:rFonts w:hint="eastAsia"/>
-        </w:rPr>
-        <w:t xml:space="preserve">分钟）：每个人挑一个跟自己岗位最像的模板，把「……」换成自己的真实内容发一遍</w:t>
-      </w:r>
-      <w:r>
-        <w:t xml:space="preserve"> </w:t>
-      </w:r>
-      <w:r>
-        <w:rPr>
-          <w:rFonts w:hint="eastAsia"/>
-        </w:rPr>
-        <w:t xml:space="preserve">AI——今天学的，今天就用。收口：五要素+4</w:t>
-      </w:r>
-      <w:r>
-        <w:t xml:space="preserve"> </w:t>
-      </w:r>
-      <w:r>
-        <w:rPr>
-          <w:rFonts w:hint="eastAsia"/>
-        </w:rPr>
-        <w:t xml:space="preserve">招+5</w:t>
-      </w:r>
-      <w:r>
-        <w:t xml:space="preserve"> </w:t>
-      </w:r>
-      <w:r>
-        <w:rPr>
-          <w:rFonts w:hint="eastAsia"/>
-        </w:rPr>
-        <w:t xml:space="preserve">模板+验证四步，这套课你全带得走。</w:t>
-      </w:r>
-    </w:p>
-    <w:p>
-      <w:pPr>
-        <w:pStyle w:val="BodyText"/>
-      </w:pPr>
-      <w:r>
-        <w:rPr>
-          <w:rFonts w:hint="eastAsia"/>
-        </w:rPr>
         <w:t xml:space="preserve">【关系收口·三句话】</w:t>
       </w:r>
       <w:r>
@@ -4080,348 +3950,6 @@
         <w:rPr>
           <w:rFonts w:hint="eastAsia"/>
         </w:rPr>
-        <w:t xml:space="preserve">【新增·5</w:t>
-      </w:r>
-      <w:r>
-        <w:t xml:space="preserve"> </w:t>
-      </w:r>
-      <w:r>
-        <w:rPr>
-          <w:rFonts w:hint="eastAsia"/>
-        </w:rPr>
-        <w:t xml:space="preserve">个办公模板，开干——P25，本次新增页，现场填空练习</w:t>
-      </w:r>
-      <w:r>
-        <w:t xml:space="preserve"> 5 </w:t>
-      </w:r>
-      <w:r>
-        <w:rPr>
-          <w:rFonts w:hint="eastAsia"/>
-        </w:rPr>
-        <w:t xml:space="preserve">分钟】五要素和</w:t>
-      </w:r>
-      <w:r>
-        <w:t xml:space="preserve"> 4 </w:t>
-      </w:r>
-      <w:r>
-        <w:rPr>
-          <w:rFonts w:hint="eastAsia"/>
-        </w:rPr>
-        <w:t xml:space="preserve">招都齐了，这一页给你</w:t>
-      </w:r>
-      <w:r>
-        <w:t xml:space="preserve"> 5 </w:t>
-      </w:r>
-      <w:r>
-        <w:rPr>
-          <w:rFonts w:hint="eastAsia"/>
-        </w:rPr>
-        <w:t xml:space="preserve">个最主流场景的现成模板——照着念就行：</w:t>
-      </w:r>
-      <w:r>
-        <w:t xml:space="preserve"> </w:t>
-      </w:r>
-      <w:r>
-        <w:t xml:space="preserve">-</w:t>
-      </w:r>
-      <w:r>
-        <w:t xml:space="preserve"> </w:t>
-      </w:r>
-      <w:r>
-        <w:rPr>
-          <w:rFonts w:hint="eastAsia"/>
-          <w:b/>
-          <w:bCs/>
-        </w:rPr>
-        <w:t xml:space="preserve">模板</w:t>
-      </w:r>
-      <w:r>
-        <w:rPr>
-          <w:b/>
-          <w:bCs/>
-        </w:rPr>
-        <w:t xml:space="preserve"> 1 · </w:t>
-      </w:r>
-      <w:r>
-        <w:rPr>
-          <w:rFonts w:hint="eastAsia"/>
-          <w:b/>
-          <w:bCs/>
-        </w:rPr>
-        <w:t xml:space="preserve">周报</w:t>
-      </w:r>
-      <w:r>
-        <w:rPr>
-          <w:b/>
-          <w:bCs/>
-        </w:rPr>
-        <w:t xml:space="preserve"> 3 </w:t>
-      </w:r>
-      <w:r>
-        <w:rPr>
-          <w:rFonts w:hint="eastAsia"/>
-          <w:b/>
-          <w:bCs/>
-        </w:rPr>
-        <w:t xml:space="preserve">分钟初稿</w:t>
-      </w:r>
-      <w:r>
-        <w:rPr>
-          <w:rFonts w:hint="eastAsia"/>
-        </w:rPr>
-        <w:t xml:space="preserve">：「你是部门周报助手，按这四点写：本周目标、进展和结果、数据和结论、下周计划。用我的要点：……」——AI</w:t>
-      </w:r>
-      <w:r>
-        <w:t xml:space="preserve"> 3 </w:t>
-      </w:r>
-      <w:r>
-        <w:rPr>
-          <w:rFonts w:hint="eastAsia"/>
-        </w:rPr>
-        <w:t xml:space="preserve">分钟出初稿，你终审</w:t>
-      </w:r>
-      <w:r>
-        <w:t xml:space="preserve"> 10 </w:t>
-      </w:r>
-      <w:r>
-        <w:rPr>
-          <w:rFonts w:hint="eastAsia"/>
-        </w:rPr>
-        <w:t xml:space="preserve">分钟。</w:t>
-      </w:r>
-      <w:r>
-        <w:t xml:space="preserve"> </w:t>
-      </w:r>
-      <w:r>
-        <w:t xml:space="preserve">-</w:t>
-      </w:r>
-      <w:r>
-        <w:t xml:space="preserve"> </w:t>
-      </w:r>
-      <w:r>
-        <w:rPr>
-          <w:rFonts w:hint="eastAsia"/>
-          <w:b/>
-          <w:bCs/>
-        </w:rPr>
-        <w:t xml:space="preserve">模板</w:t>
-      </w:r>
-      <w:r>
-        <w:rPr>
-          <w:b/>
-          <w:bCs/>
-        </w:rPr>
-        <w:t xml:space="preserve"> 2 · </w:t>
-      </w:r>
-      <w:r>
-        <w:rPr>
-          <w:rFonts w:hint="eastAsia"/>
-          <w:b/>
-          <w:bCs/>
-        </w:rPr>
-        <w:t xml:space="preserve">纪要+待办</w:t>
-      </w:r>
-      <w:r>
-        <w:rPr>
-          <w:rFonts w:hint="eastAsia"/>
-        </w:rPr>
-        <w:t xml:space="preserve">：「把这段会议记录整理成纪要：结论、决定、待办（谁、做什么、什么时候）。」——待办自动带负责人，不漏事。</w:t>
-      </w:r>
-      <w:r>
-        <w:t xml:space="preserve"> </w:t>
-      </w:r>
-      <w:r>
-        <w:t xml:space="preserve">-</w:t>
-      </w:r>
-      <w:r>
-        <w:t xml:space="preserve"> </w:t>
-      </w:r>
-      <w:r>
-        <w:rPr>
-          <w:rFonts w:hint="eastAsia"/>
-          <w:b/>
-          <w:bCs/>
-        </w:rPr>
-        <w:t xml:space="preserve">模板</w:t>
-      </w:r>
-      <w:r>
-        <w:rPr>
-          <w:b/>
-          <w:bCs/>
-        </w:rPr>
-        <w:t xml:space="preserve"> 3 · </w:t>
-      </w:r>
-      <w:r>
-        <w:rPr>
-          <w:rFonts w:hint="eastAsia"/>
-          <w:b/>
-          <w:bCs/>
-        </w:rPr>
-        <w:t xml:space="preserve">数据一页速读</w:t>
-      </w:r>
-      <w:r>
-        <w:rPr>
-          <w:rFonts w:hint="eastAsia"/>
-        </w:rPr>
-        <w:t xml:space="preserve">：「看这份表：总量、占比、最高最低、异常值，5</w:t>
-      </w:r>
-      <w:r>
-        <w:t xml:space="preserve"> </w:t>
-      </w:r>
-      <w:r>
-        <w:rPr>
-          <w:rFonts w:hint="eastAsia"/>
-        </w:rPr>
-        <w:t xml:space="preserve">句话说清，先给结论。」——5</w:t>
-      </w:r>
-      <w:r>
-        <w:t xml:space="preserve"> </w:t>
-      </w:r>
-      <w:r>
-        <w:rPr>
-          <w:rFonts w:hint="eastAsia"/>
-        </w:rPr>
-        <w:t xml:space="preserve">分钟看懂一张表。</w:t>
-      </w:r>
-      <w:r>
-        <w:t xml:space="preserve"> </w:t>
-      </w:r>
-      <w:r>
-        <w:t xml:space="preserve">-</w:t>
-      </w:r>
-      <w:r>
-        <w:t xml:space="preserve"> </w:t>
-      </w:r>
-      <w:r>
-        <w:rPr>
-          <w:rFonts w:hint="eastAsia"/>
-          <w:b/>
-          <w:bCs/>
-        </w:rPr>
-        <w:t xml:space="preserve">模板</w:t>
-      </w:r>
-      <w:r>
-        <w:rPr>
-          <w:b/>
-          <w:bCs/>
-        </w:rPr>
-        <w:t xml:space="preserve"> 4 · </w:t>
-      </w:r>
-      <w:r>
-        <w:rPr>
-          <w:rFonts w:hint="eastAsia"/>
-          <w:b/>
-          <w:bCs/>
-        </w:rPr>
-        <w:t xml:space="preserve">邮件第一稿</w:t>
-      </w:r>
-      <w:r>
-        <w:rPr>
-          <w:rFonts w:hint="eastAsia"/>
-        </w:rPr>
-        <w:t xml:space="preserve">：「给（对象）写封邮件，说清（事），语气专业客气，300</w:t>
-      </w:r>
-      <w:r>
-        <w:t xml:space="preserve"> </w:t>
-      </w:r>
-      <w:r>
-        <w:rPr>
-          <w:rFonts w:hint="eastAsia"/>
-        </w:rPr>
-        <w:t xml:space="preserve">字以内，先写初稿我改。」——发出去前永远过一遍再发。</w:t>
-      </w:r>
-      <w:r>
-        <w:t xml:space="preserve"> </w:t>
-      </w:r>
-      <w:r>
-        <w:t xml:space="preserve">-</w:t>
-      </w:r>
-      <w:r>
-        <w:t xml:space="preserve"> </w:t>
-      </w:r>
-      <w:r>
-        <w:rPr>
-          <w:rFonts w:hint="eastAsia"/>
-          <w:b/>
-          <w:bCs/>
-        </w:rPr>
-        <w:t xml:space="preserve">模板</w:t>
-      </w:r>
-      <w:r>
-        <w:rPr>
-          <w:b/>
-          <w:bCs/>
-        </w:rPr>
-        <w:t xml:space="preserve"> 5 · </w:t>
-      </w:r>
-      <w:r>
-        <w:rPr>
-          <w:rFonts w:hint="eastAsia"/>
-          <w:b/>
-          <w:bCs/>
-        </w:rPr>
-        <w:t xml:space="preserve">立项一页纸</w:t>
-      </w:r>
-      <w:r>
-        <w:rPr>
-          <w:rFonts w:hint="eastAsia"/>
-        </w:rPr>
-        <w:t xml:space="preserve">：「把这事写成立项一页纸：问题、方案、要什么支持、预期收益，给部门总监看。」——给老板看的，就这一页。</w:t>
-      </w:r>
-      <w:r>
-        <w:t xml:space="preserve"> </w:t>
-      </w:r>
-      <w:r>
-        <w:rPr>
-          <w:rFonts w:hint="eastAsia"/>
-        </w:rPr>
-        <w:t xml:space="preserve">现场练习（5</w:t>
-      </w:r>
-      <w:r>
-        <w:t xml:space="preserve"> </w:t>
-      </w:r>
-      <w:r>
-        <w:rPr>
-          <w:rFonts w:hint="eastAsia"/>
-        </w:rPr>
-        <w:t xml:space="preserve">分钟）：每个人挑一个跟自己岗位最像的模板，把「……」换成自己的真实内容发一遍</w:t>
-      </w:r>
-      <w:r>
-        <w:t xml:space="preserve"> </w:t>
-      </w:r>
-      <w:r>
-        <w:rPr>
-          <w:rFonts w:hint="eastAsia"/>
-        </w:rPr>
-        <w:t xml:space="preserve">AI——今天学的，今天就用。收口：五要素+4</w:t>
-      </w:r>
-      <w:r>
-        <w:t xml:space="preserve"> </w:t>
-      </w:r>
-      <w:r>
-        <w:rPr>
-          <w:rFonts w:hint="eastAsia"/>
-        </w:rPr>
-        <w:t xml:space="preserve">招+5</w:t>
-      </w:r>
-      <w:r>
-        <w:t xml:space="preserve"> </w:t>
-      </w:r>
-      <w:r>
-        <w:rPr>
-          <w:rFonts w:hint="eastAsia"/>
-        </w:rPr>
-        <w:t xml:space="preserve">模板+验证四步，这套课你全带得走。</w:t>
-      </w:r>
-    </w:p>
-    <w:p>
-      <w:pPr>
-        <w:pStyle w:val="BodyText"/>
-      </w:pPr>
-      <w:r>
-        <w:rPr>
-          <w:rFonts w:hint="eastAsia"/>
-        </w:rPr>
         <w:t xml:space="preserve">【关系收口·三句话】</w:t>
       </w:r>
       <w:r>
@@ -6820,348 +6348,6 @@
         <w:rPr>
           <w:rFonts w:hint="eastAsia"/>
         </w:rPr>
-        <w:t xml:space="preserve">【新增·5</w:t>
-      </w:r>
-      <w:r>
-        <w:t xml:space="preserve"> </w:t>
-      </w:r>
-      <w:r>
-        <w:rPr>
-          <w:rFonts w:hint="eastAsia"/>
-        </w:rPr>
-        <w:t xml:space="preserve">个办公模板，开干——P25，本次新增页，现场填空练习</w:t>
-      </w:r>
-      <w:r>
-        <w:t xml:space="preserve"> 5 </w:t>
-      </w:r>
-      <w:r>
-        <w:rPr>
-          <w:rFonts w:hint="eastAsia"/>
-        </w:rPr>
-        <w:t xml:space="preserve">分钟】五要素和</w:t>
-      </w:r>
-      <w:r>
-        <w:t xml:space="preserve"> 4 </w:t>
-      </w:r>
-      <w:r>
-        <w:rPr>
-          <w:rFonts w:hint="eastAsia"/>
-        </w:rPr>
-        <w:t xml:space="preserve">招都齐了，这一页给你</w:t>
-      </w:r>
-      <w:r>
-        <w:t xml:space="preserve"> 5 </w:t>
-      </w:r>
-      <w:r>
-        <w:rPr>
-          <w:rFonts w:hint="eastAsia"/>
-        </w:rPr>
-        <w:t xml:space="preserve">个最主流场景的现成模板——照着念就行：</w:t>
-      </w:r>
-      <w:r>
-        <w:t xml:space="preserve"> </w:t>
-      </w:r>
-      <w:r>
-        <w:t xml:space="preserve">-</w:t>
-      </w:r>
-      <w:r>
-        <w:t xml:space="preserve"> </w:t>
-      </w:r>
-      <w:r>
-        <w:rPr>
-          <w:rFonts w:hint="eastAsia"/>
-          <w:b/>
-          <w:bCs/>
-        </w:rPr>
-        <w:t xml:space="preserve">模板</w:t>
-      </w:r>
-      <w:r>
-        <w:rPr>
-          <w:b/>
-          <w:bCs/>
-        </w:rPr>
-        <w:t xml:space="preserve"> 1 · </w:t>
-      </w:r>
-      <w:r>
-        <w:rPr>
-          <w:rFonts w:hint="eastAsia"/>
-          <w:b/>
-          <w:bCs/>
-        </w:rPr>
-        <w:t xml:space="preserve">周报</w:t>
-      </w:r>
-      <w:r>
-        <w:rPr>
-          <w:b/>
-          <w:bCs/>
-        </w:rPr>
-        <w:t xml:space="preserve"> 3 </w:t>
-      </w:r>
-      <w:r>
-        <w:rPr>
-          <w:rFonts w:hint="eastAsia"/>
-          <w:b/>
-          <w:bCs/>
-        </w:rPr>
-        <w:t xml:space="preserve">分钟初稿</w:t>
-      </w:r>
-      <w:r>
-        <w:rPr>
-          <w:rFonts w:hint="eastAsia"/>
-        </w:rPr>
-        <w:t xml:space="preserve">：「你是部门周报助手，按这四点写：本周目标、进展和结果、数据和结论、下周计划。用我的要点：……」——AI</w:t>
-      </w:r>
-      <w:r>
-        <w:t xml:space="preserve"> 3 </w:t>
-      </w:r>
-      <w:r>
-        <w:rPr>
-          <w:rFonts w:hint="eastAsia"/>
-        </w:rPr>
-        <w:t xml:space="preserve">分钟出初稿，你终审</w:t>
-      </w:r>
-      <w:r>
-        <w:t xml:space="preserve"> 10 </w:t>
-      </w:r>
-      <w:r>
-        <w:rPr>
-          <w:rFonts w:hint="eastAsia"/>
-        </w:rPr>
-        <w:t xml:space="preserve">分钟。</w:t>
-      </w:r>
-      <w:r>
-        <w:t xml:space="preserve"> </w:t>
-      </w:r>
-      <w:r>
-        <w:t xml:space="preserve">-</w:t>
-      </w:r>
-      <w:r>
-        <w:t xml:space="preserve"> </w:t>
-      </w:r>
-      <w:r>
-        <w:rPr>
-          <w:rFonts w:hint="eastAsia"/>
-          <w:b/>
-          <w:bCs/>
-        </w:rPr>
-        <w:t xml:space="preserve">模板</w:t>
-      </w:r>
-      <w:r>
-        <w:rPr>
-          <w:b/>
-          <w:bCs/>
-        </w:rPr>
-        <w:t xml:space="preserve"> 2 · </w:t>
-      </w:r>
-      <w:r>
-        <w:rPr>
-          <w:rFonts w:hint="eastAsia"/>
-          <w:b/>
-          <w:bCs/>
-        </w:rPr>
-        <w:t xml:space="preserve">纪要+待办</w:t>
-      </w:r>
-      <w:r>
-        <w:rPr>
-          <w:rFonts w:hint="eastAsia"/>
-        </w:rPr>
-        <w:t xml:space="preserve">：「把这段会议记录整理成纪要：结论、决定、待办（谁、做什么、什么时候）。」——待办自动带负责人，不漏事。</w:t>
-      </w:r>
-      <w:r>
-        <w:t xml:space="preserve"> </w:t>
-      </w:r>
-      <w:r>
-        <w:t xml:space="preserve">-</w:t>
-      </w:r>
-      <w:r>
-        <w:t xml:space="preserve"> </w:t>
-      </w:r>
-      <w:r>
-        <w:rPr>
-          <w:rFonts w:hint="eastAsia"/>
-          <w:b/>
-          <w:bCs/>
-        </w:rPr>
-        <w:t xml:space="preserve">模板</w:t>
-      </w:r>
-      <w:r>
-        <w:rPr>
-          <w:b/>
-          <w:bCs/>
-        </w:rPr>
-        <w:t xml:space="preserve"> 3 · </w:t>
-      </w:r>
-      <w:r>
-        <w:rPr>
-          <w:rFonts w:hint="eastAsia"/>
-          <w:b/>
-          <w:bCs/>
-        </w:rPr>
-        <w:t xml:space="preserve">数据一页速读</w:t>
-      </w:r>
-      <w:r>
-        <w:rPr>
-          <w:rFonts w:hint="eastAsia"/>
-        </w:rPr>
-        <w:t xml:space="preserve">：「看这份表：总量、占比、最高最低、异常值，5</w:t>
-      </w:r>
-      <w:r>
-        <w:t xml:space="preserve"> </w:t>
-      </w:r>
-      <w:r>
-        <w:rPr>
-          <w:rFonts w:hint="eastAsia"/>
-        </w:rPr>
-        <w:t xml:space="preserve">句话说清，先给结论。」——5</w:t>
-      </w:r>
-      <w:r>
-        <w:t xml:space="preserve"> </w:t>
-      </w:r>
-      <w:r>
-        <w:rPr>
-          <w:rFonts w:hint="eastAsia"/>
-        </w:rPr>
-        <w:t xml:space="preserve">分钟看懂一张表。</w:t>
-      </w:r>
-      <w:r>
-        <w:t xml:space="preserve"> </w:t>
-      </w:r>
-      <w:r>
-        <w:t xml:space="preserve">-</w:t>
-      </w:r>
-      <w:r>
-        <w:t xml:space="preserve"> </w:t>
-      </w:r>
-      <w:r>
-        <w:rPr>
-          <w:rFonts w:hint="eastAsia"/>
-          <w:b/>
-          <w:bCs/>
-        </w:rPr>
-        <w:t xml:space="preserve">模板</w:t>
-      </w:r>
-      <w:r>
-        <w:rPr>
-          <w:b/>
-          <w:bCs/>
-        </w:rPr>
-        <w:t xml:space="preserve"> 4 · </w:t>
-      </w:r>
-      <w:r>
-        <w:rPr>
-          <w:rFonts w:hint="eastAsia"/>
-          <w:b/>
-          <w:bCs/>
-        </w:rPr>
-        <w:t xml:space="preserve">邮件第一稿</w:t>
-      </w:r>
-      <w:r>
-        <w:rPr>
-          <w:rFonts w:hint="eastAsia"/>
-        </w:rPr>
-        <w:t xml:space="preserve">：「给（对象）写封邮件，说清（事），语气专业客气，300</w:t>
-      </w:r>
-      <w:r>
-        <w:t xml:space="preserve"> </w:t>
-      </w:r>
-      <w:r>
-        <w:rPr>
-          <w:rFonts w:hint="eastAsia"/>
-        </w:rPr>
-        <w:t xml:space="preserve">字以内，先写初稿我改。」——发出去前永远过一遍再发。</w:t>
-      </w:r>
-      <w:r>
-        <w:t xml:space="preserve"> </w:t>
-      </w:r>
-      <w:r>
-        <w:t xml:space="preserve">-</w:t>
-      </w:r>
-      <w:r>
-        <w:t xml:space="preserve"> </w:t>
-      </w:r>
-      <w:r>
-        <w:rPr>
-          <w:rFonts w:hint="eastAsia"/>
-          <w:b/>
-          <w:bCs/>
-        </w:rPr>
-        <w:t xml:space="preserve">模板</w:t>
-      </w:r>
-      <w:r>
-        <w:rPr>
-          <w:b/>
-          <w:bCs/>
-        </w:rPr>
-        <w:t xml:space="preserve"> 5 · </w:t>
-      </w:r>
-      <w:r>
-        <w:rPr>
-          <w:rFonts w:hint="eastAsia"/>
-          <w:b/>
-          <w:bCs/>
-        </w:rPr>
-        <w:t xml:space="preserve">立项一页纸</w:t>
-      </w:r>
-      <w:r>
-        <w:rPr>
-          <w:rFonts w:hint="eastAsia"/>
-        </w:rPr>
-        <w:t xml:space="preserve">：「把这事写成立项一页纸：问题、方案、要什么支持、预期收益，给部门总监看。」——给老板看的，就这一页。</w:t>
-      </w:r>
-      <w:r>
-        <w:t xml:space="preserve"> </w:t>
-      </w:r>
-      <w:r>
-        <w:rPr>
-          <w:rFonts w:hint="eastAsia"/>
-        </w:rPr>
-        <w:t xml:space="preserve">现场练习（5</w:t>
-      </w:r>
-      <w:r>
-        <w:t xml:space="preserve"> </w:t>
-      </w:r>
-      <w:r>
-        <w:rPr>
-          <w:rFonts w:hint="eastAsia"/>
-        </w:rPr>
-        <w:t xml:space="preserve">分钟）：每个人挑一个跟自己岗位最像的模板，把「……」换成自己的真实内容发一遍</w:t>
-      </w:r>
-      <w:r>
-        <w:t xml:space="preserve"> </w:t>
-      </w:r>
-      <w:r>
-        <w:rPr>
-          <w:rFonts w:hint="eastAsia"/>
-        </w:rPr>
-        <w:t xml:space="preserve">AI——今天学的，今天就用。收口：五要素+4</w:t>
-      </w:r>
-      <w:r>
-        <w:t xml:space="preserve"> </w:t>
-      </w:r>
-      <w:r>
-        <w:rPr>
-          <w:rFonts w:hint="eastAsia"/>
-        </w:rPr>
-        <w:t xml:space="preserve">招+5</w:t>
-      </w:r>
-      <w:r>
-        <w:t xml:space="preserve"> </w:t>
-      </w:r>
-      <w:r>
-        <w:rPr>
-          <w:rFonts w:hint="eastAsia"/>
-        </w:rPr>
-        <w:t xml:space="preserve">模板+验证四步，这套课你全带得走。</w:t>
-      </w:r>
-    </w:p>
-    <w:p>
-      <w:pPr>
-        <w:pStyle w:val="BodyText"/>
-      </w:pPr>
-      <w:r>
-        <w:rPr>
-          <w:rFonts w:hint="eastAsia"/>
-        </w:rPr>
         <w:t xml:space="preserve">【关系收口·三句话】</w:t>
       </w:r>
       <w:r>
@@ -9282,6 +8468,253 @@
           <w:bCs/>
         </w:rPr>
         <w:t xml:space="preserve">一版是毛坯，三版是成品。</w:t>
+      </w:r>
+    </w:p>
+    <w:p>
+      <w:pPr>
+        <w:pStyle w:val="BodyText"/>
+      </w:pPr>
+      <w:r>
+        <w:rPr>
+          <w:rFonts w:hint="eastAsia"/>
+        </w:rPr>
+        <w:t xml:space="preserve">【改稿</w:t>
+      </w:r>
+      <w:r>
+        <w:t xml:space="preserve"> 5 </w:t>
+      </w:r>
+      <w:r>
+        <w:rPr>
+          <w:rFonts w:hint="eastAsia"/>
+        </w:rPr>
+        <w:t xml:space="preserve">句话——P23</w:t>
+      </w:r>
+      <w:r>
+        <w:t xml:space="preserve"> </w:t>
+      </w:r>
+      <w:r>
+        <w:rPr>
+          <w:rFonts w:hint="eastAsia"/>
+        </w:rPr>
+        <w:t xml:space="preserve">底栏，直接可抄】</w:t>
+      </w:r>
+      <w:r>
+        <w:rPr>
+          <w:rFonts w:hint="eastAsia"/>
+        </w:rPr>
+        <w:t xml:space="preserve">“指出问题让它改”</w:t>
+      </w:r>
+      <w:r>
+        <w:rPr>
+          <w:rFonts w:hint="eastAsia"/>
+        </w:rPr>
+        <w:t xml:space="preserve">到底打什么？记住这</w:t>
+      </w:r>
+      <w:r>
+        <w:t xml:space="preserve"> 5 </w:t>
+      </w:r>
+      <w:r>
+        <w:rPr>
+          <w:rFonts w:hint="eastAsia"/>
+        </w:rPr>
+        <w:t xml:space="preserve">句，够你改</w:t>
+      </w:r>
+      <w:r>
+        <w:t xml:space="preserve"> 90% </w:t>
+      </w:r>
+      <w:r>
+        <w:rPr>
+          <w:rFonts w:hint="eastAsia"/>
+        </w:rPr>
+        <w:t xml:space="preserve">的初稿：</w:t>
+      </w:r>
+      <w:r>
+        <w:t xml:space="preserve"> </w:t>
+      </w:r>
+      <w:r>
+        <w:t xml:space="preserve">① </w:t>
+      </w:r>
+      <w:r>
+        <w:rPr>
+          <w:rFonts w:hint="eastAsia"/>
+        </w:rPr>
+        <w:t xml:space="preserve">太笼统</w:t>
+      </w:r>
+      <w:r>
+        <w:t xml:space="preserve"> </w:t>
+      </w:r>
+      <w:r>
+        <w:rPr>
+          <w:rFonts w:hint="eastAsia"/>
+        </w:rPr>
+        <w:t xml:space="preserve">→「太笼统了，加上具体的数据和例子」</w:t>
+      </w:r>
+      <w:r>
+        <w:t xml:space="preserve"> </w:t>
+      </w:r>
+      <w:r>
+        <w:t xml:space="preserve">② </w:t>
+      </w:r>
+      <w:r>
+        <w:rPr>
+          <w:rFonts w:hint="eastAsia"/>
+        </w:rPr>
+        <w:t xml:space="preserve">太长</w:t>
+      </w:r>
+      <w:r>
+        <w:t xml:space="preserve"> </w:t>
+      </w:r>
+      <w:r>
+        <w:rPr>
+          <w:rFonts w:hint="eastAsia"/>
+        </w:rPr>
+        <w:t xml:space="preserve">→「压到</w:t>
+      </w:r>
+      <w:r>
+        <w:t xml:space="preserve"> 200 </w:t>
+      </w:r>
+      <w:r>
+        <w:rPr>
+          <w:rFonts w:hint="eastAsia"/>
+        </w:rPr>
+        <w:t xml:space="preserve">字以内，只保留最关键的</w:t>
+      </w:r>
+      <w:r>
+        <w:t xml:space="preserve"> 3 </w:t>
+      </w:r>
+      <w:r>
+        <w:rPr>
+          <w:rFonts w:hint="eastAsia"/>
+        </w:rPr>
+        <w:t xml:space="preserve">点」</w:t>
+      </w:r>
+      <w:r>
+        <w:t xml:space="preserve"> </w:t>
+      </w:r>
+      <w:r>
+        <w:t xml:space="preserve">③ </w:t>
+      </w:r>
+      <w:r>
+        <w:rPr>
+          <w:rFonts w:hint="eastAsia"/>
+        </w:rPr>
+        <w:t xml:space="preserve">格式不对</w:t>
+      </w:r>
+      <w:r>
+        <w:t xml:space="preserve"> </w:t>
+      </w:r>
+      <w:r>
+        <w:rPr>
+          <w:rFonts w:hint="eastAsia"/>
+        </w:rPr>
+        <w:t xml:space="preserve">→「改成表格，3</w:t>
+      </w:r>
+      <w:r>
+        <w:t xml:space="preserve"> </w:t>
+      </w:r>
+      <w:r>
+        <w:rPr>
+          <w:rFonts w:hint="eastAsia"/>
+        </w:rPr>
+        <w:t xml:space="preserve">列：事项</w:t>
+      </w:r>
+      <w:r>
+        <w:t xml:space="preserve"> / </w:t>
+      </w:r>
+      <w:r>
+        <w:rPr>
+          <w:rFonts w:hint="eastAsia"/>
+        </w:rPr>
+        <w:t xml:space="preserve">负责人</w:t>
+      </w:r>
+      <w:r>
+        <w:t xml:space="preserve"> / </w:t>
+      </w:r>
+      <w:r>
+        <w:rPr>
+          <w:rFonts w:hint="eastAsia"/>
+        </w:rPr>
+        <w:t xml:space="preserve">截止日期」</w:t>
+      </w:r>
+      <w:r>
+        <w:t xml:space="preserve"> </w:t>
+      </w:r>
+      <w:r>
+        <w:t xml:space="preserve">④ </w:t>
+      </w:r>
+      <w:r>
+        <w:rPr>
+          <w:rFonts w:hint="eastAsia"/>
+        </w:rPr>
+        <w:t xml:space="preserve">语气不对</w:t>
+      </w:r>
+      <w:r>
+        <w:t xml:space="preserve"> </w:t>
+      </w:r>
+      <w:r>
+        <w:rPr>
+          <w:rFonts w:hint="eastAsia"/>
+        </w:rPr>
+        <w:t xml:space="preserve">→「语气太随意了，改成正式公文语气」</w:t>
+      </w:r>
+      <w:r>
+        <w:t xml:space="preserve"> </w:t>
+      </w:r>
+      <w:r>
+        <w:t xml:space="preserve">⑤ </w:t>
+      </w:r>
+      <w:r>
+        <w:rPr>
+          <w:rFonts w:hint="eastAsia"/>
+        </w:rPr>
+        <w:t xml:space="preserve">漏了东西</w:t>
+      </w:r>
+      <w:r>
+        <w:t xml:space="preserve"> </w:t>
+      </w:r>
+      <w:r>
+        <w:rPr>
+          <w:rFonts w:hint="eastAsia"/>
+        </w:rPr>
+        <w:t xml:space="preserve">→「漏了第</w:t>
+      </w:r>
+      <w:r>
+        <w:t xml:space="preserve"> 3 </w:t>
+      </w:r>
+      <w:r>
+        <w:rPr>
+          <w:rFonts w:hint="eastAsia"/>
+        </w:rPr>
+        <w:t xml:space="preserve">项，补上：人员安排，张三负责」</w:t>
+      </w:r>
+      <w:r>
+        <w:t xml:space="preserve"> </w:t>
+      </w:r>
+      <w:r>
+        <w:rPr>
+          <w:rFonts w:hint="eastAsia"/>
+        </w:rPr>
+        <w:t xml:space="preserve">现场演示一遍（30</w:t>
+      </w:r>
+      <w:r>
+        <w:t xml:space="preserve"> </w:t>
+      </w:r>
+      <w:r>
+        <w:rPr>
+          <w:rFonts w:hint="eastAsia"/>
+        </w:rPr>
+        <w:t xml:space="preserve">秒）：拿刚才那份通知，打一句②，让学员看到</w:t>
+      </w:r>
+      <w:r>
+        <w:rPr>
+          <w:rFonts w:hint="eastAsia"/>
+          <w:b/>
+          <w:bCs/>
+        </w:rPr>
+        <w:t xml:space="preserve">改稿就是再打一句话，不用从头写</w:t>
+      </w:r>
+      <w:r>
+        <w:t xml:space="preserve">。</w:t>
       </w:r>
     </w:p>
     <w:p>
@@ -10910,13 +10343,31 @@
               <w:t xml:space="preserve">三步上手+岗位场景、P33</w:t>
             </w:r>
             <w:r>
+              <w:t xml:space="preserve"> </w:t>
+            </w:r>
+            <w:r>
+              <w:rPr>
+                <w:rFonts w:hint="eastAsia"/>
+              </w:rPr>
+              <w:t xml:space="preserve">你的前</w:t>
+            </w:r>
+            <w:r>
+              <w:t xml:space="preserve"> 3 </w:t>
+            </w:r>
+            <w:r>
+              <w:rPr>
+                <w:rFonts w:hint="eastAsia"/>
+              </w:rPr>
+              <w:t xml:space="preserve">句话（新增）、P34</w:t>
+            </w:r>
+            <w:r>
               <w:t xml:space="preserve"> WorkBuddy </w:t>
             </w:r>
             <w:r>
               <w:rPr>
                 <w:rFonts w:hint="eastAsia"/>
               </w:rPr>
-              <w:t xml:space="preserve">能力、P34</w:t>
+              <w:t xml:space="preserve">能力、P35</w:t>
             </w:r>
             <w:r>
               <w:t xml:space="preserve"> WorkBuddy </w:t>
@@ -10925,16 +10376,16 @@
               <w:rPr>
                 <w:rFonts w:hint="eastAsia"/>
               </w:rPr>
-              <w:t xml:space="preserve">现场演示、P35</w:t>
-            </w:r>
-            <w:r>
-              <w:t xml:space="preserve"> </w:t>
-            </w:r>
-            <w:r>
-              <w:rPr>
-                <w:rFonts w:hint="eastAsia"/>
-              </w:rPr>
-              <w:t xml:space="preserve">三红线、P36</w:t>
+              <w:t xml:space="preserve">现场演示、P36</w:t>
+            </w:r>
+            <w:r>
+              <w:t xml:space="preserve"> </w:t>
+            </w:r>
+            <w:r>
+              <w:rPr>
+                <w:rFonts w:hint="eastAsia"/>
+              </w:rPr>
+              <w:t xml:space="preserve">三红线、P37</w:t>
             </w:r>
             <w:r>
               <w:t xml:space="preserve"> AI </w:t>
@@ -11028,7 +10479,61 @@
               <w:t xml:space="preserve">三步上手</w:t>
             </w:r>
             <w:r>
-              <w:t xml:space="preserve"> + P34 </w:t>
+              <w:t xml:space="preserve"> +</w:t>
+            </w:r>
+            <w:r>
+              <w:t xml:space="preserve"> </w:t>
+            </w:r>
+            <w:r>
+              <w:rPr>
+                <w:b/>
+                <w:bCs/>
+              </w:rPr>
+              <w:t xml:space="preserve">P33 </w:t>
+            </w:r>
+            <w:r>
+              <w:rPr>
+                <w:rFonts w:hint="eastAsia"/>
+                <w:b/>
+                <w:bCs/>
+              </w:rPr>
+              <w:t xml:space="preserve">你的前</w:t>
+            </w:r>
+            <w:r>
+              <w:rPr>
+                <w:b/>
+                <w:bCs/>
+              </w:rPr>
+              <w:t xml:space="preserve"> 3 </w:t>
+            </w:r>
+            <w:r>
+              <w:rPr>
+                <w:rFonts w:hint="eastAsia"/>
+                <w:b/>
+                <w:bCs/>
+              </w:rPr>
+              <w:t xml:space="preserve">句话（5</w:t>
+            </w:r>
+            <w:r>
+              <w:rPr>
+                <w:b/>
+                <w:bCs/>
+              </w:rPr>
+              <w:t xml:space="preserve"> </w:t>
+            </w:r>
+            <w:r>
+              <w:rPr>
+                <w:rFonts w:hint="eastAsia"/>
+                <w:b/>
+                <w:bCs/>
+              </w:rPr>
+              <w:t xml:space="preserve">分钟，人人动手，不可删）</w:t>
+            </w:r>
+            <w:r>
+              <w:t xml:space="preserve"> </w:t>
+            </w:r>
+            <w:r>
+              <w:t xml:space="preserve">+ P35 </w:t>
             </w:r>
             <w:r>
               <w:rPr>
@@ -11043,7 +10548,7 @@
               <w:rPr>
                 <w:rFonts w:hint="eastAsia"/>
               </w:rPr>
-              <w:t xml:space="preserve">分钟，学员不动手。</w:t>
+              <w:t xml:space="preserve">分钟。</w:t>
             </w:r>
           </w:p>
         </w:tc>
@@ -12975,34 +12480,34 @@
               <w:rPr>
                 <w:rFonts w:hint="eastAsia"/>
               </w:rPr>
-              <w:t xml:space="preserve">【五岗位场景——P32</w:t>
-            </w:r>
-            <w:r>
-              <w:t xml:space="preserve"> </w:t>
-            </w:r>
-            <w:r>
-              <w:rPr>
-                <w:rFonts w:hint="eastAsia"/>
-              </w:rPr>
-              <w:t xml:space="preserve">右，每个</w:t>
-            </w:r>
-            <w:r>
-              <w:t xml:space="preserve"> 30 </w:t>
-            </w:r>
-            <w:r>
-              <w:rPr>
-                <w:rFonts w:hint="eastAsia"/>
-              </w:rPr>
-              <w:t xml:space="preserve">秒带过】</w:t>
-            </w:r>
-            <w:r>
-              <w:t xml:space="preserve"> </w:t>
-            </w:r>
-            <w:r>
-              <w:t xml:space="preserve">-</w:t>
-            </w:r>
-            <w:r>
-              <w:t xml:space="preserve"> </w:t>
+              <w:t xml:space="preserve">【你的前</w:t>
+            </w:r>
+            <w:r>
+              <w:t xml:space="preserve"> 3 </w:t>
+            </w:r>
+            <w:r>
+              <w:rPr>
+                <w:rFonts w:hint="eastAsia"/>
+              </w:rPr>
+              <w:t xml:space="preserve">句话——P33，本节最关键的动手，约</w:t>
+            </w:r>
+            <w:r>
+              <w:t xml:space="preserve"> 5 </w:t>
+            </w:r>
+            <w:r>
+              <w:rPr>
+                <w:rFonts w:hint="eastAsia"/>
+              </w:rPr>
+              <w:t xml:space="preserve">分钟，三档都保留】三步讲完，大多数人卡在那儿：打开</w:t>
+            </w:r>
+            <w:r>
+              <w:t xml:space="preserve"> </w:t>
+            </w:r>
+            <w:r>
+              <w:rPr>
+                <w:rFonts w:hint="eastAsia"/>
+              </w:rPr>
+              <w:t xml:space="preserve">App，盯着空白输入框，不知道第一句打什么。别背模板——</w:t>
             </w:r>
             <w:r>
               <w:rPr>
@@ -13010,14 +12515,14 @@
                 <w:b/>
                 <w:bCs/>
               </w:rPr>
-              <w:t xml:space="preserve">行政</w:t>
+              <w:t xml:space="preserve">照着打这</w:t>
             </w:r>
             <w:r>
               <w:rPr>
                 <w:b/>
                 <w:bCs/>
               </w:rPr>
-              <w:t xml:space="preserve"> · </w:t>
+              <w:t xml:space="preserve"> 3 </w:t>
             </w:r>
             <w:r>
               <w:rPr>
@@ -13025,31 +12530,49 @@
                 <w:b/>
                 <w:bCs/>
               </w:rPr>
-              <w:t xml:space="preserve">周报与纪要</w:t>
-            </w:r>
-            <w:r>
-              <w:rPr>
-                <w:rFonts w:hint="eastAsia"/>
-              </w:rPr>
-              <w:t xml:space="preserve">：五要素出周报/纪要初稿</w:t>
-            </w:r>
-            <w:r>
-              <w:t xml:space="preserve"> → </w:t>
-            </w:r>
-            <w:r>
-              <w:rPr>
-                <w:rFonts w:hint="eastAsia"/>
-              </w:rPr>
-              <w:t xml:space="preserve">人工核对</w:t>
-            </w:r>
-            <w:r>
-              <w:t xml:space="preserve"> → </w:t>
-            </w:r>
-            <w:r>
-              <w:rPr>
-                <w:rFonts w:hint="eastAsia"/>
-              </w:rPr>
-              <w:t xml:space="preserve">定稿。</w:t>
+              <w:t xml:space="preserve">句话</w:t>
+            </w:r>
+            <w:r>
+              <w:rPr>
+                <w:rFonts w:hint="eastAsia"/>
+              </w:rPr>
+              <w:t xml:space="preserve">，3</w:t>
+            </w:r>
+            <w:r>
+              <w:t xml:space="preserve"> </w:t>
+            </w:r>
+            <w:r>
+              <w:rPr>
+                <w:rFonts w:hint="eastAsia"/>
+              </w:rPr>
+              <w:t xml:space="preserve">分钟干完一件真活。讲师带打：我打第</w:t>
+            </w:r>
+            <w:r>
+              <w:t xml:space="preserve"> 1 </w:t>
+            </w:r>
+            <w:r>
+              <w:rPr>
+                <w:rFonts w:hint="eastAsia"/>
+              </w:rPr>
+              <w:t xml:space="preserve">句，你跟着打第</w:t>
+            </w:r>
+            <w:r>
+              <w:t xml:space="preserve"> 2 </w:t>
+            </w:r>
+            <w:r>
+              <w:rPr>
+                <w:rFonts w:hint="eastAsia"/>
+              </w:rPr>
+              <w:t xml:space="preserve">句，同桌互看第</w:t>
+            </w:r>
+            <w:r>
+              <w:t xml:space="preserve"> 3 </w:t>
+            </w:r>
+            <w:r>
+              <w:rPr>
+                <w:rFonts w:hint="eastAsia"/>
+              </w:rPr>
+              <w:t xml:space="preserve">句。</w:t>
             </w:r>
             <w:r>
               <w:t xml:space="preserve"> </w:t>
@@ -13066,14 +12589,14 @@
                 <w:b/>
                 <w:bCs/>
               </w:rPr>
-              <w:t xml:space="preserve">业务</w:t>
+              <w:t xml:space="preserve">第</w:t>
             </w:r>
             <w:r>
               <w:rPr>
                 <w:b/>
                 <w:bCs/>
               </w:rPr>
-              <w:t xml:space="preserve"> · </w:t>
+              <w:t xml:space="preserve"> 1 </w:t>
             </w:r>
             <w:r>
               <w:rPr>
@@ -13081,37 +12604,28 @@
                 <w:b/>
                 <w:bCs/>
               </w:rPr>
-              <w:t xml:space="preserve">报表与数据</w:t>
-            </w:r>
-            <w:r>
-              <w:rPr>
-                <w:rFonts w:hint="eastAsia"/>
-              </w:rPr>
-              <w:t xml:space="preserve">：粘贴销售/生产表：找异常、出公式、给结论。</w:t>
-            </w:r>
-            <w:r>
-              <w:t xml:space="preserve"> </w:t>
-            </w:r>
-            <w:r>
-              <w:t xml:space="preserve">-</w:t>
-            </w:r>
-            <w:r>
-              <w:t xml:space="preserve"> </w:t>
-            </w:r>
-            <w:r>
-              <w:rPr>
-                <w:rFonts w:hint="eastAsia"/>
+              <w:t xml:space="preserve">句</w:t>
+            </w:r>
+            <w:r>
+              <w:rPr>
                 <w:b/>
                 <w:bCs/>
               </w:rPr>
-              <w:t xml:space="preserve">技术</w:t>
-            </w:r>
-            <w:r>
-              <w:rPr>
+              <w:t xml:space="preserve"> · </w:t>
+            </w:r>
+            <w:r>
+              <w:rPr>
+                <w:rFonts w:hint="eastAsia"/>
                 <w:b/>
                 <w:bCs/>
               </w:rPr>
-              <w:t xml:space="preserve"> · </w:t>
+              <w:t xml:space="preserve">破冰（先报身份，再问它能干什么）</w:t>
+            </w:r>
+            <w:r>
+              <w:rPr>
+                <w:rFonts w:hint="eastAsia"/>
+              </w:rPr>
+              <w:t xml:space="preserve">：打——「你好，我是行政，每周要写会议通知和纪要，你能帮我做什么？」（讲师展示它列出一堆能干的事。）收口：答案不重要，重要的是你</w:t>
             </w:r>
             <w:r>
               <w:rPr>
@@ -13119,22 +12633,13 @@
                 <w:b/>
                 <w:bCs/>
               </w:rPr>
-              <w:t xml:space="preserve">文档与代码</w:t>
-            </w:r>
-            <w:r>
-              <w:rPr>
-                <w:rFonts w:hint="eastAsia"/>
-              </w:rPr>
-              <w:t xml:space="preserve">：长文档问答出要点；代码初稿（Cursor</w:t>
-            </w:r>
-            <w:r>
-              <w:t xml:space="preserve"> / </w:t>
-            </w:r>
-            <w:r>
-              <w:rPr>
-                <w:rFonts w:hint="eastAsia"/>
-              </w:rPr>
-              <w:t xml:space="preserve">Qoder）。</w:t>
+              <w:t xml:space="preserve">习惯开口就带身份</w:t>
+            </w:r>
+            <w:r>
+              <w:rPr>
+                <w:rFonts w:hint="eastAsia"/>
+              </w:rPr>
+              <w:t xml:space="preserve">——后面五要素的”角色/背景”，就是从这句练出来的。</w:t>
             </w:r>
             <w:r>
               <w:t xml:space="preserve"> </w:t>
@@ -13151,14 +12656,14 @@
                 <w:b/>
                 <w:bCs/>
               </w:rPr>
-              <w:t xml:space="preserve">市场</w:t>
+              <w:t xml:space="preserve">第</w:t>
             </w:r>
             <w:r>
               <w:rPr>
                 <w:b/>
                 <w:bCs/>
               </w:rPr>
-              <w:t xml:space="preserve"> · </w:t>
+              <w:t xml:space="preserve"> 2 </w:t>
             </w:r>
             <w:r>
               <w:rPr>
@@ -13166,37 +12671,91 @@
                 <w:b/>
                 <w:bCs/>
               </w:rPr>
-              <w:t xml:space="preserve">材料与创意</w:t>
-            </w:r>
-            <w:r>
-              <w:rPr>
-                <w:rFonts w:hint="eastAsia"/>
-              </w:rPr>
-              <w:t xml:space="preserve">：海报/短视频/文案一句话生成，人来终审。</w:t>
-            </w:r>
-            <w:r>
-              <w:t xml:space="preserve"> </w:t>
-            </w:r>
-            <w:r>
-              <w:t xml:space="preserve">-</w:t>
-            </w:r>
-            <w:r>
-              <w:t xml:space="preserve"> </w:t>
-            </w:r>
-            <w:r>
-              <w:rPr>
-                <w:rFonts w:hint="eastAsia"/>
+              <w:t xml:space="preserve">句</w:t>
+            </w:r>
+            <w:r>
+              <w:rPr>
                 <w:b/>
                 <w:bCs/>
               </w:rPr>
-              <w:t xml:space="preserve">全员</w:t>
-            </w:r>
-            <w:r>
-              <w:rPr>
+              <w:t xml:space="preserve"> · </w:t>
+            </w:r>
+            <w:r>
+              <w:rPr>
+                <w:rFonts w:hint="eastAsia"/>
                 <w:b/>
                 <w:bCs/>
               </w:rPr>
-              <w:t xml:space="preserve"> · </w:t>
+              <w:t xml:space="preserve">下任务（时间/地点/要求/格式一句说全）</w:t>
+            </w:r>
+            <w:r>
+              <w:rPr>
+                <w:rFonts w:hint="eastAsia"/>
+              </w:rPr>
+              <w:t xml:space="preserve">：打——「写一份通知：下周一下午</w:t>
+            </w:r>
+            <w:r>
+              <w:t xml:space="preserve"> 3 </w:t>
+            </w:r>
+            <w:r>
+              <w:rPr>
+                <w:rFonts w:hint="eastAsia"/>
+              </w:rPr>
+              <w:t xml:space="preserve">点，3</w:t>
+            </w:r>
+            <w:r>
+              <w:t xml:space="preserve"> </w:t>
+            </w:r>
+            <w:r>
+              <w:rPr>
+                <w:rFonts w:hint="eastAsia"/>
+              </w:rPr>
+              <w:t xml:space="preserve">楼</w:t>
+            </w:r>
+            <w:r>
+              <w:t xml:space="preserve"> B05 </w:t>
+            </w:r>
+            <w:r>
+              <w:rPr>
+                <w:rFonts w:hint="eastAsia"/>
+              </w:rPr>
+              <w:t xml:space="preserve">会议室，部门例会，议程</w:t>
+            </w:r>
+            <w:r>
+              <w:t xml:space="preserve"> 3 </w:t>
+            </w:r>
+            <w:r>
+              <w:rPr>
+                <w:rFonts w:hint="eastAsia"/>
+              </w:rPr>
+              <w:t xml:space="preserve">项：季度总结、新项目启动、人员安排。100</w:t>
+            </w:r>
+            <w:r>
+              <w:t xml:space="preserve"> </w:t>
+            </w:r>
+            <w:r>
+              <w:rPr>
+                <w:rFonts w:hint="eastAsia"/>
+              </w:rPr>
+              <w:t xml:space="preserve">字以内，邮件格式。」（10</w:t>
+            </w:r>
+            <w:r>
+              <w:t xml:space="preserve"> </w:t>
+            </w:r>
+            <w:r>
+              <w:rPr>
+                <w:rFonts w:hint="eastAsia"/>
+              </w:rPr>
+              <w:t xml:space="preserve">秒出初稿，学员检查时间、地点、议程全不全。）</w:t>
+            </w:r>
+            <w:r>
+              <w:t xml:space="preserve"> </w:t>
+            </w:r>
+            <w:r>
+              <w:t xml:space="preserve">-</w:t>
+            </w:r>
+            <w:r>
+              <w:t xml:space="preserve"> </w:t>
             </w:r>
             <w:r>
               <w:rPr>
@@ -13204,22 +12763,129 @@
                 <w:b/>
                 <w:bCs/>
               </w:rPr>
-              <w:t xml:space="preserve">长文档问答</w:t>
-            </w:r>
-            <w:r>
-              <w:rPr>
-                <w:rFonts w:hint="eastAsia"/>
-              </w:rPr>
-              <w:t xml:space="preserve">：100</w:t>
-            </w:r>
-            <w:r>
-              <w:t xml:space="preserve"> </w:t>
-            </w:r>
-            <w:r>
-              <w:rPr>
-                <w:rFonts w:hint="eastAsia"/>
-              </w:rPr>
-              <w:t xml:space="preserve">页合同/制度直接丢给它问；录音转纪要。</w:t>
+              <w:t xml:space="preserve">第</w:t>
+            </w:r>
+            <w:r>
+              <w:rPr>
+                <w:b/>
+                <w:bCs/>
+              </w:rPr>
+              <w:t xml:space="preserve"> 3 </w:t>
+            </w:r>
+            <w:r>
+              <w:rPr>
+                <w:rFonts w:hint="eastAsia"/>
+                <w:b/>
+                <w:bCs/>
+              </w:rPr>
+              <w:t xml:space="preserve">句</w:t>
+            </w:r>
+            <w:r>
+              <w:rPr>
+                <w:b/>
+                <w:bCs/>
+              </w:rPr>
+              <w:t xml:space="preserve"> · </w:t>
+            </w:r>
+            <w:r>
+              <w:rPr>
+                <w:rFonts w:hint="eastAsia"/>
+                <w:b/>
+                <w:bCs/>
+              </w:rPr>
+              <w:t xml:space="preserve">改一版（不满意就指出来，让它重写）</w:t>
+            </w:r>
+            <w:r>
+              <w:rPr>
+                <w:rFonts w:hint="eastAsia"/>
+              </w:rPr>
+              <w:t xml:space="preserve">：打——「第二段太空，加上『请携带本季度数据报表』，语气再正式一点。」（改完就能用。）收口：</w:t>
+            </w:r>
+            <w:r>
+              <w:rPr>
+                <w:rFonts w:hint="eastAsia"/>
+                <w:b/>
+                <w:bCs/>
+              </w:rPr>
+              <w:t xml:space="preserve">改稿就是打字，不用重写</w:t>
+            </w:r>
+            <w:r>
+              <w:rPr>
+                <w:rFonts w:hint="eastAsia"/>
+              </w:rPr>
+              <w:t xml:space="preserve">——这就是第</w:t>
+            </w:r>
+            <w:r>
+              <w:t xml:space="preserve"> 4 </w:t>
+            </w:r>
+            <w:r>
+              <w:rPr>
+                <w:rFonts w:hint="eastAsia"/>
+              </w:rPr>
+              <w:t xml:space="preserve">章”三版迭代”落到手上的感觉。</w:t>
+            </w:r>
+            <w:r>
+              <w:t xml:space="preserve"> </w:t>
+            </w:r>
+            <w:r>
+              <w:rPr>
+                <w:rFonts w:hint="eastAsia"/>
+              </w:rPr>
+              <w:t xml:space="preserve">（讲师提醒：没装</w:t>
+            </w:r>
+            <w:r>
+              <w:t xml:space="preserve"> AI </w:t>
+            </w:r>
+            <w:r>
+              <w:rPr>
+                <w:rFonts w:hint="eastAsia"/>
+              </w:rPr>
+              <w:t xml:space="preserve">的，现场</w:t>
+            </w:r>
+            <w:r>
+              <w:t xml:space="preserve"> 3 </w:t>
+            </w:r>
+            <w:r>
+              <w:rPr>
+                <w:rFonts w:hint="eastAsia"/>
+              </w:rPr>
+              <w:t xml:space="preserve">分钟应用商店搜「豆包」→</w:t>
+            </w:r>
+            <w:r>
+              <w:t xml:space="preserve"> </w:t>
+            </w:r>
+            <w:r>
+              <w:rPr>
+                <w:rFonts w:hint="eastAsia"/>
+              </w:rPr>
+              <w:t xml:space="preserve">手机号登录</w:t>
+            </w:r>
+            <w:r>
+              <w:t xml:space="preserve"> → </w:t>
+            </w:r>
+            <w:r>
+              <w:rPr>
+                <w:rFonts w:hint="eastAsia"/>
+              </w:rPr>
+              <w:t xml:space="preserve">就能打。90</w:t>
+            </w:r>
+            <w:r>
+              <w:t xml:space="preserve"> </w:t>
+            </w:r>
+            <w:r>
+              <w:rPr>
+                <w:rFonts w:hint="eastAsia"/>
+              </w:rPr>
+              <w:t xml:space="preserve">分钟讲座版：这</w:t>
+            </w:r>
+            <w:r>
+              <w:t xml:space="preserve"> 5 </w:t>
+            </w:r>
+            <w:r>
+              <w:rPr>
+                <w:rFonts w:hint="eastAsia"/>
+              </w:rPr>
+              <w:t xml:space="preserve">分钟必须留，是全场唯一人人动手的环节，删了等于只讲不练。）</w:t>
             </w:r>
           </w:p>
         </w:tc>
@@ -13234,17 +12900,50 @@
             <w:r>
               <w:rPr>
                 <w:rFonts w:hint="eastAsia"/>
+              </w:rPr>
+              <w:t xml:space="preserve">【五岗位场景——P32</w:t>
+            </w:r>
+            <w:r>
+              <w:t xml:space="preserve"> </w:t>
+            </w:r>
+            <w:r>
+              <w:rPr>
+                <w:rFonts w:hint="eastAsia"/>
+              </w:rPr>
+              <w:t xml:space="preserve">右，每个</w:t>
+            </w:r>
+            <w:r>
+              <w:t xml:space="preserve"> 30 </w:t>
+            </w:r>
+            <w:r>
+              <w:rPr>
+                <w:rFonts w:hint="eastAsia"/>
+              </w:rPr>
+              <w:t xml:space="preserve">秒带过】</w:t>
+            </w:r>
+            <w:r>
+              <w:t xml:space="preserve"> </w:t>
+            </w:r>
+            <w:r>
+              <w:t xml:space="preserve">-</w:t>
+            </w:r>
+            <w:r>
+              <w:t xml:space="preserve"> </w:t>
+            </w:r>
+            <w:r>
+              <w:rPr>
+                <w:rFonts w:hint="eastAsia"/>
                 <w:b/>
                 <w:bCs/>
               </w:rPr>
-              <w:t xml:space="preserve">WorkBuddy：AI</w:t>
+              <w:t xml:space="preserve">行政</w:t>
             </w:r>
             <w:r>
               <w:rPr>
                 <w:b/>
                 <w:bCs/>
               </w:rPr>
-              <w:t xml:space="preserve"> </w:t>
+              <w:t xml:space="preserve"> · </w:t>
             </w:r>
             <w:r>
               <w:rPr>
@@ -13252,22 +12951,201 @@
                 <w:b/>
                 <w:bCs/>
               </w:rPr>
-              <w:t xml:space="preserve">工作助手——P33，本节灵魂，约</w:t>
-            </w:r>
-            <w:r>
-              <w:rPr>
+              <w:t xml:space="preserve">周报与纪要</w:t>
+            </w:r>
+            <w:r>
+              <w:rPr>
+                <w:rFonts w:hint="eastAsia"/>
+              </w:rPr>
+              <w:t xml:space="preserve">：五要素出周报/纪要初稿</w:t>
+            </w:r>
+            <w:r>
+              <w:t xml:space="preserve"> → </w:t>
+            </w:r>
+            <w:r>
+              <w:rPr>
+                <w:rFonts w:hint="eastAsia"/>
+              </w:rPr>
+              <w:t xml:space="preserve">人工核对</w:t>
+            </w:r>
+            <w:r>
+              <w:t xml:space="preserve"> → </w:t>
+            </w:r>
+            <w:r>
+              <w:rPr>
+                <w:rFonts w:hint="eastAsia"/>
+              </w:rPr>
+              <w:t xml:space="preserve">定稿。</w:t>
+            </w:r>
+            <w:r>
+              <w:t xml:space="preserve"> </w:t>
+            </w:r>
+            <w:r>
+              <w:t xml:space="preserve">-</w:t>
+            </w:r>
+            <w:r>
+              <w:t xml:space="preserve"> </w:t>
+            </w:r>
+            <w:r>
+              <w:rPr>
+                <w:rFonts w:hint="eastAsia"/>
                 <w:b/>
                 <w:bCs/>
               </w:rPr>
-              <w:t xml:space="preserve"> 15 </w:t>
-            </w:r>
-            <w:r>
-              <w:rPr>
-                <w:rFonts w:hint="eastAsia"/>
+              <w:t xml:space="preserve">业务</w:t>
+            </w:r>
+            <w:r>
+              <w:rPr>
                 <w:b/>
                 <w:bCs/>
               </w:rPr>
-              <w:t xml:space="preserve">分钟</w:t>
+              <w:t xml:space="preserve"> · </w:t>
+            </w:r>
+            <w:r>
+              <w:rPr>
+                <w:rFonts w:hint="eastAsia"/>
+                <w:b/>
+                <w:bCs/>
+              </w:rPr>
+              <w:t xml:space="preserve">报表与数据</w:t>
+            </w:r>
+            <w:r>
+              <w:rPr>
+                <w:rFonts w:hint="eastAsia"/>
+              </w:rPr>
+              <w:t xml:space="preserve">：粘贴销售/生产表：找异常、出公式、给结论。</w:t>
+            </w:r>
+            <w:r>
+              <w:t xml:space="preserve"> </w:t>
+            </w:r>
+            <w:r>
+              <w:t xml:space="preserve">-</w:t>
+            </w:r>
+            <w:r>
+              <w:t xml:space="preserve"> </w:t>
+            </w:r>
+            <w:r>
+              <w:rPr>
+                <w:rFonts w:hint="eastAsia"/>
+                <w:b/>
+                <w:bCs/>
+              </w:rPr>
+              <w:t xml:space="preserve">技术</w:t>
+            </w:r>
+            <w:r>
+              <w:rPr>
+                <w:b/>
+                <w:bCs/>
+              </w:rPr>
+              <w:t xml:space="preserve"> · </w:t>
+            </w:r>
+            <w:r>
+              <w:rPr>
+                <w:rFonts w:hint="eastAsia"/>
+                <w:b/>
+                <w:bCs/>
+              </w:rPr>
+              <w:t xml:space="preserve">文档与代码</w:t>
+            </w:r>
+            <w:r>
+              <w:rPr>
+                <w:rFonts w:hint="eastAsia"/>
+              </w:rPr>
+              <w:t xml:space="preserve">：长文档问答出要点；代码初稿（Cursor</w:t>
+            </w:r>
+            <w:r>
+              <w:t xml:space="preserve"> / </w:t>
+            </w:r>
+            <w:r>
+              <w:rPr>
+                <w:rFonts w:hint="eastAsia"/>
+              </w:rPr>
+              <w:t xml:space="preserve">Qoder）。</w:t>
+            </w:r>
+            <w:r>
+              <w:t xml:space="preserve"> </w:t>
+            </w:r>
+            <w:r>
+              <w:t xml:space="preserve">-</w:t>
+            </w:r>
+            <w:r>
+              <w:t xml:space="preserve"> </w:t>
+            </w:r>
+            <w:r>
+              <w:rPr>
+                <w:rFonts w:hint="eastAsia"/>
+                <w:b/>
+                <w:bCs/>
+              </w:rPr>
+              <w:t xml:space="preserve">市场</w:t>
+            </w:r>
+            <w:r>
+              <w:rPr>
+                <w:b/>
+                <w:bCs/>
+              </w:rPr>
+              <w:t xml:space="preserve"> · </w:t>
+            </w:r>
+            <w:r>
+              <w:rPr>
+                <w:rFonts w:hint="eastAsia"/>
+                <w:b/>
+                <w:bCs/>
+              </w:rPr>
+              <w:t xml:space="preserve">材料与创意</w:t>
+            </w:r>
+            <w:r>
+              <w:rPr>
+                <w:rFonts w:hint="eastAsia"/>
+              </w:rPr>
+              <w:t xml:space="preserve">：海报/短视频/文案一句话生成，人来终审。</w:t>
+            </w:r>
+            <w:r>
+              <w:t xml:space="preserve"> </w:t>
+            </w:r>
+            <w:r>
+              <w:t xml:space="preserve">-</w:t>
+            </w:r>
+            <w:r>
+              <w:t xml:space="preserve"> </w:t>
+            </w:r>
+            <w:r>
+              <w:rPr>
+                <w:rFonts w:hint="eastAsia"/>
+                <w:b/>
+                <w:bCs/>
+              </w:rPr>
+              <w:t xml:space="preserve">全员</w:t>
+            </w:r>
+            <w:r>
+              <w:rPr>
+                <w:b/>
+                <w:bCs/>
+              </w:rPr>
+              <w:t xml:space="preserve"> · </w:t>
+            </w:r>
+            <w:r>
+              <w:rPr>
+                <w:rFonts w:hint="eastAsia"/>
+                <w:b/>
+                <w:bCs/>
+              </w:rPr>
+              <w:t xml:space="preserve">长文档问答</w:t>
+            </w:r>
+            <w:r>
+              <w:rPr>
+                <w:rFonts w:hint="eastAsia"/>
+              </w:rPr>
+              <w:t xml:space="preserve">：100</w:t>
+            </w:r>
+            <w:r>
+              <w:t xml:space="preserve"> </w:t>
+            </w:r>
+            <w:r>
+              <w:rPr>
+                <w:rFonts w:hint="eastAsia"/>
+              </w:rPr>
+              <w:t xml:space="preserve">页合同/制度直接丢给它问；录音转纪要。</w:t>
             </w:r>
           </w:p>
         </w:tc>
@@ -13282,98 +13160,16 @@
             <w:r>
               <w:rPr>
                 <w:rFonts w:hint="eastAsia"/>
-              </w:rPr>
-              <w:t xml:space="preserve">【定位】前面五类工具，多数还是”你问它答”。WorkBuddy</w:t>
-            </w:r>
-            <w:r>
-              <w:t xml:space="preserve"> </w:t>
-            </w:r>
-            <w:r>
-              <w:rPr>
-                <w:rFonts w:hint="eastAsia"/>
-              </w:rPr>
-              <w:t xml:space="preserve">不一样：它不只是”聊天”，而是”干活”——</w:t>
-            </w:r>
-            <w:r>
-              <w:rPr>
-                <w:rFonts w:hint="eastAsia"/>
                 <w:b/>
                 <w:bCs/>
               </w:rPr>
-              <w:t xml:space="preserve">你给目标，它自己拆解、调用工具、交付成果</w:t>
-            </w:r>
-            <w:r>
-              <w:rPr>
-                <w:rFonts w:hint="eastAsia"/>
-              </w:rPr>
-              <w:t xml:space="preserve">。它是智能体型</w:t>
-            </w:r>
-            <w:r>
-              <w:t xml:space="preserve"> </w:t>
-            </w:r>
-            <w:r>
-              <w:rPr>
-                <w:rFonts w:hint="eastAsia"/>
-              </w:rPr>
-              <w:t xml:space="preserve">AI，是你的”数字同事”。五大能力，一条条看：</w:t>
-            </w:r>
-            <w:r>
-              <w:t xml:space="preserve"> </w:t>
-            </w:r>
-            <w:r>
-              <w:t xml:space="preserve">1.</w:t>
-            </w:r>
-            <w:r>
-              <w:t xml:space="preserve"> </w:t>
-            </w:r>
-            <w:r>
-              <w:rPr>
-                <w:rFonts w:hint="eastAsia"/>
+              <w:t xml:space="preserve">WorkBuddy：AI</w:t>
+            </w:r>
+            <w:r>
+              <w:rPr>
                 <w:b/>
                 <w:bCs/>
               </w:rPr>
-              <w:t xml:space="preserve">一句话办任务</w:t>
-            </w:r>
-            <w:r>
-              <w:rPr>
-                <w:rFonts w:hint="eastAsia"/>
-              </w:rPr>
-              <w:t xml:space="preserve">：给目标，自动拆解执行，直接交付成果。比如「把这</w:t>
-            </w:r>
-            <w:r>
-              <w:t xml:space="preserve"> 10 </w:t>
-            </w:r>
-            <w:r>
-              <w:rPr>
-                <w:rFonts w:hint="eastAsia"/>
-              </w:rPr>
-              <w:t xml:space="preserve">份材料整理成一份</w:t>
-            </w:r>
-            <w:r>
-              <w:t xml:space="preserve"> </w:t>
-            </w:r>
-            <w:r>
-              <w:rPr>
-                <w:rFonts w:hint="eastAsia"/>
-              </w:rPr>
-              <w:t xml:space="preserve">PPT」——它自己读</w:t>
-            </w:r>
-            <w:r>
-              <w:t xml:space="preserve"> 10 </w:t>
-            </w:r>
-            <w:r>
-              <w:rPr>
-                <w:rFonts w:hint="eastAsia"/>
-              </w:rPr>
-              <w:t xml:space="preserve">份、自己列结构、自己排版，最后把文件给你。</w:t>
-            </w:r>
-            <w:r>
-              <w:t xml:space="preserve"> </w:t>
-            </w:r>
-            <w:r>
-              <w:t xml:space="preserve">2.</w:t>
-            </w:r>
-            <w:r>
               <w:t xml:space="preserve"> </w:t>
             </w:r>
             <w:r>
@@ -13382,20 +13178,14 @@
                 <w:b/>
                 <w:bCs/>
               </w:rPr>
-              <w:t xml:space="preserve">做文档做</w:t>
+              <w:t xml:space="preserve">工作助手——P34，本节灵魂，约</w:t>
             </w:r>
             <w:r>
               <w:rPr>
                 <w:b/>
                 <w:bCs/>
               </w:rPr>
-              <w:t xml:space="preserve"> PPT</w:t>
-            </w:r>
-            <w:r>
-              <w:rPr>
-                <w:rFonts w:hint="eastAsia"/>
-              </w:rPr>
-              <w:t xml:space="preserve">：方案、报告、合同、PPT，直接产出</w:t>
+              <w:t xml:space="preserve"> 15 </w:t>
             </w:r>
             <w:r>
               <w:rPr>
@@ -13403,113 +13193,7 @@
                 <w:b/>
                 <w:bCs/>
               </w:rPr>
-              <w:t xml:space="preserve">可编辑文件</w:t>
-            </w:r>
-            <w:r>
-              <w:rPr>
-                <w:rFonts w:hint="eastAsia"/>
-              </w:rPr>
-              <w:t xml:space="preserve">——不是截图、不是文本，是真文件，拿到就能改。</w:t>
-            </w:r>
-            <w:r>
-              <w:t xml:space="preserve"> </w:t>
-            </w:r>
-            <w:r>
-              <w:t xml:space="preserve">3.</w:t>
-            </w:r>
-            <w:r>
-              <w:t xml:space="preserve"> </w:t>
-            </w:r>
-            <w:r>
-              <w:rPr>
-                <w:rFonts w:hint="eastAsia"/>
-                <w:b/>
-                <w:bCs/>
-              </w:rPr>
-              <w:t xml:space="preserve">整理与分析数据</w:t>
-            </w:r>
-            <w:r>
-              <w:rPr>
-                <w:rFonts w:hint="eastAsia"/>
-              </w:rPr>
-              <w:t xml:space="preserve">：表格/Excel</w:t>
-            </w:r>
-            <w:r>
-              <w:t xml:space="preserve"> </w:t>
-            </w:r>
-            <w:r>
-              <w:rPr>
-                <w:rFonts w:hint="eastAsia"/>
-              </w:rPr>
-              <w:t xml:space="preserve">丢进去：找异常、出结论。销售表、生产表、库存表都行。</w:t>
-            </w:r>
-            <w:r>
-              <w:rPr>
-                <w:rFonts w:hint="eastAsia"/>
-                <w:b/>
-                <w:bCs/>
-              </w:rPr>
-              <w:t xml:space="preserve">注意：数字必须回原表核对。</w:t>
-            </w:r>
-            <w:r>
-              <w:t xml:space="preserve"> </w:t>
-            </w:r>
-            <w:r>
-              <w:t xml:space="preserve">4.</w:t>
-            </w:r>
-            <w:r>
-              <w:t xml:space="preserve"> </w:t>
-            </w:r>
-            <w:r>
-              <w:rPr>
-                <w:rFonts w:hint="eastAsia"/>
-                <w:b/>
-                <w:bCs/>
-              </w:rPr>
-              <w:t xml:space="preserve">读长文档答问题</w:t>
-            </w:r>
-            <w:r>
-              <w:rPr>
-                <w:rFonts w:hint="eastAsia"/>
-              </w:rPr>
-              <w:t xml:space="preserve">：资料/制度/产品文档喂进资料库，问它答它、</w:t>
-            </w:r>
-            <w:r>
-              <w:rPr>
-                <w:rFonts w:hint="eastAsia"/>
-                <w:b/>
-                <w:bCs/>
-              </w:rPr>
-              <w:t xml:space="preserve">答得带出处</w:t>
-            </w:r>
-            <w:r>
-              <w:rPr>
-                <w:rFonts w:hint="eastAsia"/>
-              </w:rPr>
-              <w:t xml:space="preserve">。制度问答、合同审查、文献整理都用得上。</w:t>
-            </w:r>
-            <w:r>
-              <w:t xml:space="preserve"> </w:t>
-            </w:r>
-            <w:r>
-              <w:t xml:space="preserve">5.</w:t>
-            </w:r>
-            <w:r>
-              <w:t xml:space="preserve"> </w:t>
-            </w:r>
-            <w:r>
-              <w:rPr>
-                <w:rFonts w:hint="eastAsia"/>
-                <w:b/>
-                <w:bCs/>
-              </w:rPr>
-              <w:t xml:space="preserve">定时与重复任务</w:t>
-            </w:r>
-            <w:r>
-              <w:rPr>
-                <w:rFonts w:hint="eastAsia"/>
-              </w:rPr>
-              <w:t xml:space="preserve">：固定时间自动跑，不用你盯。每日简报、周报提醒、定期汇总——定一次，之后自动。</w:t>
+              <w:t xml:space="preserve">分钟</w:t>
             </w:r>
           </w:p>
         </w:tc>
@@ -13525,16 +13209,16 @@
               <w:rPr>
                 <w:rFonts w:hint="eastAsia"/>
               </w:rPr>
-              <w:t xml:space="preserve">上手就三步（P33</w:t>
-            </w:r>
-            <w:r>
-              <w:t xml:space="preserve"> </w:t>
-            </w:r>
-            <w:r>
-              <w:rPr>
-                <w:rFonts w:hint="eastAsia"/>
-              </w:rPr>
-              <w:t xml:space="preserve">底栏）：</w:t>
+              <w:t xml:space="preserve">【定位】前面五类工具，多数还是”你问它答”。WorkBuddy</w:t>
+            </w:r>
+            <w:r>
+              <w:t xml:space="preserve"> </w:t>
+            </w:r>
+            <w:r>
+              <w:rPr>
+                <w:rFonts w:hint="eastAsia"/>
+              </w:rPr>
+              <w:t xml:space="preserve">不一样：它不只是”聊天”，而是”干活”——</w:t>
             </w:r>
             <w:r>
               <w:rPr>
@@ -13542,14 +13226,81 @@
                 <w:b/>
                 <w:bCs/>
               </w:rPr>
-              <w:t xml:space="preserve">注册登录</w:t>
-            </w:r>
-            <w:r>
-              <w:rPr>
+              <w:t xml:space="preserve">你给目标，它自己拆解、调用工具、交付成果</w:t>
+            </w:r>
+            <w:r>
+              <w:rPr>
+                <w:rFonts w:hint="eastAsia"/>
+              </w:rPr>
+              <w:t xml:space="preserve">。它是智能体型</w:t>
+            </w:r>
+            <w:r>
+              <w:t xml:space="preserve"> </w:t>
+            </w:r>
+            <w:r>
+              <w:rPr>
+                <w:rFonts w:hint="eastAsia"/>
+              </w:rPr>
+              <w:t xml:space="preserve">AI，是你的”数字同事”。五大能力，一条条看：</w:t>
+            </w:r>
+            <w:r>
+              <w:t xml:space="preserve"> </w:t>
+            </w:r>
+            <w:r>
+              <w:t xml:space="preserve">1.</w:t>
+            </w:r>
+            <w:r>
+              <w:t xml:space="preserve"> </w:t>
+            </w:r>
+            <w:r>
+              <w:rPr>
+                <w:rFonts w:hint="eastAsia"/>
                 <w:b/>
                 <w:bCs/>
               </w:rPr>
-              <w:t xml:space="preserve"> → </w:t>
+              <w:t xml:space="preserve">一句话办任务</w:t>
+            </w:r>
+            <w:r>
+              <w:rPr>
+                <w:rFonts w:hint="eastAsia"/>
+              </w:rPr>
+              <w:t xml:space="preserve">：给目标，自动拆解执行，直接交付成果。比如「把这</w:t>
+            </w:r>
+            <w:r>
+              <w:t xml:space="preserve"> 10 </w:t>
+            </w:r>
+            <w:r>
+              <w:rPr>
+                <w:rFonts w:hint="eastAsia"/>
+              </w:rPr>
+              <w:t xml:space="preserve">份材料整理成一份</w:t>
+            </w:r>
+            <w:r>
+              <w:t xml:space="preserve"> </w:t>
+            </w:r>
+            <w:r>
+              <w:rPr>
+                <w:rFonts w:hint="eastAsia"/>
+              </w:rPr>
+              <w:t xml:space="preserve">PPT」——它自己读</w:t>
+            </w:r>
+            <w:r>
+              <w:t xml:space="preserve"> 10 </w:t>
+            </w:r>
+            <w:r>
+              <w:rPr>
+                <w:rFonts w:hint="eastAsia"/>
+              </w:rPr>
+              <w:t xml:space="preserve">份、自己列结构、自己排版，最后把文件给你。</w:t>
+            </w:r>
+            <w:r>
+              <w:t xml:space="preserve"> </w:t>
+            </w:r>
+            <w:r>
+              <w:t xml:space="preserve">2.</w:t>
+            </w:r>
+            <w:r>
+              <w:t xml:space="preserve"> </w:t>
             </w:r>
             <w:r>
               <w:rPr>
@@ -13557,14 +13308,20 @@
                 <w:b/>
                 <w:bCs/>
               </w:rPr>
-              <w:t xml:space="preserve">资料库传资料</w:t>
+              <w:t xml:space="preserve">做文档做</w:t>
             </w:r>
             <w:r>
               <w:rPr>
                 <w:b/>
                 <w:bCs/>
               </w:rPr>
-              <w:t xml:space="preserve"> → </w:t>
+              <w:t xml:space="preserve"> PPT</w:t>
+            </w:r>
+            <w:r>
+              <w:rPr>
+                <w:rFonts w:hint="eastAsia"/>
+              </w:rPr>
+              <w:t xml:space="preserve">：方案、报告、合同、PPT，直接产出</w:t>
             </w:r>
             <w:r>
               <w:rPr>
@@ -13572,16 +13329,113 @@
                 <w:b/>
                 <w:bCs/>
               </w:rPr>
-              <w:t xml:space="preserve">发第一句话。</w:t>
-            </w:r>
-            <w:r>
-              <w:t xml:space="preserve"> </w:t>
-            </w:r>
-            <w:r>
-              <w:rPr>
-                <w:rFonts w:hint="eastAsia"/>
-              </w:rPr>
-              <w:t xml:space="preserve">零代码，会打字就会用。</w:t>
+              <w:t xml:space="preserve">可编辑文件</w:t>
+            </w:r>
+            <w:r>
+              <w:rPr>
+                <w:rFonts w:hint="eastAsia"/>
+              </w:rPr>
+              <w:t xml:space="preserve">——不是截图、不是文本，是真文件，拿到就能改。</w:t>
+            </w:r>
+            <w:r>
+              <w:t xml:space="preserve"> </w:t>
+            </w:r>
+            <w:r>
+              <w:t xml:space="preserve">3.</w:t>
+            </w:r>
+            <w:r>
+              <w:t xml:space="preserve"> </w:t>
+            </w:r>
+            <w:r>
+              <w:rPr>
+                <w:rFonts w:hint="eastAsia"/>
+                <w:b/>
+                <w:bCs/>
+              </w:rPr>
+              <w:t xml:space="preserve">整理与分析数据</w:t>
+            </w:r>
+            <w:r>
+              <w:rPr>
+                <w:rFonts w:hint="eastAsia"/>
+              </w:rPr>
+              <w:t xml:space="preserve">：表格/Excel</w:t>
+            </w:r>
+            <w:r>
+              <w:t xml:space="preserve"> </w:t>
+            </w:r>
+            <w:r>
+              <w:rPr>
+                <w:rFonts w:hint="eastAsia"/>
+              </w:rPr>
+              <w:t xml:space="preserve">丢进去：找异常、出结论。销售表、生产表、库存表都行。</w:t>
+            </w:r>
+            <w:r>
+              <w:rPr>
+                <w:rFonts w:hint="eastAsia"/>
+                <w:b/>
+                <w:bCs/>
+              </w:rPr>
+              <w:t xml:space="preserve">注意：数字必须回原表核对。</w:t>
+            </w:r>
+            <w:r>
+              <w:t xml:space="preserve"> </w:t>
+            </w:r>
+            <w:r>
+              <w:t xml:space="preserve">4.</w:t>
+            </w:r>
+            <w:r>
+              <w:t xml:space="preserve"> </w:t>
+            </w:r>
+            <w:r>
+              <w:rPr>
+                <w:rFonts w:hint="eastAsia"/>
+                <w:b/>
+                <w:bCs/>
+              </w:rPr>
+              <w:t xml:space="preserve">读长文档答问题</w:t>
+            </w:r>
+            <w:r>
+              <w:rPr>
+                <w:rFonts w:hint="eastAsia"/>
+              </w:rPr>
+              <w:t xml:space="preserve">：资料/制度/产品文档喂进资料库，问它答它、</w:t>
+            </w:r>
+            <w:r>
+              <w:rPr>
+                <w:rFonts w:hint="eastAsia"/>
+                <w:b/>
+                <w:bCs/>
+              </w:rPr>
+              <w:t xml:space="preserve">答得带出处</w:t>
+            </w:r>
+            <w:r>
+              <w:rPr>
+                <w:rFonts w:hint="eastAsia"/>
+              </w:rPr>
+              <w:t xml:space="preserve">。制度问答、合同审查、文献整理都用得上。</w:t>
+            </w:r>
+            <w:r>
+              <w:t xml:space="preserve"> </w:t>
+            </w:r>
+            <w:r>
+              <w:t xml:space="preserve">5.</w:t>
+            </w:r>
+            <w:r>
+              <w:t xml:space="preserve"> </w:t>
+            </w:r>
+            <w:r>
+              <w:rPr>
+                <w:rFonts w:hint="eastAsia"/>
+                <w:b/>
+                <w:bCs/>
+              </w:rPr>
+              <w:t xml:space="preserve">定时与重复任务</w:t>
+            </w:r>
+            <w:r>
+              <w:rPr>
+                <w:rFonts w:hint="eastAsia"/>
+              </w:rPr>
+              <w:t xml:space="preserve">：固定时间自动跑，不用你盯。每日简报、周报提醒、定期汇总——定一次，之后自动。</w:t>
             </w:r>
           </w:p>
         </w:tc>
@@ -13594,22 +13448,66 @@
               <w:pStyle w:val="Compact"/>
             </w:pPr>
             <w:r>
-              <w:t xml:space="preserve">【WorkBuddy </w:t>
-            </w:r>
-            <w:r>
-              <w:rPr>
-                <w:rFonts w:hint="eastAsia"/>
-              </w:rPr>
-              <w:t xml:space="preserve">现场演示——P34，10</w:t>
-            </w:r>
-            <w:r>
-              <w:t xml:space="preserve"> </w:t>
-            </w:r>
-            <w:r>
-              <w:rPr>
-                <w:rFonts w:hint="eastAsia"/>
-              </w:rPr>
-              <w:t xml:space="preserve">分钟，讲师照此逐字执行】</w:t>
+              <w:rPr>
+                <w:rFonts w:hint="eastAsia"/>
+              </w:rPr>
+              <w:t xml:space="preserve">上手就三步（P34</w:t>
+            </w:r>
+            <w:r>
+              <w:t xml:space="preserve"> </w:t>
+            </w:r>
+            <w:r>
+              <w:rPr>
+                <w:rFonts w:hint="eastAsia"/>
+              </w:rPr>
+              <w:t xml:space="preserve">底栏）：</w:t>
+            </w:r>
+            <w:r>
+              <w:rPr>
+                <w:rFonts w:hint="eastAsia"/>
+                <w:b/>
+                <w:bCs/>
+              </w:rPr>
+              <w:t xml:space="preserve">注册登录</w:t>
+            </w:r>
+            <w:r>
+              <w:rPr>
+                <w:b/>
+                <w:bCs/>
+              </w:rPr>
+              <w:t xml:space="preserve"> → </w:t>
+            </w:r>
+            <w:r>
+              <w:rPr>
+                <w:rFonts w:hint="eastAsia"/>
+                <w:b/>
+                <w:bCs/>
+              </w:rPr>
+              <w:t xml:space="preserve">资料库传资料</w:t>
+            </w:r>
+            <w:r>
+              <w:rPr>
+                <w:b/>
+                <w:bCs/>
+              </w:rPr>
+              <w:t xml:space="preserve"> → </w:t>
+            </w:r>
+            <w:r>
+              <w:rPr>
+                <w:rFonts w:hint="eastAsia"/>
+                <w:b/>
+                <w:bCs/>
+              </w:rPr>
+              <w:t xml:space="preserve">发第一句话。</w:t>
+            </w:r>
+            <w:r>
+              <w:t xml:space="preserve"> </w:t>
+            </w:r>
+            <w:r>
+              <w:rPr>
+                <w:rFonts w:hint="eastAsia"/>
+              </w:rPr>
+              <w:t xml:space="preserve">零代码，会打字就会用。</w:t>
             </w:r>
           </w:p>
         </w:tc>
@@ -13622,48 +13520,22 @@
               <w:pStyle w:val="Compact"/>
             </w:pPr>
             <w:r>
-              <w:t xml:space="preserve">&gt; </w:t>
-            </w:r>
-            <w:r>
-              <w:rPr>
-                <w:rFonts w:hint="eastAsia"/>
-              </w:rPr>
-              <w:t xml:space="preserve">演示前准备（开课前</w:t>
-            </w:r>
-            <w:r>
-              <w:t xml:space="preserve"> 1 </w:t>
-            </w:r>
-            <w:r>
-              <w:rPr>
-                <w:rFonts w:hint="eastAsia"/>
-              </w:rPr>
-              <w:t xml:space="preserve">天完成）：账号登录态正常、资料库预传</w:t>
-            </w:r>
-            <w:r>
-              <w:t xml:space="preserve"> 1 </w:t>
-            </w:r>
-            <w:r>
-              <w:rPr>
-                <w:rFonts w:hint="eastAsia"/>
-              </w:rPr>
-              <w:t xml:space="preserve">份脱敏材料（如一份</w:t>
-            </w:r>
-            <w:r>
-              <w:t xml:space="preserve"> 5 </w:t>
-            </w:r>
-            <w:r>
-              <w:rPr>
-                <w:rFonts w:hint="eastAsia"/>
-              </w:rPr>
-              <w:t xml:space="preserve">页的《部门工作流程说明》或一份产品资料）、网络双保险（热点备用）、录屏开关打开（留作回放）。演示纪律先讲死：</w:t>
-            </w:r>
-            <w:r>
-              <w:rPr>
-                <w:rFonts w:hint="eastAsia"/>
-                <w:b/>
-                <w:bCs/>
-              </w:rPr>
-              <w:t xml:space="preserve">全程用脱敏/虚构数据（不输入客户、公司的敏感信息）；重要产出，人终审。</w:t>
+              <w:t xml:space="preserve">【WorkBuddy </w:t>
+            </w:r>
+            <w:r>
+              <w:rPr>
+                <w:rFonts w:hint="eastAsia"/>
+              </w:rPr>
+              <w:t xml:space="preserve">现场演示——P35，10</w:t>
+            </w:r>
+            <w:r>
+              <w:t xml:space="preserve"> </w:t>
+            </w:r>
+            <w:r>
+              <w:rPr>
+                <w:rFonts w:hint="eastAsia"/>
+              </w:rPr>
+              <w:t xml:space="preserve">分钟，讲师照此逐字执行】</w:t>
             </w:r>
           </w:p>
         </w:tc>
@@ -13676,79 +13548,40 @@
               <w:pStyle w:val="Compact"/>
             </w:pPr>
             <w:r>
-              <w:t xml:space="preserve">- </w:t>
-            </w:r>
-            <w:r>
-              <w:rPr>
-                <w:rFonts w:hint="eastAsia"/>
-              </w:rPr>
-              <w:t xml:space="preserve">【演示开场，30</w:t>
-            </w:r>
-            <w:r>
-              <w:t xml:space="preserve"> </w:t>
-            </w:r>
-            <w:r>
-              <w:rPr>
-                <w:rFonts w:hint="eastAsia"/>
-              </w:rPr>
-              <w:t xml:space="preserve">秒】</w:t>
-            </w:r>
-            <w:r>
-              <w:rPr>
-                <w:rFonts w:hint="eastAsia"/>
-              </w:rPr>
-              <w:t xml:space="preserve">“前面说的都好听，看现场。我现在给它一个真实任务：「把这份材料整理成</w:t>
-            </w:r>
-            <w:r>
-              <w:t xml:space="preserve"> 10 </w:t>
-            </w:r>
-            <w:r>
-              <w:rPr>
-                <w:rFonts w:hint="eastAsia"/>
-              </w:rPr>
-              <w:t xml:space="preserve">页</w:t>
-            </w:r>
-            <w:r>
-              <w:t xml:space="preserve"> PPT + 1 </w:t>
-            </w:r>
-            <w:r>
-              <w:rPr>
-                <w:rFonts w:hint="eastAsia"/>
-              </w:rPr>
-              <w:t xml:space="preserve">页要点总结。」——发出去，看它怎么干。”</w:t>
-            </w:r>
-            <w:r>
-              <w:t xml:space="preserve"> </w:t>
-            </w:r>
-            <w:r>
-              <w:t xml:space="preserve">- </w:t>
-            </w:r>
-            <w:r>
-              <w:rPr>
-                <w:rFonts w:hint="eastAsia"/>
-              </w:rPr>
-              <w:t xml:space="preserve">【看它拆任务，2</w:t>
-            </w:r>
-            <w:r>
-              <w:t xml:space="preserve"> </w:t>
-            </w:r>
-            <w:r>
-              <w:rPr>
-                <w:rFonts w:hint="eastAsia"/>
-              </w:rPr>
-              <w:t xml:space="preserve">分钟】发指令后，屏幕共享。它开始列步骤：</w:t>
-            </w:r>
-            <w:r>
-              <w:rPr>
-                <w:rFonts w:hint="eastAsia"/>
-              </w:rPr>
-              <w:t xml:space="preserve">“第一步我读材料，第二步我列提纲，第三步我逐页生成……”</w:t>
-            </w:r>
-            <w:r>
-              <w:rPr>
-                <w:rFonts w:hint="eastAsia"/>
-              </w:rPr>
-              <w:t xml:space="preserve">——大家注意，</w:t>
+              <w:t xml:space="preserve">&gt; </w:t>
+            </w:r>
+            <w:r>
+              <w:rPr>
+                <w:rFonts w:hint="eastAsia"/>
+              </w:rPr>
+              <w:t xml:space="preserve">演示前准备（开课前</w:t>
+            </w:r>
+            <w:r>
+              <w:t xml:space="preserve"> 1 </w:t>
+            </w:r>
+            <w:r>
+              <w:rPr>
+                <w:rFonts w:hint="eastAsia"/>
+              </w:rPr>
+              <w:t xml:space="preserve">天完成）：账号登录态正常、资料库预传</w:t>
+            </w:r>
+            <w:r>
+              <w:t xml:space="preserve"> 1 </w:t>
+            </w:r>
+            <w:r>
+              <w:rPr>
+                <w:rFonts w:hint="eastAsia"/>
+              </w:rPr>
+              <w:t xml:space="preserve">份脱敏材料（如一份</w:t>
+            </w:r>
+            <w:r>
+              <w:t xml:space="preserve"> 5 </w:t>
+            </w:r>
+            <w:r>
+              <w:rPr>
+                <w:rFonts w:hint="eastAsia"/>
+              </w:rPr>
+              <w:t xml:space="preserve">页的《部门工作流程说明》或一份产品资料）、网络双保险（热点备用）、录屏开关打开（留作回放）。演示纪律先讲死：</w:t>
             </w:r>
             <w:r>
               <w:rPr>
@@ -13756,332 +13589,7 @@
                 <w:b/>
                 <w:bCs/>
               </w:rPr>
-              <w:t xml:space="preserve">它自己在拆任务</w:t>
-            </w:r>
-            <w:r>
-              <w:rPr>
-                <w:rFonts w:hint="eastAsia"/>
-              </w:rPr>
-              <w:t xml:space="preserve">，你只说了一句话。</w:t>
-            </w:r>
-            <w:r>
-              <w:t xml:space="preserve"> </w:t>
-            </w:r>
-            <w:r>
-              <w:t xml:space="preserve">- </w:t>
-            </w:r>
-            <w:r>
-              <w:rPr>
-                <w:rFonts w:hint="eastAsia"/>
-              </w:rPr>
-              <w:t xml:space="preserve">【看它调工具，4</w:t>
-            </w:r>
-            <w:r>
-              <w:t xml:space="preserve"> </w:t>
-            </w:r>
-            <w:r>
-              <w:rPr>
-                <w:rFonts w:hint="eastAsia"/>
-              </w:rPr>
-              <w:t xml:space="preserve">分钟】它开始读资料库里的文件、生成文档。讲师边看边点名：</w:t>
-            </w:r>
-            <w:r>
-              <w:rPr>
-                <w:rFonts w:hint="eastAsia"/>
-              </w:rPr>
-              <w:t xml:space="preserve">“看，它在</w:t>
-            </w:r>
-            <w:r>
-              <w:rPr>
-                <w:rFonts w:hint="eastAsia"/>
-                <w:b/>
-                <w:bCs/>
-              </w:rPr>
-              <w:t xml:space="preserve">读文件</w:t>
-            </w:r>
-            <w:r>
-              <w:rPr>
-                <w:rFonts w:hint="eastAsia"/>
-              </w:rPr>
-              <w:t xml:space="preserve">——这是它的工具；现在它在</w:t>
-            </w:r>
-            <w:r>
-              <w:rPr>
-                <w:rFonts w:hint="eastAsia"/>
-                <w:b/>
-                <w:bCs/>
-              </w:rPr>
-              <w:t xml:space="preserve">做文档</w:t>
-            </w:r>
-            <w:r>
-              <w:rPr>
-                <w:rFonts w:hint="eastAsia"/>
-              </w:rPr>
-              <w:t xml:space="preserve">——还在生成。整个过程你不用碰任何按钮。”</w:t>
-            </w:r>
-            <w:r>
-              <w:t xml:space="preserve"> </w:t>
-            </w:r>
-            <w:r>
-              <w:t xml:space="preserve">- </w:t>
-            </w:r>
-            <w:r>
-              <w:rPr>
-                <w:rFonts w:hint="eastAsia"/>
-              </w:rPr>
-              <w:t xml:space="preserve">【看交付物，3</w:t>
-            </w:r>
-            <w:r>
-              <w:t xml:space="preserve"> </w:t>
-            </w:r>
-            <w:r>
-              <w:rPr>
-                <w:rFonts w:hint="eastAsia"/>
-              </w:rPr>
-              <w:t xml:space="preserve">分钟】文件生成。讲师当场打开：</w:t>
-            </w:r>
-            <w:r>
-              <w:rPr>
-                <w:rFonts w:hint="eastAsia"/>
-                <w:b/>
-                <w:bCs/>
-              </w:rPr>
-              <w:t xml:space="preserve">是真</w:t>
-            </w:r>
-            <w:r>
-              <w:rPr>
-                <w:b/>
-                <w:bCs/>
-              </w:rPr>
-              <w:t xml:space="preserve"> PPT </w:t>
-            </w:r>
-            <w:r>
-              <w:rPr>
-                <w:rFonts w:hint="eastAsia"/>
-                <w:b/>
-                <w:bCs/>
-              </w:rPr>
-              <w:t xml:space="preserve">文件，不是回答</w:t>
-            </w:r>
-            <w:r>
-              <w:t xml:space="preserve">。</w:t>
-            </w:r>
-            <w:r>
-              <w:rPr>
-                <w:rFonts w:hint="eastAsia"/>
-              </w:rPr>
-              <w:t xml:space="preserve">“大家看——10</w:t>
-            </w:r>
-            <w:r>
-              <w:t xml:space="preserve"> </w:t>
-            </w:r>
-            <w:r>
-              <w:rPr>
-                <w:rFonts w:hint="eastAsia"/>
-              </w:rPr>
-              <w:t xml:space="preserve">页</w:t>
-            </w:r>
-            <w:r>
-              <w:t xml:space="preserve"> </w:t>
-            </w:r>
-            <w:r>
-              <w:rPr>
-                <w:rFonts w:hint="eastAsia"/>
-              </w:rPr>
-              <w:t xml:space="preserve">PPT，封面、目录、要点总结都有了。它交付的是</w:t>
-            </w:r>
-            <w:r>
-              <w:rPr>
-                <w:rFonts w:hint="eastAsia"/>
-                <w:b/>
-                <w:bCs/>
-              </w:rPr>
-              <w:t xml:space="preserve">文件</w:t>
-            </w:r>
-            <w:r>
-              <w:rPr>
-                <w:rFonts w:hint="eastAsia"/>
-              </w:rPr>
-              <w:t xml:space="preserve">，不只是’回答’。”</w:t>
-            </w:r>
-            <w:r>
-              <w:t xml:space="preserve"> </w:t>
-            </w:r>
-            <w:r>
-              <w:t xml:space="preserve">- </w:t>
-            </w:r>
-            <w:r>
-              <w:rPr>
-                <w:rFonts w:hint="eastAsia"/>
-              </w:rPr>
-              <w:t xml:space="preserve">【现场验收，1</w:t>
-            </w:r>
-            <w:r>
-              <w:t xml:space="preserve"> </w:t>
-            </w:r>
-            <w:r>
-              <w:rPr>
-                <w:rFonts w:hint="eastAsia"/>
-              </w:rPr>
-              <w:t xml:space="preserve">分钟】</w:t>
-            </w:r>
-            <w:r>
-              <w:rPr>
-                <w:rFonts w:hint="eastAsia"/>
-              </w:rPr>
-              <w:t xml:space="preserve">“它干得怎么样？结构对、要点全，第</w:t>
-            </w:r>
-            <w:r>
-              <w:t xml:space="preserve"> 7 </w:t>
-            </w:r>
-            <w:r>
-              <w:rPr>
-                <w:rFonts w:hint="eastAsia"/>
-              </w:rPr>
-              <w:t xml:space="preserve">页有个数字它概括得笼统——这就是</w:t>
-            </w:r>
-            <w:r>
-              <w:rPr>
-                <w:rFonts w:hint="eastAsia"/>
-                <w:b/>
-                <w:bCs/>
-              </w:rPr>
-              <w:t xml:space="preserve">人做终审</w:t>
-            </w:r>
-            <w:r>
-              <w:rPr>
-                <w:rFonts w:hint="eastAsia"/>
-              </w:rPr>
-              <w:t xml:space="preserve">：我花</w:t>
-            </w:r>
-            <w:r>
-              <w:t xml:space="preserve"> 30 </w:t>
-            </w:r>
-            <w:r>
-              <w:rPr>
-                <w:rFonts w:hint="eastAsia"/>
-              </w:rPr>
-              <w:t xml:space="preserve">秒改一下。所以</w:t>
-            </w:r>
-            <w:r>
-              <w:t xml:space="preserve"> WorkBuddy </w:t>
-            </w:r>
-            <w:r>
-              <w:rPr>
-                <w:rFonts w:hint="eastAsia"/>
-              </w:rPr>
-              <w:t xml:space="preserve">的正确用法：</w:t>
-            </w:r>
-            <w:r>
-              <w:rPr>
-                <w:rFonts w:hint="eastAsia"/>
-                <w:b/>
-                <w:bCs/>
-              </w:rPr>
-              <w:t xml:space="preserve">它干</w:t>
-            </w:r>
-            <w:r>
-              <w:rPr>
-                <w:b/>
-                <w:bCs/>
-              </w:rPr>
-              <w:t xml:space="preserve"> </w:t>
-            </w:r>
-            <w:r>
-              <w:rPr>
-                <w:rFonts w:hint="eastAsia"/>
-                <w:b/>
-                <w:bCs/>
-              </w:rPr>
-              <w:t xml:space="preserve">95%，你验收</w:t>
-            </w:r>
-            <w:r>
-              <w:rPr>
-                <w:b/>
-                <w:bCs/>
-              </w:rPr>
-              <w:t xml:space="preserve"> 5%。</w:t>
-            </w:r>
-            <w:r>
-              <w:t xml:space="preserve">”</w:t>
-            </w:r>
-            <w:r>
-              <w:t xml:space="preserve"> </w:t>
-            </w:r>
-            <w:r>
-              <w:t xml:space="preserve">- </w:t>
-            </w:r>
-            <w:r>
-              <w:rPr>
-                <w:rFonts w:hint="eastAsia"/>
-              </w:rPr>
-              <w:t xml:space="preserve">【收口一句话】</w:t>
-            </w:r>
-            <w:r>
-              <w:rPr>
-                <w:rFonts w:hint="eastAsia"/>
-              </w:rPr>
-              <w:t xml:space="preserve">“大家记住看三个地方：</w:t>
-            </w:r>
-            <w:r>
-              <w:rPr>
-                <w:b/>
-                <w:bCs/>
-              </w:rPr>
-              <w:t xml:space="preserve">① </w:t>
-            </w:r>
-            <w:r>
-              <w:rPr>
-                <w:rFonts w:hint="eastAsia"/>
-                <w:b/>
-                <w:bCs/>
-              </w:rPr>
-              <w:t xml:space="preserve">看它拆任务</w:t>
-            </w:r>
-            <w:r>
-              <w:rPr>
-                <w:b/>
-                <w:bCs/>
-              </w:rPr>
-              <w:t xml:space="preserve"> ② </w:t>
-            </w:r>
-            <w:r>
-              <w:rPr>
-                <w:rFonts w:hint="eastAsia"/>
-                <w:b/>
-                <w:bCs/>
-              </w:rPr>
-              <w:t xml:space="preserve">看它调工具</w:t>
-            </w:r>
-            <w:r>
-              <w:rPr>
-                <w:b/>
-                <w:bCs/>
-              </w:rPr>
-              <w:t xml:space="preserve"> ③ </w:t>
-            </w:r>
-            <w:r>
-              <w:rPr>
-                <w:rFonts w:hint="eastAsia"/>
-                <w:b/>
-                <w:bCs/>
-              </w:rPr>
-              <w:t xml:space="preserve">看交付物</w:t>
-            </w:r>
-            <w:r>
-              <w:rPr>
-                <w:rFonts w:hint="eastAsia"/>
-              </w:rPr>
-              <w:t xml:space="preserve">。会看这三样，你就能验收任何</w:t>
-            </w:r>
-            <w:r>
-              <w:t xml:space="preserve"> AI </w:t>
-            </w:r>
-            <w:r>
-              <w:rPr>
-                <w:rFonts w:hint="eastAsia"/>
-              </w:rPr>
-              <w:t xml:space="preserve">助手的工作。”</w:t>
+              <w:t xml:space="preserve">全程用脱敏/虚构数据（不输入客户、公司的敏感信息）；重要产出，人终审。</w:t>
             </w:r>
           </w:p>
         </w:tc>
@@ -14094,19 +13602,79 @@
               <w:pStyle w:val="Compact"/>
             </w:pPr>
             <w:r>
-              <w:rPr>
-                <w:rFonts w:hint="eastAsia"/>
-              </w:rPr>
-              <w:t xml:space="preserve">【跟练（半天版/一天版，15</w:t>
-            </w:r>
-            <w:r>
-              <w:t xml:space="preserve"> </w:t>
-            </w:r>
-            <w:r>
-              <w:rPr>
-                <w:rFonts w:hint="eastAsia"/>
-              </w:rPr>
-              <w:t xml:space="preserve">分钟）】大家登录自己账号（或讲师公共演示号轮用），每人发</w:t>
+              <w:t xml:space="preserve">- </w:t>
+            </w:r>
+            <w:r>
+              <w:rPr>
+                <w:rFonts w:hint="eastAsia"/>
+              </w:rPr>
+              <w:t xml:space="preserve">【演示开场，30</w:t>
+            </w:r>
+            <w:r>
+              <w:t xml:space="preserve"> </w:t>
+            </w:r>
+            <w:r>
+              <w:rPr>
+                <w:rFonts w:hint="eastAsia"/>
+              </w:rPr>
+              <w:t xml:space="preserve">秒】</w:t>
+            </w:r>
+            <w:r>
+              <w:rPr>
+                <w:rFonts w:hint="eastAsia"/>
+              </w:rPr>
+              <w:t xml:space="preserve">“前面说的都好听，看现场。我现在给它一个真实任务：「把这份材料整理成</w:t>
+            </w:r>
+            <w:r>
+              <w:t xml:space="preserve"> 10 </w:t>
+            </w:r>
+            <w:r>
+              <w:rPr>
+                <w:rFonts w:hint="eastAsia"/>
+              </w:rPr>
+              <w:t xml:space="preserve">页</w:t>
+            </w:r>
+            <w:r>
+              <w:t xml:space="preserve"> PPT + 1 </w:t>
+            </w:r>
+            <w:r>
+              <w:rPr>
+                <w:rFonts w:hint="eastAsia"/>
+              </w:rPr>
+              <w:t xml:space="preserve">页要点总结。」——发出去，看它怎么干。”</w:t>
+            </w:r>
+            <w:r>
+              <w:t xml:space="preserve"> </w:t>
+            </w:r>
+            <w:r>
+              <w:t xml:space="preserve">- </w:t>
+            </w:r>
+            <w:r>
+              <w:rPr>
+                <w:rFonts w:hint="eastAsia"/>
+              </w:rPr>
+              <w:t xml:space="preserve">【看它拆任务，2</w:t>
+            </w:r>
+            <w:r>
+              <w:t xml:space="preserve"> </w:t>
+            </w:r>
+            <w:r>
+              <w:rPr>
+                <w:rFonts w:hint="eastAsia"/>
+              </w:rPr>
+              <w:t xml:space="preserve">分钟】发指令后，屏幕共享。它开始列步骤：</w:t>
+            </w:r>
+            <w:r>
+              <w:rPr>
+                <w:rFonts w:hint="eastAsia"/>
+              </w:rPr>
+              <w:t xml:space="preserve">“第一步我读材料，第二步我列提纲，第三步我逐页生成……”</w:t>
+            </w:r>
+            <w:r>
+              <w:rPr>
+                <w:rFonts w:hint="eastAsia"/>
+              </w:rPr>
+              <w:t xml:space="preserve">——大家注意，</w:t>
             </w:r>
             <w:r>
               <w:rPr>
@@ -14114,16 +13682,124 @@
                 <w:b/>
                 <w:bCs/>
               </w:rPr>
-              <w:t xml:space="preserve">一句话</w:t>
-            </w:r>
-            <w:r>
-              <w:rPr>
-                <w:rFonts w:hint="eastAsia"/>
-              </w:rPr>
-              <w:t xml:space="preserve">给自己岗位的一个小任务——行政发”把这段文字整理成</w:t>
-            </w:r>
-            <w:r>
-              <w:t xml:space="preserve"> 3 </w:t>
+              <w:t xml:space="preserve">它自己在拆任务</w:t>
+            </w:r>
+            <w:r>
+              <w:rPr>
+                <w:rFonts w:hint="eastAsia"/>
+              </w:rPr>
+              <w:t xml:space="preserve">，你只说了一句话。</w:t>
+            </w:r>
+            <w:r>
+              <w:t xml:space="preserve"> </w:t>
+            </w:r>
+            <w:r>
+              <w:t xml:space="preserve">- </w:t>
+            </w:r>
+            <w:r>
+              <w:rPr>
+                <w:rFonts w:hint="eastAsia"/>
+              </w:rPr>
+              <w:t xml:space="preserve">【看它调工具，4</w:t>
+            </w:r>
+            <w:r>
+              <w:t xml:space="preserve"> </w:t>
+            </w:r>
+            <w:r>
+              <w:rPr>
+                <w:rFonts w:hint="eastAsia"/>
+              </w:rPr>
+              <w:t xml:space="preserve">分钟】它开始读资料库里的文件、生成文档。讲师边看边点名：</w:t>
+            </w:r>
+            <w:r>
+              <w:rPr>
+                <w:rFonts w:hint="eastAsia"/>
+              </w:rPr>
+              <w:t xml:space="preserve">“看，它在</w:t>
+            </w:r>
+            <w:r>
+              <w:rPr>
+                <w:rFonts w:hint="eastAsia"/>
+                <w:b/>
+                <w:bCs/>
+              </w:rPr>
+              <w:t xml:space="preserve">读文件</w:t>
+            </w:r>
+            <w:r>
+              <w:rPr>
+                <w:rFonts w:hint="eastAsia"/>
+              </w:rPr>
+              <w:t xml:space="preserve">——这是它的工具；现在它在</w:t>
+            </w:r>
+            <w:r>
+              <w:rPr>
+                <w:rFonts w:hint="eastAsia"/>
+                <w:b/>
+                <w:bCs/>
+              </w:rPr>
+              <w:t xml:space="preserve">做文档</w:t>
+            </w:r>
+            <w:r>
+              <w:rPr>
+                <w:rFonts w:hint="eastAsia"/>
+              </w:rPr>
+              <w:t xml:space="preserve">——还在生成。整个过程你不用碰任何按钮。”</w:t>
+            </w:r>
+            <w:r>
+              <w:t xml:space="preserve"> </w:t>
+            </w:r>
+            <w:r>
+              <w:t xml:space="preserve">- </w:t>
+            </w:r>
+            <w:r>
+              <w:rPr>
+                <w:rFonts w:hint="eastAsia"/>
+              </w:rPr>
+              <w:t xml:space="preserve">【看交付物，3</w:t>
+            </w:r>
+            <w:r>
+              <w:t xml:space="preserve"> </w:t>
+            </w:r>
+            <w:r>
+              <w:rPr>
+                <w:rFonts w:hint="eastAsia"/>
+              </w:rPr>
+              <w:t xml:space="preserve">分钟】文件生成。讲师当场打开：</w:t>
+            </w:r>
+            <w:r>
+              <w:rPr>
+                <w:rFonts w:hint="eastAsia"/>
+                <w:b/>
+                <w:bCs/>
+              </w:rPr>
+              <w:t xml:space="preserve">是真</w:t>
+            </w:r>
+            <w:r>
+              <w:rPr>
+                <w:b/>
+                <w:bCs/>
+              </w:rPr>
+              <w:t xml:space="preserve"> PPT </w:t>
+            </w:r>
+            <w:r>
+              <w:rPr>
+                <w:rFonts w:hint="eastAsia"/>
+                <w:b/>
+                <w:bCs/>
+              </w:rPr>
+              <w:t xml:space="preserve">文件，不是回答</w:t>
+            </w:r>
+            <w:r>
+              <w:t xml:space="preserve">。</w:t>
+            </w:r>
+            <w:r>
+              <w:rPr>
+                <w:rFonts w:hint="eastAsia"/>
+              </w:rPr>
+              <w:t xml:space="preserve">“大家看——10</w:t>
+            </w:r>
+            <w:r>
+              <w:t xml:space="preserve"> </w:t>
             </w:r>
             <w:r>
               <w:rPr>
@@ -14138,7 +13814,200 @@
               <w:rPr>
                 <w:rFonts w:hint="eastAsia"/>
               </w:rPr>
-              <w:t xml:space="preserve">PPT”、业务发”把这张表找出异常”、市场发”把这封邮件改写成产品通知”。讲师巡场只帮三件事：没登录成功的、第一句没说清目标的、不知道怎么验收的。</w:t>
+              <w:t xml:space="preserve">PPT，封面、目录、要点总结都有了。它交付的是</w:t>
+            </w:r>
+            <w:r>
+              <w:rPr>
+                <w:rFonts w:hint="eastAsia"/>
+                <w:b/>
+                <w:bCs/>
+              </w:rPr>
+              <w:t xml:space="preserve">文件</w:t>
+            </w:r>
+            <w:r>
+              <w:rPr>
+                <w:rFonts w:hint="eastAsia"/>
+              </w:rPr>
+              <w:t xml:space="preserve">，不只是’回答’。”</w:t>
+            </w:r>
+            <w:r>
+              <w:t xml:space="preserve"> </w:t>
+            </w:r>
+            <w:r>
+              <w:t xml:space="preserve">- </w:t>
+            </w:r>
+            <w:r>
+              <w:rPr>
+                <w:rFonts w:hint="eastAsia"/>
+              </w:rPr>
+              <w:t xml:space="preserve">【现场验收，1</w:t>
+            </w:r>
+            <w:r>
+              <w:t xml:space="preserve"> </w:t>
+            </w:r>
+            <w:r>
+              <w:rPr>
+                <w:rFonts w:hint="eastAsia"/>
+              </w:rPr>
+              <w:t xml:space="preserve">分钟】</w:t>
+            </w:r>
+            <w:r>
+              <w:rPr>
+                <w:rFonts w:hint="eastAsia"/>
+              </w:rPr>
+              <w:t xml:space="preserve">“它干得怎么样？结构对、要点全，第</w:t>
+            </w:r>
+            <w:r>
+              <w:t xml:space="preserve"> 7 </w:t>
+            </w:r>
+            <w:r>
+              <w:rPr>
+                <w:rFonts w:hint="eastAsia"/>
+              </w:rPr>
+              <w:t xml:space="preserve">页有个数字它概括得笼统——这就是</w:t>
+            </w:r>
+            <w:r>
+              <w:rPr>
+                <w:rFonts w:hint="eastAsia"/>
+                <w:b/>
+                <w:bCs/>
+              </w:rPr>
+              <w:t xml:space="preserve">人做终审</w:t>
+            </w:r>
+            <w:r>
+              <w:rPr>
+                <w:rFonts w:hint="eastAsia"/>
+              </w:rPr>
+              <w:t xml:space="preserve">：我花</w:t>
+            </w:r>
+            <w:r>
+              <w:t xml:space="preserve"> 30 </w:t>
+            </w:r>
+            <w:r>
+              <w:rPr>
+                <w:rFonts w:hint="eastAsia"/>
+              </w:rPr>
+              <w:t xml:space="preserve">秒改一下。所以</w:t>
+            </w:r>
+            <w:r>
+              <w:t xml:space="preserve"> WorkBuddy </w:t>
+            </w:r>
+            <w:r>
+              <w:rPr>
+                <w:rFonts w:hint="eastAsia"/>
+              </w:rPr>
+              <w:t xml:space="preserve">的正确用法：</w:t>
+            </w:r>
+            <w:r>
+              <w:rPr>
+                <w:rFonts w:hint="eastAsia"/>
+                <w:b/>
+                <w:bCs/>
+              </w:rPr>
+              <w:t xml:space="preserve">它干</w:t>
+            </w:r>
+            <w:r>
+              <w:rPr>
+                <w:b/>
+                <w:bCs/>
+              </w:rPr>
+              <w:t xml:space="preserve"> </w:t>
+            </w:r>
+            <w:r>
+              <w:rPr>
+                <w:rFonts w:hint="eastAsia"/>
+                <w:b/>
+                <w:bCs/>
+              </w:rPr>
+              <w:t xml:space="preserve">95%，你验收</w:t>
+            </w:r>
+            <w:r>
+              <w:rPr>
+                <w:b/>
+                <w:bCs/>
+              </w:rPr>
+              <w:t xml:space="preserve"> 5%。</w:t>
+            </w:r>
+            <w:r>
+              <w:t xml:space="preserve">”</w:t>
+            </w:r>
+            <w:r>
+              <w:t xml:space="preserve"> </w:t>
+            </w:r>
+            <w:r>
+              <w:t xml:space="preserve">- </w:t>
+            </w:r>
+            <w:r>
+              <w:rPr>
+                <w:rFonts w:hint="eastAsia"/>
+              </w:rPr>
+              <w:t xml:space="preserve">【收口一句话】</w:t>
+            </w:r>
+            <w:r>
+              <w:rPr>
+                <w:rFonts w:hint="eastAsia"/>
+              </w:rPr>
+              <w:t xml:space="preserve">“大家记住看三个地方：</w:t>
+            </w:r>
+            <w:r>
+              <w:rPr>
+                <w:b/>
+                <w:bCs/>
+              </w:rPr>
+              <w:t xml:space="preserve">① </w:t>
+            </w:r>
+            <w:r>
+              <w:rPr>
+                <w:rFonts w:hint="eastAsia"/>
+                <w:b/>
+                <w:bCs/>
+              </w:rPr>
+              <w:t xml:space="preserve">看它拆任务</w:t>
+            </w:r>
+            <w:r>
+              <w:rPr>
+                <w:b/>
+                <w:bCs/>
+              </w:rPr>
+              <w:t xml:space="preserve"> ② </w:t>
+            </w:r>
+            <w:r>
+              <w:rPr>
+                <w:rFonts w:hint="eastAsia"/>
+                <w:b/>
+                <w:bCs/>
+              </w:rPr>
+              <w:t xml:space="preserve">看它调工具</w:t>
+            </w:r>
+            <w:r>
+              <w:rPr>
+                <w:b/>
+                <w:bCs/>
+              </w:rPr>
+              <w:t xml:space="preserve"> ③ </w:t>
+            </w:r>
+            <w:r>
+              <w:rPr>
+                <w:rFonts w:hint="eastAsia"/>
+                <w:b/>
+                <w:bCs/>
+              </w:rPr>
+              <w:t xml:space="preserve">看交付物</w:t>
+            </w:r>
+            <w:r>
+              <w:rPr>
+                <w:rFonts w:hint="eastAsia"/>
+              </w:rPr>
+              <w:t xml:space="preserve">。会看这三样，你就能验收任何</w:t>
+            </w:r>
+            <w:r>
+              <w:t xml:space="preserve"> AI </w:t>
+            </w:r>
+            <w:r>
+              <w:rPr>
+                <w:rFonts w:hint="eastAsia"/>
+              </w:rPr>
+              <w:t xml:space="preserve">助手的工作。”</w:t>
             </w:r>
           </w:p>
         </w:tc>
@@ -14151,22 +14020,19 @@
               <w:pStyle w:val="Compact"/>
             </w:pPr>
             <w:r>
-              <w:t xml:space="preserve">【AI </w:t>
-            </w:r>
-            <w:r>
-              <w:rPr>
-                <w:rFonts w:hint="eastAsia"/>
-              </w:rPr>
-              <w:t xml:space="preserve">到底省多少事——P31，本次新增页，算给老板听】成本讲清了”花多少”，这一页讲”省多少”——这是你回去跟老板汇报时最好用的那一页。还是算账，但算的是省下的时间：</w:t>
-            </w:r>
-            <w:r>
-              <w:t xml:space="preserve"> </w:t>
-            </w:r>
-            <w:r>
-              <w:t xml:space="preserve">-</w:t>
-            </w:r>
-            <w:r>
-              <w:t xml:space="preserve"> </w:t>
+              <w:rPr>
+                <w:rFonts w:hint="eastAsia"/>
+              </w:rPr>
+              <w:t xml:space="preserve">【跟练（半天版/一天版，15</w:t>
+            </w:r>
+            <w:r>
+              <w:t xml:space="preserve"> </w:t>
+            </w:r>
+            <w:r>
+              <w:rPr>
+                <w:rFonts w:hint="eastAsia"/>
+              </w:rPr>
+              <w:t xml:space="preserve">分钟）】大家登录自己账号（或讲师公共演示号轮用），每人发</w:t>
             </w:r>
             <w:r>
               <w:rPr>
@@ -14174,46 +14040,13 @@
                 <w:b/>
                 <w:bCs/>
               </w:rPr>
-              <w:t xml:space="preserve">行政</w:t>
-            </w:r>
-            <w:r>
-              <w:rPr>
-                <w:b/>
-                <w:bCs/>
-              </w:rPr>
-              <w:t xml:space="preserve"> · </w:t>
-            </w:r>
-            <w:r>
-              <w:rPr>
-                <w:rFonts w:hint="eastAsia"/>
-                <w:b/>
-                <w:bCs/>
-              </w:rPr>
-              <w:t xml:space="preserve">纪要</w:t>
-            </w:r>
-            <w:r>
-              <w:rPr>
-                <w:rFonts w:hint="eastAsia"/>
-              </w:rPr>
-              <w:t xml:space="preserve">：AI</w:t>
-            </w:r>
-            <w:r>
-              <w:t xml:space="preserve"> </w:t>
-            </w:r>
-            <w:r>
-              <w:rPr>
-                <w:rFonts w:hint="eastAsia"/>
-              </w:rPr>
-              <w:t xml:space="preserve">出初稿</w:t>
-            </w:r>
-            <w:r>
-              <w:t xml:space="preserve"> 2 </w:t>
-            </w:r>
-            <w:r>
-              <w:rPr>
-                <w:rFonts w:hint="eastAsia"/>
-              </w:rPr>
-              <w:t xml:space="preserve">分钟，你</w:t>
+              <w:t xml:space="preserve">一句话</w:t>
+            </w:r>
+            <w:r>
+              <w:rPr>
+                <w:rFonts w:hint="eastAsia"/>
+              </w:rPr>
+              <w:t xml:space="preserve">给自己岗位的一个小任务——行政发”把这段文字整理成</w:t>
             </w:r>
             <w:r>
               <w:t xml:space="preserve"> 3 </w:t>
@@ -14222,365 +14055,16 @@
               <w:rPr>
                 <w:rFonts w:hint="eastAsia"/>
               </w:rPr>
-              <w:t xml:space="preserve">分钟终审——省</w:t>
-            </w:r>
-            <w:r>
-              <w:t xml:space="preserve"> 30 </w:t>
-            </w:r>
-            <w:r>
-              <w:rPr>
-                <w:rFonts w:hint="eastAsia"/>
-              </w:rPr>
-              <w:t xml:space="preserve">分钟/天。</w:t>
-            </w:r>
-            <w:r>
-              <w:t xml:space="preserve"> </w:t>
-            </w:r>
-            <w:r>
-              <w:t xml:space="preserve">-</w:t>
-            </w:r>
-            <w:r>
-              <w:t xml:space="preserve"> </w:t>
-            </w:r>
-            <w:r>
-              <w:rPr>
-                <w:rFonts w:hint="eastAsia"/>
-                <w:b/>
-                <w:bCs/>
-              </w:rPr>
-              <w:t xml:space="preserve">业务</w:t>
-            </w:r>
-            <w:r>
-              <w:rPr>
-                <w:b/>
-                <w:bCs/>
-              </w:rPr>
-              <w:t xml:space="preserve"> · </w:t>
-            </w:r>
-            <w:r>
-              <w:rPr>
-                <w:rFonts w:hint="eastAsia"/>
-                <w:b/>
-                <w:bCs/>
-              </w:rPr>
-              <w:t xml:space="preserve">跟进话术</w:t>
-            </w:r>
-            <w:r>
-              <w:rPr>
-                <w:rFonts w:hint="eastAsia"/>
-              </w:rPr>
-              <w:t xml:space="preserve">：10</w:t>
-            </w:r>
-            <w:r>
-              <w:t xml:space="preserve"> </w:t>
-            </w:r>
-            <w:r>
-              <w:rPr>
-                <w:rFonts w:hint="eastAsia"/>
-              </w:rPr>
-              <w:t xml:space="preserve">条客户跟进，AI</w:t>
-            </w:r>
-            <w:r>
-              <w:t xml:space="preserve"> </w:t>
-            </w:r>
-            <w:r>
-              <w:rPr>
-                <w:rFonts w:hint="eastAsia"/>
-              </w:rPr>
-              <w:t xml:space="preserve">出初稿——省</w:t>
-            </w:r>
-            <w:r>
-              <w:t xml:space="preserve"> 1 </w:t>
-            </w:r>
-            <w:r>
-              <w:rPr>
-                <w:rFonts w:hint="eastAsia"/>
-              </w:rPr>
-              <w:t xml:space="preserve">小时/天。</w:t>
-            </w:r>
-            <w:r>
-              <w:t xml:space="preserve"> </w:t>
-            </w:r>
-            <w:r>
-              <w:t xml:space="preserve">-</w:t>
-            </w:r>
-            <w:r>
-              <w:t xml:space="preserve"> </w:t>
-            </w:r>
-            <w:r>
-              <w:rPr>
-                <w:rFonts w:hint="eastAsia"/>
-                <w:b/>
-                <w:bCs/>
-              </w:rPr>
-              <w:t xml:space="preserve">技术</w:t>
-            </w:r>
-            <w:r>
-              <w:rPr>
-                <w:b/>
-                <w:bCs/>
-              </w:rPr>
-              <w:t xml:space="preserve"> · </w:t>
-            </w:r>
-            <w:r>
-              <w:rPr>
-                <w:rFonts w:hint="eastAsia"/>
-                <w:b/>
-                <w:bCs/>
-              </w:rPr>
-              <w:t xml:space="preserve">文档初稿</w:t>
-            </w:r>
-            <w:r>
-              <w:rPr>
-                <w:rFonts w:hint="eastAsia"/>
-              </w:rPr>
-              <w:t xml:space="preserve">：接口文档/纪要</w:t>
-            </w:r>
-            <w:r>
-              <w:t xml:space="preserve"> AI </w:t>
-            </w:r>
-            <w:r>
-              <w:rPr>
-                <w:rFonts w:hint="eastAsia"/>
-              </w:rPr>
-              <w:t xml:space="preserve">初稿</w:t>
-            </w:r>
-            <w:r>
-              <w:t xml:space="preserve"> + </w:t>
-            </w:r>
-            <w:r>
-              <w:rPr>
-                <w:rFonts w:hint="eastAsia"/>
-              </w:rPr>
-              <w:t xml:space="preserve">人终审——省</w:t>
-            </w:r>
-            <w:r>
-              <w:t xml:space="preserve"> 2 </w:t>
-            </w:r>
-            <w:r>
-              <w:rPr>
-                <w:rFonts w:hint="eastAsia"/>
-              </w:rPr>
-              <w:t xml:space="preserve">小时/天。</w:t>
-            </w:r>
-            <w:r>
-              <w:t xml:space="preserve"> </w:t>
-            </w:r>
-            <w:r>
-              <w:t xml:space="preserve">-</w:t>
-            </w:r>
-            <w:r>
-              <w:t xml:space="preserve"> </w:t>
-            </w:r>
-            <w:r>
-              <w:rPr>
-                <w:rFonts w:hint="eastAsia"/>
-                <w:b/>
-                <w:bCs/>
-              </w:rPr>
-              <w:t xml:space="preserve">市场</w:t>
-            </w:r>
-            <w:r>
-              <w:rPr>
-                <w:b/>
-                <w:bCs/>
-              </w:rPr>
-              <w:t xml:space="preserve"> · </w:t>
-            </w:r>
-            <w:r>
-              <w:rPr>
-                <w:rFonts w:hint="eastAsia"/>
-                <w:b/>
-                <w:bCs/>
-              </w:rPr>
-              <w:t xml:space="preserve">文案变体</w:t>
-            </w:r>
-            <w:r>
-              <w:rPr>
-                <w:rFonts w:hint="eastAsia"/>
-              </w:rPr>
-              <w:t xml:space="preserve">：一次出</w:t>
-            </w:r>
-            <w:r>
-              <w:t xml:space="preserve"> 3 </w:t>
-            </w:r>
-            <w:r>
-              <w:rPr>
-                <w:rFonts w:hint="eastAsia"/>
-              </w:rPr>
-              <w:t xml:space="preserve">版文案挑最好的——省</w:t>
-            </w:r>
-            <w:r>
-              <w:t xml:space="preserve"> 1 </w:t>
-            </w:r>
-            <w:r>
-              <w:rPr>
-                <w:rFonts w:hint="eastAsia"/>
-              </w:rPr>
-              <w:t xml:space="preserve">小时/天。</w:t>
-            </w:r>
-            <w:r>
-              <w:t xml:space="preserve"> </w:t>
-            </w:r>
-            <w:r>
-              <w:rPr>
-                <w:rFonts w:hint="eastAsia"/>
-              </w:rPr>
-              <w:t xml:space="preserve">加起来，一个行政岗每天省</w:t>
-            </w:r>
-            <w:r>
-              <w:t xml:space="preserve"> 30 </w:t>
-            </w:r>
-            <w:r>
-              <w:rPr>
-                <w:rFonts w:hint="eastAsia"/>
-              </w:rPr>
-              <w:t xml:space="preserve">分钟：</w:t>
-            </w:r>
-            <w:r>
-              <w:rPr>
-                <w:b/>
-                <w:bCs/>
-              </w:rPr>
-              <w:t xml:space="preserve">30 </w:t>
-            </w:r>
-            <w:r>
-              <w:rPr>
-                <w:rFonts w:hint="eastAsia"/>
-                <w:b/>
-                <w:bCs/>
-              </w:rPr>
-              <w:t xml:space="preserve">分钟</w:t>
-            </w:r>
-            <w:r>
-              <w:rPr>
-                <w:b/>
-                <w:bCs/>
-              </w:rPr>
-              <w:t xml:space="preserve"> × 22 </w:t>
-            </w:r>
-            <w:r>
-              <w:rPr>
-                <w:rFonts w:hint="eastAsia"/>
-                <w:b/>
-                <w:bCs/>
-              </w:rPr>
-              <w:t xml:space="preserve">天</w:t>
-            </w:r>
-            <w:r>
-              <w:rPr>
-                <w:b/>
-                <w:bCs/>
-              </w:rPr>
-              <w:t xml:space="preserve"> ≈ </w:t>
-            </w:r>
-            <w:r>
-              <w:rPr>
-                <w:rFonts w:hint="eastAsia"/>
-                <w:b/>
-                <w:bCs/>
-              </w:rPr>
-              <w:t xml:space="preserve">每月</w:t>
-            </w:r>
-            <w:r>
-              <w:rPr>
-                <w:b/>
-                <w:bCs/>
-              </w:rPr>
-              <w:t xml:space="preserve"> 11 </w:t>
-            </w:r>
-            <w:r>
-              <w:rPr>
-                <w:rFonts w:hint="eastAsia"/>
-                <w:b/>
-                <w:bCs/>
-              </w:rPr>
-              <w:t xml:space="preserve">小时</w:t>
-            </w:r>
-            <w:r>
-              <w:rPr>
-                <w:b/>
-                <w:bCs/>
-              </w:rPr>
-              <w:t xml:space="preserve"> ≈ </w:t>
-            </w:r>
-            <w:r>
-              <w:rPr>
-                <w:rFonts w:hint="eastAsia"/>
-                <w:b/>
-                <w:bCs/>
-              </w:rPr>
-              <w:t xml:space="preserve">多出近一个工作日。</w:t>
-            </w:r>
-            <w:r>
-              <w:t xml:space="preserve"> </w:t>
-            </w:r>
-            <w:r>
-              <w:t xml:space="preserve">10 </w:t>
-            </w:r>
-            <w:r>
-              <w:rPr>
-                <w:rFonts w:hint="eastAsia"/>
-              </w:rPr>
-              <w:t xml:space="preserve">人团队，相当于每月多出一个人。</w:t>
-            </w:r>
-            <w:r>
-              <w:t xml:space="preserve"> </w:t>
-            </w:r>
-            <w:r>
-              <w:rPr>
-                <w:rFonts w:hint="eastAsia"/>
-                <w:b/>
-                <w:bCs/>
-              </w:rPr>
-              <w:t xml:space="preserve">这就是</w:t>
-            </w:r>
-            <w:r>
-              <w:rPr>
-                <w:b/>
-                <w:bCs/>
-              </w:rPr>
-              <w:t xml:space="preserve"> AI </w:t>
-            </w:r>
-            <w:r>
-              <w:rPr>
-                <w:rFonts w:hint="eastAsia"/>
-                <w:b/>
-                <w:bCs/>
-              </w:rPr>
-              <w:t xml:space="preserve">立项的汇报口径</w:t>
-            </w:r>
-            <w:r>
-              <w:rPr>
-                <w:rFonts w:hint="eastAsia"/>
-              </w:rPr>
-              <w:t xml:space="preserve">：不讲”AI</w:t>
-            </w:r>
-            <w:r>
-              <w:t xml:space="preserve"> </w:t>
-            </w:r>
-            <w:r>
-              <w:rPr>
-                <w:rFonts w:hint="eastAsia"/>
-              </w:rPr>
-              <w:t xml:space="preserve">多厉害”，讲”我们每月多出来一个工作日”。老板要的是这个数。</w:t>
-            </w:r>
-            <w:r>
-              <w:t xml:space="preserve"> </w:t>
-            </w:r>
-            <w:r>
-              <w:rPr>
-                <w:rFonts w:hint="eastAsia"/>
-              </w:rPr>
-              <w:t xml:space="preserve">口诀：</w:t>
-            </w:r>
-            <w:r>
-              <w:rPr>
-                <w:rFonts w:hint="eastAsia"/>
-                <w:b/>
-                <w:bCs/>
-              </w:rPr>
-              <w:t xml:space="preserve">省的是加班，赚的是时间。</w:t>
+              <w:t xml:space="preserve">页</w:t>
+            </w:r>
+            <w:r>
+              <w:t xml:space="preserve"> </w:t>
+            </w:r>
+            <w:r>
+              <w:rPr>
+                <w:rFonts w:hint="eastAsia"/>
+              </w:rPr>
+              <w:t xml:space="preserve">PPT”、业务发”把这张表找出异常”、市场发”把这封邮件改写成产品通知”。讲师巡场只帮三件事：没登录成功的、第一句没说清目标的、不知道怎么验收的。</w:t>
             </w:r>
           </w:p>
         </w:tc>
@@ -14593,28 +14077,22 @@
               <w:pStyle w:val="Compact"/>
             </w:pPr>
             <w:r>
-              <w:rPr>
-                <w:rFonts w:hint="eastAsia"/>
-              </w:rPr>
-              <w:t xml:space="preserve">【工具选择三红线——P35，本章收口，也是第</w:t>
-            </w:r>
-            <w:r>
-              <w:t xml:space="preserve"> 7 </w:t>
-            </w:r>
-            <w:r>
-              <w:rPr>
-                <w:rFonts w:hint="eastAsia"/>
-              </w:rPr>
-              <w:t xml:space="preserve">章的预演】</w:t>
-            </w:r>
-            <w:r>
-              <w:t xml:space="preserve"> </w:t>
-            </w:r>
-            <w:r>
-              <w:rPr>
-                <w:rFonts w:hint="eastAsia"/>
-              </w:rPr>
-              <w:t xml:space="preserve">红线一：</w:t>
+              <w:t xml:space="preserve">【AI </w:t>
+            </w:r>
+            <w:r>
+              <w:rPr>
+                <w:rFonts w:hint="eastAsia"/>
+              </w:rPr>
+              <w:t xml:space="preserve">到底省多少事——P31，本次新增页，算给老板听】成本讲清了”花多少”，这一页讲”省多少”——这是你回去跟老板汇报时最好用的那一页。还是算账，但算的是省下的时间：</w:t>
+            </w:r>
+            <w:r>
+              <w:t xml:space="preserve"> </w:t>
+            </w:r>
+            <w:r>
+              <w:t xml:space="preserve">-</w:t>
+            </w:r>
+            <w:r>
+              <w:t xml:space="preserve"> </w:t>
             </w:r>
             <w:r>
               <w:rPr>
@@ -14622,38 +14100,14 @@
                 <w:b/>
                 <w:bCs/>
               </w:rPr>
-              <w:t xml:space="preserve">敏感数据不进公网</w:t>
+              <w:t xml:space="preserve">行政</w:t>
             </w:r>
             <w:r>
               <w:rPr>
                 <w:b/>
                 <w:bCs/>
               </w:rPr>
-              <w:t xml:space="preserve"> AI</w:t>
-            </w:r>
-            <w:r>
-              <w:rPr>
-                <w:rFonts w:hint="eastAsia"/>
-              </w:rPr>
-              <w:t xml:space="preserve">——客户信息、员工信息、未公开数据，一个字节都别贴未批准的工具。这就是”影子</w:t>
-            </w:r>
-            <w:r>
-              <w:t xml:space="preserve"> </w:t>
-            </w:r>
-            <w:r>
-              <w:rPr>
-                <w:rFonts w:hint="eastAsia"/>
-              </w:rPr>
-              <w:t xml:space="preserve">AI”红线。</w:t>
-            </w:r>
-            <w:r>
-              <w:t xml:space="preserve"> </w:t>
-            </w:r>
-            <w:r>
-              <w:rPr>
-                <w:rFonts w:hint="eastAsia"/>
-              </w:rPr>
-              <w:t xml:space="preserve">红线二：</w:t>
+              <w:t xml:space="preserve"> · </w:t>
             </w:r>
             <w:r>
               <w:rPr>
@@ -14661,22 +14115,58 @@
                 <w:b/>
                 <w:bCs/>
               </w:rPr>
-              <w:t xml:space="preserve">用前先问一句</w:t>
-            </w:r>
-            <w:r>
-              <w:rPr>
-                <w:rFonts w:hint="eastAsia"/>
-              </w:rPr>
-              <w:t xml:space="preserve">——你的数据会被拿去训练吗？有企业版吗？谁有权访问？先查规则，再上手。</w:t>
-            </w:r>
-            <w:r>
-              <w:t xml:space="preserve"> </w:t>
-            </w:r>
-            <w:r>
-              <w:rPr>
-                <w:rFonts w:hint="eastAsia"/>
-              </w:rPr>
-              <w:t xml:space="preserve">红线三：</w:t>
+              <w:t xml:space="preserve">纪要</w:t>
+            </w:r>
+            <w:r>
+              <w:rPr>
+                <w:rFonts w:hint="eastAsia"/>
+              </w:rPr>
+              <w:t xml:space="preserve">：AI</w:t>
+            </w:r>
+            <w:r>
+              <w:t xml:space="preserve"> </w:t>
+            </w:r>
+            <w:r>
+              <w:rPr>
+                <w:rFonts w:hint="eastAsia"/>
+              </w:rPr>
+              <w:t xml:space="preserve">出初稿</w:t>
+            </w:r>
+            <w:r>
+              <w:t xml:space="preserve"> 2 </w:t>
+            </w:r>
+            <w:r>
+              <w:rPr>
+                <w:rFonts w:hint="eastAsia"/>
+              </w:rPr>
+              <w:t xml:space="preserve">分钟，你</w:t>
+            </w:r>
+            <w:r>
+              <w:t xml:space="preserve"> 3 </w:t>
+            </w:r>
+            <w:r>
+              <w:rPr>
+                <w:rFonts w:hint="eastAsia"/>
+              </w:rPr>
+              <w:t xml:space="preserve">分钟终审——省</w:t>
+            </w:r>
+            <w:r>
+              <w:t xml:space="preserve"> 30 </w:t>
+            </w:r>
+            <w:r>
+              <w:rPr>
+                <w:rFonts w:hint="eastAsia"/>
+              </w:rPr>
+              <w:t xml:space="preserve">分钟/天。</w:t>
+            </w:r>
+            <w:r>
+              <w:t xml:space="preserve"> </w:t>
+            </w:r>
+            <w:r>
+              <w:t xml:space="preserve">-</w:t>
+            </w:r>
+            <w:r>
+              <w:t xml:space="preserve"> </w:t>
             </w:r>
             <w:r>
               <w:rPr>
@@ -14684,37 +14174,64 @@
                 <w:b/>
                 <w:bCs/>
               </w:rPr>
-              <w:t xml:space="preserve">关键结果人做终审</w:t>
-            </w:r>
-            <w:r>
-              <w:rPr>
-                <w:rFonts w:hint="eastAsia"/>
-              </w:rPr>
-              <w:t xml:space="preserve">——涉及钱、合规、对外发布的输出，最后一步永远是人：核对、拍板、担责。</w:t>
-            </w:r>
-            <w:r>
-              <w:t xml:space="preserve"> </w:t>
-            </w:r>
-            <w:r>
-              <w:rPr>
-                <w:rFonts w:hint="eastAsia"/>
-              </w:rPr>
-              <w:t xml:space="preserve">一句话收口（课堂试一下）：</w:t>
-            </w:r>
-            <w:r>
-              <w:rPr>
-                <w:rFonts w:hint="eastAsia"/>
+              <w:t xml:space="preserve">业务</w:t>
+            </w:r>
+            <w:r>
+              <w:rPr>
                 <w:b/>
                 <w:bCs/>
               </w:rPr>
-              <w:t xml:space="preserve">给</w:t>
-            </w:r>
-            <w:r>
-              <w:rPr>
+              <w:t xml:space="preserve"> · </w:t>
+            </w:r>
+            <w:r>
+              <w:rPr>
+                <w:rFonts w:hint="eastAsia"/>
                 <w:b/>
                 <w:bCs/>
               </w:rPr>
-              <w:t xml:space="preserve"> 6 </w:t>
+              <w:t xml:space="preserve">跟进话术</w:t>
+            </w:r>
+            <w:r>
+              <w:rPr>
+                <w:rFonts w:hint="eastAsia"/>
+              </w:rPr>
+              <w:t xml:space="preserve">：10</w:t>
+            </w:r>
+            <w:r>
+              <w:t xml:space="preserve"> </w:t>
+            </w:r>
+            <w:r>
+              <w:rPr>
+                <w:rFonts w:hint="eastAsia"/>
+              </w:rPr>
+              <w:t xml:space="preserve">条客户跟进，AI</w:t>
+            </w:r>
+            <w:r>
+              <w:t xml:space="preserve"> </w:t>
+            </w:r>
+            <w:r>
+              <w:rPr>
+                <w:rFonts w:hint="eastAsia"/>
+              </w:rPr>
+              <w:t xml:space="preserve">出初稿——省</w:t>
+            </w:r>
+            <w:r>
+              <w:t xml:space="preserve"> 1 </w:t>
+            </w:r>
+            <w:r>
+              <w:rPr>
+                <w:rFonts w:hint="eastAsia"/>
+              </w:rPr>
+              <w:t xml:space="preserve">小时/天。</w:t>
+            </w:r>
+            <w:r>
+              <w:t xml:space="preserve"> </w:t>
+            </w:r>
+            <w:r>
+              <w:t xml:space="preserve">-</w:t>
+            </w:r>
+            <w:r>
+              <w:t xml:space="preserve"> </w:t>
             </w:r>
             <w:r>
               <w:rPr>
@@ -14722,7 +14239,274 @@
                 <w:b/>
                 <w:bCs/>
               </w:rPr>
-              <w:t xml:space="preserve">个工具清单，每人说：哪个你敢拿办公用、哪个不敢，为什么。</w:t>
+              <w:t xml:space="preserve">技术</w:t>
+            </w:r>
+            <w:r>
+              <w:rPr>
+                <w:b/>
+                <w:bCs/>
+              </w:rPr>
+              <w:t xml:space="preserve"> · </w:t>
+            </w:r>
+            <w:r>
+              <w:rPr>
+                <w:rFonts w:hint="eastAsia"/>
+                <w:b/>
+                <w:bCs/>
+              </w:rPr>
+              <w:t xml:space="preserve">文档初稿</w:t>
+            </w:r>
+            <w:r>
+              <w:rPr>
+                <w:rFonts w:hint="eastAsia"/>
+              </w:rPr>
+              <w:t xml:space="preserve">：接口文档/纪要</w:t>
+            </w:r>
+            <w:r>
+              <w:t xml:space="preserve"> AI </w:t>
+            </w:r>
+            <w:r>
+              <w:rPr>
+                <w:rFonts w:hint="eastAsia"/>
+              </w:rPr>
+              <w:t xml:space="preserve">初稿</w:t>
+            </w:r>
+            <w:r>
+              <w:t xml:space="preserve"> + </w:t>
+            </w:r>
+            <w:r>
+              <w:rPr>
+                <w:rFonts w:hint="eastAsia"/>
+              </w:rPr>
+              <w:t xml:space="preserve">人终审——省</w:t>
+            </w:r>
+            <w:r>
+              <w:t xml:space="preserve"> 2 </w:t>
+            </w:r>
+            <w:r>
+              <w:rPr>
+                <w:rFonts w:hint="eastAsia"/>
+              </w:rPr>
+              <w:t xml:space="preserve">小时/天。</w:t>
+            </w:r>
+            <w:r>
+              <w:t xml:space="preserve"> </w:t>
+            </w:r>
+            <w:r>
+              <w:t xml:space="preserve">-</w:t>
+            </w:r>
+            <w:r>
+              <w:t xml:space="preserve"> </w:t>
+            </w:r>
+            <w:r>
+              <w:rPr>
+                <w:rFonts w:hint="eastAsia"/>
+                <w:b/>
+                <w:bCs/>
+              </w:rPr>
+              <w:t xml:space="preserve">市场</w:t>
+            </w:r>
+            <w:r>
+              <w:rPr>
+                <w:b/>
+                <w:bCs/>
+              </w:rPr>
+              <w:t xml:space="preserve"> · </w:t>
+            </w:r>
+            <w:r>
+              <w:rPr>
+                <w:rFonts w:hint="eastAsia"/>
+                <w:b/>
+                <w:bCs/>
+              </w:rPr>
+              <w:t xml:space="preserve">文案变体</w:t>
+            </w:r>
+            <w:r>
+              <w:rPr>
+                <w:rFonts w:hint="eastAsia"/>
+              </w:rPr>
+              <w:t xml:space="preserve">：一次出</w:t>
+            </w:r>
+            <w:r>
+              <w:t xml:space="preserve"> 3 </w:t>
+            </w:r>
+            <w:r>
+              <w:rPr>
+                <w:rFonts w:hint="eastAsia"/>
+              </w:rPr>
+              <w:t xml:space="preserve">版文案挑最好的——省</w:t>
+            </w:r>
+            <w:r>
+              <w:t xml:space="preserve"> 1 </w:t>
+            </w:r>
+            <w:r>
+              <w:rPr>
+                <w:rFonts w:hint="eastAsia"/>
+              </w:rPr>
+              <w:t xml:space="preserve">小时/天。</w:t>
+            </w:r>
+            <w:r>
+              <w:t xml:space="preserve"> </w:t>
+            </w:r>
+            <w:r>
+              <w:rPr>
+                <w:rFonts w:hint="eastAsia"/>
+              </w:rPr>
+              <w:t xml:space="preserve">加起来，一个行政岗每天省</w:t>
+            </w:r>
+            <w:r>
+              <w:t xml:space="preserve"> 30 </w:t>
+            </w:r>
+            <w:r>
+              <w:rPr>
+                <w:rFonts w:hint="eastAsia"/>
+              </w:rPr>
+              <w:t xml:space="preserve">分钟：</w:t>
+            </w:r>
+            <w:r>
+              <w:rPr>
+                <w:b/>
+                <w:bCs/>
+              </w:rPr>
+              <w:t xml:space="preserve">30 </w:t>
+            </w:r>
+            <w:r>
+              <w:rPr>
+                <w:rFonts w:hint="eastAsia"/>
+                <w:b/>
+                <w:bCs/>
+              </w:rPr>
+              <w:t xml:space="preserve">分钟</w:t>
+            </w:r>
+            <w:r>
+              <w:rPr>
+                <w:b/>
+                <w:bCs/>
+              </w:rPr>
+              <w:t xml:space="preserve"> × 22 </w:t>
+            </w:r>
+            <w:r>
+              <w:rPr>
+                <w:rFonts w:hint="eastAsia"/>
+                <w:b/>
+                <w:bCs/>
+              </w:rPr>
+              <w:t xml:space="preserve">天</w:t>
+            </w:r>
+            <w:r>
+              <w:rPr>
+                <w:b/>
+                <w:bCs/>
+              </w:rPr>
+              <w:t xml:space="preserve"> ≈ </w:t>
+            </w:r>
+            <w:r>
+              <w:rPr>
+                <w:rFonts w:hint="eastAsia"/>
+                <w:b/>
+                <w:bCs/>
+              </w:rPr>
+              <w:t xml:space="preserve">每月</w:t>
+            </w:r>
+            <w:r>
+              <w:rPr>
+                <w:b/>
+                <w:bCs/>
+              </w:rPr>
+              <w:t xml:space="preserve"> 11 </w:t>
+            </w:r>
+            <w:r>
+              <w:rPr>
+                <w:rFonts w:hint="eastAsia"/>
+                <w:b/>
+                <w:bCs/>
+              </w:rPr>
+              <w:t xml:space="preserve">小时</w:t>
+            </w:r>
+            <w:r>
+              <w:rPr>
+                <w:b/>
+                <w:bCs/>
+              </w:rPr>
+              <w:t xml:space="preserve"> ≈ </w:t>
+            </w:r>
+            <w:r>
+              <w:rPr>
+                <w:rFonts w:hint="eastAsia"/>
+                <w:b/>
+                <w:bCs/>
+              </w:rPr>
+              <w:t xml:space="preserve">多出近一个工作日。</w:t>
+            </w:r>
+            <w:r>
+              <w:t xml:space="preserve"> </w:t>
+            </w:r>
+            <w:r>
+              <w:t xml:space="preserve">10 </w:t>
+            </w:r>
+            <w:r>
+              <w:rPr>
+                <w:rFonts w:hint="eastAsia"/>
+              </w:rPr>
+              <w:t xml:space="preserve">人团队，相当于每月多出一个人。</w:t>
+            </w:r>
+            <w:r>
+              <w:t xml:space="preserve"> </w:t>
+            </w:r>
+            <w:r>
+              <w:rPr>
+                <w:rFonts w:hint="eastAsia"/>
+                <w:b/>
+                <w:bCs/>
+              </w:rPr>
+              <w:t xml:space="preserve">这就是</w:t>
+            </w:r>
+            <w:r>
+              <w:rPr>
+                <w:b/>
+                <w:bCs/>
+              </w:rPr>
+              <w:t xml:space="preserve"> AI </w:t>
+            </w:r>
+            <w:r>
+              <w:rPr>
+                <w:rFonts w:hint="eastAsia"/>
+                <w:b/>
+                <w:bCs/>
+              </w:rPr>
+              <w:t xml:space="preserve">立项的汇报口径</w:t>
+            </w:r>
+            <w:r>
+              <w:rPr>
+                <w:rFonts w:hint="eastAsia"/>
+              </w:rPr>
+              <w:t xml:space="preserve">：不讲”AI</w:t>
+            </w:r>
+            <w:r>
+              <w:t xml:space="preserve"> </w:t>
+            </w:r>
+            <w:r>
+              <w:rPr>
+                <w:rFonts w:hint="eastAsia"/>
+              </w:rPr>
+              <w:t xml:space="preserve">多厉害”，讲”我们每月多出来一个工作日”。老板要的是这个数。</w:t>
+            </w:r>
+            <w:r>
+              <w:t xml:space="preserve"> </w:t>
+            </w:r>
+            <w:r>
+              <w:rPr>
+                <w:rFonts w:hint="eastAsia"/>
+              </w:rPr>
+              <w:t xml:space="preserve">口诀：</w:t>
+            </w:r>
+            <w:r>
+              <w:rPr>
+                <w:rFonts w:hint="eastAsia"/>
+                <w:b/>
+                <w:bCs/>
+              </w:rPr>
+              <w:t xml:space="preserve">省的是加班，赚的是时间。</w:t>
             </w:r>
           </w:p>
         </w:tc>
@@ -14735,67 +14519,28 @@
               <w:pStyle w:val="Compact"/>
             </w:pPr>
             <w:r>
-              <w:t xml:space="preserve">【AI </w:t>
-            </w:r>
-            <w:r>
-              <w:rPr>
-                <w:rFonts w:hint="eastAsia"/>
-              </w:rPr>
-              <w:t xml:space="preserve">还能创作：图</w:t>
-            </w:r>
-            <w:r>
-              <w:t xml:space="preserve"> / </w:t>
-            </w:r>
-            <w:r>
-              <w:rPr>
-                <w:rFonts w:hint="eastAsia"/>
-              </w:rPr>
-              <w:t xml:space="preserve">视频</w:t>
-            </w:r>
-            <w:r>
-              <w:t xml:space="preserve"> / </w:t>
-            </w:r>
-            <w:r>
-              <w:rPr>
-                <w:rFonts w:hint="eastAsia"/>
-              </w:rPr>
-              <w:t xml:space="preserve">声音——P36，市场岗最爱，约</w:t>
-            </w:r>
-            <w:r>
-              <w:t xml:space="preserve"> 10 </w:t>
-            </w:r>
-            <w:r>
-              <w:rPr>
-                <w:rFonts w:hint="eastAsia"/>
-              </w:rPr>
-              <w:t xml:space="preserve">分钟】工具讲完，最后给大家看</w:t>
-            </w:r>
-            <w:r>
-              <w:t xml:space="preserve"> AI </w:t>
-            </w:r>
-            <w:r>
-              <w:rPr>
-                <w:rFonts w:hint="eastAsia"/>
-              </w:rPr>
-              <w:t xml:space="preserve">的”创作面”——文字之外，它还会画图、拍片、配音，三样逐个</w:t>
-            </w:r>
-            <w:r>
-              <w:t xml:space="preserve"> 30 </w:t>
-            </w:r>
-            <w:r>
-              <w:rPr>
-                <w:rFonts w:hint="eastAsia"/>
-              </w:rPr>
-              <w:t xml:space="preserve">秒：</w:t>
-            </w:r>
-            <w:r>
-              <w:t xml:space="preserve"> </w:t>
-            </w:r>
-            <w:r>
-              <w:t xml:space="preserve">-</w:t>
-            </w:r>
-            <w:r>
-              <w:t xml:space="preserve"> </w:t>
+              <w:rPr>
+                <w:rFonts w:hint="eastAsia"/>
+              </w:rPr>
+              <w:t xml:space="preserve">【工具选择三红线——P36，本章收口，也是第</w:t>
+            </w:r>
+            <w:r>
+              <w:t xml:space="preserve"> 7 </w:t>
+            </w:r>
+            <w:r>
+              <w:rPr>
+                <w:rFonts w:hint="eastAsia"/>
+              </w:rPr>
+              <w:t xml:space="preserve">章的预演】</w:t>
+            </w:r>
+            <w:r>
+              <w:t xml:space="preserve"> </w:t>
+            </w:r>
+            <w:r>
+              <w:rPr>
+                <w:rFonts w:hint="eastAsia"/>
+              </w:rPr>
+              <w:t xml:space="preserve">红线一：</w:t>
             </w:r>
             <w:r>
               <w:rPr>
@@ -14803,28 +14548,61 @@
                 <w:b/>
                 <w:bCs/>
               </w:rPr>
-              <w:t xml:space="preserve">会出图</w:t>
-            </w:r>
-            <w:r>
-              <w:rPr>
-                <w:rFonts w:hint="eastAsia"/>
-              </w:rPr>
-              <w:t xml:space="preserve">：产品海报、活动配图、宣传图。用法就一句话：把画面说清楚——</w:t>
-            </w:r>
-            <w:r>
-              <w:rPr>
-                <w:rFonts w:hint="eastAsia"/>
+              <w:t xml:space="preserve">敏感数据不进公网</w:t>
+            </w:r>
+            <w:r>
+              <w:rPr>
                 <w:b/>
                 <w:bCs/>
               </w:rPr>
-              <w:t xml:space="preserve">主体</w:t>
-            </w:r>
-            <w:r>
-              <w:rPr>
+              <w:t xml:space="preserve"> AI</w:t>
+            </w:r>
+            <w:r>
+              <w:rPr>
+                <w:rFonts w:hint="eastAsia"/>
+              </w:rPr>
+              <w:t xml:space="preserve">——客户信息、员工信息、未公开数据，一个字节都别贴未批准的工具。这就是”影子</w:t>
+            </w:r>
+            <w:r>
+              <w:t xml:space="preserve"> </w:t>
+            </w:r>
+            <w:r>
+              <w:rPr>
+                <w:rFonts w:hint="eastAsia"/>
+              </w:rPr>
+              <w:t xml:space="preserve">AI”红线。</w:t>
+            </w:r>
+            <w:r>
+              <w:t xml:space="preserve"> </w:t>
+            </w:r>
+            <w:r>
+              <w:rPr>
+                <w:rFonts w:hint="eastAsia"/>
+              </w:rPr>
+              <w:t xml:space="preserve">红线二：</w:t>
+            </w:r>
+            <w:r>
+              <w:rPr>
+                <w:rFonts w:hint="eastAsia"/>
                 <w:b/>
                 <w:bCs/>
               </w:rPr>
-              <w:t xml:space="preserve"> + </w:t>
+              <w:t xml:space="preserve">用前先问一句</w:t>
+            </w:r>
+            <w:r>
+              <w:rPr>
+                <w:rFonts w:hint="eastAsia"/>
+              </w:rPr>
+              <w:t xml:space="preserve">——你的数据会被拿去训练吗？有企业版吗？谁有权访问？先查规则，再上手。</w:t>
+            </w:r>
+            <w:r>
+              <w:t xml:space="preserve"> </w:t>
+            </w:r>
+            <w:r>
+              <w:rPr>
+                <w:rFonts w:hint="eastAsia"/>
+              </w:rPr>
+              <w:t xml:space="preserve">红线三：</w:t>
             </w:r>
             <w:r>
               <w:rPr>
@@ -14832,67 +14610,37 @@
                 <w:b/>
                 <w:bCs/>
               </w:rPr>
-              <w:t xml:space="preserve">风格</w:t>
-            </w:r>
-            <w:r>
-              <w:rPr>
+              <w:t xml:space="preserve">关键结果人做终审</w:t>
+            </w:r>
+            <w:r>
+              <w:rPr>
+                <w:rFonts w:hint="eastAsia"/>
+              </w:rPr>
+              <w:t xml:space="preserve">——涉及钱、合规、对外发布的输出，最后一步永远是人：核对、拍板、担责。</w:t>
+            </w:r>
+            <w:r>
+              <w:t xml:space="preserve"> </w:t>
+            </w:r>
+            <w:r>
+              <w:rPr>
+                <w:rFonts w:hint="eastAsia"/>
+              </w:rPr>
+              <w:t xml:space="preserve">一句话收口（课堂试一下）：</w:t>
+            </w:r>
+            <w:r>
+              <w:rPr>
+                <w:rFonts w:hint="eastAsia"/>
                 <w:b/>
                 <w:bCs/>
               </w:rPr>
-              <w:t xml:space="preserve"> + </w:t>
-            </w:r>
-            <w:r>
-              <w:rPr>
-                <w:rFonts w:hint="eastAsia"/>
+              <w:t xml:space="preserve">给</w:t>
+            </w:r>
+            <w:r>
+              <w:rPr>
                 <w:b/>
                 <w:bCs/>
               </w:rPr>
-              <w:t xml:space="preserve">用途</w:t>
-            </w:r>
-            <w:r>
-              <w:rPr>
-                <w:rFonts w:hint="eastAsia"/>
-              </w:rPr>
-              <w:t xml:space="preserve">（</w:t>
-            </w:r>
-            <w:r>
-              <w:rPr>
-                <w:rFonts w:hint="eastAsia"/>
-              </w:rPr>
-              <w:t xml:space="preserve">“国潮风海报，产品上新，大气”</w:t>
-            </w:r>
-            <w:r>
-              <w:rPr>
-                <w:rFonts w:hint="eastAsia"/>
-              </w:rPr>
-              <w:t xml:space="preserve">），2</w:t>
-            </w:r>
-            <w:r>
-              <w:t xml:space="preserve"> </w:t>
-            </w:r>
-            <w:r>
-              <w:rPr>
-                <w:rFonts w:hint="eastAsia"/>
-              </w:rPr>
-              <w:t xml:space="preserve">分钟出图。工具：即梦</w:t>
-            </w:r>
-            <w:r>
-              <w:t xml:space="preserve"> AI / </w:t>
-            </w:r>
-            <w:r>
-              <w:rPr>
-                <w:rFonts w:hint="eastAsia"/>
-              </w:rPr>
-              <w:t xml:space="preserve">可灵（有免费额度）。</w:t>
-            </w:r>
-            <w:r>
-              <w:t xml:space="preserve"> </w:t>
-            </w:r>
-            <w:r>
-              <w:t xml:space="preserve">-</w:t>
-            </w:r>
-            <w:r>
-              <w:t xml:space="preserve"> </w:t>
+              <w:t xml:space="preserve"> 6 </w:t>
             </w:r>
             <w:r>
               <w:rPr>
@@ -14900,89 +14648,7 @@
                 <w:b/>
                 <w:bCs/>
               </w:rPr>
-              <w:t xml:space="preserve">会出视频</w:t>
-            </w:r>
-            <w:r>
-              <w:rPr>
-                <w:rFonts w:hint="eastAsia"/>
-              </w:rPr>
-              <w:t xml:space="preserve">：产品预告、活动短视频。一段文字描述</w:t>
-            </w:r>
-            <w:r>
-              <w:t xml:space="preserve"> + </w:t>
-            </w:r>
-            <w:r>
-              <w:rPr>
-                <w:rFonts w:hint="eastAsia"/>
-              </w:rPr>
-              <w:t xml:space="preserve">一张图，生成</w:t>
-            </w:r>
-            <w:r>
-              <w:t xml:space="preserve"> 5-15 </w:t>
-            </w:r>
-            <w:r>
-              <w:rPr>
-                <w:rFonts w:hint="eastAsia"/>
-              </w:rPr>
-              <w:t xml:space="preserve">秒小视频。</w:t>
-            </w:r>
-            <w:r>
-              <w:rPr>
-                <w:rFonts w:hint="eastAsia"/>
-                <w:b/>
-                <w:bCs/>
-              </w:rPr>
-              <w:t xml:space="preserve">提醒：模板式，别指望大片</w:t>
-            </w:r>
-            <w:r>
-              <w:rPr>
-                <w:rFonts w:hint="eastAsia"/>
-              </w:rPr>
-              <w:t xml:space="preserve">——够用就好。工具：可灵</w:t>
-            </w:r>
-            <w:r>
-              <w:t xml:space="preserve"> / </w:t>
-            </w:r>
-            <w:r>
-              <w:rPr>
-                <w:rFonts w:hint="eastAsia"/>
-              </w:rPr>
-              <w:t xml:space="preserve">即梦</w:t>
-            </w:r>
-            <w:r>
-              <w:t xml:space="preserve"> / Vidu。</w:t>
-            </w:r>
-            <w:r>
-              <w:t xml:space="preserve"> </w:t>
-            </w:r>
-            <w:r>
-              <w:t xml:space="preserve">-</w:t>
-            </w:r>
-            <w:r>
-              <w:t xml:space="preserve"> </w:t>
-            </w:r>
-            <w:r>
-              <w:rPr>
-                <w:rFonts w:hint="eastAsia"/>
-                <w:b/>
-                <w:bCs/>
-              </w:rPr>
-              <w:t xml:space="preserve">会出声音</w:t>
-            </w:r>
-            <w:r>
-              <w:rPr>
-                <w:rFonts w:hint="eastAsia"/>
-              </w:rPr>
-              <w:t xml:space="preserve">：产品、通知配音，口播稿朗读。粘贴口播稿、选个音色，直接出音频——省掉录音棚。工具：讯飞配音</w:t>
-            </w:r>
-            <w:r>
-              <w:t xml:space="preserve"> / </w:t>
-            </w:r>
-            <w:r>
-              <w:rPr>
-                <w:rFonts w:hint="eastAsia"/>
-              </w:rPr>
-              <w:t xml:space="preserve">剪映。</w:t>
+              <w:t xml:space="preserve">个工具清单，每人说：哪个你敢拿办公用、哪个不敢，为什么。</w:t>
             </w:r>
           </w:p>
         </w:tc>
@@ -14995,45 +14661,254 @@
               <w:pStyle w:val="Compact"/>
             </w:pPr>
             <w:r>
+              <w:t xml:space="preserve">【AI </w:t>
+            </w:r>
+            <w:r>
+              <w:rPr>
+                <w:rFonts w:hint="eastAsia"/>
+              </w:rPr>
+              <w:t xml:space="preserve">还能创作：图</w:t>
+            </w:r>
+            <w:r>
+              <w:t xml:space="preserve"> / </w:t>
+            </w:r>
+            <w:r>
+              <w:rPr>
+                <w:rFonts w:hint="eastAsia"/>
+              </w:rPr>
+              <w:t xml:space="preserve">视频</w:t>
+            </w:r>
+            <w:r>
+              <w:t xml:space="preserve"> / </w:t>
+            </w:r>
+            <w:r>
+              <w:rPr>
+                <w:rFonts w:hint="eastAsia"/>
+              </w:rPr>
+              <w:t xml:space="preserve">声音——P37，市场岗最爱，约</w:t>
+            </w:r>
+            <w:r>
+              <w:t xml:space="preserve"> 10 </w:t>
+            </w:r>
+            <w:r>
+              <w:rPr>
+                <w:rFonts w:hint="eastAsia"/>
+              </w:rPr>
+              <w:t xml:space="preserve">分钟】工具讲完，最后给大家看</w:t>
+            </w:r>
+            <w:r>
+              <w:t xml:space="preserve"> AI </w:t>
+            </w:r>
+            <w:r>
+              <w:rPr>
+                <w:rFonts w:hint="eastAsia"/>
+              </w:rPr>
+              <w:t xml:space="preserve">的”创作面”——文字之外，它还会画图、拍片、配音，三样逐个</w:t>
+            </w:r>
+            <w:r>
+              <w:t xml:space="preserve"> 30 </w:t>
+            </w:r>
+            <w:r>
+              <w:rPr>
+                <w:rFonts w:hint="eastAsia"/>
+              </w:rPr>
+              <w:t xml:space="preserve">秒：</w:t>
+            </w:r>
+            <w:r>
+              <w:t xml:space="preserve"> </w:t>
+            </w:r>
+            <w:r>
+              <w:t xml:space="preserve">-</w:t>
+            </w:r>
+            <w:r>
+              <w:t xml:space="preserve"> </w:t>
+            </w:r>
+            <w:r>
               <w:rPr>
                 <w:rFonts w:hint="eastAsia"/>
                 <w:b/>
                 <w:bCs/>
               </w:rPr>
-              <w:t xml:space="preserve">红线（必讲，一字不能省）：真人形象</w:t>
-            </w:r>
-            <w:r>
-              <w:rPr>
+              <w:t xml:space="preserve">会出图</w:t>
+            </w:r>
+            <w:r>
+              <w:rPr>
+                <w:rFonts w:hint="eastAsia"/>
+              </w:rPr>
+              <w:t xml:space="preserve">：产品海报、活动配图、宣传图。用法就一句话：把画面说清楚——</w:t>
+            </w:r>
+            <w:r>
+              <w:rPr>
+                <w:rFonts w:hint="eastAsia"/>
                 <w:b/>
                 <w:bCs/>
               </w:rPr>
-              <w:t xml:space="preserve"> / </w:t>
-            </w:r>
-            <w:r>
-              <w:rPr>
-                <w:rFonts w:hint="eastAsia"/>
+              <w:t xml:space="preserve">主体</w:t>
+            </w:r>
+            <w:r>
+              <w:rPr>
                 <w:b/>
                 <w:bCs/>
               </w:rPr>
-              <w:t xml:space="preserve">声音，未经本人同意，不能使用。</w:t>
-            </w:r>
-            <w:r>
-              <w:t xml:space="preserve"> </w:t>
-            </w:r>
-            <w:r>
-              <w:rPr>
-                <w:rFonts w:hint="eastAsia"/>
-              </w:rPr>
-              <w:t xml:space="preserve">用</w:t>
-            </w:r>
-            <w:r>
-              <w:t xml:space="preserve"> AI </w:t>
-            </w:r>
-            <w:r>
-              <w:rPr>
-                <w:rFonts w:hint="eastAsia"/>
-              </w:rPr>
-              <w:t xml:space="preserve">生成或克隆某个人的脸、某个人声音做宣传——踩的是肖像权和声音权益，出了事责任在公司、在你。</w:t>
+              <w:t xml:space="preserve"> + </w:t>
+            </w:r>
+            <w:r>
+              <w:rPr>
+                <w:rFonts w:hint="eastAsia"/>
+                <w:b/>
+                <w:bCs/>
+              </w:rPr>
+              <w:t xml:space="preserve">风格</w:t>
+            </w:r>
+            <w:r>
+              <w:rPr>
+                <w:b/>
+                <w:bCs/>
+              </w:rPr>
+              <w:t xml:space="preserve"> + </w:t>
+            </w:r>
+            <w:r>
+              <w:rPr>
+                <w:rFonts w:hint="eastAsia"/>
+                <w:b/>
+                <w:bCs/>
+              </w:rPr>
+              <w:t xml:space="preserve">用途</w:t>
+            </w:r>
+            <w:r>
+              <w:rPr>
+                <w:rFonts w:hint="eastAsia"/>
+              </w:rPr>
+              <w:t xml:space="preserve">（</w:t>
+            </w:r>
+            <w:r>
+              <w:rPr>
+                <w:rFonts w:hint="eastAsia"/>
+              </w:rPr>
+              <w:t xml:space="preserve">“国潮风海报，产品上新，大气”</w:t>
+            </w:r>
+            <w:r>
+              <w:rPr>
+                <w:rFonts w:hint="eastAsia"/>
+              </w:rPr>
+              <w:t xml:space="preserve">），2</w:t>
+            </w:r>
+            <w:r>
+              <w:t xml:space="preserve"> </w:t>
+            </w:r>
+            <w:r>
+              <w:rPr>
+                <w:rFonts w:hint="eastAsia"/>
+              </w:rPr>
+              <w:t xml:space="preserve">分钟出图。工具：即梦</w:t>
+            </w:r>
+            <w:r>
+              <w:t xml:space="preserve"> AI / </w:t>
+            </w:r>
+            <w:r>
+              <w:rPr>
+                <w:rFonts w:hint="eastAsia"/>
+              </w:rPr>
+              <w:t xml:space="preserve">可灵（有免费额度）。</w:t>
+            </w:r>
+            <w:r>
+              <w:t xml:space="preserve"> </w:t>
+            </w:r>
+            <w:r>
+              <w:t xml:space="preserve">-</w:t>
+            </w:r>
+            <w:r>
+              <w:t xml:space="preserve"> </w:t>
+            </w:r>
+            <w:r>
+              <w:rPr>
+                <w:rFonts w:hint="eastAsia"/>
+                <w:b/>
+                <w:bCs/>
+              </w:rPr>
+              <w:t xml:space="preserve">会出视频</w:t>
+            </w:r>
+            <w:r>
+              <w:rPr>
+                <w:rFonts w:hint="eastAsia"/>
+              </w:rPr>
+              <w:t xml:space="preserve">：产品预告、活动短视频。一段文字描述</w:t>
+            </w:r>
+            <w:r>
+              <w:t xml:space="preserve"> + </w:t>
+            </w:r>
+            <w:r>
+              <w:rPr>
+                <w:rFonts w:hint="eastAsia"/>
+              </w:rPr>
+              <w:t xml:space="preserve">一张图，生成</w:t>
+            </w:r>
+            <w:r>
+              <w:t xml:space="preserve"> 5-15 </w:t>
+            </w:r>
+            <w:r>
+              <w:rPr>
+                <w:rFonts w:hint="eastAsia"/>
+              </w:rPr>
+              <w:t xml:space="preserve">秒小视频。</w:t>
+            </w:r>
+            <w:r>
+              <w:rPr>
+                <w:rFonts w:hint="eastAsia"/>
+                <w:b/>
+                <w:bCs/>
+              </w:rPr>
+              <w:t xml:space="preserve">提醒：模板式，别指望大片</w:t>
+            </w:r>
+            <w:r>
+              <w:rPr>
+                <w:rFonts w:hint="eastAsia"/>
+              </w:rPr>
+              <w:t xml:space="preserve">——够用就好。工具：可灵</w:t>
+            </w:r>
+            <w:r>
+              <w:t xml:space="preserve"> / </w:t>
+            </w:r>
+            <w:r>
+              <w:rPr>
+                <w:rFonts w:hint="eastAsia"/>
+              </w:rPr>
+              <w:t xml:space="preserve">即梦</w:t>
+            </w:r>
+            <w:r>
+              <w:t xml:space="preserve"> / Vidu。</w:t>
+            </w:r>
+            <w:r>
+              <w:t xml:space="preserve"> </w:t>
+            </w:r>
+            <w:r>
+              <w:t xml:space="preserve">-</w:t>
+            </w:r>
+            <w:r>
+              <w:t xml:space="preserve"> </w:t>
+            </w:r>
+            <w:r>
+              <w:rPr>
+                <w:rFonts w:hint="eastAsia"/>
+                <w:b/>
+                <w:bCs/>
+              </w:rPr>
+              <w:t xml:space="preserve">会出声音</w:t>
+            </w:r>
+            <w:r>
+              <w:rPr>
+                <w:rFonts w:hint="eastAsia"/>
+              </w:rPr>
+              <w:t xml:space="preserve">：产品、通知配音，口播稿朗读。粘贴口播稿、选个音色，直接出音频——省掉录音棚。工具：讯飞配音</w:t>
+            </w:r>
+            <w:r>
+              <w:t xml:space="preserve"> / </w:t>
+            </w:r>
+            <w:r>
+              <w:rPr>
+                <w:rFonts w:hint="eastAsia"/>
+              </w:rPr>
+              <w:t xml:space="preserve">剪映。</w:t>
             </w:r>
           </w:p>
         </w:tc>
@@ -15048,68 +14923,17 @@
             <w:r>
               <w:rPr>
                 <w:rFonts w:hint="eastAsia"/>
-              </w:rPr>
-              <w:t xml:space="preserve">【新增·5</w:t>
-            </w:r>
-            <w:r>
-              <w:t xml:space="preserve"> </w:t>
-            </w:r>
-            <w:r>
-              <w:rPr>
-                <w:rFonts w:hint="eastAsia"/>
-              </w:rPr>
-              <w:t xml:space="preserve">个办公模板，开干——P25，本次新增页，现场填空练习</w:t>
-            </w:r>
-            <w:r>
-              <w:t xml:space="preserve"> 5 </w:t>
-            </w:r>
-            <w:r>
-              <w:rPr>
-                <w:rFonts w:hint="eastAsia"/>
-              </w:rPr>
-              <w:t xml:space="preserve">分钟】五要素和</w:t>
-            </w:r>
-            <w:r>
-              <w:t xml:space="preserve"> 4 </w:t>
-            </w:r>
-            <w:r>
-              <w:rPr>
-                <w:rFonts w:hint="eastAsia"/>
-              </w:rPr>
-              <w:t xml:space="preserve">招都齐了，这一页给你</w:t>
-            </w:r>
-            <w:r>
-              <w:t xml:space="preserve"> 5 </w:t>
-            </w:r>
-            <w:r>
-              <w:rPr>
-                <w:rFonts w:hint="eastAsia"/>
-              </w:rPr>
-              <w:t xml:space="preserve">个最主流场景的现成模板——照着念就行：</w:t>
-            </w:r>
-            <w:r>
-              <w:t xml:space="preserve"> </w:t>
-            </w:r>
-            <w:r>
-              <w:t xml:space="preserve">-</w:t>
-            </w:r>
-            <w:r>
-              <w:t xml:space="preserve"> </w:t>
-            </w:r>
-            <w:r>
-              <w:rPr>
-                <w:rFonts w:hint="eastAsia"/>
                 <w:b/>
                 <w:bCs/>
               </w:rPr>
-              <w:t xml:space="preserve">模板</w:t>
+              <w:t xml:space="preserve">红线（必讲，一字不能省）：真人形象</w:t>
             </w:r>
             <w:r>
               <w:rPr>
                 <w:b/>
                 <w:bCs/>
               </w:rPr>
-              <w:t xml:space="preserve"> 1 · </w:t>
+              <w:t xml:space="preserve"> / </w:t>
             </w:r>
             <w:r>
               <w:rPr>
@@ -15117,270 +14941,25 @@
                 <w:b/>
                 <w:bCs/>
               </w:rPr>
-              <w:t xml:space="preserve">周报</w:t>
-            </w:r>
-            <w:r>
-              <w:rPr>
-                <w:b/>
-                <w:bCs/>
-              </w:rPr>
-              <w:t xml:space="preserve"> 3 </w:t>
-            </w:r>
-            <w:r>
-              <w:rPr>
-                <w:rFonts w:hint="eastAsia"/>
-                <w:b/>
-                <w:bCs/>
-              </w:rPr>
-              <w:t xml:space="preserve">分钟初稿</w:t>
-            </w:r>
-            <w:r>
-              <w:rPr>
-                <w:rFonts w:hint="eastAsia"/>
-              </w:rPr>
-              <w:t xml:space="preserve">：「你是部门周报助手，按这四点写：本周目标、进展和结果、数据和结论、下周计划。用我的要点：……」——AI</w:t>
-            </w:r>
-            <w:r>
-              <w:t xml:space="preserve"> 3 </w:t>
-            </w:r>
-            <w:r>
-              <w:rPr>
-                <w:rFonts w:hint="eastAsia"/>
-              </w:rPr>
-              <w:t xml:space="preserve">分钟出初稿，你终审</w:t>
-            </w:r>
-            <w:r>
-              <w:t xml:space="preserve"> 10 </w:t>
-            </w:r>
-            <w:r>
-              <w:rPr>
-                <w:rFonts w:hint="eastAsia"/>
-              </w:rPr>
-              <w:t xml:space="preserve">分钟。</w:t>
-            </w:r>
-            <w:r>
-              <w:t xml:space="preserve"> </w:t>
-            </w:r>
-            <w:r>
-              <w:t xml:space="preserve">-</w:t>
-            </w:r>
-            <w:r>
-              <w:t xml:space="preserve"> </w:t>
-            </w:r>
-            <w:r>
-              <w:rPr>
-                <w:rFonts w:hint="eastAsia"/>
-                <w:b/>
-                <w:bCs/>
-              </w:rPr>
-              <w:t xml:space="preserve">模板</w:t>
-            </w:r>
-            <w:r>
-              <w:rPr>
-                <w:b/>
-                <w:bCs/>
-              </w:rPr>
-              <w:t xml:space="preserve"> 2 · </w:t>
-            </w:r>
-            <w:r>
-              <w:rPr>
-                <w:rFonts w:hint="eastAsia"/>
-                <w:b/>
-                <w:bCs/>
-              </w:rPr>
-              <w:t xml:space="preserve">纪要+待办</w:t>
-            </w:r>
-            <w:r>
-              <w:rPr>
-                <w:rFonts w:hint="eastAsia"/>
-              </w:rPr>
-              <w:t xml:space="preserve">：「把这段会议记录整理成纪要：结论、决定、待办（谁、做什么、什么时候）。」——待办自动带负责人，不漏事。</w:t>
-            </w:r>
-            <w:r>
-              <w:t xml:space="preserve"> </w:t>
-            </w:r>
-            <w:r>
-              <w:t xml:space="preserve">-</w:t>
-            </w:r>
-            <w:r>
-              <w:t xml:space="preserve"> </w:t>
-            </w:r>
-            <w:r>
-              <w:rPr>
-                <w:rFonts w:hint="eastAsia"/>
-                <w:b/>
-                <w:bCs/>
-              </w:rPr>
-              <w:t xml:space="preserve">模板</w:t>
-            </w:r>
-            <w:r>
-              <w:rPr>
-                <w:b/>
-                <w:bCs/>
-              </w:rPr>
-              <w:t xml:space="preserve"> 3 · </w:t>
-            </w:r>
-            <w:r>
-              <w:rPr>
-                <w:rFonts w:hint="eastAsia"/>
-                <w:b/>
-                <w:bCs/>
-              </w:rPr>
-              <w:t xml:space="preserve">数据一页速读</w:t>
-            </w:r>
-            <w:r>
-              <w:rPr>
-                <w:rFonts w:hint="eastAsia"/>
-              </w:rPr>
-              <w:t xml:space="preserve">：「看这份表：总量、占比、最高最低、异常值，5</w:t>
-            </w:r>
-            <w:r>
-              <w:t xml:space="preserve"> </w:t>
-            </w:r>
-            <w:r>
-              <w:rPr>
-                <w:rFonts w:hint="eastAsia"/>
-              </w:rPr>
-              <w:t xml:space="preserve">句话说清，先给结论。」——5</w:t>
-            </w:r>
-            <w:r>
-              <w:t xml:space="preserve"> </w:t>
-            </w:r>
-            <w:r>
-              <w:rPr>
-                <w:rFonts w:hint="eastAsia"/>
-              </w:rPr>
-              <w:t xml:space="preserve">分钟看懂一张表。</w:t>
-            </w:r>
-            <w:r>
-              <w:t xml:space="preserve"> </w:t>
-            </w:r>
-            <w:r>
-              <w:t xml:space="preserve">-</w:t>
-            </w:r>
-            <w:r>
-              <w:t xml:space="preserve"> </w:t>
-            </w:r>
-            <w:r>
-              <w:rPr>
-                <w:rFonts w:hint="eastAsia"/>
-                <w:b/>
-                <w:bCs/>
-              </w:rPr>
-              <w:t xml:space="preserve">模板</w:t>
-            </w:r>
-            <w:r>
-              <w:rPr>
-                <w:b/>
-                <w:bCs/>
-              </w:rPr>
-              <w:t xml:space="preserve"> 4 · </w:t>
-            </w:r>
-            <w:r>
-              <w:rPr>
-                <w:rFonts w:hint="eastAsia"/>
-                <w:b/>
-                <w:bCs/>
-              </w:rPr>
-              <w:t xml:space="preserve">邮件第一稿</w:t>
-            </w:r>
-            <w:r>
-              <w:rPr>
-                <w:rFonts w:hint="eastAsia"/>
-              </w:rPr>
-              <w:t xml:space="preserve">：「给（对象）写封邮件，说清（事），语气专业客气，300</w:t>
-            </w:r>
-            <w:r>
-              <w:t xml:space="preserve"> </w:t>
-            </w:r>
-            <w:r>
-              <w:rPr>
-                <w:rFonts w:hint="eastAsia"/>
-              </w:rPr>
-              <w:t xml:space="preserve">字以内，先写初稿我改。」——发出去前永远过一遍再发。</w:t>
-            </w:r>
-            <w:r>
-              <w:t xml:space="preserve"> </w:t>
-            </w:r>
-            <w:r>
-              <w:t xml:space="preserve">-</w:t>
-            </w:r>
-            <w:r>
-              <w:t xml:space="preserve"> </w:t>
-            </w:r>
-            <w:r>
-              <w:rPr>
-                <w:rFonts w:hint="eastAsia"/>
-                <w:b/>
-                <w:bCs/>
-              </w:rPr>
-              <w:t xml:space="preserve">模板</w:t>
-            </w:r>
-            <w:r>
-              <w:rPr>
-                <w:b/>
-                <w:bCs/>
-              </w:rPr>
-              <w:t xml:space="preserve"> 5 · </w:t>
-            </w:r>
-            <w:r>
-              <w:rPr>
-                <w:rFonts w:hint="eastAsia"/>
-                <w:b/>
-                <w:bCs/>
-              </w:rPr>
-              <w:t xml:space="preserve">立项一页纸</w:t>
-            </w:r>
-            <w:r>
-              <w:rPr>
-                <w:rFonts w:hint="eastAsia"/>
-              </w:rPr>
-              <w:t xml:space="preserve">：「把这事写成立项一页纸：问题、方案、要什么支持、预期收益，给部门总监看。」——给老板看的，就这一页。</w:t>
-            </w:r>
-            <w:r>
-              <w:t xml:space="preserve"> </w:t>
-            </w:r>
-            <w:r>
-              <w:rPr>
-                <w:rFonts w:hint="eastAsia"/>
-              </w:rPr>
-              <w:t xml:space="preserve">现场练习（5</w:t>
-            </w:r>
-            <w:r>
-              <w:t xml:space="preserve"> </w:t>
-            </w:r>
-            <w:r>
-              <w:rPr>
-                <w:rFonts w:hint="eastAsia"/>
-              </w:rPr>
-              <w:t xml:space="preserve">分钟）：每个人挑一个跟自己岗位最像的模板，把「……」换成自己的真实内容发一遍</w:t>
-            </w:r>
-            <w:r>
-              <w:t xml:space="preserve"> </w:t>
-            </w:r>
-            <w:r>
-              <w:rPr>
-                <w:rFonts w:hint="eastAsia"/>
-              </w:rPr>
-              <w:t xml:space="preserve">AI——今天学的，今天就用。收口：五要素+4</w:t>
-            </w:r>
-            <w:r>
-              <w:t xml:space="preserve"> </w:t>
-            </w:r>
-            <w:r>
-              <w:rPr>
-                <w:rFonts w:hint="eastAsia"/>
-              </w:rPr>
-              <w:t xml:space="preserve">招+5</w:t>
-            </w:r>
-            <w:r>
-              <w:t xml:space="preserve"> </w:t>
-            </w:r>
-            <w:r>
-              <w:rPr>
-                <w:rFonts w:hint="eastAsia"/>
-              </w:rPr>
-              <w:t xml:space="preserve">模板+验证四步，这套课你全带得走。</w:t>
+              <w:t xml:space="preserve">声音，未经本人同意，不能使用。</w:t>
+            </w:r>
+            <w:r>
+              <w:t xml:space="preserve"> </w:t>
+            </w:r>
+            <w:r>
+              <w:rPr>
+                <w:rFonts w:hint="eastAsia"/>
+              </w:rPr>
+              <w:t xml:space="preserve">用</w:t>
+            </w:r>
+            <w:r>
+              <w:t xml:space="preserve"> AI </w:t>
+            </w:r>
+            <w:r>
+              <w:rPr>
+                <w:rFonts w:hint="eastAsia"/>
+              </w:rPr>
+              <w:t xml:space="preserve">生成或克隆某个人的脸、某个人声音做宣传——踩的是肖像权和声音权益，出了事责任在公司、在你。</w:t>
             </w:r>
           </w:p>
         </w:tc>
@@ -15926,7 +15505,7 @@
               <w:t xml:space="preserve"> </w:t>
             </w:r>
             <w:r>
-              <w:t xml:space="preserve">- P33 WorkBuddy </w:t>
+              <w:t xml:space="preserve">- P34 WorkBuddy </w:t>
             </w:r>
             <w:r>
               <w:rPr>
@@ -15947,7 +15526,7 @@
               <w:t xml:space="preserve"> </w:t>
             </w:r>
             <w:r>
-              <w:t xml:space="preserve">- P34 </w:t>
+              <w:t xml:space="preserve">- P35 </w:t>
             </w:r>
             <w:r>
               <w:rPr>
@@ -15986,7 +15565,7 @@
               <w:t xml:space="preserve"> </w:t>
             </w:r>
             <w:r>
-              <w:t xml:space="preserve">- P35 </w:t>
+              <w:t xml:space="preserve">- P36 </w:t>
             </w:r>
             <w:r>
               <w:rPr>
@@ -15998,7 +15577,7 @@
               <w:t xml:space="preserve"> </w:t>
             </w:r>
             <w:r>
-              <w:t xml:space="preserve">- P36 AI </w:t>
+              <w:t xml:space="preserve">- P37 AI </w:t>
             </w:r>
             <w:r>
               <w:rPr>
@@ -16610,25 +16189,25 @@
         <w:rPr>
           <w:rFonts w:hint="eastAsia"/>
         </w:rPr>
-        <w:t xml:space="preserve">PPT：P37</w:t>
-      </w:r>
-      <w:r>
-        <w:t xml:space="preserve"> </w:t>
-      </w:r>
-      <w:r>
-        <w:rPr>
-          <w:rFonts w:hint="eastAsia"/>
-        </w:rPr>
-        <w:t xml:space="preserve">扉页、P38</w:t>
-      </w:r>
-      <w:r>
-        <w:t xml:space="preserve"> </w:t>
-      </w:r>
-      <w:r>
-        <w:rPr>
-          <w:rFonts w:hint="eastAsia"/>
-        </w:rPr>
-        <w:t xml:space="preserve">什么是智能体、P39</w:t>
+        <w:t xml:space="preserve">PPT：P38</w:t>
+      </w:r>
+      <w:r>
+        <w:t xml:space="preserve"> </w:t>
+      </w:r>
+      <w:r>
+        <w:rPr>
+          <w:rFonts w:hint="eastAsia"/>
+        </w:rPr>
+        <w:t xml:space="preserve">扉页、P39</w:t>
+      </w:r>
+      <w:r>
+        <w:t xml:space="preserve"> </w:t>
+      </w:r>
+      <w:r>
+        <w:rPr>
+          <w:rFonts w:hint="eastAsia"/>
+        </w:rPr>
+        <w:t xml:space="preserve">什么是智能体、P40</w:t>
       </w:r>
       <w:r>
         <w:t xml:space="preserve"> </w:t>
@@ -16646,7 +16225,7 @@
         <w:rPr>
           <w:rFonts w:hint="eastAsia"/>
         </w:rPr>
-        <w:t xml:space="preserve">副驾、P40</w:t>
+        <w:t xml:space="preserve">副驾、P41</w:t>
       </w:r>
       <w:r>
         <w:t xml:space="preserve"> </w:t>
@@ -16890,7 +16469,7 @@
         <w:rPr>
           <w:rFonts w:hint="eastAsia"/>
         </w:rPr>
-        <w:t xml:space="preserve">Agent——P38】什么是智能体？它不是”你问一句它答一句”，而是能</w:t>
+        <w:t xml:space="preserve">Agent——P39】什么是智能体？它不是”你问一句它答一句”，而是能</w:t>
       </w:r>
       <w:r>
         <w:rPr>
@@ -17007,7 +16586,7 @@
         <w:rPr>
           <w:rFonts w:hint="eastAsia"/>
         </w:rPr>
-        <w:t xml:space="preserve">的分水岭——P38</w:t>
+        <w:t xml:space="preserve">的分水岭——P39</w:t>
       </w:r>
       <w:r>
         <w:t xml:space="preserve"> </w:t>
@@ -17161,7 +16740,7 @@
         <w:rPr>
           <w:rFonts w:hint="eastAsia"/>
         </w:rPr>
-        <w:t xml:space="preserve">副驾——P39】这个对比务必记住。</w:t>
+        <w:t xml:space="preserve">副驾——P40】这个对比务必记住。</w:t>
       </w:r>
       <w:r>
         <w:t xml:space="preserve"> </w:t>
@@ -17262,7 +16841,7 @@
         <w:rPr>
           <w:rFonts w:hint="eastAsia"/>
         </w:rPr>
-        <w:t xml:space="preserve">【概念·知识库——P40，让</w:t>
+        <w:t xml:space="preserve">【概念·知识库——P41，让</w:t>
       </w:r>
       <w:r>
         <w:t xml:space="preserve"> </w:t>
@@ -17440,348 +17019,6 @@
           <w:rFonts w:hint="eastAsia"/>
         </w:rPr>
         <w:t xml:space="preserve">章”人做终审”的学名。</w:t>
-      </w:r>
-    </w:p>
-    <w:p>
-      <w:pPr>
-        <w:pStyle w:val="BodyText"/>
-      </w:pPr>
-      <w:r>
-        <w:rPr>
-          <w:rFonts w:hint="eastAsia"/>
-        </w:rPr>
-        <w:t xml:space="preserve">【新增·5</w:t>
-      </w:r>
-      <w:r>
-        <w:t xml:space="preserve"> </w:t>
-      </w:r>
-      <w:r>
-        <w:rPr>
-          <w:rFonts w:hint="eastAsia"/>
-        </w:rPr>
-        <w:t xml:space="preserve">个办公模板，开干——P25，本次新增页，现场填空练习</w:t>
-      </w:r>
-      <w:r>
-        <w:t xml:space="preserve"> 5 </w:t>
-      </w:r>
-      <w:r>
-        <w:rPr>
-          <w:rFonts w:hint="eastAsia"/>
-        </w:rPr>
-        <w:t xml:space="preserve">分钟】五要素和</w:t>
-      </w:r>
-      <w:r>
-        <w:t xml:space="preserve"> 4 </w:t>
-      </w:r>
-      <w:r>
-        <w:rPr>
-          <w:rFonts w:hint="eastAsia"/>
-        </w:rPr>
-        <w:t xml:space="preserve">招都齐了，这一页给你</w:t>
-      </w:r>
-      <w:r>
-        <w:t xml:space="preserve"> 5 </w:t>
-      </w:r>
-      <w:r>
-        <w:rPr>
-          <w:rFonts w:hint="eastAsia"/>
-        </w:rPr>
-        <w:t xml:space="preserve">个最主流场景的现成模板——照着念就行：</w:t>
-      </w:r>
-      <w:r>
-        <w:t xml:space="preserve"> </w:t>
-      </w:r>
-      <w:r>
-        <w:t xml:space="preserve">-</w:t>
-      </w:r>
-      <w:r>
-        <w:t xml:space="preserve"> </w:t>
-      </w:r>
-      <w:r>
-        <w:rPr>
-          <w:rFonts w:hint="eastAsia"/>
-          <w:b/>
-          <w:bCs/>
-        </w:rPr>
-        <w:t xml:space="preserve">模板</w:t>
-      </w:r>
-      <w:r>
-        <w:rPr>
-          <w:b/>
-          <w:bCs/>
-        </w:rPr>
-        <w:t xml:space="preserve"> 1 · </w:t>
-      </w:r>
-      <w:r>
-        <w:rPr>
-          <w:rFonts w:hint="eastAsia"/>
-          <w:b/>
-          <w:bCs/>
-        </w:rPr>
-        <w:t xml:space="preserve">周报</w:t>
-      </w:r>
-      <w:r>
-        <w:rPr>
-          <w:b/>
-          <w:bCs/>
-        </w:rPr>
-        <w:t xml:space="preserve"> 3 </w:t>
-      </w:r>
-      <w:r>
-        <w:rPr>
-          <w:rFonts w:hint="eastAsia"/>
-          <w:b/>
-          <w:bCs/>
-        </w:rPr>
-        <w:t xml:space="preserve">分钟初稿</w:t>
-      </w:r>
-      <w:r>
-        <w:rPr>
-          <w:rFonts w:hint="eastAsia"/>
-        </w:rPr>
-        <w:t xml:space="preserve">：「你是部门周报助手，按这四点写：本周目标、进展和结果、数据和结论、下周计划。用我的要点：……」——AI</w:t>
-      </w:r>
-      <w:r>
-        <w:t xml:space="preserve"> 3 </w:t>
-      </w:r>
-      <w:r>
-        <w:rPr>
-          <w:rFonts w:hint="eastAsia"/>
-        </w:rPr>
-        <w:t xml:space="preserve">分钟出初稿，你终审</w:t>
-      </w:r>
-      <w:r>
-        <w:t xml:space="preserve"> 10 </w:t>
-      </w:r>
-      <w:r>
-        <w:rPr>
-          <w:rFonts w:hint="eastAsia"/>
-        </w:rPr>
-        <w:t xml:space="preserve">分钟。</w:t>
-      </w:r>
-      <w:r>
-        <w:t xml:space="preserve"> </w:t>
-      </w:r>
-      <w:r>
-        <w:t xml:space="preserve">-</w:t>
-      </w:r>
-      <w:r>
-        <w:t xml:space="preserve"> </w:t>
-      </w:r>
-      <w:r>
-        <w:rPr>
-          <w:rFonts w:hint="eastAsia"/>
-          <w:b/>
-          <w:bCs/>
-        </w:rPr>
-        <w:t xml:space="preserve">模板</w:t>
-      </w:r>
-      <w:r>
-        <w:rPr>
-          <w:b/>
-          <w:bCs/>
-        </w:rPr>
-        <w:t xml:space="preserve"> 2 · </w:t>
-      </w:r>
-      <w:r>
-        <w:rPr>
-          <w:rFonts w:hint="eastAsia"/>
-          <w:b/>
-          <w:bCs/>
-        </w:rPr>
-        <w:t xml:space="preserve">纪要+待办</w:t>
-      </w:r>
-      <w:r>
-        <w:rPr>
-          <w:rFonts w:hint="eastAsia"/>
-        </w:rPr>
-        <w:t xml:space="preserve">：「把这段会议记录整理成纪要：结论、决定、待办（谁、做什么、什么时候）。」——待办自动带负责人，不漏事。</w:t>
-      </w:r>
-      <w:r>
-        <w:t xml:space="preserve"> </w:t>
-      </w:r>
-      <w:r>
-        <w:t xml:space="preserve">-</w:t>
-      </w:r>
-      <w:r>
-        <w:t xml:space="preserve"> </w:t>
-      </w:r>
-      <w:r>
-        <w:rPr>
-          <w:rFonts w:hint="eastAsia"/>
-          <w:b/>
-          <w:bCs/>
-        </w:rPr>
-        <w:t xml:space="preserve">模板</w:t>
-      </w:r>
-      <w:r>
-        <w:rPr>
-          <w:b/>
-          <w:bCs/>
-        </w:rPr>
-        <w:t xml:space="preserve"> 3 · </w:t>
-      </w:r>
-      <w:r>
-        <w:rPr>
-          <w:rFonts w:hint="eastAsia"/>
-          <w:b/>
-          <w:bCs/>
-        </w:rPr>
-        <w:t xml:space="preserve">数据一页速读</w:t>
-      </w:r>
-      <w:r>
-        <w:rPr>
-          <w:rFonts w:hint="eastAsia"/>
-        </w:rPr>
-        <w:t xml:space="preserve">：「看这份表：总量、占比、最高最低、异常值，5</w:t>
-      </w:r>
-      <w:r>
-        <w:t xml:space="preserve"> </w:t>
-      </w:r>
-      <w:r>
-        <w:rPr>
-          <w:rFonts w:hint="eastAsia"/>
-        </w:rPr>
-        <w:t xml:space="preserve">句话说清，先给结论。」——5</w:t>
-      </w:r>
-      <w:r>
-        <w:t xml:space="preserve"> </w:t>
-      </w:r>
-      <w:r>
-        <w:rPr>
-          <w:rFonts w:hint="eastAsia"/>
-        </w:rPr>
-        <w:t xml:space="preserve">分钟看懂一张表。</w:t>
-      </w:r>
-      <w:r>
-        <w:t xml:space="preserve"> </w:t>
-      </w:r>
-      <w:r>
-        <w:t xml:space="preserve">-</w:t>
-      </w:r>
-      <w:r>
-        <w:t xml:space="preserve"> </w:t>
-      </w:r>
-      <w:r>
-        <w:rPr>
-          <w:rFonts w:hint="eastAsia"/>
-          <w:b/>
-          <w:bCs/>
-        </w:rPr>
-        <w:t xml:space="preserve">模板</w:t>
-      </w:r>
-      <w:r>
-        <w:rPr>
-          <w:b/>
-          <w:bCs/>
-        </w:rPr>
-        <w:t xml:space="preserve"> 4 · </w:t>
-      </w:r>
-      <w:r>
-        <w:rPr>
-          <w:rFonts w:hint="eastAsia"/>
-          <w:b/>
-          <w:bCs/>
-        </w:rPr>
-        <w:t xml:space="preserve">邮件第一稿</w:t>
-      </w:r>
-      <w:r>
-        <w:rPr>
-          <w:rFonts w:hint="eastAsia"/>
-        </w:rPr>
-        <w:t xml:space="preserve">：「给（对象）写封邮件，说清（事），语气专业客气，300</w:t>
-      </w:r>
-      <w:r>
-        <w:t xml:space="preserve"> </w:t>
-      </w:r>
-      <w:r>
-        <w:rPr>
-          <w:rFonts w:hint="eastAsia"/>
-        </w:rPr>
-        <w:t xml:space="preserve">字以内，先写初稿我改。」——发出去前永远过一遍再发。</w:t>
-      </w:r>
-      <w:r>
-        <w:t xml:space="preserve"> </w:t>
-      </w:r>
-      <w:r>
-        <w:t xml:space="preserve">-</w:t>
-      </w:r>
-      <w:r>
-        <w:t xml:space="preserve"> </w:t>
-      </w:r>
-      <w:r>
-        <w:rPr>
-          <w:rFonts w:hint="eastAsia"/>
-          <w:b/>
-          <w:bCs/>
-        </w:rPr>
-        <w:t xml:space="preserve">模板</w:t>
-      </w:r>
-      <w:r>
-        <w:rPr>
-          <w:b/>
-          <w:bCs/>
-        </w:rPr>
-        <w:t xml:space="preserve"> 5 · </w:t>
-      </w:r>
-      <w:r>
-        <w:rPr>
-          <w:rFonts w:hint="eastAsia"/>
-          <w:b/>
-          <w:bCs/>
-        </w:rPr>
-        <w:t xml:space="preserve">立项一页纸</w:t>
-      </w:r>
-      <w:r>
-        <w:rPr>
-          <w:rFonts w:hint="eastAsia"/>
-        </w:rPr>
-        <w:t xml:space="preserve">：「把这事写成立项一页纸：问题、方案、要什么支持、预期收益，给部门总监看。」——给老板看的，就这一页。</w:t>
-      </w:r>
-      <w:r>
-        <w:t xml:space="preserve"> </w:t>
-      </w:r>
-      <w:r>
-        <w:rPr>
-          <w:rFonts w:hint="eastAsia"/>
-        </w:rPr>
-        <w:t xml:space="preserve">现场练习（5</w:t>
-      </w:r>
-      <w:r>
-        <w:t xml:space="preserve"> </w:t>
-      </w:r>
-      <w:r>
-        <w:rPr>
-          <w:rFonts w:hint="eastAsia"/>
-        </w:rPr>
-        <w:t xml:space="preserve">分钟）：每个人挑一个跟自己岗位最像的模板，把「……」换成自己的真实内容发一遍</w:t>
-      </w:r>
-      <w:r>
-        <w:t xml:space="preserve"> </w:t>
-      </w:r>
-      <w:r>
-        <w:rPr>
-          <w:rFonts w:hint="eastAsia"/>
-        </w:rPr>
-        <w:t xml:space="preserve">AI——今天学的，今天就用。收口：五要素+4</w:t>
-      </w:r>
-      <w:r>
-        <w:t xml:space="preserve"> </w:t>
-      </w:r>
-      <w:r>
-        <w:rPr>
-          <w:rFonts w:hint="eastAsia"/>
-        </w:rPr>
-        <w:t xml:space="preserve">招+5</w:t>
-      </w:r>
-      <w:r>
-        <w:t xml:space="preserve"> </w:t>
-      </w:r>
-      <w:r>
-        <w:rPr>
-          <w:rFonts w:hint="eastAsia"/>
-        </w:rPr>
-        <w:t xml:space="preserve">模板+验证四步，这套课你全带得走。</w:t>
       </w:r>
     </w:p>
     <w:p>
@@ -18043,7 +17280,7 @@
         </w:numPr>
       </w:pPr>
       <w:r>
-        <w:t xml:space="preserve">P38 </w:t>
+        <w:t xml:space="preserve">P39 </w:t>
       </w:r>
       <w:r>
         <w:rPr>
@@ -18118,7 +17355,7 @@
         </w:numPr>
       </w:pPr>
       <w:r>
-        <w:t xml:space="preserve">P39 </w:t>
+        <w:t xml:space="preserve">P40 </w:t>
       </w:r>
       <w:r>
         <w:rPr>
@@ -18145,7 +17382,7 @@
         </w:numPr>
       </w:pPr>
       <w:r>
-        <w:t xml:space="preserve">P40 </w:t>
+        <w:t xml:space="preserve">P41 </w:t>
       </w:r>
       <w:r>
         <w:rPr>
@@ -18479,34 +17716,34 @@
         <w:rPr>
           <w:rFonts w:hint="eastAsia"/>
         </w:rPr>
-        <w:t xml:space="preserve">PPT：P41</w:t>
-      </w:r>
-      <w:r>
-        <w:t xml:space="preserve"> </w:t>
-      </w:r>
-      <w:r>
-        <w:rPr>
-          <w:rFonts w:hint="eastAsia"/>
-        </w:rPr>
-        <w:t xml:space="preserve">扉页、P42</w:t>
-      </w:r>
-      <w:r>
-        <w:t xml:space="preserve"> </w:t>
-      </w:r>
-      <w:r>
-        <w:rPr>
-          <w:rFonts w:hint="eastAsia"/>
-        </w:rPr>
-        <w:t xml:space="preserve">四大风险、P43</w:t>
-      </w:r>
-      <w:r>
-        <w:t xml:space="preserve"> </w:t>
-      </w:r>
-      <w:r>
-        <w:rPr>
-          <w:rFonts w:hint="eastAsia"/>
-        </w:rPr>
-        <w:t xml:space="preserve">3个真实翻车案例（新增）、P44</w:t>
+        <w:t xml:space="preserve">PPT：P42</w:t>
+      </w:r>
+      <w:r>
+        <w:t xml:space="preserve"> </w:t>
+      </w:r>
+      <w:r>
+        <w:rPr>
+          <w:rFonts w:hint="eastAsia"/>
+        </w:rPr>
+        <w:t xml:space="preserve">扉页、P43</w:t>
+      </w:r>
+      <w:r>
+        <w:t xml:space="preserve"> </w:t>
+      </w:r>
+      <w:r>
+        <w:rPr>
+          <w:rFonts w:hint="eastAsia"/>
+        </w:rPr>
+        <w:t xml:space="preserve">四大风险、P44</w:t>
+      </w:r>
+      <w:r>
+        <w:t xml:space="preserve"> </w:t>
+      </w:r>
+      <w:r>
+        <w:rPr>
+          <w:rFonts w:hint="eastAsia"/>
+        </w:rPr>
+        <w:t xml:space="preserve">3个真实翻车案例（新增）、P45</w:t>
       </w:r>
       <w:r>
         <w:t xml:space="preserve"> AI </w:t>
@@ -18533,25 +17770,25 @@
         <w:rPr>
           <w:rFonts w:hint="eastAsia"/>
         </w:rPr>
-        <w:t xml:space="preserve">条防线（新增）、P45</w:t>
-      </w:r>
-      <w:r>
-        <w:t xml:space="preserve"> </w:t>
-      </w:r>
-      <w:r>
-        <w:rPr>
-          <w:rFonts w:hint="eastAsia"/>
-        </w:rPr>
-        <w:t xml:space="preserve">验证四步（新增）、P46</w:t>
-      </w:r>
-      <w:r>
-        <w:t xml:space="preserve"> </w:t>
-      </w:r>
-      <w:r>
-        <w:rPr>
-          <w:rFonts w:hint="eastAsia"/>
-        </w:rPr>
-        <w:t xml:space="preserve">数据红线与负责任使用、P47</w:t>
+        <w:t xml:space="preserve">条防线（新增）、P46</w:t>
+      </w:r>
+      <w:r>
+        <w:t xml:space="preserve"> </w:t>
+      </w:r>
+      <w:r>
+        <w:rPr>
+          <w:rFonts w:hint="eastAsia"/>
+        </w:rPr>
+        <w:t xml:space="preserve">验证四步（新增）、P47</w:t>
+      </w:r>
+      <w:r>
+        <w:t xml:space="preserve"> </w:t>
+      </w:r>
+      <w:r>
+        <w:rPr>
+          <w:rFonts w:hint="eastAsia"/>
+        </w:rPr>
+        <w:t xml:space="preserve">数据红线与负责任使用、P48</w:t>
       </w:r>
       <w:r>
         <w:t xml:space="preserve"> </w:t>
@@ -18563,22 +17800,22 @@
         <w:t xml:space="preserve">什么数据能喂给</w:t>
       </w:r>
       <w:r>
-        <w:t xml:space="preserve"> AI、P48 AI </w:t>
-      </w:r>
-      <w:r>
-        <w:rPr>
-          <w:rFonts w:hint="eastAsia"/>
-        </w:rPr>
-        <w:t xml:space="preserve">惹了祸：应对三步、P49</w:t>
-      </w:r>
-      <w:r>
-        <w:t xml:space="preserve"> </w:t>
-      </w:r>
-      <w:r>
-        <w:rPr>
-          <w:rFonts w:hint="eastAsia"/>
-        </w:rPr>
-        <w:t xml:space="preserve">翻车演练（新增）、P50</w:t>
+        <w:t xml:space="preserve"> AI、P49 AI </w:t>
+      </w:r>
+      <w:r>
+        <w:rPr>
+          <w:rFonts w:hint="eastAsia"/>
+        </w:rPr>
+        <w:t xml:space="preserve">惹了祸：应对三步、P50</w:t>
+      </w:r>
+      <w:r>
+        <w:t xml:space="preserve"> </w:t>
+      </w:r>
+      <w:r>
+        <w:rPr>
+          <w:rFonts w:hint="eastAsia"/>
+        </w:rPr>
+        <w:t xml:space="preserve">翻车演练（新增）、P51</w:t>
       </w:r>
       <w:r>
         <w:t xml:space="preserve"> </w:t>
@@ -18596,7 +17833,7 @@
         <w:rPr>
           <w:rFonts w:hint="eastAsia"/>
         </w:rPr>
-        <w:t xml:space="preserve">天计划（新增）、P51</w:t>
+        <w:t xml:space="preserve">天计划（新增）、P52</w:t>
       </w:r>
       <w:r>
         <w:t xml:space="preserve"> </w:t>
@@ -18850,7 +18087,7 @@
         <w:rPr>
           <w:rFonts w:hint="eastAsia"/>
         </w:rPr>
-        <w:t xml:space="preserve">【四大风险——P42，逐条讲】</w:t>
+        <w:t xml:space="preserve">【四大风险——P43，逐条讲】</w:t>
       </w:r>
       <w:r>
         <w:t xml:space="preserve"> </w:t>
@@ -19098,7 +18335,7 @@
         <w:rPr>
           <w:rFonts w:hint="eastAsia"/>
         </w:rPr>
-        <w:t xml:space="preserve">也能骗你——P44，本次新增页，保命级，必讲】前面讲的坑都是「你被</w:t>
+        <w:t xml:space="preserve">也能骗你——P45，本次新增页，保命级，必讲】前面讲的坑都是「你被</w:t>
       </w:r>
       <w:r>
         <w:t xml:space="preserve"> AI </w:t>
@@ -19374,7 +18611,7 @@
         <w:rPr>
           <w:rFonts w:hint="eastAsia"/>
         </w:rPr>
-        <w:t xml:space="preserve">个真实翻车案例——P43，本次新增页，故事比条文记得牢】四大风险有点抽象，来点真的——这三个都是脱敏后的真事，一次翻车的代价，比一年培训费贵：</w:t>
+        <w:t xml:space="preserve">个真实翻车案例——P44，本次新增页，故事比条文记得牢】四大风险有点抽象，来点真的——这三个都是脱敏后的真事，一次翻车的代价，比一年培训费贵：</w:t>
       </w:r>
       <w:r>
         <w:t xml:space="preserve"> </w:t>
@@ -19598,7 +18835,7 @@
         <w:rPr>
           <w:rFonts w:hint="eastAsia"/>
         </w:rPr>
-        <w:t xml:space="preserve">输出怎么查——P45，本次新增页，每份</w:t>
+        <w:t xml:space="preserve">输出怎么查——P46，本次新增页，每份</w:t>
       </w:r>
       <w:r>
         <w:t xml:space="preserve"> AI </w:t>
@@ -19772,7 +19009,7 @@
         <w:rPr>
           <w:rFonts w:hint="eastAsia"/>
         </w:rPr>
-        <w:t xml:space="preserve">【数据红线与负责任使用——P46，四卡片】</w:t>
+        <w:t xml:space="preserve">【数据红线与负责任使用——P47，四卡片】</w:t>
       </w:r>
       <w:r>
         <w:t xml:space="preserve"> </w:t>
@@ -19910,7 +19147,7 @@
         <w:rPr>
           <w:rFonts w:hint="eastAsia"/>
         </w:rPr>
-        <w:t xml:space="preserve">AI——P47，三档分级】上一页讲原则，这一页讲具体——把数据分三档，喂之前对一下。</w:t>
+        <w:t xml:space="preserve">AI——P48，三档分级】上一页讲原则，这一页讲具体——把数据分三档，喂之前对一下。</w:t>
       </w:r>
       <w:r>
         <w:t xml:space="preserve"> </w:t>
@@ -20100,7 +19337,7 @@
         <w:rPr>
           <w:rFonts w:hint="eastAsia"/>
         </w:rPr>
-        <w:t xml:space="preserve">惹了祸：应对三步——P48】谁都会出错，出错不可怕，可怕的是出错之后怎么做。三步：</w:t>
+        <w:t xml:space="preserve">惹了祸：应对三步——P49】谁都会出错，出错不可怕，可怕的是出错之后怎么做。三步：</w:t>
       </w:r>
       <w:r>
         <w:rPr>
@@ -20276,7 +19513,7 @@
         <w:rPr>
           <w:rFonts w:hint="eastAsia"/>
         </w:rPr>
-        <w:t xml:space="preserve">【翻车演练——P49，本次新增页，5</w:t>
+        <w:t xml:space="preserve">【翻车演练——P50，本次新增页，5</w:t>
       </w:r>
       <w:r>
         <w:t xml:space="preserve"> </w:t>
@@ -20627,7 +19864,69 @@
         <w:rPr>
           <w:rFonts w:hint="eastAsia"/>
         </w:rPr>
-        <w:t xml:space="preserve">天：从”听过”到”会用”——P50，本次新增页，回去做什么】学完不用的课等于白来。给你一张</w:t>
+        <w:t xml:space="preserve">天：从”听过”到”会用”——P51，本次新增页，回去做什么】学完不用的课等于白来。</w:t>
+      </w:r>
+      <w:r>
+        <w:rPr>
+          <w:rFonts w:hint="eastAsia"/>
+          <w:b/>
+          <w:bCs/>
+        </w:rPr>
+        <w:t xml:space="preserve">先打预防针：回去第一周，用</w:t>
+      </w:r>
+      <w:r>
+        <w:rPr>
+          <w:b/>
+          <w:bCs/>
+        </w:rPr>
+        <w:t xml:space="preserve"> AI </w:t>
+      </w:r>
+      <w:r>
+        <w:rPr>
+          <w:rFonts w:hint="eastAsia"/>
+          <w:b/>
+          <w:bCs/>
+        </w:rPr>
+        <w:t xml:space="preserve">大概率比你自己干还慢——不是你的问题，是在”交学费”；第</w:t>
+      </w:r>
+      <w:r>
+        <w:rPr>
+          <w:b/>
+          <w:bCs/>
+        </w:rPr>
+        <w:t xml:space="preserve"> 3 </w:t>
+      </w:r>
+      <w:r>
+        <w:rPr>
+          <w:rFonts w:hint="eastAsia"/>
+          <w:b/>
+          <w:bCs/>
+        </w:rPr>
+        <w:t xml:space="preserve">周开始”赚回来”。别在第</w:t>
+      </w:r>
+      <w:r>
+        <w:rPr>
+          <w:b/>
+          <w:bCs/>
+        </w:rPr>
+        <w:t xml:space="preserve"> 10 </w:t>
+      </w:r>
+      <w:r>
+        <w:rPr>
+          <w:rFonts w:hint="eastAsia"/>
+          <w:b/>
+          <w:bCs/>
+        </w:rPr>
+        <w:t xml:space="preserve">天放弃。</w:t>
+      </w:r>
+      <w:r>
+        <w:t xml:space="preserve"> </w:t>
+      </w:r>
+      <w:r>
+        <w:rPr>
+          <w:rFonts w:hint="eastAsia"/>
+        </w:rPr>
+        <w:t xml:space="preserve">给你一张</w:t>
       </w:r>
       <w:r>
         <w:t xml:space="preserve"> 90 </w:t>
@@ -21266,8 +20565,189 @@
       <w:r>
         <w:rPr>
           <w:rFonts w:hint="eastAsia"/>
-        </w:rPr>
-        <w:t xml:space="preserve">【素养自查清单——P51，结业标准】逐条过（见下方清单），全员打勾——</w:t>
+          <w:b/>
+          <w:bCs/>
+        </w:rPr>
+        <w:t xml:space="preserve">第一周每天做什么（挑不出</w:t>
+      </w:r>
+      <w:r>
+        <w:rPr>
+          <w:b/>
+          <w:bCs/>
+        </w:rPr>
+        <w:t xml:space="preserve"> 30 </w:t>
+      </w:r>
+      <w:r>
+        <w:rPr>
+          <w:rFonts w:hint="eastAsia"/>
+          <w:b/>
+          <w:bCs/>
+        </w:rPr>
+        <w:t xml:space="preserve">分钟就照这个，比”每天</w:t>
+      </w:r>
+      <w:r>
+        <w:rPr>
+          <w:b/>
+          <w:bCs/>
+        </w:rPr>
+        <w:t xml:space="preserve"> 30 </w:t>
+      </w:r>
+      <w:r>
+        <w:rPr>
+          <w:rFonts w:hint="eastAsia"/>
+          <w:b/>
+          <w:bCs/>
+        </w:rPr>
+        <w:t xml:space="preserve">分钟”更具体）</w:t>
+      </w:r>
+      <w:r>
+        <w:rPr>
+          <w:rFonts w:hint="eastAsia"/>
+        </w:rPr>
+        <w:t xml:space="preserve">：</w:t>
+      </w:r>
+      <w:r>
+        <w:t xml:space="preserve"> </w:t>
+      </w:r>
+      <w:r>
+        <w:t xml:space="preserve">- D1 </w:t>
+      </w:r>
+      <w:r>
+        <w:rPr>
+          <w:rFonts w:hint="eastAsia"/>
+        </w:rPr>
+        <w:t xml:space="preserve">打开</w:t>
+      </w:r>
+      <w:r>
+        <w:t xml:space="preserve"> </w:t>
+      </w:r>
+      <w:r>
+        <w:rPr>
+          <w:rFonts w:hint="eastAsia"/>
+        </w:rPr>
+        <w:t xml:space="preserve">AI，照打「前</w:t>
+      </w:r>
+      <w:r>
+        <w:t xml:space="preserve"> 3 </w:t>
+      </w:r>
+      <w:r>
+        <w:rPr>
+          <w:rFonts w:hint="eastAsia"/>
+        </w:rPr>
+        <w:t xml:space="preserve">句话」，截图发班级群</w:t>
+      </w:r>
+      <w:r>
+        <w:t xml:space="preserve"> </w:t>
+      </w:r>
+      <w:r>
+        <w:t xml:space="preserve">- D2 </w:t>
+      </w:r>
+      <w:r>
+        <w:rPr>
+          <w:rFonts w:hint="eastAsia"/>
+        </w:rPr>
+        <w:t xml:space="preserve">拿一个真实小任务（一段会议记录），跑五要素模板</w:t>
+      </w:r>
+      <w:r>
+        <w:t xml:space="preserve"> </w:t>
+      </w:r>
+      <w:r>
+        <w:t xml:space="preserve">- D3 </w:t>
+      </w:r>
+      <w:r>
+        <w:rPr>
+          <w:rFonts w:hint="eastAsia"/>
+        </w:rPr>
+        <w:t xml:space="preserve">用「验证四步」核一遍，标出它编了什么</w:t>
+      </w:r>
+      <w:r>
+        <w:t xml:space="preserve"> </w:t>
+      </w:r>
+      <w:r>
+        <w:t xml:space="preserve">- D4 </w:t>
+      </w:r>
+      <w:r>
+        <w:rPr>
+          <w:rFonts w:hint="eastAsia"/>
+        </w:rPr>
+        <w:t xml:space="preserve">换</w:t>
+      </w:r>
+      <w:r>
+        <w:t xml:space="preserve"> 1 </w:t>
+      </w:r>
+      <w:r>
+        <w:rPr>
+          <w:rFonts w:hint="eastAsia"/>
+        </w:rPr>
+        <w:t xml:space="preserve">个新任务（周报/邮件/数据）再跑一遍</w:t>
+      </w:r>
+      <w:r>
+        <w:t xml:space="preserve"> </w:t>
+      </w:r>
+      <w:r>
+        <w:t xml:space="preserve">- D5 </w:t>
+      </w:r>
+      <w:r>
+        <w:rPr>
+          <w:rFonts w:hint="eastAsia"/>
+        </w:rPr>
+        <w:t xml:space="preserve">把好用的提示词存手机备忘录，命名「我的模板</w:t>
+      </w:r>
+      <w:r>
+        <w:t xml:space="preserve"> v1」</w:t>
+      </w:r>
+      <w:r>
+        <w:t xml:space="preserve"> </w:t>
+      </w:r>
+      <w:r>
+        <w:t xml:space="preserve">- D6 </w:t>
+      </w:r>
+      <w:r>
+        <w:rPr>
+          <w:rFonts w:hint="eastAsia"/>
+        </w:rPr>
+        <w:t xml:space="preserve">发给同事用，看</w:t>
+      </w:r>
+      <w:r>
+        <w:t xml:space="preserve"> TA </w:t>
+      </w:r>
+      <w:r>
+        <w:rPr>
+          <w:rFonts w:hint="eastAsia"/>
+        </w:rPr>
+        <w:t xml:space="preserve">怎么改你的模板</w:t>
+      </w:r>
+      <w:r>
+        <w:t xml:space="preserve"> </w:t>
+      </w:r>
+      <w:r>
+        <w:t xml:space="preserve">- D7 </w:t>
+      </w:r>
+      <w:r>
+        <w:rPr>
+          <w:rFonts w:hint="eastAsia"/>
+        </w:rPr>
+        <w:t xml:space="preserve">写一句「最有用</w:t>
+      </w:r>
+      <w:r>
+        <w:t xml:space="preserve"> / </w:t>
+      </w:r>
+      <w:r>
+        <w:rPr>
+          <w:rFonts w:hint="eastAsia"/>
+        </w:rPr>
+        <w:t xml:space="preserve">最坑的是什么」，下周分享</w:t>
+      </w:r>
+    </w:p>
+    <w:p>
+      <w:pPr>
+        <w:pStyle w:val="BodyText"/>
+      </w:pPr>
+      <w:r>
+        <w:rPr>
+          <w:rFonts w:hint="eastAsia"/>
+        </w:rPr>
+        <w:t xml:space="preserve">【素养自查清单——P52，结业标准】逐条过（见下方清单），全员打勾——</w:t>
       </w:r>
       <w:r>
         <w:rPr>
@@ -21331,348 +20811,6 @@
       </w:r>
       <w:r>
         <w:t xml:space="preserve">。</w:t>
-      </w:r>
-    </w:p>
-    <w:p>
-      <w:pPr>
-        <w:pStyle w:val="BodyText"/>
-      </w:pPr>
-      <w:r>
-        <w:rPr>
-          <w:rFonts w:hint="eastAsia"/>
-        </w:rPr>
-        <w:t xml:space="preserve">【新增·5</w:t>
-      </w:r>
-      <w:r>
-        <w:t xml:space="preserve"> </w:t>
-      </w:r>
-      <w:r>
-        <w:rPr>
-          <w:rFonts w:hint="eastAsia"/>
-        </w:rPr>
-        <w:t xml:space="preserve">个办公模板，开干——P25，本次新增页，现场填空练习</w:t>
-      </w:r>
-      <w:r>
-        <w:t xml:space="preserve"> 5 </w:t>
-      </w:r>
-      <w:r>
-        <w:rPr>
-          <w:rFonts w:hint="eastAsia"/>
-        </w:rPr>
-        <w:t xml:space="preserve">分钟】五要素和</w:t>
-      </w:r>
-      <w:r>
-        <w:t xml:space="preserve"> 4 </w:t>
-      </w:r>
-      <w:r>
-        <w:rPr>
-          <w:rFonts w:hint="eastAsia"/>
-        </w:rPr>
-        <w:t xml:space="preserve">招都齐了，这一页给你</w:t>
-      </w:r>
-      <w:r>
-        <w:t xml:space="preserve"> 5 </w:t>
-      </w:r>
-      <w:r>
-        <w:rPr>
-          <w:rFonts w:hint="eastAsia"/>
-        </w:rPr>
-        <w:t xml:space="preserve">个最主流场景的现成模板——照着念就行：</w:t>
-      </w:r>
-      <w:r>
-        <w:t xml:space="preserve"> </w:t>
-      </w:r>
-      <w:r>
-        <w:t xml:space="preserve">-</w:t>
-      </w:r>
-      <w:r>
-        <w:t xml:space="preserve"> </w:t>
-      </w:r>
-      <w:r>
-        <w:rPr>
-          <w:rFonts w:hint="eastAsia"/>
-          <w:b/>
-          <w:bCs/>
-        </w:rPr>
-        <w:t xml:space="preserve">模板</w:t>
-      </w:r>
-      <w:r>
-        <w:rPr>
-          <w:b/>
-          <w:bCs/>
-        </w:rPr>
-        <w:t xml:space="preserve"> 1 · </w:t>
-      </w:r>
-      <w:r>
-        <w:rPr>
-          <w:rFonts w:hint="eastAsia"/>
-          <w:b/>
-          <w:bCs/>
-        </w:rPr>
-        <w:t xml:space="preserve">周报</w:t>
-      </w:r>
-      <w:r>
-        <w:rPr>
-          <w:b/>
-          <w:bCs/>
-        </w:rPr>
-        <w:t xml:space="preserve"> 3 </w:t>
-      </w:r>
-      <w:r>
-        <w:rPr>
-          <w:rFonts w:hint="eastAsia"/>
-          <w:b/>
-          <w:bCs/>
-        </w:rPr>
-        <w:t xml:space="preserve">分钟初稿</w:t>
-      </w:r>
-      <w:r>
-        <w:rPr>
-          <w:rFonts w:hint="eastAsia"/>
-        </w:rPr>
-        <w:t xml:space="preserve">：「你是部门周报助手，按这四点写：本周目标、进展和结果、数据和结论、下周计划。用我的要点：……」——AI</w:t>
-      </w:r>
-      <w:r>
-        <w:t xml:space="preserve"> 3 </w:t>
-      </w:r>
-      <w:r>
-        <w:rPr>
-          <w:rFonts w:hint="eastAsia"/>
-        </w:rPr>
-        <w:t xml:space="preserve">分钟出初稿，你终审</w:t>
-      </w:r>
-      <w:r>
-        <w:t xml:space="preserve"> 10 </w:t>
-      </w:r>
-      <w:r>
-        <w:rPr>
-          <w:rFonts w:hint="eastAsia"/>
-        </w:rPr>
-        <w:t xml:space="preserve">分钟。</w:t>
-      </w:r>
-      <w:r>
-        <w:t xml:space="preserve"> </w:t>
-      </w:r>
-      <w:r>
-        <w:t xml:space="preserve">-</w:t>
-      </w:r>
-      <w:r>
-        <w:t xml:space="preserve"> </w:t>
-      </w:r>
-      <w:r>
-        <w:rPr>
-          <w:rFonts w:hint="eastAsia"/>
-          <w:b/>
-          <w:bCs/>
-        </w:rPr>
-        <w:t xml:space="preserve">模板</w:t>
-      </w:r>
-      <w:r>
-        <w:rPr>
-          <w:b/>
-          <w:bCs/>
-        </w:rPr>
-        <w:t xml:space="preserve"> 2 · </w:t>
-      </w:r>
-      <w:r>
-        <w:rPr>
-          <w:rFonts w:hint="eastAsia"/>
-          <w:b/>
-          <w:bCs/>
-        </w:rPr>
-        <w:t xml:space="preserve">纪要+待办</w:t>
-      </w:r>
-      <w:r>
-        <w:rPr>
-          <w:rFonts w:hint="eastAsia"/>
-        </w:rPr>
-        <w:t xml:space="preserve">：「把这段会议记录整理成纪要：结论、决定、待办（谁、做什么、什么时候）。」——待办自动带负责人，不漏事。</w:t>
-      </w:r>
-      <w:r>
-        <w:t xml:space="preserve"> </w:t>
-      </w:r>
-      <w:r>
-        <w:t xml:space="preserve">-</w:t>
-      </w:r>
-      <w:r>
-        <w:t xml:space="preserve"> </w:t>
-      </w:r>
-      <w:r>
-        <w:rPr>
-          <w:rFonts w:hint="eastAsia"/>
-          <w:b/>
-          <w:bCs/>
-        </w:rPr>
-        <w:t xml:space="preserve">模板</w:t>
-      </w:r>
-      <w:r>
-        <w:rPr>
-          <w:b/>
-          <w:bCs/>
-        </w:rPr>
-        <w:t xml:space="preserve"> 3 · </w:t>
-      </w:r>
-      <w:r>
-        <w:rPr>
-          <w:rFonts w:hint="eastAsia"/>
-          <w:b/>
-          <w:bCs/>
-        </w:rPr>
-        <w:t xml:space="preserve">数据一页速读</w:t>
-      </w:r>
-      <w:r>
-        <w:rPr>
-          <w:rFonts w:hint="eastAsia"/>
-        </w:rPr>
-        <w:t xml:space="preserve">：「看这份表：总量、占比、最高最低、异常值，5</w:t>
-      </w:r>
-      <w:r>
-        <w:t xml:space="preserve"> </w:t>
-      </w:r>
-      <w:r>
-        <w:rPr>
-          <w:rFonts w:hint="eastAsia"/>
-        </w:rPr>
-        <w:t xml:space="preserve">句话说清，先给结论。」——5</w:t>
-      </w:r>
-      <w:r>
-        <w:t xml:space="preserve"> </w:t>
-      </w:r>
-      <w:r>
-        <w:rPr>
-          <w:rFonts w:hint="eastAsia"/>
-        </w:rPr>
-        <w:t xml:space="preserve">分钟看懂一张表。</w:t>
-      </w:r>
-      <w:r>
-        <w:t xml:space="preserve"> </w:t>
-      </w:r>
-      <w:r>
-        <w:t xml:space="preserve">-</w:t>
-      </w:r>
-      <w:r>
-        <w:t xml:space="preserve"> </w:t>
-      </w:r>
-      <w:r>
-        <w:rPr>
-          <w:rFonts w:hint="eastAsia"/>
-          <w:b/>
-          <w:bCs/>
-        </w:rPr>
-        <w:t xml:space="preserve">模板</w:t>
-      </w:r>
-      <w:r>
-        <w:rPr>
-          <w:b/>
-          <w:bCs/>
-        </w:rPr>
-        <w:t xml:space="preserve"> 4 · </w:t>
-      </w:r>
-      <w:r>
-        <w:rPr>
-          <w:rFonts w:hint="eastAsia"/>
-          <w:b/>
-          <w:bCs/>
-        </w:rPr>
-        <w:t xml:space="preserve">邮件第一稿</w:t>
-      </w:r>
-      <w:r>
-        <w:rPr>
-          <w:rFonts w:hint="eastAsia"/>
-        </w:rPr>
-        <w:t xml:space="preserve">：「给（对象）写封邮件，说清（事），语气专业客气，300</w:t>
-      </w:r>
-      <w:r>
-        <w:t xml:space="preserve"> </w:t>
-      </w:r>
-      <w:r>
-        <w:rPr>
-          <w:rFonts w:hint="eastAsia"/>
-        </w:rPr>
-        <w:t xml:space="preserve">字以内，先写初稿我改。」——发出去前永远过一遍再发。</w:t>
-      </w:r>
-      <w:r>
-        <w:t xml:space="preserve"> </w:t>
-      </w:r>
-      <w:r>
-        <w:t xml:space="preserve">-</w:t>
-      </w:r>
-      <w:r>
-        <w:t xml:space="preserve"> </w:t>
-      </w:r>
-      <w:r>
-        <w:rPr>
-          <w:rFonts w:hint="eastAsia"/>
-          <w:b/>
-          <w:bCs/>
-        </w:rPr>
-        <w:t xml:space="preserve">模板</w:t>
-      </w:r>
-      <w:r>
-        <w:rPr>
-          <w:b/>
-          <w:bCs/>
-        </w:rPr>
-        <w:t xml:space="preserve"> 5 · </w:t>
-      </w:r>
-      <w:r>
-        <w:rPr>
-          <w:rFonts w:hint="eastAsia"/>
-          <w:b/>
-          <w:bCs/>
-        </w:rPr>
-        <w:t xml:space="preserve">立项一页纸</w:t>
-      </w:r>
-      <w:r>
-        <w:rPr>
-          <w:rFonts w:hint="eastAsia"/>
-        </w:rPr>
-        <w:t xml:space="preserve">：「把这事写成立项一页纸：问题、方案、要什么支持、预期收益，给部门总监看。」——给老板看的，就这一页。</w:t>
-      </w:r>
-      <w:r>
-        <w:t xml:space="preserve"> </w:t>
-      </w:r>
-      <w:r>
-        <w:rPr>
-          <w:rFonts w:hint="eastAsia"/>
-        </w:rPr>
-        <w:t xml:space="preserve">现场练习（5</w:t>
-      </w:r>
-      <w:r>
-        <w:t xml:space="preserve"> </w:t>
-      </w:r>
-      <w:r>
-        <w:rPr>
-          <w:rFonts w:hint="eastAsia"/>
-        </w:rPr>
-        <w:t xml:space="preserve">分钟）：每个人挑一个跟自己岗位最像的模板，把「……」换成自己的真实内容发一遍</w:t>
-      </w:r>
-      <w:r>
-        <w:t xml:space="preserve"> </w:t>
-      </w:r>
-      <w:r>
-        <w:rPr>
-          <w:rFonts w:hint="eastAsia"/>
-        </w:rPr>
-        <w:t xml:space="preserve">AI——今天学的，今天就用。收口：五要素+4</w:t>
-      </w:r>
-      <w:r>
-        <w:t xml:space="preserve"> </w:t>
-      </w:r>
-      <w:r>
-        <w:rPr>
-          <w:rFonts w:hint="eastAsia"/>
-        </w:rPr>
-        <w:t xml:space="preserve">招+5</w:t>
-      </w:r>
-      <w:r>
-        <w:t xml:space="preserve"> </w:t>
-      </w:r>
-      <w:r>
-        <w:rPr>
-          <w:rFonts w:hint="eastAsia"/>
-        </w:rPr>
-        <w:t xml:space="preserve">模板+验证四步，这套课你全带得走。</w:t>
       </w:r>
     </w:p>
     <w:p>
@@ -21891,7 +21029,7 @@
         <w:t xml:space="preserve">逐条过</w:t>
       </w:r>
       <w:r>
-        <w:t xml:space="preserve"> P51 </w:t>
+        <w:t xml:space="preserve"> P52 </w:t>
       </w:r>
       <w:r>
         <w:rPr>
@@ -21934,7 +21072,7 @@
         </w:numPr>
       </w:pPr>
       <w:r>
-        <w:t xml:space="preserve">P42 </w:t>
+        <w:t xml:space="preserve">P43 </w:t>
       </w:r>
       <w:r>
         <w:rPr>
@@ -21952,7 +21090,7 @@
         </w:numPr>
       </w:pPr>
       <w:r>
-        <w:t xml:space="preserve">P46 </w:t>
+        <w:t xml:space="preserve">P47 </w:t>
       </w:r>
       <w:r>
         <w:rPr>
@@ -21970,7 +21108,7 @@
         </w:numPr>
       </w:pPr>
       <w:r>
-        <w:t xml:space="preserve">P45 </w:t>
+        <w:t xml:space="preserve">P46 </w:t>
       </w:r>
       <w:r>
         <w:rPr>
@@ -21988,7 +21126,7 @@
         </w:numPr>
       </w:pPr>
       <w:r>
-        <w:t xml:space="preserve">P47 </w:t>
+        <w:t xml:space="preserve">P48 </w:t>
       </w:r>
       <w:r>
         <w:rPr>
@@ -22006,7 +21144,7 @@
         </w:numPr>
       </w:pPr>
       <w:r>
-        <w:t xml:space="preserve">P48 </w:t>
+        <w:t xml:space="preserve">P49 </w:t>
       </w:r>
       <w:r>
         <w:rPr>
@@ -22024,7 +21162,7 @@
         </w:numPr>
       </w:pPr>
       <w:r>
-        <w:t xml:space="preserve">P50 </w:t>
+        <w:t xml:space="preserve">P51 </w:t>
       </w:r>
       <w:r>
         <w:rPr>
@@ -22096,7 +21234,7 @@
         </w:numPr>
       </w:pPr>
       <w:r>
-        <w:t xml:space="preserve">P51 </w:t>
+        <w:t xml:space="preserve">P52 </w:t>
       </w:r>
       <w:r>
         <w:rPr>
@@ -22603,7 +21741,7 @@
         <w:t xml:space="preserve">一句”比自己干快多少”——这就是</w:t>
       </w:r>
       <w:r>
-        <w:t xml:space="preserve"> P51 </w:t>
+        <w:t xml:space="preserve"> P52 </w:t>
       </w:r>
       <w:r>
         <w:rPr>
@@ -22746,7 +21884,7 @@
         <w:t xml:space="preserve">。对应</w:t>
       </w:r>
       <w:r>
-        <w:t xml:space="preserve"> P51。</w:t>
+        <w:t xml:space="preserve"> P52。</w:t>
       </w:r>
       <w:r>
         <w:t xml:space="preserve"> </w:t>
@@ -23030,7 +22168,7 @@
         <w:t xml:space="preserve">结业寄语（对应</w:t>
       </w:r>
       <w:r>
-        <w:t xml:space="preserve"> P52 </w:t>
+        <w:t xml:space="preserve"> P53 </w:t>
       </w:r>
       <w:r>
         <w:rPr>
@@ -23077,7 +22215,7 @@
       </w:r>
     </w:p>
     <w:bookmarkEnd w:id="53"/>
-    <w:bookmarkStart w:id="54" w:name="附-1三档课表执行对照52-页版"/>
+    <w:bookmarkStart w:id="54" w:name="附-1三档课表执行对照53-页版"/>
     <w:p>
       <w:pPr>
         <w:pStyle w:val="Heading1"/>
@@ -23095,7 +22233,7 @@
         <w:rPr>
           <w:rFonts w:hint="eastAsia"/>
         </w:rPr>
-        <w:t xml:space="preserve">1：三档课表执行对照（52</w:t>
+        <w:t xml:space="preserve">1：三档课表执行对照（53</w:t>
       </w:r>
       <w:r>
         <w:t xml:space="preserve"> </w:t>
@@ -23565,7 +22703,7 @@
               <w:rPr>
                 <w:rFonts w:hint="eastAsia"/>
               </w:rPr>
-              <w:t xml:space="preserve">工具生态与实操（P26-34）</w:t>
+              <w:t xml:space="preserve">工具生态与实操（P26-35）</w:t>
             </w:r>
           </w:p>
         </w:tc>
@@ -23686,7 +22824,7 @@
               <w:rPr>
                 <w:rFonts w:hint="eastAsia"/>
               </w:rPr>
-              <w:t xml:space="preserve">AI（P37-38）</w:t>
+              <w:t xml:space="preserve">AI（P38-39）</w:t>
             </w:r>
           </w:p>
         </w:tc>
@@ -23774,7 +22912,7 @@
               <w:rPr>
                 <w:rFonts w:hint="eastAsia"/>
               </w:rPr>
-              <w:t xml:space="preserve">安全用用起来（P41-48）</w:t>
+              <w:t xml:space="preserve">安全用用起来（P42-49）</w:t>
             </w:r>
           </w:p>
         </w:tc>
@@ -23908,7 +23046,7 @@
               <w:rPr>
                 <w:rFonts w:hint="eastAsia"/>
               </w:rPr>
-              <w:t xml:space="preserve">收尾自查（P52）</w:t>
+              <w:t xml:space="preserve">收尾自查（P53）</w:t>
             </w:r>
           </w:p>
         </w:tc>
@@ -24336,7 +23474,25 @@
               <w:t xml:space="preserve">完整演练一遍</w:t>
             </w:r>
             <w:r>
-              <w:t xml:space="preserve"> P34 </w:t>
+              <w:t xml:space="preserve"> P33 </w:t>
+            </w:r>
+            <w:r>
+              <w:rPr>
+                <w:rFonts w:hint="eastAsia"/>
+              </w:rPr>
+              <w:t xml:space="preserve">前</w:t>
+            </w:r>
+            <w:r>
+              <w:t xml:space="preserve"> 3 </w:t>
+            </w:r>
+            <w:r>
+              <w:rPr>
+                <w:rFonts w:hint="eastAsia"/>
+              </w:rPr>
+              <w:t xml:space="preserve">句话</w:t>
+            </w:r>
+            <w:r>
+              <w:t xml:space="preserve"> + P35 </w:t>
             </w:r>
             <w:r>
               <w:rPr>
@@ -24359,7 +23515,7 @@
               <w:t xml:space="preserve">计时</w:t>
             </w:r>
             <w:r>
-              <w:t xml:space="preserve"> 10 </w:t>
+              <w:t xml:space="preserve"> 13 </w:t>
             </w:r>
             <w:r>
               <w:rPr>
@@ -25310,7 +24466,7 @@
         <w:t xml:space="preserve">讲义完。版本</w:t>
       </w:r>
       <w:r>
-        <w:t xml:space="preserve"> v3.0 · 2026-09-01 · </w:t>
+        <w:t xml:space="preserve"> v3.6 · 2026-09-05 · </w:t>
       </w:r>
       <w:r>
         <w:rPr>
@@ -25328,7 +24484,7 @@
         <w:t xml:space="preserve">企业版》PPT</w:t>
       </w:r>
       <w:r>
-        <w:t xml:space="preserve"> 52 </w:t>
+        <w:t xml:space="preserve"> 53 </w:t>
       </w:r>
       <w:r>
         <w:rPr>
